--- a/doc/CommandSet_VPT.docx
+++ b/doc/CommandSet_VPT.docx
@@ -1,10 +1,9 @@
 
 <file path=word/document.xml><?xml version="1.0" encoding="utf-8"?>
-<w:document xmlns:o="urn:schemas-microsoft-com:office:office" xmlns:r="http://schemas.openxmlformats.org/officeDocument/2006/relationships" xmlns:v="urn:schemas-microsoft-com:vml" xmlns:w="http://schemas.openxmlformats.org/wordprocessingml/2006/main" xmlns:w10="urn:schemas-microsoft-com:office:word" xmlns:wp="http://schemas.openxmlformats.org/drawingml/2006/wordprocessingDrawing" xmlns:wps="http://schemas.microsoft.com/office/word/2010/wordprocessingShape" xmlns:wpg="http://schemas.microsoft.com/office/word/2010/wordprocessingGroup" xmlns:mc="http://schemas.openxmlformats.org/markup-compatibility/2006" xmlns:wp14="http://schemas.microsoft.com/office/word/2010/wordprocessingDrawing" xmlns:w14="http://schemas.microsoft.com/office/word/2010/wordml" xmlns:w15="http://schemas.microsoft.com/office/word/2012/wordml" mc:Ignorable="w14 wp14 w15">
+<w:document xmlns:wpc="http://schemas.microsoft.com/office/word/2010/wordprocessingCanvas" xmlns:cx="http://schemas.microsoft.com/office/drawing/2014/chartex" xmlns:cx1="http://schemas.microsoft.com/office/drawing/2015/9/8/chartex" xmlns:cx2="http://schemas.microsoft.com/office/drawing/2015/10/21/chartex" xmlns:cx3="http://schemas.microsoft.com/office/drawing/2016/5/9/chartex" xmlns:cx4="http://schemas.microsoft.com/office/drawing/2016/5/10/chartex" xmlns:cx5="http://schemas.microsoft.com/office/drawing/2016/5/11/chartex" xmlns:cx6="http://schemas.microsoft.com/office/drawing/2016/5/12/chartex" xmlns:cx7="http://schemas.microsoft.com/office/drawing/2016/5/13/chartex" xmlns:cx8="http://schemas.microsoft.com/office/drawing/2016/5/14/chartex" xmlns:mc="http://schemas.openxmlformats.org/markup-compatibility/2006" xmlns:aink="http://schemas.microsoft.com/office/drawing/2016/ink" xmlns:am3d="http://schemas.microsoft.com/office/drawing/2017/model3d" xmlns:o="urn:schemas-microsoft-com:office:office" xmlns:oel="http://schemas.microsoft.com/office/2019/extlst" xmlns:r="http://schemas.openxmlformats.org/officeDocument/2006/relationships" xmlns:m="http://schemas.openxmlformats.org/officeDocument/2006/math" xmlns:v="urn:schemas-microsoft-com:vml" xmlns:wp14="http://schemas.microsoft.com/office/word/2010/wordprocessingDrawing" xmlns:wp="http://schemas.openxmlformats.org/drawingml/2006/wordprocessingDrawing" xmlns:w10="urn:schemas-microsoft-com:office:word" xmlns:w="http://schemas.openxmlformats.org/wordprocessingml/2006/main" xmlns:w14="http://schemas.microsoft.com/office/word/2010/wordml" xmlns:w15="http://schemas.microsoft.com/office/word/2012/wordml" xmlns:w16cex="http://schemas.microsoft.com/office/word/2018/wordml/cex" xmlns:w16cid="http://schemas.microsoft.com/office/word/2016/wordml/cid" xmlns:w16="http://schemas.microsoft.com/office/word/2018/wordml" xmlns:w16du="http://schemas.microsoft.com/office/word/2023/wordml/word16du" xmlns:w16sdtdh="http://schemas.microsoft.com/office/word/2020/wordml/sdtdatahash" xmlns:w16sdtfl="http://schemas.microsoft.com/office/word/2024/wordml/sdtformatlock" xmlns:w16se="http://schemas.microsoft.com/office/word/2015/wordml/symex" xmlns:wpg="http://schemas.microsoft.com/office/word/2010/wordprocessingGroup" xmlns:wpi="http://schemas.microsoft.com/office/word/2010/wordprocessingInk" xmlns:wne="http://schemas.microsoft.com/office/word/2006/wordml" xmlns:wps="http://schemas.microsoft.com/office/word/2010/wordprocessingShape" mc:Ignorable="w14 w15 w16se w16cid w16 w16cex w16sdtdh w16sdtfl w16du wp14">
   <w:body>
     <w:p>
       <w:pPr>
-        <w:pStyle w:val="Normal"/>
         <w:jc w:val="center"/>
         <w:rPr>
           <w:b/>
@@ -27,7 +26,6 @@
     </w:p>
     <w:p>
       <w:pPr>
-        <w:pStyle w:val="Normal"/>
         <w:jc w:val="center"/>
         <w:rPr>
           <w:b/>
@@ -46,7 +44,6 @@
     </w:p>
     <w:p>
       <w:pPr>
-        <w:pStyle w:val="Normal"/>
         <w:jc w:val="center"/>
         <w:rPr>
           <w:b/>
@@ -54,27 +51,18 @@
           <w:lang w:val="en-US"/>
         </w:rPr>
       </w:pPr>
-      <w:r>
-        <w:rPr>
-          <w:b/>
-          <w:bCs/>
-          <w:lang w:val="en-US"/>
-        </w:rPr>
-      </w:r>
     </w:p>
     <w:tbl>
       <w:tblPr>
         <w:tblW w:w="10065" w:type="dxa"/>
-        <w:jc w:val="left"/>
         <w:tblInd w:w="-176" w:type="dxa"/>
         <w:tblLayout w:type="fixed"/>
         <w:tblCellMar>
           <w:top w:w="28" w:type="dxa"/>
           <w:left w:w="170" w:type="dxa"/>
           <w:bottom w:w="28" w:type="dxa"/>
-          <w:right w:w="108" w:type="dxa"/>
         </w:tblCellMar>
-        <w:tblLook w:firstRow="0" w:noVBand="0" w:lastRow="0" w:firstColumn="0" w:lastColumn="0" w:noHBand="0" w:val="0000"/>
+        <w:tblLook w:val="0000" w:firstRow="0" w:lastRow="0" w:firstColumn="0" w:lastColumn="0" w:noHBand="0" w:noVBand="0"/>
       </w:tblPr>
       <w:tblGrid>
         <w:gridCol w:w="2438"/>
@@ -83,7 +71,7 @@
       </w:tblGrid>
       <w:tr>
         <w:trPr>
-          <w:trHeight w:val="225" w:hRule="atLeast"/>
+          <w:trHeight w:val="225"/>
         </w:trPr>
         <w:tc>
           <w:tcPr>
@@ -94,13 +82,12 @@
               <w:bottom w:val="single" w:sz="4" w:space="0" w:color="000000"/>
               <w:right w:val="single" w:sz="4" w:space="0" w:color="000000"/>
             </w:tcBorders>
-            <w:shd w:color="auto" w:fill="D9D9D9" w:themeFill="background1" w:themeFillShade="d9" w:val="clear"/>
+            <w:shd w:val="clear" w:color="auto" w:fill="D9D9D9" w:themeFill="background1" w:themeFillShade="D9"/>
             <w:vAlign w:val="center"/>
           </w:tcPr>
           <w:p>
             <w:pPr>
-              <w:pStyle w:val="Normal"/>
-              <w:widowControl w:val="false"/>
+              <w:widowControl w:val="0"/>
               <w:jc w:val="center"/>
               <w:rPr>
                 <w:b/>
@@ -127,13 +114,12 @@
               <w:bottom w:val="single" w:sz="4" w:space="0" w:color="000000"/>
               <w:right w:val="single" w:sz="4" w:space="0" w:color="000000"/>
             </w:tcBorders>
-            <w:shd w:color="auto" w:fill="D9D9D9" w:themeFill="background1" w:themeFillShade="d9" w:val="clear"/>
+            <w:shd w:val="clear" w:color="auto" w:fill="D9D9D9" w:themeFill="background1" w:themeFillShade="D9"/>
             <w:vAlign w:val="center"/>
           </w:tcPr>
           <w:p>
             <w:pPr>
-              <w:pStyle w:val="Normal"/>
-              <w:widowControl w:val="false"/>
+              <w:widowControl w:val="0"/>
               <w:jc w:val="center"/>
               <w:rPr>
                 <w:b/>
@@ -160,13 +146,12 @@
               <w:bottom w:val="single" w:sz="4" w:space="0" w:color="000000"/>
               <w:right w:val="single" w:sz="4" w:space="0" w:color="000000"/>
             </w:tcBorders>
-            <w:shd w:color="auto" w:fill="D9D9D9" w:themeFill="background1" w:themeFillShade="d9" w:val="clear"/>
+            <w:shd w:val="clear" w:color="auto" w:fill="D9D9D9" w:themeFill="background1" w:themeFillShade="D9"/>
             <w:vAlign w:val="center"/>
           </w:tcPr>
           <w:p>
             <w:pPr>
-              <w:pStyle w:val="Normal"/>
-              <w:widowControl w:val="false"/>
+              <w:widowControl w:val="0"/>
               <w:jc w:val="center"/>
               <w:rPr>
                 <w:b/>
@@ -187,7 +172,7 @@
       </w:tr>
       <w:tr>
         <w:trPr>
-          <w:trHeight w:val="240" w:hRule="atLeast"/>
+          <w:trHeight w:val="240"/>
         </w:trPr>
         <w:tc>
           <w:tcPr>
@@ -201,8 +186,7 @@
           </w:tcPr>
           <w:p>
             <w:pPr>
-              <w:pStyle w:val="Normal"/>
-              <w:widowControl w:val="false"/>
+              <w:widowControl w:val="0"/>
               <w:rPr>
                 <w:sz w:val="22"/>
                 <w:szCs w:val="22"/>
@@ -231,14 +215,14 @@
           </w:tcPr>
           <w:p>
             <w:pPr>
-              <w:pStyle w:val="Normal"/>
-              <w:widowControl w:val="false"/>
-              <w:rPr>
-                <w:sz w:val="22"/>
-                <w:szCs w:val="22"/>
-                <w:lang w:val="en-US"/>
-              </w:rPr>
-            </w:pPr>
+              <w:widowControl w:val="0"/>
+              <w:rPr>
+                <w:sz w:val="22"/>
+                <w:szCs w:val="22"/>
+                <w:lang w:val="en-US"/>
+              </w:rPr>
+            </w:pPr>
+            <w:proofErr w:type="gramStart"/>
             <w:r>
               <w:rPr>
                 <w:sz w:val="22"/>
@@ -254,7 +238,17 @@
                 <w:szCs w:val="22"/>
                 <w:lang w:val="en-US"/>
               </w:rPr>
-              <w:t>xx.xx</w:t>
+              <w:t>xx</w:t>
+            </w:r>
+            <w:proofErr w:type="gramEnd"/>
+            <w:r>
+              <w:rPr>
+                <w:color w:val="FF0000"/>
+                <w:sz w:val="22"/>
+                <w:szCs w:val="22"/>
+                <w:lang w:val="en-US"/>
+              </w:rPr>
+              <w:t>.xx</w:t>
             </w:r>
           </w:p>
         </w:tc>
@@ -270,8 +264,7 @@
           </w:tcPr>
           <w:p>
             <w:pPr>
-              <w:pStyle w:val="Normal"/>
-              <w:widowControl w:val="false"/>
+              <w:widowControl w:val="0"/>
               <w:rPr>
                 <w:sz w:val="22"/>
                 <w:szCs w:val="22"/>
@@ -291,7 +284,7 @@
       </w:tr>
       <w:tr>
         <w:trPr>
-          <w:trHeight w:val="240" w:hRule="atLeast"/>
+          <w:trHeight w:val="240"/>
         </w:trPr>
         <w:tc>
           <w:tcPr>
@@ -305,8 +298,7 @@
           </w:tcPr>
           <w:p>
             <w:pPr>
-              <w:pStyle w:val="Normal"/>
-              <w:widowControl w:val="false"/>
+              <w:widowControl w:val="0"/>
               <w:rPr>
                 <w:sz w:val="22"/>
                 <w:szCs w:val="22"/>
@@ -335,8 +327,7 @@
           </w:tcPr>
           <w:p>
             <w:pPr>
-              <w:pStyle w:val="Normal"/>
-              <w:widowControl w:val="false"/>
+              <w:widowControl w:val="0"/>
               <w:rPr>
                 <w:sz w:val="22"/>
                 <w:szCs w:val="22"/>
@@ -363,8 +354,7 @@
           </w:tcPr>
           <w:p>
             <w:pPr>
-              <w:pStyle w:val="Normal"/>
-              <w:widowControl w:val="false"/>
+              <w:widowControl w:val="0"/>
               <w:rPr>
                 <w:sz w:val="22"/>
                 <w:szCs w:val="22"/>
@@ -384,7 +374,7 @@
       </w:tr>
       <w:tr>
         <w:trPr>
-          <w:trHeight w:val="240" w:hRule="atLeast"/>
+          <w:trHeight w:val="240"/>
         </w:trPr>
         <w:tc>
           <w:tcPr>
@@ -398,8 +388,7 @@
           </w:tcPr>
           <w:p>
             <w:pPr>
-              <w:pStyle w:val="Normal"/>
-              <w:widowControl w:val="false"/>
+              <w:widowControl w:val="0"/>
               <w:rPr>
                 <w:sz w:val="22"/>
                 <w:szCs w:val="22"/>
@@ -428,14 +417,15 @@
           </w:tcPr>
           <w:p>
             <w:pPr>
-              <w:pStyle w:val="Normal"/>
-              <w:widowControl w:val="false"/>
-              <w:rPr>
-                <w:sz w:val="22"/>
-                <w:szCs w:val="22"/>
-                <w:lang w:val="en-US"/>
-              </w:rPr>
-            </w:pPr>
+              <w:widowControl w:val="0"/>
+              <w:rPr>
+                <w:sz w:val="22"/>
+                <w:szCs w:val="22"/>
+                <w:lang w:val="en-US"/>
+              </w:rPr>
+            </w:pPr>
+            <w:proofErr w:type="spellStart"/>
+            <w:proofErr w:type="gramStart"/>
             <w:r>
               <w:rPr>
                 <w:sz w:val="22"/>
@@ -453,6 +443,8 @@
               </w:rPr>
               <w:t>xx</w:t>
             </w:r>
+            <w:proofErr w:type="spellEnd"/>
+            <w:proofErr w:type="gramEnd"/>
           </w:p>
         </w:tc>
         <w:tc>
@@ -467,8 +459,7 @@
           </w:tcPr>
           <w:p>
             <w:pPr>
-              <w:pStyle w:val="Normal"/>
-              <w:widowControl w:val="false"/>
+              <w:widowControl w:val="0"/>
               <w:rPr>
                 <w:bCs/>
                 <w:sz w:val="22"/>
@@ -490,7 +481,7 @@
       </w:tr>
       <w:tr>
         <w:trPr>
-          <w:trHeight w:val="240" w:hRule="atLeast"/>
+          <w:trHeight w:val="240"/>
         </w:trPr>
         <w:tc>
           <w:tcPr>
@@ -504,8 +495,7 @@
           </w:tcPr>
           <w:p>
             <w:pPr>
-              <w:pStyle w:val="Normal"/>
-              <w:widowControl w:val="false"/>
+              <w:widowControl w:val="0"/>
               <w:rPr>
                 <w:sz w:val="22"/>
                 <w:szCs w:val="22"/>
@@ -534,8 +524,7 @@
           </w:tcPr>
           <w:p>
             <w:pPr>
-              <w:pStyle w:val="Normal"/>
-              <w:widowControl w:val="false"/>
+              <w:widowControl w:val="0"/>
               <w:jc w:val="center"/>
               <w:rPr>
                 <w:sz w:val="22"/>
@@ -565,8 +554,7 @@
           </w:tcPr>
           <w:p>
             <w:pPr>
-              <w:pStyle w:val="Normal"/>
-              <w:widowControl w:val="false"/>
+              <w:widowControl w:val="0"/>
               <w:rPr>
                 <w:bCs/>
                 <w:sz w:val="22"/>
@@ -588,7 +576,7 @@
       </w:tr>
       <w:tr>
         <w:trPr>
-          <w:trHeight w:val="240" w:hRule="atLeast"/>
+          <w:trHeight w:val="240"/>
         </w:trPr>
         <w:tc>
           <w:tcPr>
@@ -600,12 +588,11 @@
               <w:bottom w:val="single" w:sz="4" w:space="0" w:color="000000"/>
               <w:right w:val="single" w:sz="4" w:space="0" w:color="000000"/>
             </w:tcBorders>
-            <w:shd w:color="auto" w:fill="D9D9D9" w:themeFill="background1" w:themeFillShade="d9" w:val="clear"/>
-          </w:tcPr>
-          <w:p>
-            <w:pPr>
-              <w:pStyle w:val="Normal"/>
-              <w:widowControl w:val="false"/>
+            <w:shd w:val="clear" w:color="auto" w:fill="D9D9D9" w:themeFill="background1" w:themeFillShade="D9"/>
+          </w:tcPr>
+          <w:p>
+            <w:pPr>
+              <w:widowControl w:val="0"/>
               <w:jc w:val="center"/>
               <w:rPr>
                 <w:b/>
@@ -628,7 +615,7 @@
       </w:tr>
       <w:tr>
         <w:trPr>
-          <w:trHeight w:val="240" w:hRule="atLeast"/>
+          <w:trHeight w:val="240"/>
         </w:trPr>
         <w:tc>
           <w:tcPr>
@@ -642,8 +629,7 @@
           </w:tcPr>
           <w:p>
             <w:pPr>
-              <w:pStyle w:val="Normal"/>
-              <w:widowControl w:val="false"/>
+              <w:widowControl w:val="0"/>
               <w:rPr>
                 <w:sz w:val="22"/>
                 <w:szCs w:val="22"/>
@@ -672,14 +658,15 @@
           </w:tcPr>
           <w:p>
             <w:pPr>
-              <w:pStyle w:val="Normal"/>
-              <w:widowControl w:val="false"/>
-              <w:rPr>
-                <w:sz w:val="22"/>
-                <w:szCs w:val="22"/>
-                <w:lang w:val="en-US"/>
-              </w:rPr>
-            </w:pPr>
+              <w:widowControl w:val="0"/>
+              <w:rPr>
+                <w:sz w:val="22"/>
+                <w:szCs w:val="22"/>
+                <w:lang w:val="en-US"/>
+              </w:rPr>
+            </w:pPr>
+            <w:proofErr w:type="spellStart"/>
+            <w:proofErr w:type="gramStart"/>
             <w:r>
               <w:rPr>
                 <w:sz w:val="22"/>
@@ -695,8 +682,19 @@
                 <w:szCs w:val="22"/>
                 <w:lang w:val="en-US"/>
               </w:rPr>
-              <w:t>xx.xx</w:t>
-            </w:r>
+              <w:t>xx</w:t>
+            </w:r>
+            <w:proofErr w:type="gramEnd"/>
+            <w:r>
+              <w:rPr>
+                <w:color w:val="FF0000"/>
+                <w:sz w:val="22"/>
+                <w:szCs w:val="22"/>
+                <w:lang w:val="en-US"/>
+              </w:rPr>
+              <w:t>.xx</w:t>
+            </w:r>
+            <w:proofErr w:type="spellEnd"/>
           </w:p>
         </w:tc>
         <w:tc>
@@ -711,8 +709,7 @@
           </w:tcPr>
           <w:p>
             <w:pPr>
-              <w:pStyle w:val="Normal"/>
-              <w:widowControl w:val="false"/>
+              <w:widowControl w:val="0"/>
               <w:rPr>
                 <w:bCs/>
                 <w:sz w:val="22"/>
@@ -734,7 +731,7 @@
       </w:tr>
       <w:tr>
         <w:trPr>
-          <w:trHeight w:val="240" w:hRule="atLeast"/>
+          <w:trHeight w:val="240"/>
         </w:trPr>
         <w:tc>
           <w:tcPr>
@@ -748,8 +745,7 @@
           </w:tcPr>
           <w:p>
             <w:pPr>
-              <w:pStyle w:val="Normal"/>
-              <w:widowControl w:val="false"/>
+              <w:widowControl w:val="0"/>
               <w:rPr>
                 <w:sz w:val="22"/>
                 <w:szCs w:val="22"/>
@@ -778,14 +774,15 @@
           </w:tcPr>
           <w:p>
             <w:pPr>
-              <w:pStyle w:val="Normal"/>
-              <w:widowControl w:val="false"/>
-              <w:rPr>
-                <w:sz w:val="22"/>
-                <w:szCs w:val="22"/>
-                <w:lang w:val="en-US"/>
-              </w:rPr>
-            </w:pPr>
+              <w:widowControl w:val="0"/>
+              <w:rPr>
+                <w:sz w:val="22"/>
+                <w:szCs w:val="22"/>
+                <w:lang w:val="en-US"/>
+              </w:rPr>
+            </w:pPr>
+            <w:proofErr w:type="spellStart"/>
+            <w:proofErr w:type="gramStart"/>
             <w:r>
               <w:rPr>
                 <w:sz w:val="22"/>
@@ -801,8 +798,19 @@
                 <w:szCs w:val="22"/>
                 <w:lang w:val="en-US"/>
               </w:rPr>
-              <w:t>xx.xx</w:t>
-            </w:r>
+              <w:t>xx</w:t>
+            </w:r>
+            <w:proofErr w:type="gramEnd"/>
+            <w:r>
+              <w:rPr>
+                <w:color w:val="FF0000"/>
+                <w:sz w:val="22"/>
+                <w:szCs w:val="22"/>
+                <w:lang w:val="en-US"/>
+              </w:rPr>
+              <w:t>.xx</w:t>
+            </w:r>
+            <w:proofErr w:type="spellEnd"/>
           </w:p>
         </w:tc>
         <w:tc>
@@ -817,8 +825,7 @@
           </w:tcPr>
           <w:p>
             <w:pPr>
-              <w:pStyle w:val="Normal"/>
-              <w:widowControl w:val="false"/>
+              <w:widowControl w:val="0"/>
               <w:rPr>
                 <w:bCs/>
                 <w:sz w:val="22"/>
@@ -840,7 +847,7 @@
       </w:tr>
       <w:tr>
         <w:trPr>
-          <w:trHeight w:val="240" w:hRule="atLeast"/>
+          <w:trHeight w:val="240"/>
         </w:trPr>
         <w:tc>
           <w:tcPr>
@@ -854,8 +861,7 @@
           </w:tcPr>
           <w:p>
             <w:pPr>
-              <w:pStyle w:val="Normal"/>
-              <w:widowControl w:val="false"/>
+              <w:widowControl w:val="0"/>
               <w:rPr>
                 <w:sz w:val="22"/>
                 <w:szCs w:val="22"/>
@@ -884,14 +890,15 @@
           </w:tcPr>
           <w:p>
             <w:pPr>
-              <w:pStyle w:val="Normal"/>
-              <w:widowControl w:val="false"/>
-              <w:rPr>
-                <w:sz w:val="22"/>
-                <w:szCs w:val="22"/>
-                <w:lang w:val="en-US"/>
-              </w:rPr>
-            </w:pPr>
+              <w:widowControl w:val="0"/>
+              <w:rPr>
+                <w:sz w:val="22"/>
+                <w:szCs w:val="22"/>
+                <w:lang w:val="en-US"/>
+              </w:rPr>
+            </w:pPr>
+            <w:proofErr w:type="spellStart"/>
+            <w:proofErr w:type="gramStart"/>
             <w:r>
               <w:rPr>
                 <w:sz w:val="22"/>
@@ -907,8 +914,19 @@
                 <w:szCs w:val="22"/>
                 <w:lang w:val="en-US"/>
               </w:rPr>
-              <w:t>xx.xx</w:t>
-            </w:r>
+              <w:t>xx</w:t>
+            </w:r>
+            <w:proofErr w:type="gramEnd"/>
+            <w:r>
+              <w:rPr>
+                <w:color w:val="FF0000"/>
+                <w:sz w:val="22"/>
+                <w:szCs w:val="22"/>
+                <w:lang w:val="en-US"/>
+              </w:rPr>
+              <w:t>.xx</w:t>
+            </w:r>
+            <w:proofErr w:type="spellEnd"/>
           </w:p>
         </w:tc>
         <w:tc>
@@ -923,8 +941,7 @@
           </w:tcPr>
           <w:p>
             <w:pPr>
-              <w:pStyle w:val="Normal"/>
-              <w:widowControl w:val="false"/>
+              <w:widowControl w:val="0"/>
               <w:rPr>
                 <w:bCs/>
                 <w:sz w:val="22"/>
@@ -946,7 +963,7 @@
       </w:tr>
       <w:tr>
         <w:trPr>
-          <w:trHeight w:val="240" w:hRule="atLeast"/>
+          <w:trHeight w:val="240"/>
         </w:trPr>
         <w:tc>
           <w:tcPr>
@@ -960,8 +977,7 @@
           </w:tcPr>
           <w:p>
             <w:pPr>
-              <w:pStyle w:val="Normal"/>
-              <w:widowControl w:val="false"/>
+              <w:widowControl w:val="0"/>
               <w:rPr>
                 <w:sz w:val="22"/>
                 <w:szCs w:val="22"/>
@@ -990,8 +1006,7 @@
           </w:tcPr>
           <w:p>
             <w:pPr>
-              <w:pStyle w:val="Normal"/>
-              <w:widowControl w:val="false"/>
+              <w:widowControl w:val="0"/>
               <w:rPr>
                 <w:color w:val="FF0000"/>
                 <w:sz w:val="22"/>
@@ -999,6 +1014,7 @@
                 <w:lang w:val="en-US"/>
               </w:rPr>
             </w:pPr>
+            <w:proofErr w:type="spellStart"/>
             <w:r>
               <w:rPr>
                 <w:sz w:val="22"/>
@@ -1016,6 +1032,7 @@
               </w:rPr>
               <w:t>xxx.x</w:t>
             </w:r>
+            <w:proofErr w:type="spellEnd"/>
           </w:p>
         </w:tc>
         <w:tc>
@@ -1030,8 +1047,7 @@
           </w:tcPr>
           <w:p>
             <w:pPr>
-              <w:pStyle w:val="Normal"/>
-              <w:widowControl w:val="false"/>
+              <w:widowControl w:val="0"/>
               <w:rPr>
                 <w:sz w:val="22"/>
                 <w:szCs w:val="22"/>
@@ -1051,7 +1067,7 @@
       </w:tr>
       <w:tr>
         <w:trPr>
-          <w:trHeight w:val="240" w:hRule="atLeast"/>
+          <w:trHeight w:val="240"/>
         </w:trPr>
         <w:tc>
           <w:tcPr>
@@ -1065,8 +1081,7 @@
           </w:tcPr>
           <w:p>
             <w:pPr>
-              <w:pStyle w:val="Normal"/>
-              <w:widowControl w:val="false"/>
+              <w:widowControl w:val="0"/>
               <w:rPr>
                 <w:sz w:val="22"/>
                 <w:szCs w:val="22"/>
@@ -1095,14 +1110,14 @@
           </w:tcPr>
           <w:p>
             <w:pPr>
-              <w:pStyle w:val="Normal"/>
-              <w:widowControl w:val="false"/>
-              <w:rPr>
-                <w:sz w:val="22"/>
-                <w:szCs w:val="22"/>
-                <w:lang w:val="en-US"/>
-              </w:rPr>
-            </w:pPr>
+              <w:widowControl w:val="0"/>
+              <w:rPr>
+                <w:sz w:val="22"/>
+                <w:szCs w:val="22"/>
+                <w:lang w:val="en-US"/>
+              </w:rPr>
+            </w:pPr>
+            <w:proofErr w:type="gramStart"/>
             <w:r>
               <w:rPr>
                 <w:sz w:val="22"/>
@@ -1120,6 +1135,7 @@
               </w:rPr>
               <w:t>xxxx</w:t>
             </w:r>
+            <w:proofErr w:type="gramEnd"/>
           </w:p>
         </w:tc>
         <w:tc>
@@ -1134,8 +1150,7 @@
           </w:tcPr>
           <w:p>
             <w:pPr>
-              <w:pStyle w:val="Normal"/>
-              <w:widowControl w:val="false"/>
+              <w:widowControl w:val="0"/>
               <w:rPr>
                 <w:sz w:val="22"/>
                 <w:szCs w:val="22"/>
@@ -1155,7 +1170,7 @@
       </w:tr>
       <w:tr>
         <w:trPr>
-          <w:trHeight w:val="240" w:hRule="atLeast"/>
+          <w:trHeight w:val="240"/>
         </w:trPr>
         <w:tc>
           <w:tcPr>
@@ -1169,8 +1184,7 @@
           </w:tcPr>
           <w:p>
             <w:pPr>
-              <w:pStyle w:val="Normal"/>
-              <w:widowControl w:val="false"/>
+              <w:widowControl w:val="0"/>
               <w:rPr>
                 <w:sz w:val="22"/>
                 <w:szCs w:val="22"/>
@@ -1199,14 +1213,15 @@
           </w:tcPr>
           <w:p>
             <w:pPr>
-              <w:pStyle w:val="Normal"/>
-              <w:widowControl w:val="false"/>
-              <w:rPr>
-                <w:sz w:val="22"/>
-                <w:szCs w:val="22"/>
-                <w:lang w:val="en-US"/>
-              </w:rPr>
-            </w:pPr>
+              <w:widowControl w:val="0"/>
+              <w:rPr>
+                <w:sz w:val="22"/>
+                <w:szCs w:val="22"/>
+                <w:lang w:val="en-US"/>
+              </w:rPr>
+            </w:pPr>
+            <w:proofErr w:type="spellStart"/>
+            <w:proofErr w:type="gramStart"/>
             <w:r>
               <w:rPr>
                 <w:sz w:val="22"/>
@@ -1224,6 +1239,8 @@
               </w:rPr>
               <w:t>xx</w:t>
             </w:r>
+            <w:proofErr w:type="spellEnd"/>
+            <w:proofErr w:type="gramEnd"/>
           </w:p>
         </w:tc>
         <w:tc>
@@ -1238,8 +1255,7 @@
           </w:tcPr>
           <w:p>
             <w:pPr>
-              <w:pStyle w:val="Normal"/>
-              <w:widowControl w:val="false"/>
+              <w:widowControl w:val="0"/>
               <w:rPr>
                 <w:sz w:val="22"/>
                 <w:szCs w:val="22"/>
@@ -1259,7 +1275,7 @@
       </w:tr>
       <w:tr>
         <w:trPr>
-          <w:trHeight w:val="240" w:hRule="atLeast"/>
+          <w:trHeight w:val="240"/>
         </w:trPr>
         <w:tc>
           <w:tcPr>
@@ -1273,8 +1289,7 @@
           </w:tcPr>
           <w:p>
             <w:pPr>
-              <w:pStyle w:val="Normal"/>
-              <w:widowControl w:val="false"/>
+              <w:widowControl w:val="0"/>
               <w:rPr>
                 <w:sz w:val="22"/>
                 <w:szCs w:val="22"/>
@@ -1303,14 +1318,14 @@
           </w:tcPr>
           <w:p>
             <w:pPr>
-              <w:pStyle w:val="Normal"/>
-              <w:widowControl w:val="false"/>
-              <w:rPr>
-                <w:sz w:val="22"/>
-                <w:szCs w:val="22"/>
-                <w:lang w:val="en-US"/>
-              </w:rPr>
-            </w:pPr>
+              <w:widowControl w:val="0"/>
+              <w:rPr>
+                <w:sz w:val="22"/>
+                <w:szCs w:val="22"/>
+                <w:lang w:val="en-US"/>
+              </w:rPr>
+            </w:pPr>
+            <w:proofErr w:type="gramStart"/>
             <w:r>
               <w:rPr>
                 <w:sz w:val="22"/>
@@ -1326,7 +1341,17 @@
                 <w:szCs w:val="22"/>
                 <w:lang w:val="en-US"/>
               </w:rPr>
-              <w:t>xx.x</w:t>
+              <w:t>xx</w:t>
+            </w:r>
+            <w:proofErr w:type="gramEnd"/>
+            <w:r>
+              <w:rPr>
+                <w:color w:val="FF0000"/>
+                <w:sz w:val="22"/>
+                <w:szCs w:val="22"/>
+                <w:lang w:val="en-US"/>
+              </w:rPr>
+              <w:t>.x</w:t>
             </w:r>
           </w:p>
         </w:tc>
@@ -1342,8 +1367,7 @@
           </w:tcPr>
           <w:p>
             <w:pPr>
-              <w:pStyle w:val="Normal"/>
-              <w:widowControl w:val="false"/>
+              <w:widowControl w:val="0"/>
               <w:rPr>
                 <w:sz w:val="22"/>
                 <w:szCs w:val="22"/>
@@ -1363,7 +1387,7 @@
       </w:tr>
       <w:tr>
         <w:trPr>
-          <w:trHeight w:val="240" w:hRule="atLeast"/>
+          <w:trHeight w:val="240"/>
         </w:trPr>
         <w:tc>
           <w:tcPr>
@@ -1377,8 +1401,7 @@
           </w:tcPr>
           <w:p>
             <w:pPr>
-              <w:pStyle w:val="Normal"/>
-              <w:widowControl w:val="false"/>
+              <w:widowControl w:val="0"/>
               <w:rPr>
                 <w:sz w:val="22"/>
                 <w:szCs w:val="22"/>
@@ -1407,14 +1430,15 @@
           </w:tcPr>
           <w:p>
             <w:pPr>
-              <w:pStyle w:val="Normal"/>
-              <w:widowControl w:val="false"/>
-              <w:rPr>
-                <w:sz w:val="22"/>
-                <w:szCs w:val="22"/>
-                <w:lang w:val="en-US"/>
-              </w:rPr>
-            </w:pPr>
+              <w:widowControl w:val="0"/>
+              <w:rPr>
+                <w:sz w:val="22"/>
+                <w:szCs w:val="22"/>
+                <w:lang w:val="en-US"/>
+              </w:rPr>
+            </w:pPr>
+            <w:proofErr w:type="spellStart"/>
+            <w:proofErr w:type="gramStart"/>
             <w:r>
               <w:rPr>
                 <w:sz w:val="22"/>
@@ -1430,8 +1454,19 @@
                 <w:szCs w:val="22"/>
                 <w:lang w:val="en-US"/>
               </w:rPr>
-              <w:t>xx.x</w:t>
-            </w:r>
+              <w:t>xx</w:t>
+            </w:r>
+            <w:proofErr w:type="gramEnd"/>
+            <w:r>
+              <w:rPr>
+                <w:color w:val="FF0000"/>
+                <w:sz w:val="22"/>
+                <w:szCs w:val="22"/>
+                <w:lang w:val="en-US"/>
+              </w:rPr>
+              <w:t>.x</w:t>
+            </w:r>
+            <w:proofErr w:type="spellEnd"/>
           </w:p>
         </w:tc>
         <w:tc>
@@ -1446,8 +1481,7 @@
           </w:tcPr>
           <w:p>
             <w:pPr>
-              <w:pStyle w:val="Normal"/>
-              <w:widowControl w:val="false"/>
+              <w:widowControl w:val="0"/>
               <w:rPr>
                 <w:sz w:val="22"/>
                 <w:szCs w:val="22"/>
@@ -1467,7 +1501,7 @@
       </w:tr>
       <w:tr>
         <w:trPr>
-          <w:trHeight w:val="240" w:hRule="atLeast"/>
+          <w:trHeight w:val="240"/>
         </w:trPr>
         <w:tc>
           <w:tcPr>
@@ -1481,8 +1515,7 @@
           </w:tcPr>
           <w:p>
             <w:pPr>
-              <w:pStyle w:val="Normal"/>
-              <w:widowControl w:val="false"/>
+              <w:widowControl w:val="0"/>
               <w:rPr>
                 <w:sz w:val="22"/>
                 <w:szCs w:val="22"/>
@@ -1511,14 +1544,15 @@
           </w:tcPr>
           <w:p>
             <w:pPr>
-              <w:pStyle w:val="Normal"/>
-              <w:widowControl w:val="false"/>
-              <w:rPr>
-                <w:sz w:val="22"/>
-                <w:szCs w:val="22"/>
-                <w:lang w:val="en-US"/>
-              </w:rPr>
-            </w:pPr>
+              <w:widowControl w:val="0"/>
+              <w:rPr>
+                <w:sz w:val="22"/>
+                <w:szCs w:val="22"/>
+                <w:lang w:val="en-US"/>
+              </w:rPr>
+            </w:pPr>
+            <w:proofErr w:type="spellStart"/>
+            <w:proofErr w:type="gramStart"/>
             <w:r>
               <w:rPr>
                 <w:sz w:val="22"/>
@@ -1534,8 +1568,19 @@
                 <w:szCs w:val="22"/>
                 <w:lang w:val="en-US"/>
               </w:rPr>
-              <w:t>xx.x</w:t>
-            </w:r>
+              <w:t>xx</w:t>
+            </w:r>
+            <w:proofErr w:type="gramEnd"/>
+            <w:r>
+              <w:rPr>
+                <w:color w:val="FF0000"/>
+                <w:sz w:val="22"/>
+                <w:szCs w:val="22"/>
+                <w:lang w:val="en-US"/>
+              </w:rPr>
+              <w:t>.x</w:t>
+            </w:r>
+            <w:proofErr w:type="spellEnd"/>
           </w:p>
         </w:tc>
         <w:tc>
@@ -1550,8 +1595,7 @@
           </w:tcPr>
           <w:p>
             <w:pPr>
-              <w:pStyle w:val="Normal"/>
-              <w:widowControl w:val="false"/>
+              <w:widowControl w:val="0"/>
               <w:rPr>
                 <w:sz w:val="22"/>
                 <w:szCs w:val="22"/>
@@ -1571,7 +1615,7 @@
       </w:tr>
       <w:tr>
         <w:trPr>
-          <w:trHeight w:val="240" w:hRule="atLeast"/>
+          <w:trHeight w:val="240"/>
         </w:trPr>
         <w:tc>
           <w:tcPr>
@@ -1585,8 +1629,7 @@
           </w:tcPr>
           <w:p>
             <w:pPr>
-              <w:pStyle w:val="Normal"/>
-              <w:widowControl w:val="false"/>
+              <w:widowControl w:val="0"/>
               <w:rPr>
                 <w:sz w:val="22"/>
                 <w:szCs w:val="22"/>
@@ -1615,14 +1658,14 @@
           </w:tcPr>
           <w:p>
             <w:pPr>
-              <w:pStyle w:val="Normal"/>
-              <w:widowControl w:val="false"/>
-              <w:rPr>
-                <w:sz w:val="22"/>
-                <w:szCs w:val="22"/>
-                <w:lang w:val="en-US"/>
-              </w:rPr>
-            </w:pPr>
+              <w:widowControl w:val="0"/>
+              <w:rPr>
+                <w:sz w:val="22"/>
+                <w:szCs w:val="22"/>
+                <w:lang w:val="en-US"/>
+              </w:rPr>
+            </w:pPr>
+            <w:proofErr w:type="gramStart"/>
             <w:r>
               <w:rPr>
                 <w:sz w:val="22"/>
@@ -1638,7 +1681,17 @@
                 <w:szCs w:val="22"/>
                 <w:lang w:val="en-US"/>
               </w:rPr>
-              <w:t>xx.x</w:t>
+              <w:t>xx</w:t>
+            </w:r>
+            <w:proofErr w:type="gramEnd"/>
+            <w:r>
+              <w:rPr>
+                <w:color w:val="FF0000"/>
+                <w:sz w:val="22"/>
+                <w:szCs w:val="22"/>
+                <w:lang w:val="en-US"/>
+              </w:rPr>
+              <w:t>.x</w:t>
             </w:r>
           </w:p>
         </w:tc>
@@ -1654,28 +1707,45 @@
           </w:tcPr>
           <w:p>
             <w:pPr>
-              <w:pStyle w:val="Normal"/>
-              <w:widowControl w:val="false"/>
-              <w:rPr>
-                <w:sz w:val="22"/>
-                <w:szCs w:val="22"/>
-                <w:lang w:val="en-US"/>
-              </w:rPr>
-            </w:pPr>
-            <w:r>
-              <w:rPr>
-                <w:sz w:val="22"/>
-                <w:szCs w:val="22"/>
-                <w:lang w:val="en-US"/>
-              </w:rPr>
-              <w:t>Get feedback/LineB voltage, V</w:t>
+              <w:widowControl w:val="0"/>
+              <w:rPr>
+                <w:sz w:val="22"/>
+                <w:szCs w:val="22"/>
+                <w:lang w:val="en-US"/>
+              </w:rPr>
+            </w:pPr>
+            <w:r>
+              <w:rPr>
+                <w:sz w:val="22"/>
+                <w:szCs w:val="22"/>
+                <w:lang w:val="en-US"/>
+              </w:rPr>
+              <w:t>Get feedback/</w:t>
+            </w:r>
+            <w:proofErr w:type="spellStart"/>
+            <w:r>
+              <w:rPr>
+                <w:sz w:val="22"/>
+                <w:szCs w:val="22"/>
+                <w:lang w:val="en-US"/>
+              </w:rPr>
+              <w:t>LineB</w:t>
+            </w:r>
+            <w:proofErr w:type="spellEnd"/>
+            <w:r>
+              <w:rPr>
+                <w:sz w:val="22"/>
+                <w:szCs w:val="22"/>
+                <w:lang w:val="en-US"/>
+              </w:rPr>
+              <w:t xml:space="preserve"> voltage, V</w:t>
             </w:r>
           </w:p>
         </w:tc>
       </w:tr>
       <w:tr>
         <w:trPr>
-          <w:trHeight w:val="240" w:hRule="atLeast"/>
+          <w:trHeight w:val="240"/>
         </w:trPr>
         <w:tc>
           <w:tcPr>
@@ -1689,8 +1759,7 @@
           </w:tcPr>
           <w:p>
             <w:pPr>
-              <w:pStyle w:val="Normal"/>
-              <w:widowControl w:val="false"/>
+              <w:widowControl w:val="0"/>
               <w:rPr>
                 <w:sz w:val="22"/>
                 <w:szCs w:val="22"/>
@@ -1717,14 +1786,15 @@
           </w:tcPr>
           <w:p>
             <w:pPr>
-              <w:pStyle w:val="Normal"/>
-              <w:widowControl w:val="false"/>
-              <w:rPr>
-                <w:sz w:val="22"/>
-                <w:szCs w:val="22"/>
-                <w:lang w:val="en-US"/>
-              </w:rPr>
-            </w:pPr>
+              <w:widowControl w:val="0"/>
+              <w:rPr>
+                <w:sz w:val="22"/>
+                <w:szCs w:val="22"/>
+                <w:lang w:val="en-US"/>
+              </w:rPr>
+            </w:pPr>
+            <w:proofErr w:type="spellStart"/>
+            <w:proofErr w:type="gramStart"/>
             <w:r>
               <w:rPr>
                 <w:sz w:val="22"/>
@@ -1742,6 +1812,8 @@
               </w:rPr>
               <w:t>xxxxxxxxxxx</w:t>
             </w:r>
+            <w:proofErr w:type="spellEnd"/>
+            <w:proofErr w:type="gramEnd"/>
           </w:p>
         </w:tc>
         <w:tc>
@@ -1756,8 +1828,7 @@
           </w:tcPr>
           <w:p>
             <w:pPr>
-              <w:pStyle w:val="Normal"/>
-              <w:widowControl w:val="false"/>
+              <w:widowControl w:val="0"/>
               <w:rPr>
                 <w:sz w:val="22"/>
                 <w:szCs w:val="22"/>
@@ -1777,7 +1848,7 @@
       </w:tr>
       <w:tr>
         <w:trPr>
-          <w:trHeight w:val="240" w:hRule="atLeast"/>
+          <w:trHeight w:val="240"/>
         </w:trPr>
         <w:tc>
           <w:tcPr>
@@ -1791,8 +1862,7 @@
           </w:tcPr>
           <w:p>
             <w:pPr>
-              <w:pStyle w:val="Normal"/>
-              <w:widowControl w:val="false"/>
+              <w:widowControl w:val="0"/>
               <w:rPr>
                 <w:sz w:val="22"/>
                 <w:szCs w:val="22"/>
@@ -1819,14 +1889,15 @@
           </w:tcPr>
           <w:p>
             <w:pPr>
-              <w:pStyle w:val="Normal"/>
-              <w:widowControl w:val="false"/>
-              <w:rPr>
-                <w:sz w:val="22"/>
-                <w:szCs w:val="22"/>
-                <w:lang w:val="en-US"/>
-              </w:rPr>
-            </w:pPr>
+              <w:widowControl w:val="0"/>
+              <w:rPr>
+                <w:sz w:val="22"/>
+                <w:szCs w:val="22"/>
+                <w:lang w:val="en-US"/>
+              </w:rPr>
+            </w:pPr>
+            <w:proofErr w:type="spellStart"/>
+            <w:proofErr w:type="gramStart"/>
             <w:r>
               <w:rPr>
                 <w:sz w:val="22"/>
@@ -1842,8 +1913,30 @@
                 <w:szCs w:val="22"/>
                 <w:lang w:val="en-US"/>
               </w:rPr>
-              <w:t>xxxx:xx:xx</w:t>
-            </w:r>
+              <w:t>xxxx</w:t>
+            </w:r>
+            <w:proofErr w:type="gramEnd"/>
+            <w:r>
+              <w:rPr>
+                <w:color w:val="EE0000"/>
+                <w:sz w:val="22"/>
+                <w:szCs w:val="22"/>
+                <w:lang w:val="en-US"/>
+              </w:rPr>
+              <w:t>:</w:t>
+            </w:r>
+            <w:proofErr w:type="gramStart"/>
+            <w:r>
+              <w:rPr>
+                <w:color w:val="EE0000"/>
+                <w:sz w:val="22"/>
+                <w:szCs w:val="22"/>
+                <w:lang w:val="en-US"/>
+              </w:rPr>
+              <w:t>xx:xx</w:t>
+            </w:r>
+            <w:proofErr w:type="spellEnd"/>
+            <w:proofErr w:type="gramEnd"/>
           </w:p>
         </w:tc>
         <w:tc>
@@ -1858,28 +1951,47 @@
           </w:tcPr>
           <w:p>
             <w:pPr>
-              <w:pStyle w:val="Normal"/>
-              <w:widowControl w:val="false"/>
-              <w:rPr>
-                <w:sz w:val="22"/>
-                <w:szCs w:val="22"/>
-                <w:lang w:val="en-US"/>
-              </w:rPr>
-            </w:pPr>
-            <w:r>
-              <w:rPr>
-                <w:sz w:val="22"/>
-                <w:szCs w:val="22"/>
-                <w:lang w:val="en-US"/>
-              </w:rPr>
-              <w:t>Get working time, hours:minutes:seconds</w:t>
-            </w:r>
+              <w:widowControl w:val="0"/>
+              <w:rPr>
+                <w:sz w:val="22"/>
+                <w:szCs w:val="22"/>
+                <w:lang w:val="en-US"/>
+              </w:rPr>
+            </w:pPr>
+            <w:r>
+              <w:rPr>
+                <w:sz w:val="22"/>
+                <w:szCs w:val="22"/>
+                <w:lang w:val="en-US"/>
+              </w:rPr>
+              <w:t xml:space="preserve">Get working time, </w:t>
+            </w:r>
+            <w:proofErr w:type="spellStart"/>
+            <w:proofErr w:type="gramStart"/>
+            <w:r>
+              <w:rPr>
+                <w:sz w:val="22"/>
+                <w:szCs w:val="22"/>
+                <w:lang w:val="en-US"/>
+              </w:rPr>
+              <w:t>hours:minutes</w:t>
+            </w:r>
+            <w:proofErr w:type="gramEnd"/>
+            <w:r>
+              <w:rPr>
+                <w:sz w:val="22"/>
+                <w:szCs w:val="22"/>
+                <w:lang w:val="en-US"/>
+              </w:rPr>
+              <w:t>:seconds</w:t>
+            </w:r>
+            <w:proofErr w:type="spellEnd"/>
           </w:p>
         </w:tc>
       </w:tr>
       <w:tr>
         <w:trPr>
-          <w:trHeight w:val="240" w:hRule="atLeast"/>
+          <w:trHeight w:val="240"/>
         </w:trPr>
         <w:tc>
           <w:tcPr>
@@ -1891,12 +2003,11 @@
               <w:bottom w:val="single" w:sz="4" w:space="0" w:color="000000"/>
               <w:right w:val="single" w:sz="4" w:space="0" w:color="000000"/>
             </w:tcBorders>
-            <w:shd w:color="auto" w:fill="D9D9D9" w:themeFill="background1" w:themeFillShade="d9" w:val="clear"/>
-          </w:tcPr>
-          <w:p>
-            <w:pPr>
-              <w:pStyle w:val="Normal"/>
-              <w:widowControl w:val="false"/>
+            <w:shd w:val="clear" w:color="auto" w:fill="D9D9D9" w:themeFill="background1" w:themeFillShade="D9"/>
+          </w:tcPr>
+          <w:p>
+            <w:pPr>
+              <w:widowControl w:val="0"/>
               <w:jc w:val="center"/>
               <w:rPr>
                 <w:b/>
@@ -1920,7 +2031,6 @@
         </w:tc>
       </w:tr>
       <w:tr>
-        <w:trPr/>
         <w:tc>
           <w:tcPr>
             <w:tcW w:w="2438" w:type="dxa"/>
@@ -1933,14 +2043,14 @@
           </w:tcPr>
           <w:p>
             <w:pPr>
-              <w:pStyle w:val="Normal"/>
-              <w:widowControl w:val="false"/>
-              <w:rPr>
-                <w:sz w:val="22"/>
-                <w:szCs w:val="22"/>
-                <w:lang w:val="en-US"/>
-              </w:rPr>
-            </w:pPr>
+              <w:widowControl w:val="0"/>
+              <w:rPr>
+                <w:sz w:val="22"/>
+                <w:szCs w:val="22"/>
+                <w:lang w:val="en-US"/>
+              </w:rPr>
+            </w:pPr>
+            <w:proofErr w:type="spellStart"/>
             <w:r>
               <w:rPr>
                 <w:sz w:val="22"/>
@@ -1958,6 +2068,7 @@
               </w:rPr>
               <w:t>x</w:t>
             </w:r>
+            <w:proofErr w:type="spellEnd"/>
             <w:r>
               <w:rPr>
                 <w:sz w:val="22"/>
@@ -1980,8 +2091,7 @@
           </w:tcPr>
           <w:p>
             <w:pPr>
-              <w:pStyle w:val="Normal"/>
-              <w:widowControl w:val="false"/>
+              <w:widowControl w:val="0"/>
               <w:rPr>
                 <w:sz w:val="22"/>
                 <w:szCs w:val="22"/>
@@ -2010,27 +2120,43 @@
           </w:tcPr>
           <w:p>
             <w:pPr>
-              <w:pStyle w:val="Normal"/>
-              <w:widowControl w:val="false"/>
-              <w:rPr>
-                <w:sz w:val="22"/>
-                <w:szCs w:val="22"/>
-                <w:lang w:val="en-US"/>
-              </w:rPr>
-            </w:pPr>
-            <w:r>
-              <w:rPr>
-                <w:sz w:val="22"/>
-                <w:szCs w:val="22"/>
-                <w:lang w:val="en-US"/>
-              </w:rPr>
-              <w:t>Set baudrate for motor communication</w:t>
-            </w:r>
-          </w:p>
-          <w:p>
-            <w:pPr>
-              <w:pStyle w:val="ListParagraph"/>
-              <w:widowControl w:val="false"/>
+              <w:widowControl w:val="0"/>
+              <w:rPr>
+                <w:sz w:val="22"/>
+                <w:szCs w:val="22"/>
+                <w:lang w:val="en-US"/>
+              </w:rPr>
+            </w:pPr>
+            <w:r>
+              <w:rPr>
+                <w:sz w:val="22"/>
+                <w:szCs w:val="22"/>
+                <w:lang w:val="en-US"/>
+              </w:rPr>
+              <w:t xml:space="preserve">Set </w:t>
+            </w:r>
+            <w:proofErr w:type="spellStart"/>
+            <w:r>
+              <w:rPr>
+                <w:sz w:val="22"/>
+                <w:szCs w:val="22"/>
+                <w:lang w:val="en-US"/>
+              </w:rPr>
+              <w:t>baudrate</w:t>
+            </w:r>
+            <w:proofErr w:type="spellEnd"/>
+            <w:r>
+              <w:rPr>
+                <w:sz w:val="22"/>
+                <w:szCs w:val="22"/>
+                <w:lang w:val="en-US"/>
+              </w:rPr>
+              <w:t xml:space="preserve"> for motor communication</w:t>
+            </w:r>
+          </w:p>
+          <w:p>
+            <w:pPr>
+              <w:pStyle w:val="Listenabsatz"/>
               <w:numPr>
                 <w:ilvl w:val="0"/>
                 <w:numId w:val="1"/>
@@ -2052,8 +2178,7 @@
           </w:p>
           <w:p>
             <w:pPr>
-              <w:pStyle w:val="ListParagraph"/>
-              <w:widowControl w:val="false"/>
+              <w:pStyle w:val="Listenabsatz"/>
               <w:numPr>
                 <w:ilvl w:val="0"/>
                 <w:numId w:val="1"/>
@@ -2070,39 +2195,72 @@
                 <w:szCs w:val="22"/>
                 <w:lang w:val="en-US"/>
               </w:rPr>
-              <w:t>RS485: baudrate as integer</w:t>
-            </w:r>
-          </w:p>
-          <w:p>
-            <w:pPr>
-              <w:pStyle w:val="ListParagraph"/>
-              <w:widowControl w:val="false"/>
+              <w:t xml:space="preserve">RS485: </w:t>
+            </w:r>
+            <w:proofErr w:type="spellStart"/>
+            <w:r>
+              <w:rPr>
+                <w:sz w:val="22"/>
+                <w:szCs w:val="22"/>
+                <w:lang w:val="en-US"/>
+              </w:rPr>
+              <w:t>baudrate</w:t>
+            </w:r>
+            <w:proofErr w:type="spellEnd"/>
+            <w:r>
+              <w:rPr>
+                <w:sz w:val="22"/>
+                <w:szCs w:val="22"/>
+                <w:lang w:val="en-US"/>
+              </w:rPr>
+              <w:t xml:space="preserve"> as integer</w:t>
+            </w:r>
+          </w:p>
+          <w:p>
+            <w:pPr>
+              <w:pStyle w:val="Listenabsatz"/>
               <w:numPr>
                 <w:ilvl w:val="0"/>
                 <w:numId w:val="1"/>
               </w:numPr>
-              <w:spacing w:before="0" w:after="200"/>
-              <w:contextualSpacing/>
-              <w:rPr>
-                <w:sz w:val="22"/>
-                <w:szCs w:val="22"/>
-                <w:lang w:val="en-US"/>
-              </w:rPr>
-            </w:pPr>
-            <w:r>
-              <w:rPr>
-                <w:sz w:val="22"/>
-                <w:szCs w:val="22"/>
-                <w:lang w:val="en-US"/>
-              </w:rPr>
-              <w:t>CAN: baudrate in kbits</w:t>
+              <w:rPr>
+                <w:sz w:val="22"/>
+                <w:szCs w:val="22"/>
+                <w:lang w:val="en-US"/>
+              </w:rPr>
+            </w:pPr>
+            <w:r>
+              <w:rPr>
+                <w:sz w:val="22"/>
+                <w:szCs w:val="22"/>
+                <w:lang w:val="en-US"/>
+              </w:rPr>
+              <w:t xml:space="preserve">CAN: </w:t>
+            </w:r>
+            <w:proofErr w:type="spellStart"/>
+            <w:r>
+              <w:rPr>
+                <w:sz w:val="22"/>
+                <w:szCs w:val="22"/>
+                <w:lang w:val="en-US"/>
+              </w:rPr>
+              <w:t>baudrate</w:t>
+            </w:r>
+            <w:proofErr w:type="spellEnd"/>
+            <w:r>
+              <w:rPr>
+                <w:sz w:val="22"/>
+                <w:szCs w:val="22"/>
+                <w:lang w:val="en-US"/>
+              </w:rPr>
+              <w:t xml:space="preserve"> in kbits</w:t>
             </w:r>
           </w:p>
         </w:tc>
       </w:tr>
       <w:tr>
         <w:trPr>
-          <w:trHeight w:val="240" w:hRule="atLeast"/>
+          <w:trHeight w:val="240"/>
         </w:trPr>
         <w:tc>
           <w:tcPr>
@@ -2116,14 +2274,14 @@
           </w:tcPr>
           <w:p>
             <w:pPr>
-              <w:pStyle w:val="Normal"/>
-              <w:widowControl w:val="false"/>
-              <w:rPr>
-                <w:sz w:val="22"/>
-                <w:szCs w:val="22"/>
-                <w:lang w:val="en-US"/>
-              </w:rPr>
-            </w:pPr>
+              <w:widowControl w:val="0"/>
+              <w:rPr>
+                <w:sz w:val="22"/>
+                <w:szCs w:val="22"/>
+                <w:lang w:val="en-US"/>
+              </w:rPr>
+            </w:pPr>
+            <w:proofErr w:type="spellStart"/>
             <w:r>
               <w:rPr>
                 <w:sz w:val="22"/>
@@ -2139,7 +2297,17 @@
                 <w:szCs w:val="22"/>
                 <w:lang w:val="en-US"/>
               </w:rPr>
-              <w:t xml:space="preserve">x </w:t>
+              <w:t>x</w:t>
+            </w:r>
+            <w:proofErr w:type="spellEnd"/>
+            <w:r>
+              <w:rPr>
+                <w:color w:val="00B050"/>
+                <w:sz w:val="22"/>
+                <w:szCs w:val="22"/>
+                <w:lang w:val="en-US"/>
+              </w:rPr>
+              <w:t xml:space="preserve"> </w:t>
             </w:r>
             <w:r>
               <w:rPr>
@@ -2164,8 +2332,7 @@
           </w:tcPr>
           <w:p>
             <w:pPr>
-              <w:pStyle w:val="Normal"/>
-              <w:widowControl w:val="false"/>
+              <w:widowControl w:val="0"/>
               <w:rPr>
                 <w:sz w:val="22"/>
                 <w:szCs w:val="22"/>
@@ -2194,8 +2361,7 @@
           </w:tcPr>
           <w:p>
             <w:pPr>
-              <w:pStyle w:val="Normal"/>
-              <w:widowControl w:val="false"/>
+              <w:widowControl w:val="0"/>
               <w:rPr>
                 <w:sz w:val="22"/>
                 <w:szCs w:val="22"/>
@@ -2215,7 +2381,7 @@
       </w:tr>
       <w:tr>
         <w:trPr>
-          <w:trHeight w:val="240" w:hRule="atLeast"/>
+          <w:trHeight w:val="240"/>
         </w:trPr>
         <w:tc>
           <w:tcPr>
@@ -2229,21 +2395,30 @@
           </w:tcPr>
           <w:p>
             <w:pPr>
-              <w:pStyle w:val="Normal"/>
-              <w:widowControl w:val="false"/>
-              <w:rPr>
-                <w:sz w:val="22"/>
-                <w:szCs w:val="22"/>
-                <w:lang w:val="en-US"/>
-              </w:rPr>
-            </w:pPr>
-            <w:r>
-              <w:rPr>
-                <w:sz w:val="22"/>
-                <w:szCs w:val="22"/>
-                <w:lang w:val="en-US"/>
-              </w:rPr>
-              <w:t>SSIx (dec)</w:t>
+              <w:widowControl w:val="0"/>
+              <w:rPr>
+                <w:sz w:val="22"/>
+                <w:szCs w:val="22"/>
+                <w:lang w:val="en-US"/>
+              </w:rPr>
+            </w:pPr>
+            <w:proofErr w:type="spellStart"/>
+            <w:r>
+              <w:rPr>
+                <w:sz w:val="22"/>
+                <w:szCs w:val="22"/>
+                <w:lang w:val="en-US"/>
+              </w:rPr>
+              <w:t>SSIx</w:t>
+            </w:r>
+            <w:proofErr w:type="spellEnd"/>
+            <w:r>
+              <w:rPr>
+                <w:sz w:val="22"/>
+                <w:szCs w:val="22"/>
+                <w:lang w:val="en-US"/>
+              </w:rPr>
+              <w:t xml:space="preserve"> (dec)</w:t>
             </w:r>
           </w:p>
         </w:tc>
@@ -2259,8 +2434,7 @@
           </w:tcPr>
           <w:p>
             <w:pPr>
-              <w:pStyle w:val="Normal"/>
-              <w:widowControl w:val="false"/>
+              <w:widowControl w:val="0"/>
               <w:rPr>
                 <w:sz w:val="22"/>
                 <w:szCs w:val="22"/>
@@ -2289,8 +2463,7 @@
           </w:tcPr>
           <w:p>
             <w:pPr>
-              <w:pStyle w:val="Normal"/>
-              <w:widowControl w:val="false"/>
+              <w:widowControl w:val="0"/>
               <w:rPr>
                 <w:sz w:val="22"/>
                 <w:szCs w:val="22"/>
@@ -2310,7 +2483,7 @@
       </w:tr>
       <w:tr>
         <w:trPr>
-          <w:trHeight w:val="240" w:hRule="atLeast"/>
+          <w:trHeight w:val="240"/>
         </w:trPr>
         <w:tc>
           <w:tcPr>
@@ -2324,14 +2497,14 @@
           </w:tcPr>
           <w:p>
             <w:pPr>
-              <w:pStyle w:val="Normal"/>
-              <w:widowControl w:val="false"/>
-              <w:rPr>
-                <w:sz w:val="22"/>
-                <w:szCs w:val="22"/>
-                <w:lang w:val="en-US"/>
-              </w:rPr>
-            </w:pPr>
+              <w:widowControl w:val="0"/>
+              <w:rPr>
+                <w:sz w:val="22"/>
+                <w:szCs w:val="22"/>
+                <w:lang w:val="en-US"/>
+              </w:rPr>
+            </w:pPr>
+            <w:proofErr w:type="spellStart"/>
             <w:r>
               <w:rPr>
                 <w:sz w:val="22"/>
@@ -2349,6 +2522,7 @@
               </w:rPr>
               <w:t>xxx</w:t>
             </w:r>
+            <w:proofErr w:type="spellEnd"/>
             <w:r>
               <w:rPr>
                 <w:sz w:val="22"/>
@@ -2371,8 +2545,7 @@
           </w:tcPr>
           <w:p>
             <w:pPr>
-              <w:pStyle w:val="Normal"/>
-              <w:widowControl w:val="false"/>
+              <w:widowControl w:val="0"/>
               <w:rPr>
                 <w:sz w:val="22"/>
                 <w:szCs w:val="22"/>
@@ -2401,8 +2574,7 @@
           </w:tcPr>
           <w:p>
             <w:pPr>
-              <w:pStyle w:val="Normal"/>
-              <w:widowControl w:val="false"/>
+              <w:widowControl w:val="0"/>
               <w:rPr>
                 <w:sz w:val="22"/>
                 <w:szCs w:val="22"/>
@@ -2422,7 +2594,7 @@
       </w:tr>
       <w:tr>
         <w:trPr>
-          <w:trHeight w:val="240" w:hRule="atLeast"/>
+          <w:trHeight w:val="240"/>
         </w:trPr>
         <w:tc>
           <w:tcPr>
@@ -2436,14 +2608,14 @@
           </w:tcPr>
           <w:p>
             <w:pPr>
-              <w:pStyle w:val="Normal"/>
-              <w:widowControl w:val="false"/>
-              <w:rPr>
-                <w:sz w:val="22"/>
-                <w:szCs w:val="22"/>
-                <w:lang w:val="en-US"/>
-              </w:rPr>
-            </w:pPr>
+              <w:widowControl w:val="0"/>
+              <w:rPr>
+                <w:sz w:val="22"/>
+                <w:szCs w:val="22"/>
+                <w:lang w:val="en-US"/>
+              </w:rPr>
+            </w:pPr>
+            <w:proofErr w:type="spellStart"/>
             <w:r>
               <w:rPr>
                 <w:sz w:val="22"/>
@@ -2461,6 +2633,7 @@
               </w:rPr>
               <w:t>x</w:t>
             </w:r>
+            <w:proofErr w:type="spellEnd"/>
             <w:r>
               <w:rPr>
                 <w:sz w:val="22"/>
@@ -2483,8 +2656,7 @@
           </w:tcPr>
           <w:p>
             <w:pPr>
-              <w:pStyle w:val="Normal"/>
-              <w:widowControl w:val="false"/>
+              <w:widowControl w:val="0"/>
               <w:rPr>
                 <w:sz w:val="22"/>
                 <w:szCs w:val="22"/>
@@ -2513,8 +2685,7 @@
           </w:tcPr>
           <w:p>
             <w:pPr>
-              <w:pStyle w:val="Normal"/>
-              <w:widowControl w:val="false"/>
+              <w:widowControl w:val="0"/>
               <w:rPr>
                 <w:sz w:val="22"/>
                 <w:szCs w:val="22"/>
@@ -2534,7 +2705,7 @@
       </w:tr>
       <w:tr>
         <w:trPr>
-          <w:trHeight w:val="240" w:hRule="atLeast"/>
+          <w:trHeight w:val="240"/>
         </w:trPr>
         <w:tc>
           <w:tcPr>
@@ -2548,14 +2719,14 @@
           </w:tcPr>
           <w:p>
             <w:pPr>
-              <w:pStyle w:val="Normal"/>
-              <w:widowControl w:val="false"/>
-              <w:rPr>
-                <w:sz w:val="22"/>
-                <w:szCs w:val="22"/>
-                <w:lang w:val="en-US"/>
-              </w:rPr>
-            </w:pPr>
+              <w:widowControl w:val="0"/>
+              <w:rPr>
+                <w:sz w:val="22"/>
+                <w:szCs w:val="22"/>
+                <w:lang w:val="en-US"/>
+              </w:rPr>
+            </w:pPr>
+            <w:proofErr w:type="spellStart"/>
             <w:r>
               <w:rPr>
                 <w:sz w:val="22"/>
@@ -2573,6 +2744,7 @@
               </w:rPr>
               <w:t>x</w:t>
             </w:r>
+            <w:proofErr w:type="spellEnd"/>
             <w:r>
               <w:rPr>
                 <w:sz w:val="22"/>
@@ -2595,8 +2767,7 @@
           </w:tcPr>
           <w:p>
             <w:pPr>
-              <w:pStyle w:val="Normal"/>
-              <w:widowControl w:val="false"/>
+              <w:widowControl w:val="0"/>
               <w:rPr>
                 <w:sz w:val="22"/>
                 <w:szCs w:val="22"/>
@@ -2625,8 +2796,7 @@
           </w:tcPr>
           <w:p>
             <w:pPr>
-              <w:pStyle w:val="Normal"/>
-              <w:widowControl w:val="false"/>
+              <w:widowControl w:val="0"/>
               <w:rPr>
                 <w:sz w:val="22"/>
                 <w:szCs w:val="22"/>
@@ -2646,7 +2816,7 @@
       </w:tr>
       <w:tr>
         <w:trPr>
-          <w:trHeight w:val="240" w:hRule="atLeast"/>
+          <w:trHeight w:val="240"/>
         </w:trPr>
         <w:tc>
           <w:tcPr>
@@ -2658,12 +2828,11 @@
               <w:bottom w:val="single" w:sz="4" w:space="0" w:color="000000"/>
               <w:right w:val="single" w:sz="4" w:space="0" w:color="000000"/>
             </w:tcBorders>
-            <w:shd w:color="auto" w:fill="D9D9D9" w:themeFill="background1" w:themeFillShade="d9" w:val="clear"/>
-          </w:tcPr>
-          <w:p>
-            <w:pPr>
-              <w:pStyle w:val="Normal"/>
-              <w:widowControl w:val="false"/>
+            <w:shd w:val="clear" w:color="auto" w:fill="D9D9D9" w:themeFill="background1" w:themeFillShade="D9"/>
+          </w:tcPr>
+          <w:p>
+            <w:pPr>
+              <w:widowControl w:val="0"/>
               <w:jc w:val="center"/>
               <w:rPr>
                 <w:b/>
@@ -2688,7 +2857,7 @@
       </w:tr>
       <w:tr>
         <w:trPr>
-          <w:trHeight w:val="240" w:hRule="atLeast"/>
+          <w:trHeight w:val="240"/>
         </w:trPr>
         <w:tc>
           <w:tcPr>
@@ -2702,14 +2871,14 @@
           </w:tcPr>
           <w:p>
             <w:pPr>
-              <w:pStyle w:val="Normal"/>
-              <w:widowControl w:val="false"/>
-              <w:rPr>
-                <w:sz w:val="22"/>
-                <w:szCs w:val="22"/>
-                <w:lang w:val="en-US"/>
-              </w:rPr>
-            </w:pPr>
+              <w:widowControl w:val="0"/>
+              <w:rPr>
+                <w:sz w:val="22"/>
+                <w:szCs w:val="22"/>
+                <w:lang w:val="en-US"/>
+              </w:rPr>
+            </w:pPr>
+            <w:proofErr w:type="spellStart"/>
             <w:r>
               <w:rPr>
                 <w:sz w:val="22"/>
@@ -2725,7 +2894,17 @@
                 <w:szCs w:val="22"/>
                 <w:lang w:val="en-US"/>
               </w:rPr>
-              <w:t xml:space="preserve">xx.x </w:t>
+              <w:t>xx.x</w:t>
+            </w:r>
+            <w:proofErr w:type="spellEnd"/>
+            <w:r>
+              <w:rPr>
+                <w:color w:val="00B050"/>
+                <w:sz w:val="22"/>
+                <w:szCs w:val="22"/>
+                <w:lang w:val="en-US"/>
+              </w:rPr>
+              <w:t xml:space="preserve"> </w:t>
             </w:r>
             <w:r>
               <w:rPr>
@@ -2750,8 +2929,7 @@
           </w:tcPr>
           <w:p>
             <w:pPr>
-              <w:pStyle w:val="Normal"/>
-              <w:widowControl w:val="false"/>
+              <w:widowControl w:val="0"/>
               <w:rPr>
                 <w:sz w:val="22"/>
                 <w:szCs w:val="22"/>
@@ -2780,8 +2958,7 @@
           </w:tcPr>
           <w:p>
             <w:pPr>
-              <w:pStyle w:val="Normal"/>
-              <w:widowControl w:val="false"/>
+              <w:widowControl w:val="0"/>
               <w:rPr>
                 <w:sz w:val="22"/>
                 <w:szCs w:val="22"/>
@@ -2801,7 +2978,7 @@
       </w:tr>
       <w:tr>
         <w:trPr>
-          <w:trHeight w:val="240" w:hRule="atLeast"/>
+          <w:trHeight w:val="240"/>
         </w:trPr>
         <w:tc>
           <w:tcPr>
@@ -2814,19 +2991,17 @@
           </w:tcPr>
           <w:p>
             <w:pPr>
-              <w:pStyle w:val="Normal"/>
-              <w:widowControl w:val="false"/>
-              <w:rPr>
-                <w:sz w:val="22"/>
-                <w:szCs w:val="22"/>
-                <w:lang w:val="de-DE"/>
-              </w:rPr>
-            </w:pPr>
-            <w:r>
-              <w:rPr>
-                <w:sz w:val="22"/>
-                <w:szCs w:val="22"/>
-                <w:lang w:val="de-DE"/>
+              <w:widowControl w:val="0"/>
+              <w:rPr>
+                <w:sz w:val="22"/>
+                <w:szCs w:val="22"/>
+              </w:rPr>
+            </w:pPr>
+            <w:proofErr w:type="spellStart"/>
+            <w:r>
+              <w:rPr>
+                <w:sz w:val="22"/>
+                <w:szCs w:val="22"/>
               </w:rPr>
               <w:t>DPR</w:t>
             </w:r>
@@ -2835,17 +3010,32 @@
                 <w:color w:val="00B050"/>
                 <w:sz w:val="22"/>
                 <w:szCs w:val="22"/>
-                <w:lang w:val="de-DE"/>
               </w:rPr>
               <w:t>xx.x</w:t>
             </w:r>
-            <w:r>
-              <w:rPr>
-                <w:sz w:val="22"/>
-                <w:szCs w:val="22"/>
-                <w:lang w:val="de-DE"/>
-              </w:rPr>
-              <w:t xml:space="preserve"> (float)</w:t>
+            <w:proofErr w:type="spellEnd"/>
+            <w:r>
+              <w:rPr>
+                <w:sz w:val="22"/>
+                <w:szCs w:val="22"/>
+              </w:rPr>
+              <w:t xml:space="preserve"> (</w:t>
+            </w:r>
+            <w:proofErr w:type="spellStart"/>
+            <w:r>
+              <w:rPr>
+                <w:sz w:val="22"/>
+                <w:szCs w:val="22"/>
+              </w:rPr>
+              <w:t>float</w:t>
+            </w:r>
+            <w:proofErr w:type="spellEnd"/>
+            <w:r>
+              <w:rPr>
+                <w:sz w:val="22"/>
+                <w:szCs w:val="22"/>
+              </w:rPr>
+              <w:t>)</w:t>
             </w:r>
           </w:p>
         </w:tc>
@@ -2860,8 +3050,7 @@
           </w:tcPr>
           <w:p>
             <w:pPr>
-              <w:pStyle w:val="Normal"/>
-              <w:widowControl w:val="false"/>
+              <w:widowControl w:val="0"/>
               <w:rPr>
                 <w:color w:val="FF0000"/>
                 <w:sz w:val="22"/>
@@ -2869,6 +3058,7 @@
                 <w:lang w:val="en-US"/>
               </w:rPr>
             </w:pPr>
+            <w:proofErr w:type="spellStart"/>
             <w:r>
               <w:rPr>
                 <w:lang w:val="en-US"/>
@@ -2882,6 +3072,7 @@
               </w:rPr>
               <w:t>xxx.x</w:t>
             </w:r>
+            <w:proofErr w:type="spellEnd"/>
           </w:p>
         </w:tc>
         <w:tc>
@@ -2895,32 +3086,25 @@
           </w:tcPr>
           <w:p>
             <w:pPr>
-              <w:pStyle w:val="Normal"/>
-              <w:widowControl w:val="false"/>
-              <w:rPr>
-                <w:sz w:val="22"/>
-                <w:szCs w:val="22"/>
-                <w:lang w:val="en-US"/>
-              </w:rPr>
-            </w:pPr>
-            <w:r>
-              <w:rPr/>
-              <w:t xml:space="preserve">Move to position x </w:t>
-            </w:r>
-            <w:r>
-              <w:rPr/>
-              <w:t>with response</w:t>
-            </w:r>
-            <w:r>
-              <w:rPr/>
-              <w:t>, degrees</w:t>
+              <w:widowControl w:val="0"/>
+              <w:rPr>
+                <w:sz w:val="22"/>
+                <w:szCs w:val="22"/>
+                <w:lang w:val="en-US"/>
+              </w:rPr>
+            </w:pPr>
+            <w:r>
+              <w:rPr>
+                <w:lang w:val="en-US"/>
+              </w:rPr>
+              <w:t>Move to position x with response, degrees</w:t>
             </w:r>
           </w:p>
         </w:tc>
       </w:tr>
       <w:tr>
         <w:trPr>
-          <w:trHeight w:val="240" w:hRule="atLeast"/>
+          <w:trHeight w:val="240"/>
         </w:trPr>
         <w:tc>
           <w:tcPr>
@@ -2934,8 +3118,7 @@
           </w:tcPr>
           <w:p>
             <w:pPr>
-              <w:pStyle w:val="Normal"/>
-              <w:widowControl w:val="false"/>
+              <w:widowControl w:val="0"/>
               <w:rPr>
                 <w:sz w:val="22"/>
                 <w:szCs w:val="22"/>
@@ -2964,8 +3147,7 @@
           </w:tcPr>
           <w:p>
             <w:pPr>
-              <w:pStyle w:val="Normal"/>
-              <w:widowControl w:val="false"/>
+              <w:widowControl w:val="0"/>
               <w:rPr>
                 <w:sz w:val="22"/>
                 <w:szCs w:val="22"/>
@@ -2994,8 +3176,7 @@
           </w:tcPr>
           <w:p>
             <w:pPr>
-              <w:pStyle w:val="Normal"/>
-              <w:widowControl w:val="false"/>
+              <w:widowControl w:val="0"/>
               <w:rPr>
                 <w:sz w:val="22"/>
                 <w:szCs w:val="22"/>
@@ -3015,7 +3196,7 @@
       </w:tr>
       <w:tr>
         <w:trPr>
-          <w:trHeight w:val="240" w:hRule="atLeast"/>
+          <w:trHeight w:val="240"/>
         </w:trPr>
         <w:tc>
           <w:tcPr>
@@ -3027,12 +3208,11 @@
               <w:bottom w:val="single" w:sz="4" w:space="0" w:color="000000"/>
               <w:right w:val="single" w:sz="4" w:space="0" w:color="000000"/>
             </w:tcBorders>
-            <w:shd w:color="auto" w:fill="D9D9D9" w:themeFill="background1" w:themeFillShade="d9" w:val="clear"/>
-          </w:tcPr>
-          <w:p>
-            <w:pPr>
-              <w:pStyle w:val="Normal"/>
-              <w:widowControl w:val="false"/>
+            <w:shd w:val="clear" w:color="auto" w:fill="D9D9D9" w:themeFill="background1" w:themeFillShade="D9"/>
+          </w:tcPr>
+          <w:p>
+            <w:pPr>
+              <w:widowControl w:val="0"/>
               <w:jc w:val="center"/>
               <w:rPr>
                 <w:b/>
@@ -3057,7 +3237,7 @@
       </w:tr>
       <w:tr>
         <w:trPr>
-          <w:trHeight w:val="240" w:hRule="atLeast"/>
+          <w:trHeight w:val="240"/>
         </w:trPr>
         <w:tc>
           <w:tcPr>
@@ -3071,14 +3251,14 @@
           </w:tcPr>
           <w:p>
             <w:pPr>
-              <w:pStyle w:val="Normal"/>
-              <w:widowControl w:val="false"/>
-              <w:rPr>
-                <w:sz w:val="22"/>
-                <w:szCs w:val="22"/>
-                <w:lang w:val="en-US"/>
-              </w:rPr>
-            </w:pPr>
+              <w:widowControl w:val="0"/>
+              <w:rPr>
+                <w:sz w:val="22"/>
+                <w:szCs w:val="22"/>
+                <w:lang w:val="en-US"/>
+              </w:rPr>
+            </w:pPr>
+            <w:proofErr w:type="spellStart"/>
             <w:r>
               <w:rPr>
                 <w:sz w:val="22"/>
@@ -3094,7 +3274,17 @@
                 <w:szCs w:val="22"/>
                 <w:lang w:val="en-US"/>
               </w:rPr>
-              <w:t xml:space="preserve">xx </w:t>
+              <w:t>xx</w:t>
+            </w:r>
+            <w:proofErr w:type="spellEnd"/>
+            <w:r>
+              <w:rPr>
+                <w:color w:val="00B050"/>
+                <w:sz w:val="22"/>
+                <w:szCs w:val="22"/>
+                <w:lang w:val="en-US"/>
+              </w:rPr>
+              <w:t xml:space="preserve"> </w:t>
             </w:r>
             <w:r>
               <w:rPr>
@@ -3119,14 +3309,14 @@
           </w:tcPr>
           <w:p>
             <w:pPr>
-              <w:pStyle w:val="Normal"/>
-              <w:widowControl w:val="false"/>
-              <w:rPr>
-                <w:sz w:val="22"/>
-                <w:szCs w:val="22"/>
-                <w:lang w:val="en-US"/>
-              </w:rPr>
-            </w:pPr>
+              <w:widowControl w:val="0"/>
+              <w:rPr>
+                <w:sz w:val="22"/>
+                <w:szCs w:val="22"/>
+                <w:lang w:val="en-US"/>
+              </w:rPr>
+            </w:pPr>
+            <w:proofErr w:type="gramStart"/>
             <w:r>
               <w:rPr>
                 <w:sz w:val="22"/>
@@ -3144,6 +3334,7 @@
               </w:rPr>
               <w:t>yy</w:t>
             </w:r>
+            <w:proofErr w:type="gramEnd"/>
           </w:p>
         </w:tc>
         <w:tc>
@@ -3158,8 +3349,7 @@
           </w:tcPr>
           <w:p>
             <w:pPr>
-              <w:pStyle w:val="Normal"/>
-              <w:widowControl w:val="false"/>
+              <w:widowControl w:val="0"/>
               <w:rPr>
                 <w:sz w:val="22"/>
                 <w:szCs w:val="22"/>
@@ -3196,7 +3386,7 @@
       </w:tr>
       <w:tr>
         <w:trPr>
-          <w:trHeight w:val="240" w:hRule="atLeast"/>
+          <w:trHeight w:val="240"/>
         </w:trPr>
         <w:tc>
           <w:tcPr>
@@ -3210,8 +3400,7 @@
           </w:tcPr>
           <w:p>
             <w:pPr>
-              <w:pStyle w:val="Normal"/>
-              <w:widowControl w:val="false"/>
+              <w:widowControl w:val="0"/>
               <w:rPr>
                 <w:color w:val="000000" w:themeColor="text1"/>
                 <w:sz w:val="22"/>
@@ -3219,6 +3408,8 @@
                 <w:lang w:val="en-US"/>
               </w:rPr>
             </w:pPr>
+            <w:proofErr w:type="spellStart"/>
+            <w:proofErr w:type="gramStart"/>
             <w:r>
               <w:rPr>
                 <w:sz w:val="22"/>
@@ -3251,7 +3442,18 @@
                 <w:szCs w:val="22"/>
                 <w:lang w:val="en-US"/>
               </w:rPr>
-              <w:t xml:space="preserve">yy </w:t>
+              <w:t>yy</w:t>
+            </w:r>
+            <w:proofErr w:type="spellEnd"/>
+            <w:proofErr w:type="gramEnd"/>
+            <w:r>
+              <w:rPr>
+                <w:color w:val="00B050"/>
+                <w:sz w:val="22"/>
+                <w:szCs w:val="22"/>
+                <w:lang w:val="en-US"/>
+              </w:rPr>
+              <w:t xml:space="preserve"> </w:t>
             </w:r>
             <w:r>
               <w:rPr>
@@ -3260,7 +3462,29 @@
                 <w:szCs w:val="22"/>
                 <w:lang w:val="en-US"/>
               </w:rPr>
-              <w:t>(hex:hex)</w:t>
+              <w:t>(</w:t>
+            </w:r>
+            <w:proofErr w:type="spellStart"/>
+            <w:proofErr w:type="gramStart"/>
+            <w:r>
+              <w:rPr>
+                <w:color w:val="000000" w:themeColor="text1"/>
+                <w:sz w:val="22"/>
+                <w:szCs w:val="22"/>
+                <w:lang w:val="en-US"/>
+              </w:rPr>
+              <w:t>hex:hex</w:t>
+            </w:r>
+            <w:proofErr w:type="spellEnd"/>
+            <w:proofErr w:type="gramEnd"/>
+            <w:r>
+              <w:rPr>
+                <w:color w:val="000000" w:themeColor="text1"/>
+                <w:sz w:val="22"/>
+                <w:szCs w:val="22"/>
+                <w:lang w:val="en-US"/>
+              </w:rPr>
+              <w:t>)</w:t>
             </w:r>
           </w:p>
         </w:tc>
@@ -3276,8 +3500,7 @@
           </w:tcPr>
           <w:p>
             <w:pPr>
-              <w:pStyle w:val="Normal"/>
-              <w:widowControl w:val="false"/>
+              <w:widowControl w:val="0"/>
               <w:rPr>
                 <w:sz w:val="22"/>
                 <w:szCs w:val="22"/>
@@ -3306,8 +3529,7 @@
           </w:tcPr>
           <w:p>
             <w:pPr>
-              <w:pStyle w:val="Normal"/>
-              <w:widowControl w:val="false"/>
+              <w:widowControl w:val="0"/>
               <w:rPr>
                 <w:color w:val="00B050"/>
                 <w:sz w:val="22"/>
@@ -3362,7 +3584,7 @@
       </w:tr>
       <w:tr>
         <w:trPr>
-          <w:trHeight w:val="240" w:hRule="atLeast"/>
+          <w:trHeight w:val="240"/>
         </w:trPr>
         <w:tc>
           <w:tcPr>
@@ -3374,12 +3596,11 @@
               <w:bottom w:val="single" w:sz="4" w:space="0" w:color="000000"/>
               <w:right w:val="single" w:sz="4" w:space="0" w:color="000000"/>
             </w:tcBorders>
-            <w:shd w:color="auto" w:fill="D9D9D9" w:themeFill="background1" w:themeFillShade="d9" w:val="clear"/>
-          </w:tcPr>
-          <w:p>
-            <w:pPr>
-              <w:pStyle w:val="Normal"/>
-              <w:widowControl w:val="false"/>
+            <w:shd w:val="clear" w:color="auto" w:fill="D9D9D9" w:themeFill="background1" w:themeFillShade="D9"/>
+          </w:tcPr>
+          <w:p>
+            <w:pPr>
+              <w:widowControl w:val="0"/>
               <w:jc w:val="center"/>
               <w:rPr>
                 <w:b/>
@@ -3404,7 +3625,7 @@
       </w:tr>
       <w:tr>
         <w:trPr>
-          <w:trHeight w:val="240" w:hRule="atLeast"/>
+          <w:trHeight w:val="240"/>
         </w:trPr>
         <w:tc>
           <w:tcPr>
@@ -3418,8 +3639,7 @@
           </w:tcPr>
           <w:p>
             <w:pPr>
-              <w:pStyle w:val="Normal"/>
-              <w:widowControl w:val="false"/>
+              <w:widowControl w:val="0"/>
               <w:rPr>
                 <w:sz w:val="22"/>
                 <w:szCs w:val="22"/>
@@ -3448,8 +3668,7 @@
           </w:tcPr>
           <w:p>
             <w:pPr>
-              <w:pStyle w:val="Normal"/>
-              <w:widowControl w:val="false"/>
+              <w:widowControl w:val="0"/>
               <w:rPr>
                 <w:sz w:val="22"/>
                 <w:szCs w:val="22"/>
@@ -3478,8 +3697,7 @@
           </w:tcPr>
           <w:p>
             <w:pPr>
-              <w:pStyle w:val="Normal"/>
-              <w:widowControl w:val="false"/>
+              <w:widowControl w:val="0"/>
               <w:rPr>
                 <w:bCs/>
                 <w:sz w:val="22"/>
@@ -3501,7 +3719,7 @@
       </w:tr>
       <w:tr>
         <w:trPr>
-          <w:trHeight w:val="240" w:hRule="atLeast"/>
+          <w:trHeight w:val="240"/>
         </w:trPr>
         <w:tc>
           <w:tcPr>
@@ -3515,14 +3733,14 @@
           </w:tcPr>
           <w:p>
             <w:pPr>
-              <w:pStyle w:val="Normal"/>
-              <w:widowControl w:val="false"/>
-              <w:rPr>
-                <w:sz w:val="22"/>
-                <w:szCs w:val="22"/>
-                <w:lang w:val="en-US"/>
-              </w:rPr>
-            </w:pPr>
+              <w:widowControl w:val="0"/>
+              <w:rPr>
+                <w:sz w:val="22"/>
+                <w:szCs w:val="22"/>
+                <w:lang w:val="en-US"/>
+              </w:rPr>
+            </w:pPr>
+            <w:proofErr w:type="spellStart"/>
             <w:r>
               <w:rPr>
                 <w:sz w:val="22"/>
@@ -3538,7 +3756,17 @@
                 <w:szCs w:val="22"/>
                 <w:lang w:val="en-US"/>
               </w:rPr>
-              <w:t xml:space="preserve">xx.x </w:t>
+              <w:t>xx.x</w:t>
+            </w:r>
+            <w:proofErr w:type="spellEnd"/>
+            <w:r>
+              <w:rPr>
+                <w:color w:val="00B050"/>
+                <w:sz w:val="22"/>
+                <w:szCs w:val="22"/>
+                <w:lang w:val="en-US"/>
+              </w:rPr>
+              <w:t xml:space="preserve"> </w:t>
             </w:r>
             <w:r>
               <w:rPr>
@@ -3563,8 +3791,7 @@
           </w:tcPr>
           <w:p>
             <w:pPr>
-              <w:pStyle w:val="Normal"/>
-              <w:widowControl w:val="false"/>
+              <w:widowControl w:val="0"/>
               <w:rPr>
                 <w:sz w:val="22"/>
                 <w:szCs w:val="22"/>
@@ -3593,8 +3820,7 @@
           </w:tcPr>
           <w:p>
             <w:pPr>
-              <w:pStyle w:val="Normal"/>
-              <w:widowControl w:val="false"/>
+              <w:widowControl w:val="0"/>
               <w:rPr>
                 <w:bCs/>
                 <w:sz w:val="22"/>
@@ -3616,7 +3842,7 @@
       </w:tr>
       <w:tr>
         <w:trPr>
-          <w:trHeight w:val="240" w:hRule="atLeast"/>
+          <w:trHeight w:val="240"/>
         </w:trPr>
         <w:tc>
           <w:tcPr>
@@ -3628,12 +3854,11 @@
               <w:bottom w:val="single" w:sz="4" w:space="0" w:color="000000"/>
               <w:right w:val="single" w:sz="4" w:space="0" w:color="000000"/>
             </w:tcBorders>
-            <w:shd w:color="auto" w:fill="D9D9D9" w:themeFill="background1" w:themeFillShade="d9" w:val="clear"/>
-          </w:tcPr>
-          <w:p>
-            <w:pPr>
-              <w:pStyle w:val="Normal"/>
-              <w:widowControl w:val="false"/>
+            <w:shd w:val="clear" w:color="auto" w:fill="D9D9D9" w:themeFill="background1" w:themeFillShade="D9"/>
+          </w:tcPr>
+          <w:p>
+            <w:pPr>
+              <w:widowControl w:val="0"/>
               <w:jc w:val="center"/>
               <w:rPr>
                 <w:b/>
@@ -3656,7 +3881,7 @@
       </w:tr>
       <w:tr>
         <w:trPr>
-          <w:trHeight w:val="240" w:hRule="atLeast"/>
+          <w:trHeight w:val="240"/>
         </w:trPr>
         <w:tc>
           <w:tcPr>
@@ -3670,14 +3895,14 @@
           </w:tcPr>
           <w:p>
             <w:pPr>
-              <w:pStyle w:val="Normal"/>
-              <w:widowControl w:val="false"/>
-              <w:rPr>
-                <w:sz w:val="22"/>
-                <w:szCs w:val="22"/>
-                <w:lang w:val="en-US"/>
-              </w:rPr>
-            </w:pPr>
+              <w:widowControl w:val="0"/>
+              <w:rPr>
+                <w:sz w:val="22"/>
+                <w:szCs w:val="22"/>
+                <w:lang w:val="en-US"/>
+              </w:rPr>
+            </w:pPr>
+            <w:proofErr w:type="spellStart"/>
             <w:r>
               <w:rPr>
                 <w:sz w:val="22"/>
@@ -3693,7 +3918,17 @@
                 <w:szCs w:val="22"/>
                 <w:lang w:val="en-US"/>
               </w:rPr>
-              <w:t xml:space="preserve">x </w:t>
+              <w:t>x</w:t>
+            </w:r>
+            <w:proofErr w:type="spellEnd"/>
+            <w:r>
+              <w:rPr>
+                <w:color w:val="00B050"/>
+                <w:sz w:val="22"/>
+                <w:szCs w:val="22"/>
+                <w:lang w:val="en-US"/>
+              </w:rPr>
+              <w:t xml:space="preserve"> </w:t>
             </w:r>
             <w:r>
               <w:rPr>
@@ -3718,8 +3953,7 @@
           </w:tcPr>
           <w:p>
             <w:pPr>
-              <w:pStyle w:val="Normal"/>
-              <w:widowControl w:val="false"/>
+              <w:widowControl w:val="0"/>
               <w:rPr>
                 <w:sz w:val="22"/>
                 <w:szCs w:val="22"/>
@@ -3748,8 +3982,7 @@
           </w:tcPr>
           <w:p>
             <w:pPr>
-              <w:pStyle w:val="Normal"/>
-              <w:widowControl w:val="false"/>
+              <w:widowControl w:val="0"/>
               <w:rPr>
                 <w:sz w:val="22"/>
                 <w:szCs w:val="22"/>
@@ -3769,7 +4002,7 @@
       </w:tr>
       <w:tr>
         <w:trPr>
-          <w:trHeight w:val="240" w:hRule="atLeast"/>
+          <w:trHeight w:val="240"/>
         </w:trPr>
         <w:tc>
           <w:tcPr>
@@ -3783,14 +4016,14 @@
           </w:tcPr>
           <w:p>
             <w:pPr>
-              <w:pStyle w:val="Normal"/>
-              <w:widowControl w:val="false"/>
-              <w:rPr>
-                <w:sz w:val="22"/>
-                <w:szCs w:val="22"/>
-                <w:lang w:val="en-US"/>
-              </w:rPr>
-            </w:pPr>
+              <w:widowControl w:val="0"/>
+              <w:rPr>
+                <w:sz w:val="22"/>
+                <w:szCs w:val="22"/>
+                <w:lang w:val="en-US"/>
+              </w:rPr>
+            </w:pPr>
+            <w:proofErr w:type="spellStart"/>
             <w:r>
               <w:rPr>
                 <w:sz w:val="22"/>
@@ -3808,6 +4041,7 @@
               </w:rPr>
               <w:t>xxxxxxxx</w:t>
             </w:r>
+            <w:proofErr w:type="spellEnd"/>
           </w:p>
         </w:tc>
         <w:tc>
@@ -3822,14 +4056,14 @@
           </w:tcPr>
           <w:p>
             <w:pPr>
-              <w:pStyle w:val="Normal"/>
-              <w:widowControl w:val="false"/>
-              <w:rPr>
-                <w:sz w:val="22"/>
-                <w:szCs w:val="22"/>
-                <w:lang w:val="en-US"/>
-              </w:rPr>
-            </w:pPr>
+              <w:widowControl w:val="0"/>
+              <w:rPr>
+                <w:sz w:val="22"/>
+                <w:szCs w:val="22"/>
+                <w:lang w:val="en-US"/>
+              </w:rPr>
+            </w:pPr>
+            <w:proofErr w:type="spellStart"/>
             <w:r>
               <w:rPr>
                 <w:color w:val="EE0000"/>
@@ -3839,6 +4073,7 @@
               </w:rPr>
               <w:t>yyyyyyyy</w:t>
             </w:r>
+            <w:proofErr w:type="spellEnd"/>
           </w:p>
         </w:tc>
         <w:tc>
@@ -3853,8 +4088,7 @@
           </w:tcPr>
           <w:p>
             <w:pPr>
-              <w:pStyle w:val="Normal"/>
-              <w:widowControl w:val="false"/>
+              <w:widowControl w:val="0"/>
               <w:rPr>
                 <w:sz w:val="22"/>
                 <w:szCs w:val="22"/>
@@ -3874,7 +4108,7 @@
       </w:tr>
       <w:tr>
         <w:trPr>
-          <w:trHeight w:val="240" w:hRule="atLeast"/>
+          <w:trHeight w:val="240"/>
         </w:trPr>
         <w:tc>
           <w:tcPr>
@@ -3886,12 +4120,11 @@
               <w:bottom w:val="single" w:sz="4" w:space="0" w:color="000000"/>
               <w:right w:val="single" w:sz="4" w:space="0" w:color="000000"/>
             </w:tcBorders>
-            <w:shd w:color="auto" w:fill="D9D9D9" w:themeFill="background1" w:themeFillShade="d9" w:val="clear"/>
-          </w:tcPr>
-          <w:p>
-            <w:pPr>
-              <w:pStyle w:val="Normal"/>
-              <w:widowControl w:val="false"/>
+            <w:shd w:val="clear" w:color="auto" w:fill="D9D9D9" w:themeFill="background1" w:themeFillShade="D9"/>
+          </w:tcPr>
+          <w:p>
+            <w:pPr>
+              <w:widowControl w:val="0"/>
               <w:jc w:val="center"/>
               <w:rPr>
                 <w:b/>
@@ -3916,7 +4149,7 @@
       </w:tr>
       <w:tr>
         <w:trPr>
-          <w:trHeight w:val="240" w:hRule="atLeast"/>
+          <w:trHeight w:val="240"/>
         </w:trPr>
         <w:tc>
           <w:tcPr>
@@ -3930,14 +4163,14 @@
           </w:tcPr>
           <w:p>
             <w:pPr>
-              <w:pStyle w:val="Normal"/>
-              <w:widowControl w:val="false"/>
-              <w:rPr>
-                <w:sz w:val="22"/>
-                <w:szCs w:val="22"/>
-                <w:lang w:val="en-US"/>
-              </w:rPr>
-            </w:pPr>
+              <w:widowControl w:val="0"/>
+              <w:rPr>
+                <w:sz w:val="22"/>
+                <w:szCs w:val="22"/>
+                <w:lang w:val="en-US"/>
+              </w:rPr>
+            </w:pPr>
+            <w:proofErr w:type="spellStart"/>
             <w:r>
               <w:rPr>
                 <w:sz w:val="22"/>
@@ -3953,7 +4186,17 @@
                 <w:szCs w:val="22"/>
                 <w:lang w:val="en-US"/>
               </w:rPr>
-              <w:t xml:space="preserve">x </w:t>
+              <w:t>x</w:t>
+            </w:r>
+            <w:proofErr w:type="spellEnd"/>
+            <w:r>
+              <w:rPr>
+                <w:color w:val="00B050"/>
+                <w:sz w:val="22"/>
+                <w:szCs w:val="22"/>
+                <w:lang w:val="en-US"/>
+              </w:rPr>
+              <w:t xml:space="preserve"> </w:t>
             </w:r>
             <w:r>
               <w:rPr>
@@ -3978,8 +4221,7 @@
           </w:tcPr>
           <w:p>
             <w:pPr>
-              <w:pStyle w:val="Normal"/>
-              <w:widowControl w:val="false"/>
+              <w:widowControl w:val="0"/>
               <w:rPr>
                 <w:sz w:val="22"/>
                 <w:szCs w:val="22"/>
@@ -4009,8 +4251,7 @@
           </w:tcPr>
           <w:p>
             <w:pPr>
-              <w:pStyle w:val="Normal"/>
-              <w:widowControl w:val="false"/>
+              <w:widowControl w:val="0"/>
               <w:rPr>
                 <w:sz w:val="22"/>
                 <w:szCs w:val="22"/>
@@ -4047,7 +4288,7 @@
       </w:tr>
       <w:tr>
         <w:trPr>
-          <w:trHeight w:val="240" w:hRule="atLeast"/>
+          <w:trHeight w:val="240"/>
         </w:trPr>
         <w:tc>
           <w:tcPr>
@@ -4061,20 +4302,21 @@
           </w:tcPr>
           <w:p>
             <w:pPr>
-              <w:pStyle w:val="Normal"/>
-              <w:widowControl w:val="false"/>
-              <w:rPr>
-                <w:sz w:val="22"/>
-                <w:szCs w:val="22"/>
-                <w:lang w:val="en-US"/>
-              </w:rPr>
-            </w:pPr>
-            <w:r>
-              <w:rPr>
-                <w:sz w:val="22"/>
-                <w:szCs w:val="22"/>
-                <w:lang w:val="en-US"/>
-              </w:rPr>
+              <w:widowControl w:val="0"/>
+              <w:rPr>
+                <w:sz w:val="22"/>
+                <w:szCs w:val="22"/>
+                <w:lang w:val="en-US"/>
+              </w:rPr>
+            </w:pPr>
+            <w:proofErr w:type="spellStart"/>
+            <w:r>
+              <w:rPr>
+                <w:sz w:val="22"/>
+                <w:szCs w:val="22"/>
+                <w:lang w:val="en-US"/>
+              </w:rPr>
+              <w:lastRenderedPageBreak/>
               <w:t>DAC</w:t>
             </w:r>
             <w:r>
@@ -4084,7 +4326,17 @@
                 <w:szCs w:val="22"/>
                 <w:lang w:val="en-US"/>
               </w:rPr>
-              <w:t xml:space="preserve">x </w:t>
+              <w:t>x</w:t>
+            </w:r>
+            <w:proofErr w:type="spellEnd"/>
+            <w:r>
+              <w:rPr>
+                <w:color w:val="00B050"/>
+                <w:sz w:val="22"/>
+                <w:szCs w:val="22"/>
+                <w:lang w:val="en-US"/>
+              </w:rPr>
+              <w:t xml:space="preserve"> </w:t>
             </w:r>
             <w:r>
               <w:rPr>
@@ -4109,8 +4361,7 @@
           </w:tcPr>
           <w:p>
             <w:pPr>
-              <w:pStyle w:val="Normal"/>
-              <w:widowControl w:val="false"/>
+              <w:widowControl w:val="0"/>
               <w:rPr>
                 <w:sz w:val="22"/>
                 <w:szCs w:val="22"/>
@@ -4139,8 +4390,7 @@
           </w:tcPr>
           <w:p>
             <w:pPr>
-              <w:pStyle w:val="Normal"/>
-              <w:widowControl w:val="false"/>
+              <w:widowControl w:val="0"/>
               <w:rPr>
                 <w:sz w:val="22"/>
                 <w:szCs w:val="22"/>
@@ -4160,7 +4410,7 @@
       </w:tr>
       <w:tr>
         <w:trPr>
-          <w:trHeight w:val="240" w:hRule="atLeast"/>
+          <w:trHeight w:val="240"/>
         </w:trPr>
         <w:tc>
           <w:tcPr>
@@ -4174,14 +4424,15 @@
           </w:tcPr>
           <w:p>
             <w:pPr>
-              <w:pStyle w:val="Normal"/>
-              <w:widowControl w:val="false"/>
-              <w:rPr>
-                <w:sz w:val="22"/>
-                <w:szCs w:val="22"/>
-                <w:lang w:val="en-US"/>
-              </w:rPr>
-            </w:pPr>
+              <w:widowControl w:val="0"/>
+              <w:rPr>
+                <w:sz w:val="22"/>
+                <w:szCs w:val="22"/>
+                <w:lang w:val="en-US"/>
+              </w:rPr>
+            </w:pPr>
+            <w:proofErr w:type="spellStart"/>
+            <w:proofErr w:type="gramStart"/>
             <w:r>
               <w:rPr>
                 <w:sz w:val="22"/>
@@ -4199,13 +4450,35 @@
               </w:rPr>
               <w:t>x:y</w:t>
             </w:r>
-            <w:r>
-              <w:rPr>
-                <w:sz w:val="22"/>
-                <w:szCs w:val="22"/>
-                <w:lang w:val="en-US"/>
-              </w:rPr>
-              <w:t xml:space="preserve"> (dec:dec)</w:t>
+            <w:proofErr w:type="spellEnd"/>
+            <w:proofErr w:type="gramEnd"/>
+            <w:r>
+              <w:rPr>
+                <w:sz w:val="22"/>
+                <w:szCs w:val="22"/>
+                <w:lang w:val="en-US"/>
+              </w:rPr>
+              <w:t xml:space="preserve"> (</w:t>
+            </w:r>
+            <w:proofErr w:type="spellStart"/>
+            <w:proofErr w:type="gramStart"/>
+            <w:r>
+              <w:rPr>
+                <w:sz w:val="22"/>
+                <w:szCs w:val="22"/>
+                <w:lang w:val="en-US"/>
+              </w:rPr>
+              <w:t>dec:dec</w:t>
+            </w:r>
+            <w:proofErr w:type="spellEnd"/>
+            <w:proofErr w:type="gramEnd"/>
+            <w:r>
+              <w:rPr>
+                <w:sz w:val="22"/>
+                <w:szCs w:val="22"/>
+                <w:lang w:val="en-US"/>
+              </w:rPr>
+              <w:t>)</w:t>
             </w:r>
           </w:p>
         </w:tc>
@@ -4221,8 +4494,7 @@
           </w:tcPr>
           <w:p>
             <w:pPr>
-              <w:pStyle w:val="Normal"/>
-              <w:widowControl w:val="false"/>
+              <w:widowControl w:val="0"/>
               <w:rPr>
                 <w:sz w:val="22"/>
                 <w:szCs w:val="22"/>
@@ -4251,8 +4523,7 @@
           </w:tcPr>
           <w:p>
             <w:pPr>
-              <w:pStyle w:val="Normal"/>
-              <w:widowControl w:val="false"/>
+              <w:widowControl w:val="0"/>
               <w:rPr>
                 <w:sz w:val="22"/>
                 <w:szCs w:val="22"/>
@@ -4272,7 +4543,7 @@
       </w:tr>
       <w:tr>
         <w:trPr>
-          <w:trHeight w:val="240" w:hRule="atLeast"/>
+          <w:trHeight w:val="240"/>
         </w:trPr>
         <w:tc>
           <w:tcPr>
@@ -4286,14 +4557,14 @@
           </w:tcPr>
           <w:p>
             <w:pPr>
-              <w:pStyle w:val="Normal"/>
-              <w:widowControl w:val="false"/>
-              <w:rPr>
-                <w:sz w:val="22"/>
-                <w:szCs w:val="22"/>
-                <w:lang w:val="en-US"/>
-              </w:rPr>
-            </w:pPr>
+              <w:widowControl w:val="0"/>
+              <w:rPr>
+                <w:sz w:val="22"/>
+                <w:szCs w:val="22"/>
+                <w:lang w:val="en-US"/>
+              </w:rPr>
+            </w:pPr>
+            <w:proofErr w:type="spellStart"/>
             <w:r>
               <w:rPr>
                 <w:sz w:val="22"/>
@@ -4309,7 +4580,17 @@
                 <w:szCs w:val="22"/>
                 <w:lang w:val="en-US"/>
               </w:rPr>
-              <w:t xml:space="preserve">x </w:t>
+              <w:t>x</w:t>
+            </w:r>
+            <w:proofErr w:type="spellEnd"/>
+            <w:r>
+              <w:rPr>
+                <w:color w:val="00B050"/>
+                <w:sz w:val="22"/>
+                <w:szCs w:val="22"/>
+                <w:lang w:val="en-US"/>
+              </w:rPr>
+              <w:t xml:space="preserve"> </w:t>
             </w:r>
             <w:r>
               <w:rPr>
@@ -4333,8 +4614,7 @@
           </w:tcPr>
           <w:p>
             <w:pPr>
-              <w:pStyle w:val="Normal"/>
-              <w:widowControl w:val="false"/>
+              <w:widowControl w:val="0"/>
               <w:rPr>
                 <w:sz w:val="22"/>
                 <w:szCs w:val="22"/>
@@ -4363,8 +4643,7 @@
           </w:tcPr>
           <w:p>
             <w:pPr>
-              <w:pStyle w:val="Normal"/>
-              <w:widowControl w:val="false"/>
+              <w:widowControl w:val="0"/>
               <w:rPr>
                 <w:sz w:val="22"/>
                 <w:szCs w:val="22"/>
@@ -4384,7 +4663,7 @@
       </w:tr>
       <w:tr>
         <w:trPr>
-          <w:trHeight w:val="240" w:hRule="atLeast"/>
+          <w:trHeight w:val="240"/>
         </w:trPr>
         <w:tc>
           <w:tcPr>
@@ -4396,12 +4675,11 @@
               <w:bottom w:val="single" w:sz="4" w:space="0" w:color="000000"/>
               <w:right w:val="single" w:sz="4" w:space="0" w:color="000000"/>
             </w:tcBorders>
-            <w:shd w:color="auto" w:fill="D9D9D9" w:themeFill="background1" w:themeFillShade="d9" w:val="clear"/>
-          </w:tcPr>
-          <w:p>
-            <w:pPr>
-              <w:pStyle w:val="Normal"/>
-              <w:widowControl w:val="false"/>
+            <w:shd w:val="clear" w:color="auto" w:fill="D9D9D9" w:themeFill="background1" w:themeFillShade="D9"/>
+          </w:tcPr>
+          <w:p>
+            <w:pPr>
+              <w:widowControl w:val="0"/>
               <w:jc w:val="center"/>
               <w:rPr>
                 <w:b/>
@@ -4426,7 +4704,7 @@
       </w:tr>
       <w:tr>
         <w:trPr>
-          <w:trHeight w:val="240" w:hRule="atLeast"/>
+          <w:trHeight w:val="240"/>
         </w:trPr>
         <w:tc>
           <w:tcPr>
@@ -4440,8 +4718,7 @@
           </w:tcPr>
           <w:p>
             <w:pPr>
-              <w:pStyle w:val="Normal"/>
-              <w:widowControl w:val="false"/>
+              <w:widowControl w:val="0"/>
               <w:rPr>
                 <w:sz w:val="22"/>
                 <w:szCs w:val="22"/>
@@ -4470,8 +4747,7 @@
           </w:tcPr>
           <w:p>
             <w:pPr>
-              <w:pStyle w:val="Normal"/>
-              <w:widowControl w:val="false"/>
+              <w:widowControl w:val="0"/>
               <w:rPr>
                 <w:sz w:val="22"/>
                 <w:szCs w:val="22"/>
@@ -4500,8 +4776,7 @@
           </w:tcPr>
           <w:p>
             <w:pPr>
-              <w:pStyle w:val="Normal"/>
-              <w:widowControl w:val="false"/>
+              <w:widowControl w:val="0"/>
               <w:rPr>
                 <w:sz w:val="22"/>
                 <w:szCs w:val="22"/>
@@ -4521,7 +4796,7 @@
       </w:tr>
       <w:tr>
         <w:trPr>
-          <w:trHeight w:val="240" w:hRule="atLeast"/>
+          <w:trHeight w:val="240"/>
         </w:trPr>
         <w:tc>
           <w:tcPr>
@@ -4535,8 +4810,7 @@
           </w:tcPr>
           <w:p>
             <w:pPr>
-              <w:pStyle w:val="Normal"/>
-              <w:widowControl w:val="false"/>
+              <w:widowControl w:val="0"/>
               <w:rPr>
                 <w:sz w:val="22"/>
                 <w:szCs w:val="22"/>
@@ -4565,8 +4839,7 @@
           </w:tcPr>
           <w:p>
             <w:pPr>
-              <w:pStyle w:val="Normal"/>
-              <w:widowControl w:val="false"/>
+              <w:widowControl w:val="0"/>
               <w:rPr>
                 <w:sz w:val="22"/>
                 <w:szCs w:val="22"/>
@@ -4595,8 +4868,7 @@
           </w:tcPr>
           <w:p>
             <w:pPr>
-              <w:pStyle w:val="Normal"/>
-              <w:widowControl w:val="false"/>
+              <w:widowControl w:val="0"/>
               <w:rPr>
                 <w:sz w:val="22"/>
                 <w:szCs w:val="22"/>
@@ -4616,7 +4888,7 @@
       </w:tr>
       <w:tr>
         <w:trPr>
-          <w:trHeight w:val="240" w:hRule="atLeast"/>
+          <w:trHeight w:val="240"/>
         </w:trPr>
         <w:tc>
           <w:tcPr>
@@ -4630,14 +4902,14 @@
           </w:tcPr>
           <w:p>
             <w:pPr>
-              <w:pStyle w:val="Normal"/>
-              <w:widowControl w:val="false"/>
-              <w:rPr>
-                <w:sz w:val="22"/>
-                <w:szCs w:val="22"/>
-                <w:lang w:val="en-US"/>
-              </w:rPr>
-            </w:pPr>
+              <w:widowControl w:val="0"/>
+              <w:rPr>
+                <w:sz w:val="22"/>
+                <w:szCs w:val="22"/>
+                <w:lang w:val="en-US"/>
+              </w:rPr>
+            </w:pPr>
+            <w:proofErr w:type="spellStart"/>
             <w:r>
               <w:rPr>
                 <w:sz w:val="22"/>
@@ -4655,6 +4927,7 @@
               </w:rPr>
               <w:t>x</w:t>
             </w:r>
+            <w:proofErr w:type="spellEnd"/>
             <w:r>
               <w:rPr>
                 <w:sz w:val="22"/>
@@ -4677,8 +4950,7 @@
           </w:tcPr>
           <w:p>
             <w:pPr>
-              <w:pStyle w:val="Normal"/>
-              <w:widowControl w:val="false"/>
+              <w:widowControl w:val="0"/>
               <w:rPr>
                 <w:sz w:val="22"/>
                 <w:szCs w:val="22"/>
@@ -4707,8 +4979,7 @@
           </w:tcPr>
           <w:p>
             <w:pPr>
-              <w:pStyle w:val="Normal"/>
-              <w:widowControl w:val="false"/>
+              <w:widowControl w:val="0"/>
               <w:rPr>
                 <w:sz w:val="22"/>
                 <w:szCs w:val="22"/>
@@ -4728,7 +4999,7 @@
       </w:tr>
       <w:tr>
         <w:trPr>
-          <w:trHeight w:val="240" w:hRule="atLeast"/>
+          <w:trHeight w:val="240"/>
         </w:trPr>
         <w:tc>
           <w:tcPr>
@@ -4742,14 +5013,14 @@
           </w:tcPr>
           <w:p>
             <w:pPr>
-              <w:pStyle w:val="Normal"/>
-              <w:widowControl w:val="false"/>
-              <w:rPr>
-                <w:sz w:val="22"/>
-                <w:szCs w:val="22"/>
-                <w:lang w:val="en-US"/>
-              </w:rPr>
-            </w:pPr>
+              <w:widowControl w:val="0"/>
+              <w:rPr>
+                <w:sz w:val="22"/>
+                <w:szCs w:val="22"/>
+                <w:lang w:val="en-US"/>
+              </w:rPr>
+            </w:pPr>
+            <w:proofErr w:type="spellStart"/>
             <w:r>
               <w:rPr>
                 <w:sz w:val="22"/>
@@ -4765,7 +5036,17 @@
                 <w:szCs w:val="22"/>
                 <w:lang w:val="en-US"/>
               </w:rPr>
-              <w:t>xx + data</w:t>
+              <w:t>xx</w:t>
+            </w:r>
+            <w:proofErr w:type="spellEnd"/>
+            <w:r>
+              <w:rPr>
+                <w:color w:val="00B050"/>
+                <w:sz w:val="22"/>
+                <w:szCs w:val="22"/>
+                <w:lang w:val="en-US"/>
+              </w:rPr>
+              <w:t xml:space="preserve"> + data</w:t>
             </w:r>
           </w:p>
         </w:tc>
@@ -4781,8 +5062,7 @@
           </w:tcPr>
           <w:p>
             <w:pPr>
-              <w:pStyle w:val="Normal"/>
-              <w:widowControl w:val="false"/>
+              <w:widowControl w:val="0"/>
               <w:rPr>
                 <w:sz w:val="22"/>
                 <w:szCs w:val="22"/>
@@ -4811,28 +5091,45 @@
           </w:tcPr>
           <w:p>
             <w:pPr>
-              <w:pStyle w:val="Normal"/>
-              <w:widowControl w:val="false"/>
-              <w:rPr>
-                <w:sz w:val="22"/>
-                <w:szCs w:val="22"/>
-                <w:lang w:val="en-US"/>
-              </w:rPr>
-            </w:pPr>
-            <w:r>
-              <w:rPr>
-                <w:sz w:val="22"/>
-                <w:szCs w:val="22"/>
-                <w:lang w:val="en-US"/>
-              </w:rPr>
-              <w:t>Write one page to servo flash memory (BLFxx, xx - page number as HEX)</w:t>
+              <w:widowControl w:val="0"/>
+              <w:rPr>
+                <w:sz w:val="22"/>
+                <w:szCs w:val="22"/>
+                <w:lang w:val="en-US"/>
+              </w:rPr>
+            </w:pPr>
+            <w:r>
+              <w:rPr>
+                <w:sz w:val="22"/>
+                <w:szCs w:val="22"/>
+                <w:lang w:val="en-US"/>
+              </w:rPr>
+              <w:t>Write one page to servo flash memory (</w:t>
+            </w:r>
+            <w:proofErr w:type="spellStart"/>
+            <w:r>
+              <w:rPr>
+                <w:sz w:val="22"/>
+                <w:szCs w:val="22"/>
+                <w:lang w:val="en-US"/>
+              </w:rPr>
+              <w:t>BLFxx</w:t>
+            </w:r>
+            <w:proofErr w:type="spellEnd"/>
+            <w:r>
+              <w:rPr>
+                <w:sz w:val="22"/>
+                <w:szCs w:val="22"/>
+                <w:lang w:val="en-US"/>
+              </w:rPr>
+              <w:t>, xx - page number as HEX)</w:t>
             </w:r>
           </w:p>
         </w:tc>
       </w:tr>
       <w:tr>
         <w:trPr>
-          <w:trHeight w:val="240" w:hRule="atLeast"/>
+          <w:trHeight w:val="240"/>
         </w:trPr>
         <w:tc>
           <w:tcPr>
@@ -4846,14 +5143,15 @@
           </w:tcPr>
           <w:p>
             <w:pPr>
-              <w:pStyle w:val="Normal"/>
-              <w:widowControl w:val="false"/>
-              <w:rPr>
-                <w:sz w:val="22"/>
-                <w:szCs w:val="22"/>
-                <w:lang w:val="en-US"/>
-              </w:rPr>
-            </w:pPr>
+              <w:widowControl w:val="0"/>
+              <w:rPr>
+                <w:sz w:val="22"/>
+                <w:szCs w:val="22"/>
+                <w:lang w:val="en-US"/>
+              </w:rPr>
+            </w:pPr>
+            <w:proofErr w:type="spellStart"/>
+            <w:proofErr w:type="gramStart"/>
             <w:r>
               <w:rPr>
                 <w:sz w:val="22"/>
@@ -4888,13 +5186,35 @@
               </w:rPr>
               <w:t>y</w:t>
             </w:r>
-            <w:r>
-              <w:rPr>
-                <w:sz w:val="22"/>
-                <w:szCs w:val="22"/>
-                <w:lang w:val="en-US"/>
-              </w:rPr>
-              <w:t xml:space="preserve"> (hex:hex)</w:t>
+            <w:proofErr w:type="spellEnd"/>
+            <w:proofErr w:type="gramEnd"/>
+            <w:r>
+              <w:rPr>
+                <w:sz w:val="22"/>
+                <w:szCs w:val="22"/>
+                <w:lang w:val="en-US"/>
+              </w:rPr>
+              <w:t xml:space="preserve"> (</w:t>
+            </w:r>
+            <w:proofErr w:type="spellStart"/>
+            <w:proofErr w:type="gramStart"/>
+            <w:r>
+              <w:rPr>
+                <w:sz w:val="22"/>
+                <w:szCs w:val="22"/>
+                <w:lang w:val="en-US"/>
+              </w:rPr>
+              <w:t>hex:hex</w:t>
+            </w:r>
+            <w:proofErr w:type="spellEnd"/>
+            <w:proofErr w:type="gramEnd"/>
+            <w:r>
+              <w:rPr>
+                <w:sz w:val="22"/>
+                <w:szCs w:val="22"/>
+                <w:lang w:val="en-US"/>
+              </w:rPr>
+              <w:t>)</w:t>
             </w:r>
           </w:p>
         </w:tc>
@@ -4910,8 +5230,7 @@
           </w:tcPr>
           <w:p>
             <w:pPr>
-              <w:pStyle w:val="Normal"/>
-              <w:widowControl w:val="false"/>
+              <w:widowControl w:val="0"/>
               <w:rPr>
                 <w:sz w:val="22"/>
                 <w:szCs w:val="22"/>
@@ -4940,28 +5259,65 @@
           </w:tcPr>
           <w:p>
             <w:pPr>
-              <w:pStyle w:val="Normal"/>
-              <w:widowControl w:val="false"/>
-              <w:rPr>
-                <w:sz w:val="22"/>
-                <w:szCs w:val="22"/>
-                <w:lang w:val="en-US"/>
-              </w:rPr>
-            </w:pPr>
-            <w:r>
-              <w:rPr>
-                <w:sz w:val="22"/>
-                <w:szCs w:val="22"/>
-                <w:lang w:val="en-US"/>
-              </w:rPr>
-              <w:t>Check Flash page (BLCxx:yyyy, xx - page number as HEX, yyyy - CRC16 as HEX)</w:t>
+              <w:widowControl w:val="0"/>
+              <w:rPr>
+                <w:sz w:val="22"/>
+                <w:szCs w:val="22"/>
+                <w:lang w:val="en-US"/>
+              </w:rPr>
+            </w:pPr>
+            <w:r>
+              <w:rPr>
+                <w:sz w:val="22"/>
+                <w:szCs w:val="22"/>
+                <w:lang w:val="en-US"/>
+              </w:rPr>
+              <w:t>Check Flash page (</w:t>
+            </w:r>
+            <w:proofErr w:type="spellStart"/>
+            <w:proofErr w:type="gramStart"/>
+            <w:r>
+              <w:rPr>
+                <w:sz w:val="22"/>
+                <w:szCs w:val="22"/>
+                <w:lang w:val="en-US"/>
+              </w:rPr>
+              <w:t>BLCxx:yyyy</w:t>
+            </w:r>
+            <w:proofErr w:type="spellEnd"/>
+            <w:proofErr w:type="gramEnd"/>
+            <w:r>
+              <w:rPr>
+                <w:sz w:val="22"/>
+                <w:szCs w:val="22"/>
+                <w:lang w:val="en-US"/>
+              </w:rPr>
+              <w:t xml:space="preserve">, xx - page number as HEX, </w:t>
+            </w:r>
+            <w:proofErr w:type="spellStart"/>
+            <w:r>
+              <w:rPr>
+                <w:sz w:val="22"/>
+                <w:szCs w:val="22"/>
+                <w:lang w:val="en-US"/>
+              </w:rPr>
+              <w:t>yyyy</w:t>
+            </w:r>
+            <w:proofErr w:type="spellEnd"/>
+            <w:r>
+              <w:rPr>
+                <w:sz w:val="22"/>
+                <w:szCs w:val="22"/>
+                <w:lang w:val="en-US"/>
+              </w:rPr>
+              <w:t xml:space="preserve"> - CRC16 as HEX)</w:t>
             </w:r>
           </w:p>
         </w:tc>
       </w:tr>
       <w:tr>
         <w:trPr>
-          <w:trHeight w:val="240" w:hRule="atLeast"/>
+          <w:trHeight w:val="240"/>
         </w:trPr>
         <w:tc>
           <w:tcPr>
@@ -4975,14 +5331,15 @@
           </w:tcPr>
           <w:p>
             <w:pPr>
-              <w:pStyle w:val="Normal"/>
-              <w:widowControl w:val="false"/>
-              <w:rPr>
-                <w:sz w:val="22"/>
-                <w:szCs w:val="22"/>
-                <w:lang w:val="en-US"/>
-              </w:rPr>
-            </w:pPr>
+              <w:widowControl w:val="0"/>
+              <w:rPr>
+                <w:sz w:val="22"/>
+                <w:szCs w:val="22"/>
+                <w:lang w:val="en-US"/>
+              </w:rPr>
+            </w:pPr>
+            <w:proofErr w:type="spellStart"/>
+            <w:proofErr w:type="gramStart"/>
             <w:r>
               <w:rPr>
                 <w:sz w:val="22"/>
@@ -5017,13 +5374,35 @@
               </w:rPr>
               <w:t>yy</w:t>
             </w:r>
-            <w:r>
-              <w:rPr>
-                <w:sz w:val="22"/>
-                <w:szCs w:val="22"/>
-                <w:lang w:val="en-US"/>
-              </w:rPr>
-              <w:t xml:space="preserve"> (hex:hex)</w:t>
+            <w:proofErr w:type="spellEnd"/>
+            <w:proofErr w:type="gramEnd"/>
+            <w:r>
+              <w:rPr>
+                <w:sz w:val="22"/>
+                <w:szCs w:val="22"/>
+                <w:lang w:val="en-US"/>
+              </w:rPr>
+              <w:t xml:space="preserve"> (</w:t>
+            </w:r>
+            <w:proofErr w:type="spellStart"/>
+            <w:proofErr w:type="gramStart"/>
+            <w:r>
+              <w:rPr>
+                <w:sz w:val="22"/>
+                <w:szCs w:val="22"/>
+                <w:lang w:val="en-US"/>
+              </w:rPr>
+              <w:t>hex:hex</w:t>
+            </w:r>
+            <w:proofErr w:type="spellEnd"/>
+            <w:proofErr w:type="gramEnd"/>
+            <w:r>
+              <w:rPr>
+                <w:sz w:val="22"/>
+                <w:szCs w:val="22"/>
+                <w:lang w:val="en-US"/>
+              </w:rPr>
+              <w:t>)</w:t>
             </w:r>
           </w:p>
         </w:tc>
@@ -5039,8 +5418,7 @@
           </w:tcPr>
           <w:p>
             <w:pPr>
-              <w:pStyle w:val="Normal"/>
-              <w:widowControl w:val="false"/>
+              <w:widowControl w:val="0"/>
               <w:rPr>
                 <w:sz w:val="22"/>
                 <w:szCs w:val="22"/>
@@ -5069,21 +5447,76 @@
           </w:tcPr>
           <w:p>
             <w:pPr>
-              <w:pStyle w:val="Normal"/>
-              <w:widowControl w:val="false"/>
-              <w:rPr>
-                <w:sz w:val="22"/>
-                <w:szCs w:val="22"/>
-                <w:lang w:val="en-US"/>
-              </w:rPr>
-            </w:pPr>
-            <w:r>
-              <w:rPr>
-                <w:sz w:val="22"/>
-                <w:szCs w:val="22"/>
-                <w:lang w:val="en-US"/>
-              </w:rPr>
-              <w:t>Write byte value to EEPROM (BLExxxx:yy, xxxx - address as HEX, yy - value as HEX)</w:t>
+              <w:widowControl w:val="0"/>
+              <w:rPr>
+                <w:sz w:val="22"/>
+                <w:szCs w:val="22"/>
+                <w:lang w:val="en-US"/>
+              </w:rPr>
+            </w:pPr>
+            <w:r>
+              <w:rPr>
+                <w:sz w:val="22"/>
+                <w:szCs w:val="22"/>
+                <w:lang w:val="en-US"/>
+              </w:rPr>
+              <w:t>Write byte value to EEPROM (</w:t>
+            </w:r>
+            <w:proofErr w:type="spellStart"/>
+            <w:proofErr w:type="gramStart"/>
+            <w:r>
+              <w:rPr>
+                <w:sz w:val="22"/>
+                <w:szCs w:val="22"/>
+                <w:lang w:val="en-US"/>
+              </w:rPr>
+              <w:t>BLExxxx:yy</w:t>
+            </w:r>
+            <w:proofErr w:type="spellEnd"/>
+            <w:proofErr w:type="gramEnd"/>
+            <w:r>
+              <w:rPr>
+                <w:sz w:val="22"/>
+                <w:szCs w:val="22"/>
+                <w:lang w:val="en-US"/>
+              </w:rPr>
+              <w:t xml:space="preserve">, </w:t>
+            </w:r>
+            <w:proofErr w:type="spellStart"/>
+            <w:r>
+              <w:rPr>
+                <w:sz w:val="22"/>
+                <w:szCs w:val="22"/>
+                <w:lang w:val="en-US"/>
+              </w:rPr>
+              <w:t>xxxx</w:t>
+            </w:r>
+            <w:proofErr w:type="spellEnd"/>
+            <w:r>
+              <w:rPr>
+                <w:sz w:val="22"/>
+                <w:szCs w:val="22"/>
+                <w:lang w:val="en-US"/>
+              </w:rPr>
+              <w:t xml:space="preserve"> - address as HEX, </w:t>
+            </w:r>
+            <w:proofErr w:type="spellStart"/>
+            <w:r>
+              <w:rPr>
+                <w:sz w:val="22"/>
+                <w:szCs w:val="22"/>
+                <w:lang w:val="en-US"/>
+              </w:rPr>
+              <w:t>yy</w:t>
+            </w:r>
+            <w:proofErr w:type="spellEnd"/>
+            <w:r>
+              <w:rPr>
+                <w:sz w:val="22"/>
+                <w:szCs w:val="22"/>
+                <w:lang w:val="en-US"/>
+              </w:rPr>
+              <w:t xml:space="preserve"> - value as HEX)</w:t>
             </w:r>
           </w:p>
         </w:tc>
@@ -5091,7 +5524,6 @@
     </w:tbl>
     <w:p>
       <w:pPr>
-        <w:pStyle w:val="Normal"/>
         <w:rPr>
           <w:b/>
           <w:bCs/>
@@ -5100,19 +5532,9 @@
           <w:lang w:val="en-US"/>
         </w:rPr>
       </w:pPr>
-      <w:r>
-        <w:rPr>
-          <w:b/>
-          <w:bCs/>
-          <w:sz w:val="28"/>
-          <w:szCs w:val="28"/>
-          <w:lang w:val="en-US"/>
-        </w:rPr>
-      </w:r>
     </w:p>
     <w:p>
       <w:pPr>
-        <w:pStyle w:val="Normal"/>
         <w:jc w:val="both"/>
         <w:rPr>
           <w:bCs/>
@@ -5129,7 +5551,6 @@
     </w:p>
     <w:p>
       <w:pPr>
-        <w:pStyle w:val="Normal"/>
         <w:rPr>
           <w:b/>
           <w:bCs/>
@@ -5138,20 +5559,10 @@
           <w:lang w:val="en-US"/>
         </w:rPr>
       </w:pPr>
-      <w:r>
-        <w:rPr>
-          <w:b/>
-          <w:bCs/>
-          <w:sz w:val="28"/>
-          <w:szCs w:val="28"/>
-          <w:lang w:val="en-US"/>
-        </w:rPr>
-      </w:r>
     </w:p>
     <w:p>
       <w:pPr>
-        <w:pStyle w:val="Normal"/>
-        <w:spacing w:before="0" w:after="120"/>
+        <w:spacing w:after="120"/>
         <w:rPr>
           <w:b/>
           <w:bCs/>
@@ -5173,7 +5584,6 @@
     </w:p>
     <w:p>
       <w:pPr>
-        <w:pStyle w:val="Normal"/>
         <w:rPr>
           <w:bCs/>
           <w:lang w:val="en-US"/>
@@ -5197,7 +5607,6 @@
     </w:p>
     <w:p>
       <w:pPr>
-        <w:pStyle w:val="Normal"/>
         <w:rPr>
           <w:bCs/>
           <w:lang w:val="en-US"/>
@@ -5221,7 +5630,6 @@
     </w:p>
     <w:p>
       <w:pPr>
-        <w:pStyle w:val="Normal"/>
         <w:rPr>
           <w:bCs/>
           <w:lang w:val="en-US"/>
@@ -5245,7 +5653,6 @@
     </w:p>
     <w:p>
       <w:pPr>
-        <w:pStyle w:val="Normal"/>
         <w:rPr>
           <w:bCs/>
           <w:lang w:val="en-US"/>
@@ -5269,7 +5676,6 @@
     </w:p>
     <w:p>
       <w:pPr>
-        <w:pStyle w:val="Normal"/>
         <w:rPr>
           <w:bCs/>
           <w:lang w:val="en-US"/>
@@ -5292,22 +5698,14 @@
     </w:p>
     <w:p>
       <w:pPr>
-        <w:pStyle w:val="Normal"/>
         <w:rPr>
           <w:bCs/>
           <w:lang w:val="en-US"/>
         </w:rPr>
       </w:pPr>
-      <w:r>
-        <w:rPr>
-          <w:bCs/>
-          <w:lang w:val="en-US"/>
-        </w:rPr>
-      </w:r>
     </w:p>
     <w:p>
       <w:pPr>
-        <w:pStyle w:val="Normal"/>
         <w:rPr>
           <w:b/>
           <w:sz w:val="28"/>
@@ -5329,34 +5727,21 @@
       <w:tblPr>
         <w:tblStyle w:val="Tabellenraster"/>
         <w:tblW w:w="9054" w:type="dxa"/>
-        <w:jc w:val="left"/>
-        <w:tblInd w:w="0" w:type="dxa"/>
         <w:tblLayout w:type="fixed"/>
-        <w:tblCellMar>
-          <w:top w:w="0" w:type="dxa"/>
-          <w:left w:w="108" w:type="dxa"/>
-          <w:bottom w:w="0" w:type="dxa"/>
-          <w:right w:w="108" w:type="dxa"/>
-        </w:tblCellMar>
-        <w:tblLook w:firstRow="1" w:noVBand="1" w:lastRow="0" w:firstColumn="1" w:lastColumn="0" w:noHBand="0" w:val="04a0"/>
+        <w:tblLook w:val="04A0" w:firstRow="1" w:lastRow="0" w:firstColumn="1" w:lastColumn="0" w:noHBand="0" w:noVBand="1"/>
       </w:tblPr>
       <w:tblGrid>
         <w:gridCol w:w="1980"/>
-        <w:gridCol w:w="7073"/>
+        <w:gridCol w:w="7074"/>
       </w:tblGrid>
       <w:tr>
-        <w:trPr/>
         <w:tc>
           <w:tcPr>
             <w:tcW w:w="1980" w:type="dxa"/>
-            <w:tcBorders/>
-            <w:shd w:color="auto" w:fill="D9D9D9" w:themeFill="background1" w:themeFillShade="d9" w:val="clear"/>
-          </w:tcPr>
-          <w:p>
-            <w:pPr>
-              <w:pStyle w:val="Normal"/>
-              <w:widowControl/>
-              <w:spacing w:before="0" w:after="0"/>
+            <w:shd w:val="clear" w:color="auto" w:fill="D9D9D9" w:themeFill="background1" w:themeFillShade="D9"/>
+          </w:tcPr>
+          <w:p>
+            <w:pPr>
               <w:jc w:val="center"/>
               <w:rPr>
                 <w:b/>
@@ -5366,10 +5751,7 @@
             <w:r>
               <w:rPr>
                 <w:b/>
-                <w:kern w:val="0"/>
-                <w:sz w:val="24"/>
-                <w:szCs w:val="24"/>
-                <w:lang w:val="en-US" w:eastAsia="de-DE" w:bidi="ar-SA"/>
+                <w:lang w:val="en-US"/>
               </w:rPr>
               <w:t>Bit</w:t>
             </w:r>
@@ -5378,14 +5760,10 @@
         <w:tc>
           <w:tcPr>
             <w:tcW w:w="7073" w:type="dxa"/>
-            <w:tcBorders/>
-            <w:shd w:color="auto" w:fill="D9D9D9" w:themeFill="background1" w:themeFillShade="d9" w:val="clear"/>
-          </w:tcPr>
-          <w:p>
-            <w:pPr>
-              <w:pStyle w:val="Normal"/>
-              <w:widowControl/>
-              <w:spacing w:before="0" w:after="0"/>
+            <w:shd w:val="clear" w:color="auto" w:fill="D9D9D9" w:themeFill="background1" w:themeFillShade="D9"/>
+          </w:tcPr>
+          <w:p>
+            <w:pPr>
               <w:jc w:val="center"/>
               <w:rPr>
                 <w:b/>
@@ -5395,10 +5773,7 @@
             <w:r>
               <w:rPr>
                 <w:b/>
-                <w:kern w:val="0"/>
-                <w:sz w:val="24"/>
-                <w:szCs w:val="24"/>
-                <w:lang w:val="en-US" w:eastAsia="de-DE" w:bidi="ar-SA"/>
+                <w:lang w:val="en-US"/>
               </w:rPr>
               <w:t>Description</w:t>
             </w:r>
@@ -5406,17 +5781,12 @@
         </w:tc>
       </w:tr>
       <w:tr>
-        <w:trPr/>
         <w:tc>
           <w:tcPr>
             <w:tcW w:w="1980" w:type="dxa"/>
-            <w:tcBorders/>
-          </w:tcPr>
-          <w:p>
-            <w:pPr>
-              <w:pStyle w:val="Normal"/>
-              <w:widowControl/>
-              <w:spacing w:before="0" w:after="0"/>
+          </w:tcPr>
+          <w:p>
+            <w:pPr>
               <w:jc w:val="center"/>
               <w:rPr>
                 <w:bCs/>
@@ -5426,10 +5796,7 @@
             <w:r>
               <w:rPr>
                 <w:bCs/>
-                <w:kern w:val="0"/>
-                <w:sz w:val="24"/>
-                <w:szCs w:val="24"/>
-                <w:lang w:val="en-US" w:eastAsia="de-DE" w:bidi="ar-SA"/>
+                <w:lang w:val="en-US"/>
               </w:rPr>
               <w:t>0</w:t>
             </w:r>
@@ -5438,14 +5805,9 @@
         <w:tc>
           <w:tcPr>
             <w:tcW w:w="7073" w:type="dxa"/>
-            <w:tcBorders/>
-          </w:tcPr>
-          <w:p>
-            <w:pPr>
-              <w:pStyle w:val="Normal"/>
-              <w:widowControl/>
-              <w:spacing w:before="0" w:after="0"/>
-              <w:jc w:val="left"/>
+          </w:tcPr>
+          <w:p>
+            <w:pPr>
               <w:rPr>
                 <w:bCs/>
                 <w:lang w:val="en-US"/>
@@ -5454,10 +5816,7 @@
             <w:r>
               <w:rPr>
                 <w:bCs/>
-                <w:kern w:val="0"/>
-                <w:sz w:val="24"/>
-                <w:szCs w:val="24"/>
-                <w:lang w:val="en-US" w:eastAsia="de-DE" w:bidi="ar-SA"/>
+                <w:lang w:val="en-US"/>
               </w:rPr>
               <w:t>Overcurrent detected</w:t>
             </w:r>
@@ -5465,17 +5824,12 @@
         </w:tc>
       </w:tr>
       <w:tr>
-        <w:trPr/>
         <w:tc>
           <w:tcPr>
             <w:tcW w:w="1980" w:type="dxa"/>
-            <w:tcBorders/>
-          </w:tcPr>
-          <w:p>
-            <w:pPr>
-              <w:pStyle w:val="Normal"/>
-              <w:widowControl/>
-              <w:spacing w:before="0" w:after="0"/>
+          </w:tcPr>
+          <w:p>
+            <w:pPr>
               <w:jc w:val="center"/>
               <w:rPr>
                 <w:bCs/>
@@ -5485,10 +5839,7 @@
             <w:r>
               <w:rPr>
                 <w:bCs/>
-                <w:kern w:val="0"/>
-                <w:sz w:val="24"/>
-                <w:szCs w:val="24"/>
-                <w:lang w:val="en-US" w:eastAsia="de-DE" w:bidi="ar-SA"/>
+                <w:lang w:val="en-US"/>
               </w:rPr>
               <w:t>…</w:t>
             </w:r>
@@ -5497,35 +5848,284 @@
         <w:tc>
           <w:tcPr>
             <w:tcW w:w="7073" w:type="dxa"/>
-            <w:tcBorders/>
-          </w:tcPr>
-          <w:p>
-            <w:pPr>
-              <w:pStyle w:val="Normal"/>
-              <w:widowControl/>
-              <w:spacing w:before="0" w:after="0"/>
-              <w:jc w:val="left"/>
+          </w:tcPr>
+          <w:p>
+            <w:pPr>
               <w:rPr>
                 <w:bCs/>
                 <w:lang w:val="en-US"/>
               </w:rPr>
             </w:pPr>
-            <w:r>
-              <w:rPr>
-                <w:bCs/>
-                <w:kern w:val="0"/>
-                <w:sz w:val="24"/>
-                <w:szCs w:val="24"/>
-                <w:lang w:val="en-US" w:eastAsia="de-DE" w:bidi="ar-SA"/>
-              </w:rPr>
-            </w:r>
           </w:p>
         </w:tc>
       </w:tr>
     </w:tbl>
     <w:p>
       <w:pPr>
-        <w:pStyle w:val="Normal"/>
+        <w:rPr>
+          <w:b/>
+          <w:sz w:val="28"/>
+          <w:szCs w:val="28"/>
+          <w:lang w:val="en-US"/>
+        </w:rPr>
+      </w:pPr>
+    </w:p>
+    <w:p>
+      <w:pPr>
+        <w:rPr>
+          <w:b/>
+          <w:sz w:val="28"/>
+          <w:szCs w:val="28"/>
+        </w:rPr>
+      </w:pPr>
+      <w:r>
+        <w:rPr>
+          <w:b/>
+          <w:sz w:val="28"/>
+          <w:szCs w:val="28"/>
+        </w:rPr>
+        <w:t xml:space="preserve">Interface Type (SI </w:t>
+      </w:r>
+      <w:proofErr w:type="spellStart"/>
+      <w:r>
+        <w:rPr>
+          <w:b/>
+          <w:sz w:val="28"/>
+          <w:szCs w:val="28"/>
+        </w:rPr>
+        <w:t>command</w:t>
+      </w:r>
+      <w:proofErr w:type="spellEnd"/>
+      <w:r>
+        <w:rPr>
+          <w:b/>
+          <w:sz w:val="28"/>
+          <w:szCs w:val="28"/>
+        </w:rPr>
+        <w:t>)</w:t>
+      </w:r>
+    </w:p>
+    <w:tbl>
+      <w:tblPr>
+        <w:tblStyle w:val="Tabellenraster"/>
+        <w:tblW w:w="9054" w:type="dxa"/>
+        <w:tblLayout w:type="fixed"/>
+        <w:tblLook w:val="04A0" w:firstRow="1" w:lastRow="0" w:firstColumn="1" w:lastColumn="0" w:noHBand="0" w:noVBand="1"/>
+      </w:tblPr>
+      <w:tblGrid>
+        <w:gridCol w:w="1980"/>
+        <w:gridCol w:w="7074"/>
+      </w:tblGrid>
+      <w:tr>
+        <w:tc>
+          <w:tcPr>
+            <w:tcW w:w="1980" w:type="dxa"/>
+            <w:shd w:val="clear" w:color="auto" w:fill="D9D9D9" w:themeFill="background1" w:themeFillShade="D9"/>
+          </w:tcPr>
+          <w:p>
+            <w:pPr>
+              <w:jc w:val="center"/>
+              <w:rPr>
+                <w:b/>
+              </w:rPr>
+            </w:pPr>
+            <w:r>
+              <w:rPr>
+                <w:b/>
+              </w:rPr>
+              <w:t>Interface ID</w:t>
+            </w:r>
+          </w:p>
+        </w:tc>
+        <w:tc>
+          <w:tcPr>
+            <w:tcW w:w="7074" w:type="dxa"/>
+            <w:shd w:val="clear" w:color="auto" w:fill="D9D9D9" w:themeFill="background1" w:themeFillShade="D9"/>
+          </w:tcPr>
+          <w:p>
+            <w:pPr>
+              <w:jc w:val="center"/>
+              <w:rPr>
+                <w:b/>
+              </w:rPr>
+            </w:pPr>
+            <w:r>
+              <w:rPr>
+                <w:b/>
+              </w:rPr>
+              <w:t>Description</w:t>
+            </w:r>
+          </w:p>
+        </w:tc>
+      </w:tr>
+      <w:tr>
+        <w:tc>
+          <w:tcPr>
+            <w:tcW w:w="1980" w:type="dxa"/>
+          </w:tcPr>
+          <w:p>
+            <w:pPr>
+              <w:jc w:val="center"/>
+              <w:rPr>
+                <w:bCs/>
+              </w:rPr>
+            </w:pPr>
+            <w:r>
+              <w:rPr>
+                <w:bCs/>
+              </w:rPr>
+              <w:t>0</w:t>
+            </w:r>
+          </w:p>
+        </w:tc>
+        <w:tc>
+          <w:tcPr>
+            <w:tcW w:w="7074" w:type="dxa"/>
+          </w:tcPr>
+          <w:p>
+            <w:pPr>
+              <w:rPr>
+                <w:bCs/>
+              </w:rPr>
+            </w:pPr>
+            <w:r>
+              <w:rPr>
+                <w:bCs/>
+              </w:rPr>
+              <w:t>OFF (disabled)</w:t>
+            </w:r>
+          </w:p>
+        </w:tc>
+      </w:tr>
+      <w:tr>
+        <w:tc>
+          <w:tcPr>
+            <w:tcW w:w="1980" w:type="dxa"/>
+          </w:tcPr>
+          <w:p>
+            <w:pPr>
+              <w:jc w:val="center"/>
+              <w:rPr>
+                <w:bCs/>
+              </w:rPr>
+            </w:pPr>
+            <w:r>
+              <w:rPr>
+                <w:bCs/>
+              </w:rPr>
+              <w:t>1</w:t>
+            </w:r>
+          </w:p>
+        </w:tc>
+        <w:tc>
+          <w:tcPr>
+            <w:tcW w:w="7074" w:type="dxa"/>
+          </w:tcPr>
+          <w:p>
+            <w:pPr>
+              <w:rPr>
+                <w:bCs/>
+              </w:rPr>
+            </w:pPr>
+            <w:r>
+              <w:rPr>
+                <w:bCs/>
+              </w:rPr>
+              <w:t>PWM</w:t>
+            </w:r>
+          </w:p>
+        </w:tc>
+      </w:tr>
+      <w:tr>
+        <w:tc>
+          <w:tcPr>
+            <w:tcW w:w="1980" w:type="dxa"/>
+          </w:tcPr>
+          <w:p>
+            <w:pPr>
+              <w:jc w:val="center"/>
+              <w:rPr>
+                <w:bCs/>
+              </w:rPr>
+            </w:pPr>
+            <w:r>
+              <w:rPr>
+                <w:bCs/>
+              </w:rPr>
+              <w:t>2</w:t>
+            </w:r>
+          </w:p>
+        </w:tc>
+        <w:tc>
+          <w:tcPr>
+            <w:tcW w:w="7074" w:type="dxa"/>
+          </w:tcPr>
+          <w:p>
+            <w:pPr>
+              <w:rPr>
+                <w:bCs/>
+              </w:rPr>
+            </w:pPr>
+            <w:r>
+              <w:rPr>
+                <w:bCs/>
+              </w:rPr>
+              <w:t>RS485</w:t>
+            </w:r>
+          </w:p>
+        </w:tc>
+      </w:tr>
+      <w:tr>
+        <w:tc>
+          <w:tcPr>
+            <w:tcW w:w="1980" w:type="dxa"/>
+          </w:tcPr>
+          <w:p>
+            <w:pPr>
+              <w:jc w:val="center"/>
+              <w:rPr>
+                <w:bCs/>
+              </w:rPr>
+            </w:pPr>
+            <w:r>
+              <w:rPr>
+                <w:bCs/>
+              </w:rPr>
+              <w:t>3</w:t>
+            </w:r>
+          </w:p>
+        </w:tc>
+        <w:tc>
+          <w:tcPr>
+            <w:tcW w:w="7074" w:type="dxa"/>
+          </w:tcPr>
+          <w:p>
+            <w:pPr>
+              <w:rPr>
+                <w:bCs/>
+              </w:rPr>
+            </w:pPr>
+            <w:r>
+              <w:rPr>
+                <w:bCs/>
+              </w:rPr>
+              <w:t>CAN</w:t>
+            </w:r>
+          </w:p>
+        </w:tc>
+      </w:tr>
+    </w:tbl>
+    <w:p>
+      <w:pPr>
+        <w:rPr>
+          <w:b/>
+          <w:sz w:val="28"/>
+          <w:szCs w:val="28"/>
+        </w:rPr>
+      </w:pPr>
+    </w:p>
+    <w:p>
+      <w:pPr>
         <w:rPr>
           <w:b/>
           <w:sz w:val="28"/>
@@ -5540,308 +6140,6 @@
           <w:szCs w:val="28"/>
           <w:lang w:val="en-US"/>
         </w:rPr>
-      </w:r>
-    </w:p>
-    <w:p>
-      <w:pPr>
-        <w:pStyle w:val="Normal"/>
-        <w:rPr>
-          <w:b/>
-          <w:sz w:val="28"/>
-          <w:szCs w:val="28"/>
-        </w:rPr>
-      </w:pPr>
-      <w:r>
-        <w:rPr>
-          <w:b/>
-          <w:sz w:val="28"/>
-          <w:szCs w:val="28"/>
-        </w:rPr>
-        <w:t>Interface Type (SI command)</w:t>
-      </w:r>
-    </w:p>
-    <w:tbl>
-      <w:tblPr>
-        <w:tblStyle w:val="Tabellenraster"/>
-        <w:tblW w:w="9054" w:type="dxa"/>
-        <w:jc w:val="left"/>
-        <w:tblInd w:w="0" w:type="dxa"/>
-        <w:tblLayout w:type="fixed"/>
-        <w:tblCellMar>
-          <w:top w:w="0" w:type="dxa"/>
-          <w:left w:w="108" w:type="dxa"/>
-          <w:bottom w:w="0" w:type="dxa"/>
-          <w:right w:w="108" w:type="dxa"/>
-        </w:tblCellMar>
-        <w:tblLook w:firstRow="1" w:noVBand="1" w:lastRow="0" w:firstColumn="1" w:lastColumn="0" w:noHBand="0" w:val="04a0"/>
-      </w:tblPr>
-      <w:tblGrid>
-        <w:gridCol w:w="1980"/>
-        <w:gridCol w:w="7073"/>
-      </w:tblGrid>
-      <w:tr>
-        <w:trPr/>
-        <w:tc>
-          <w:tcPr>
-            <w:tcW w:w="1980" w:type="dxa"/>
-            <w:tcBorders/>
-            <w:shd w:color="auto" w:fill="D9D9D9" w:themeFill="background1" w:themeFillShade="d9" w:val="clear"/>
-          </w:tcPr>
-          <w:p>
-            <w:pPr>
-              <w:pStyle w:val="Normal"/>
-              <w:widowControl/>
-              <w:spacing w:before="0" w:after="0"/>
-              <w:jc w:val="center"/>
-              <w:rPr>
-                <w:b/>
-              </w:rPr>
-            </w:pPr>
-            <w:r>
-              <w:rPr>
-                <w:b/>
-                <w:kern w:val="0"/>
-                <w:sz w:val="24"/>
-                <w:szCs w:val="24"/>
-                <w:lang w:val="de-DE" w:eastAsia="de-DE" w:bidi="ar-SA"/>
-              </w:rPr>
-              <w:t>Interface ID</w:t>
-            </w:r>
-          </w:p>
-        </w:tc>
-        <w:tc>
-          <w:tcPr>
-            <w:tcW w:w="7073" w:type="dxa"/>
-            <w:tcBorders/>
-            <w:shd w:color="auto" w:fill="D9D9D9" w:themeFill="background1" w:themeFillShade="d9" w:val="clear"/>
-          </w:tcPr>
-          <w:p>
-            <w:pPr>
-              <w:pStyle w:val="Normal"/>
-              <w:widowControl/>
-              <w:spacing w:before="0" w:after="0"/>
-              <w:jc w:val="center"/>
-              <w:rPr>
-                <w:b/>
-              </w:rPr>
-            </w:pPr>
-            <w:r>
-              <w:rPr>
-                <w:b/>
-                <w:kern w:val="0"/>
-                <w:sz w:val="24"/>
-                <w:szCs w:val="24"/>
-                <w:lang w:val="de-DE" w:eastAsia="de-DE" w:bidi="ar-SA"/>
-              </w:rPr>
-              <w:t>Description</w:t>
-            </w:r>
-          </w:p>
-        </w:tc>
-      </w:tr>
-      <w:tr>
-        <w:trPr/>
-        <w:tc>
-          <w:tcPr>
-            <w:tcW w:w="1980" w:type="dxa"/>
-            <w:tcBorders/>
-          </w:tcPr>
-          <w:p>
-            <w:pPr>
-              <w:pStyle w:val="Normal"/>
-              <w:widowControl/>
-              <w:spacing w:before="0" w:after="0"/>
-              <w:jc w:val="center"/>
-              <w:rPr>
-                <w:bCs/>
-              </w:rPr>
-            </w:pPr>
-            <w:r>
-              <w:rPr>
-                <w:bCs/>
-                <w:kern w:val="0"/>
-                <w:sz w:val="24"/>
-                <w:szCs w:val="24"/>
-                <w:lang w:val="de-DE" w:eastAsia="de-DE" w:bidi="ar-SA"/>
-              </w:rPr>
-              <w:t>0</w:t>
-            </w:r>
-          </w:p>
-        </w:tc>
-        <w:tc>
-          <w:tcPr>
-            <w:tcW w:w="7073" w:type="dxa"/>
-            <w:tcBorders/>
-          </w:tcPr>
-          <w:p>
-            <w:pPr>
-              <w:pStyle w:val="Normal"/>
-              <w:widowControl/>
-              <w:spacing w:before="0" w:after="0"/>
-              <w:jc w:val="left"/>
-              <w:rPr>
-                <w:bCs/>
-              </w:rPr>
-            </w:pPr>
-            <w:r>
-              <w:rPr>
-                <w:bCs/>
-                <w:kern w:val="0"/>
-                <w:sz w:val="24"/>
-                <w:szCs w:val="24"/>
-                <w:lang w:val="de-DE" w:eastAsia="de-DE" w:bidi="ar-SA"/>
-              </w:rPr>
-              <w:t>PWM</w:t>
-            </w:r>
-          </w:p>
-        </w:tc>
-      </w:tr>
-      <w:tr>
-        <w:trPr/>
-        <w:tc>
-          <w:tcPr>
-            <w:tcW w:w="1980" w:type="dxa"/>
-            <w:tcBorders/>
-          </w:tcPr>
-          <w:p>
-            <w:pPr>
-              <w:pStyle w:val="Normal"/>
-              <w:widowControl/>
-              <w:spacing w:before="0" w:after="0"/>
-              <w:jc w:val="center"/>
-              <w:rPr>
-                <w:bCs/>
-              </w:rPr>
-            </w:pPr>
-            <w:r>
-              <w:rPr>
-                <w:bCs/>
-                <w:kern w:val="0"/>
-                <w:sz w:val="24"/>
-                <w:szCs w:val="24"/>
-                <w:lang w:val="de-DE" w:eastAsia="de-DE" w:bidi="ar-SA"/>
-              </w:rPr>
-              <w:t>1</w:t>
-            </w:r>
-          </w:p>
-        </w:tc>
-        <w:tc>
-          <w:tcPr>
-            <w:tcW w:w="7073" w:type="dxa"/>
-            <w:tcBorders/>
-          </w:tcPr>
-          <w:p>
-            <w:pPr>
-              <w:pStyle w:val="Normal"/>
-              <w:widowControl/>
-              <w:spacing w:before="0" w:after="0"/>
-              <w:jc w:val="left"/>
-              <w:rPr>
-                <w:bCs/>
-              </w:rPr>
-            </w:pPr>
-            <w:r>
-              <w:rPr>
-                <w:bCs/>
-                <w:kern w:val="0"/>
-                <w:sz w:val="24"/>
-                <w:szCs w:val="24"/>
-                <w:lang w:val="de-DE" w:eastAsia="de-DE" w:bidi="ar-SA"/>
-              </w:rPr>
-              <w:t>RS485</w:t>
-            </w:r>
-          </w:p>
-        </w:tc>
-      </w:tr>
-      <w:tr>
-        <w:trPr/>
-        <w:tc>
-          <w:tcPr>
-            <w:tcW w:w="1980" w:type="dxa"/>
-            <w:tcBorders/>
-          </w:tcPr>
-          <w:p>
-            <w:pPr>
-              <w:pStyle w:val="Normal"/>
-              <w:widowControl/>
-              <w:spacing w:before="0" w:after="0"/>
-              <w:jc w:val="center"/>
-              <w:rPr>
-                <w:bCs/>
-              </w:rPr>
-            </w:pPr>
-            <w:r>
-              <w:rPr>
-                <w:bCs/>
-                <w:kern w:val="0"/>
-                <w:sz w:val="24"/>
-                <w:szCs w:val="24"/>
-                <w:lang w:val="de-DE" w:eastAsia="de-DE" w:bidi="ar-SA"/>
-              </w:rPr>
-              <w:t>2</w:t>
-            </w:r>
-          </w:p>
-        </w:tc>
-        <w:tc>
-          <w:tcPr>
-            <w:tcW w:w="7073" w:type="dxa"/>
-            <w:tcBorders/>
-          </w:tcPr>
-          <w:p>
-            <w:pPr>
-              <w:pStyle w:val="Normal"/>
-              <w:widowControl/>
-              <w:spacing w:before="0" w:after="0"/>
-              <w:jc w:val="left"/>
-              <w:rPr>
-                <w:bCs/>
-              </w:rPr>
-            </w:pPr>
-            <w:r>
-              <w:rPr>
-                <w:bCs/>
-                <w:kern w:val="0"/>
-                <w:sz w:val="24"/>
-                <w:szCs w:val="24"/>
-                <w:lang w:val="de-DE" w:eastAsia="de-DE" w:bidi="ar-SA"/>
-              </w:rPr>
-              <w:t>CAN</w:t>
-            </w:r>
-          </w:p>
-        </w:tc>
-      </w:tr>
-    </w:tbl>
-    <w:p>
-      <w:pPr>
-        <w:pStyle w:val="Normal"/>
-        <w:rPr>
-          <w:b/>
-          <w:sz w:val="28"/>
-          <w:szCs w:val="28"/>
-        </w:rPr>
-      </w:pPr>
-      <w:r>
-        <w:rPr>
-          <w:b/>
-          <w:sz w:val="28"/>
-          <w:szCs w:val="28"/>
-        </w:rPr>
-      </w:r>
-    </w:p>
-    <w:p>
-      <w:pPr>
-        <w:pStyle w:val="Normal"/>
-        <w:rPr>
-          <w:b/>
-          <w:sz w:val="28"/>
-          <w:szCs w:val="28"/>
-        </w:rPr>
-      </w:pPr>
-      <w:r>
-        <w:rPr>
-          <w:b/>
-          <w:sz w:val="28"/>
-          <w:szCs w:val="28"/>
-        </w:rPr>
         <w:t>Sub-Interface Type (SSI command), RS485 only</w:t>
       </w:r>
     </w:p>
@@ -5849,34 +6147,21 @@
       <w:tblPr>
         <w:tblStyle w:val="Tabellenraster"/>
         <w:tblW w:w="9054" w:type="dxa"/>
-        <w:jc w:val="left"/>
-        <w:tblInd w:w="0" w:type="dxa"/>
         <w:tblLayout w:type="fixed"/>
-        <w:tblCellMar>
-          <w:top w:w="0" w:type="dxa"/>
-          <w:left w:w="108" w:type="dxa"/>
-          <w:bottom w:w="0" w:type="dxa"/>
-          <w:right w:w="108" w:type="dxa"/>
-        </w:tblCellMar>
-        <w:tblLook w:firstRow="1" w:noVBand="1" w:lastRow="0" w:firstColumn="1" w:lastColumn="0" w:noHBand="0" w:val="04a0"/>
+        <w:tblLook w:val="04A0" w:firstRow="1" w:lastRow="0" w:firstColumn="1" w:lastColumn="0" w:noHBand="0" w:noVBand="1"/>
       </w:tblPr>
       <w:tblGrid>
         <w:gridCol w:w="1980"/>
-        <w:gridCol w:w="7073"/>
+        <w:gridCol w:w="7074"/>
       </w:tblGrid>
       <w:tr>
-        <w:trPr/>
         <w:tc>
           <w:tcPr>
             <w:tcW w:w="1980" w:type="dxa"/>
-            <w:tcBorders/>
-            <w:shd w:color="auto" w:fill="D9D9D9" w:themeFill="background1" w:themeFillShade="d9" w:val="clear"/>
-          </w:tcPr>
-          <w:p>
-            <w:pPr>
-              <w:pStyle w:val="Normal"/>
-              <w:widowControl/>
-              <w:spacing w:before="0" w:after="0"/>
+            <w:shd w:val="clear" w:color="auto" w:fill="D9D9D9" w:themeFill="background1" w:themeFillShade="D9"/>
+          </w:tcPr>
+          <w:p>
+            <w:pPr>
               <w:jc w:val="center"/>
               <w:rPr>
                 <w:b/>
@@ -5887,10 +6172,6 @@
             <w:r>
               <w:rPr>
                 <w:b/>
-                <w:kern w:val="0"/>
-                <w:sz w:val="24"/>
-                <w:szCs w:val="24"/>
-                <w:lang w:val="de-DE" w:eastAsia="de-DE" w:bidi="ar-SA"/>
               </w:rPr>
               <w:t>Sub-Interface ID</w:t>
             </w:r>
@@ -5899,14 +6180,10 @@
         <w:tc>
           <w:tcPr>
             <w:tcW w:w="7073" w:type="dxa"/>
-            <w:tcBorders/>
-            <w:shd w:color="auto" w:fill="D9D9D9" w:themeFill="background1" w:themeFillShade="d9" w:val="clear"/>
-          </w:tcPr>
-          <w:p>
-            <w:pPr>
-              <w:pStyle w:val="Normal"/>
-              <w:widowControl/>
-              <w:spacing w:before="0" w:after="0"/>
+            <w:shd w:val="clear" w:color="auto" w:fill="D9D9D9" w:themeFill="background1" w:themeFillShade="D9"/>
+          </w:tcPr>
+          <w:p>
+            <w:pPr>
               <w:jc w:val="center"/>
               <w:rPr>
                 <w:b/>
@@ -5917,10 +6194,6 @@
             <w:r>
               <w:rPr>
                 <w:b/>
-                <w:kern w:val="0"/>
-                <w:sz w:val="24"/>
-                <w:szCs w:val="24"/>
-                <w:lang w:val="de-DE" w:eastAsia="de-DE" w:bidi="ar-SA"/>
               </w:rPr>
               <w:t>Description</w:t>
             </w:r>
@@ -5928,17 +6201,12 @@
         </w:tc>
       </w:tr>
       <w:tr>
-        <w:trPr/>
         <w:tc>
           <w:tcPr>
             <w:tcW w:w="1980" w:type="dxa"/>
-            <w:tcBorders/>
-          </w:tcPr>
-          <w:p>
-            <w:pPr>
-              <w:pStyle w:val="Normal"/>
-              <w:widowControl/>
-              <w:spacing w:before="0" w:after="0"/>
+          </w:tcPr>
+          <w:p>
+            <w:pPr>
               <w:jc w:val="center"/>
               <w:rPr>
                 <w:bCs/>
@@ -5947,10 +6215,6 @@
             <w:r>
               <w:rPr>
                 <w:bCs/>
-                <w:kern w:val="0"/>
-                <w:sz w:val="24"/>
-                <w:szCs w:val="24"/>
-                <w:lang w:val="de-DE" w:eastAsia="de-DE" w:bidi="ar-SA"/>
               </w:rPr>
               <w:t>0</w:t>
             </w:r>
@@ -5959,14 +6223,9 @@
         <w:tc>
           <w:tcPr>
             <w:tcW w:w="7073" w:type="dxa"/>
-            <w:tcBorders/>
-          </w:tcPr>
-          <w:p>
-            <w:pPr>
-              <w:pStyle w:val="Normal"/>
-              <w:widowControl/>
-              <w:spacing w:before="0" w:after="0"/>
-              <w:jc w:val="left"/>
+          </w:tcPr>
+          <w:p>
+            <w:pPr>
               <w:rPr>
                 <w:bCs/>
               </w:rPr>
@@ -5974,10 +6233,6 @@
             <w:r>
               <w:rPr>
                 <w:bCs/>
-                <w:kern w:val="0"/>
-                <w:sz w:val="24"/>
-                <w:szCs w:val="24"/>
-                <w:lang w:val="de-DE" w:eastAsia="de-DE" w:bidi="ar-SA"/>
               </w:rPr>
               <w:t>Standard RS485</w:t>
             </w:r>
@@ -5985,17 +6240,12 @@
         </w:tc>
       </w:tr>
       <w:tr>
-        <w:trPr/>
         <w:tc>
           <w:tcPr>
             <w:tcW w:w="1980" w:type="dxa"/>
-            <w:tcBorders/>
-          </w:tcPr>
-          <w:p>
-            <w:pPr>
-              <w:pStyle w:val="Normal"/>
-              <w:widowControl/>
-              <w:spacing w:before="0" w:after="0"/>
+          </w:tcPr>
+          <w:p>
+            <w:pPr>
               <w:jc w:val="center"/>
               <w:rPr>
                 <w:bCs/>
@@ -6004,10 +6254,6 @@
             <w:r>
               <w:rPr>
                 <w:bCs/>
-                <w:kern w:val="0"/>
-                <w:sz w:val="24"/>
-                <w:szCs w:val="24"/>
-                <w:lang w:val="de-DE" w:eastAsia="de-DE" w:bidi="ar-SA"/>
               </w:rPr>
               <w:t>1</w:t>
             </w:r>
@@ -6016,14 +6262,9 @@
         <w:tc>
           <w:tcPr>
             <w:tcW w:w="7073" w:type="dxa"/>
-            <w:tcBorders/>
-          </w:tcPr>
-          <w:p>
-            <w:pPr>
-              <w:pStyle w:val="Normal"/>
-              <w:widowControl/>
-              <w:spacing w:before="0" w:after="0"/>
-              <w:jc w:val="left"/>
+          </w:tcPr>
+          <w:p>
+            <w:pPr>
               <w:rPr>
                 <w:bCs/>
                 <w:lang w:val="en-US"/>
@@ -6032,10 +6273,7 @@
             <w:r>
               <w:rPr>
                 <w:bCs/>
-                <w:kern w:val="0"/>
-                <w:sz w:val="24"/>
-                <w:szCs w:val="24"/>
-                <w:lang w:val="en-US" w:eastAsia="de-DE" w:bidi="ar-SA"/>
+                <w:lang w:val="en-US"/>
               </w:rPr>
               <w:t>DA22 RS485</w:t>
             </w:r>
@@ -6043,17 +6281,12 @@
         </w:tc>
       </w:tr>
       <w:tr>
-        <w:trPr/>
         <w:tc>
           <w:tcPr>
             <w:tcW w:w="1980" w:type="dxa"/>
-            <w:tcBorders/>
-          </w:tcPr>
-          <w:p>
-            <w:pPr>
-              <w:pStyle w:val="Normal"/>
-              <w:widowControl/>
-              <w:spacing w:before="0" w:after="0"/>
+          </w:tcPr>
+          <w:p>
+            <w:pPr>
               <w:jc w:val="center"/>
               <w:rPr>
                 <w:bCs/>
@@ -6062,10 +6295,6 @@
             <w:r>
               <w:rPr>
                 <w:bCs/>
-                <w:kern w:val="0"/>
-                <w:sz w:val="24"/>
-                <w:szCs w:val="24"/>
-                <w:lang w:val="de-DE" w:eastAsia="de-DE" w:bidi="ar-SA"/>
               </w:rPr>
               <w:t>2</w:t>
             </w:r>
@@ -6074,14 +6303,9 @@
         <w:tc>
           <w:tcPr>
             <w:tcW w:w="7073" w:type="dxa"/>
-            <w:tcBorders/>
-          </w:tcPr>
-          <w:p>
-            <w:pPr>
-              <w:pStyle w:val="Normal"/>
-              <w:widowControl/>
-              <w:spacing w:before="0" w:after="0"/>
-              <w:jc w:val="left"/>
+          </w:tcPr>
+          <w:p>
+            <w:pPr>
               <w:rPr>
                 <w:bCs/>
               </w:rPr>
@@ -6089,10 +6313,7 @@
             <w:r>
               <w:rPr>
                 <w:bCs/>
-                <w:kern w:val="0"/>
-                <w:sz w:val="24"/>
-                <w:szCs w:val="24"/>
-                <w:lang w:val="en-US" w:eastAsia="de-DE" w:bidi="ar-SA"/>
+                <w:lang w:val="en-US"/>
               </w:rPr>
               <w:t>RS485 for big actuators</w:t>
             </w:r>
@@ -6100,17 +6321,12 @@
         </w:tc>
       </w:tr>
       <w:tr>
-        <w:trPr/>
         <w:tc>
           <w:tcPr>
             <w:tcW w:w="1980" w:type="dxa"/>
-            <w:tcBorders/>
-          </w:tcPr>
-          <w:p>
-            <w:pPr>
-              <w:pStyle w:val="Normal"/>
-              <w:widowControl/>
-              <w:spacing w:before="0" w:after="0"/>
+          </w:tcPr>
+          <w:p>
+            <w:pPr>
               <w:jc w:val="center"/>
               <w:rPr>
                 <w:bCs/>
@@ -6119,10 +6335,6 @@
             <w:r>
               <w:rPr>
                 <w:bCs/>
-                <w:kern w:val="0"/>
-                <w:sz w:val="24"/>
-                <w:szCs w:val="24"/>
-                <w:lang w:val="de-DE" w:eastAsia="de-DE" w:bidi="ar-SA"/>
               </w:rPr>
               <w:t>3</w:t>
             </w:r>
@@ -6131,14 +6343,9 @@
         <w:tc>
           <w:tcPr>
             <w:tcW w:w="7073" w:type="dxa"/>
-            <w:tcBorders/>
-          </w:tcPr>
-          <w:p>
-            <w:pPr>
-              <w:pStyle w:val="Normal"/>
-              <w:widowControl/>
-              <w:spacing w:before="0" w:after="0"/>
-              <w:jc w:val="left"/>
+          </w:tcPr>
+          <w:p>
+            <w:pPr>
               <w:rPr>
                 <w:bCs/>
               </w:rPr>
@@ -6146,28 +6353,55 @@
             <w:r>
               <w:rPr>
                 <w:bCs/>
-                <w:kern w:val="0"/>
-                <w:sz w:val="24"/>
-                <w:szCs w:val="24"/>
-                <w:lang w:val="de-DE" w:eastAsia="de-DE" w:bidi="ar-SA"/>
-              </w:rPr>
-              <w:t>RS485 for new actuators</w:t>
-            </w:r>
+              </w:rPr>
+              <w:t xml:space="preserve">RS485 </w:t>
+            </w:r>
+            <w:proofErr w:type="spellStart"/>
+            <w:r>
+              <w:rPr>
+                <w:bCs/>
+              </w:rPr>
+              <w:t>for</w:t>
+            </w:r>
+            <w:proofErr w:type="spellEnd"/>
+            <w:r>
+              <w:rPr>
+                <w:bCs/>
+              </w:rPr>
+              <w:t xml:space="preserve"> </w:t>
+            </w:r>
+            <w:proofErr w:type="spellStart"/>
+            <w:r>
+              <w:rPr>
+                <w:bCs/>
+              </w:rPr>
+              <w:t>new</w:t>
+            </w:r>
+            <w:proofErr w:type="spellEnd"/>
+            <w:r>
+              <w:rPr>
+                <w:bCs/>
+              </w:rPr>
+              <w:t xml:space="preserve"> </w:t>
+            </w:r>
+            <w:proofErr w:type="spellStart"/>
+            <w:r>
+              <w:rPr>
+                <w:bCs/>
+              </w:rPr>
+              <w:t>actuators</w:t>
+            </w:r>
+            <w:proofErr w:type="spellEnd"/>
           </w:p>
         </w:tc>
       </w:tr>
       <w:tr>
-        <w:trPr/>
         <w:tc>
           <w:tcPr>
             <w:tcW w:w="1980" w:type="dxa"/>
-            <w:tcBorders/>
-          </w:tcPr>
-          <w:p>
-            <w:pPr>
-              <w:pStyle w:val="Normal"/>
-              <w:widowControl/>
-              <w:spacing w:before="0" w:after="0"/>
+          </w:tcPr>
+          <w:p>
+            <w:pPr>
               <w:jc w:val="center"/>
               <w:rPr>
                 <w:bCs/>
@@ -6176,10 +6410,6 @@
             <w:r>
               <w:rPr>
                 <w:bCs/>
-                <w:kern w:val="0"/>
-                <w:sz w:val="24"/>
-                <w:szCs w:val="24"/>
-                <w:lang w:val="de-DE" w:eastAsia="de-DE" w:bidi="ar-SA"/>
               </w:rPr>
               <w:t>4</w:t>
             </w:r>
@@ -6188,14 +6418,9 @@
         <w:tc>
           <w:tcPr>
             <w:tcW w:w="7073" w:type="dxa"/>
-            <w:tcBorders/>
-          </w:tcPr>
-          <w:p>
-            <w:pPr>
-              <w:pStyle w:val="Normal"/>
-              <w:widowControl/>
-              <w:spacing w:before="0" w:after="0"/>
-              <w:jc w:val="left"/>
+          </w:tcPr>
+          <w:p>
+            <w:pPr>
               <w:rPr>
                 <w:bCs/>
               </w:rPr>
@@ -6203,10 +6428,6 @@
             <w:r>
               <w:rPr>
                 <w:bCs/>
-                <w:kern w:val="0"/>
-                <w:sz w:val="24"/>
-                <w:szCs w:val="24"/>
-                <w:lang w:val="de-DE" w:eastAsia="de-DE" w:bidi="ar-SA"/>
               </w:rPr>
               <w:t>Schiebel RS485</w:t>
             </w:r>
@@ -6216,66 +6437,73 @@
     </w:tbl>
     <w:p>
       <w:pPr>
-        <w:pStyle w:val="Normal"/>
         <w:rPr>
           <w:b/>
           <w:sz w:val="28"/>
           <w:szCs w:val="28"/>
         </w:rPr>
       </w:pPr>
-      <w:r>
-        <w:rPr/>
-      </w:r>
     </w:p>
     <w:sectPr>
-      <w:footerReference w:type="default" r:id="rId2"/>
-      <w:type w:val="nextPage"/>
+      <w:footerReference w:type="default" r:id="rId8"/>
       <w:pgSz w:w="11906" w:h="16838"/>
-      <w:pgMar w:left="1418" w:right="1418" w:gutter="0" w:header="0" w:top="567" w:footer="0" w:bottom="709"/>
-      <w:pgNumType w:fmt="decimal"/>
-      <w:formProt w:val="false"/>
-      <w:textDirection w:val="lrTb"/>
-      <w:docGrid w:type="default" w:linePitch="360" w:charSpace="0"/>
+      <w:pgMar w:top="567" w:right="1418" w:bottom="709" w:left="1418" w:header="0" w:footer="0" w:gutter="0"/>
+      <w:cols w:space="720"/>
+      <w:formProt w:val="0"/>
+      <w:docGrid w:linePitch="360"/>
     </w:sectPr>
   </w:body>
 </w:document>
 </file>
 
+<file path=word/endnotes.xml><?xml version="1.0" encoding="utf-8"?>
+<w:endnotes xmlns:wpc="http://schemas.microsoft.com/office/word/2010/wordprocessingCanvas" xmlns:cx="http://schemas.microsoft.com/office/drawing/2014/chartex" xmlns:cx1="http://schemas.microsoft.com/office/drawing/2015/9/8/chartex" xmlns:cx2="http://schemas.microsoft.com/office/drawing/2015/10/21/chartex" xmlns:cx3="http://schemas.microsoft.com/office/drawing/2016/5/9/chartex" xmlns:cx4="http://schemas.microsoft.com/office/drawing/2016/5/10/chartex" xmlns:cx5="http://schemas.microsoft.com/office/drawing/2016/5/11/chartex" xmlns:cx6="http://schemas.microsoft.com/office/drawing/2016/5/12/chartex" xmlns:cx7="http://schemas.microsoft.com/office/drawing/2016/5/13/chartex" xmlns:cx8="http://schemas.microsoft.com/office/drawing/2016/5/14/chartex" xmlns:mc="http://schemas.openxmlformats.org/markup-compatibility/2006" xmlns:aink="http://schemas.microsoft.com/office/drawing/2016/ink" xmlns:am3d="http://schemas.microsoft.com/office/drawing/2017/model3d" xmlns:o="urn:schemas-microsoft-com:office:office" xmlns:oel="http://schemas.microsoft.com/office/2019/extlst" xmlns:r="http://schemas.openxmlformats.org/officeDocument/2006/relationships" xmlns:m="http://schemas.openxmlformats.org/officeDocument/2006/math" xmlns:v="urn:schemas-microsoft-com:vml" xmlns:wp14="http://schemas.microsoft.com/office/word/2010/wordprocessingDrawing" xmlns:wp="http://schemas.openxmlformats.org/drawingml/2006/wordprocessingDrawing" xmlns:w10="urn:schemas-microsoft-com:office:word" xmlns:w="http://schemas.openxmlformats.org/wordprocessingml/2006/main" xmlns:w14="http://schemas.microsoft.com/office/word/2010/wordml" xmlns:w15="http://schemas.microsoft.com/office/word/2012/wordml" xmlns:w16cex="http://schemas.microsoft.com/office/word/2018/wordml/cex" xmlns:w16cid="http://schemas.microsoft.com/office/word/2016/wordml/cid" xmlns:w16="http://schemas.microsoft.com/office/word/2018/wordml" xmlns:w16du="http://schemas.microsoft.com/office/word/2023/wordml/word16du" xmlns:w16sdtdh="http://schemas.microsoft.com/office/word/2020/wordml/sdtdatahash" xmlns:w16sdtfl="http://schemas.microsoft.com/office/word/2024/wordml/sdtformatlock" xmlns:w16se="http://schemas.microsoft.com/office/word/2015/wordml/symex" xmlns:wpg="http://schemas.microsoft.com/office/word/2010/wordprocessingGroup" xmlns:wpi="http://schemas.microsoft.com/office/word/2010/wordprocessingInk" xmlns:wne="http://schemas.microsoft.com/office/word/2006/wordml" xmlns:wps="http://schemas.microsoft.com/office/word/2010/wordprocessingShape" mc:Ignorable="w14 w15 w16se w16cid w16 w16cex w16sdtdh w16sdtfl w16du wp14">
+  <w:endnote w:type="separator" w:id="-1">
+    <w:p>
+      <w:r>
+        <w:separator/>
+      </w:r>
+    </w:p>
+  </w:endnote>
+  <w:endnote w:type="continuationSeparator" w:id="0">
+    <w:p>
+      <w:r>
+        <w:continuationSeparator/>
+      </w:r>
+    </w:p>
+  </w:endnote>
+</w:endnotes>
+</file>
+
 <file path=word/footer1.xml><?xml version="1.0" encoding="utf-8"?>
-<w:ftr xmlns:o="urn:schemas-microsoft-com:office:office" xmlns:r="http://schemas.openxmlformats.org/officeDocument/2006/relationships" xmlns:v="urn:schemas-microsoft-com:vml" xmlns:w="http://schemas.openxmlformats.org/wordprocessingml/2006/main" xmlns:w10="urn:schemas-microsoft-com:office:word" xmlns:wp="http://schemas.openxmlformats.org/drawingml/2006/wordprocessingDrawing" xmlns:wps="http://schemas.microsoft.com/office/word/2010/wordprocessingShape" xmlns:wpg="http://schemas.microsoft.com/office/word/2010/wordprocessingGroup" xmlns:mc="http://schemas.openxmlformats.org/markup-compatibility/2006" xmlns:wp14="http://schemas.microsoft.com/office/word/2010/wordprocessingDrawing" xmlns:w14="http://schemas.microsoft.com/office/word/2010/wordml" xmlns:w15="http://schemas.microsoft.com/office/word/2012/wordml" mc:Ignorable="w14 wp14 w15">
+<w:ftr xmlns:wpc="http://schemas.microsoft.com/office/word/2010/wordprocessingCanvas" xmlns:cx="http://schemas.microsoft.com/office/drawing/2014/chartex" xmlns:cx1="http://schemas.microsoft.com/office/drawing/2015/9/8/chartex" xmlns:cx2="http://schemas.microsoft.com/office/drawing/2015/10/21/chartex" xmlns:cx3="http://schemas.microsoft.com/office/drawing/2016/5/9/chartex" xmlns:cx4="http://schemas.microsoft.com/office/drawing/2016/5/10/chartex" xmlns:cx5="http://schemas.microsoft.com/office/drawing/2016/5/11/chartex" xmlns:cx6="http://schemas.microsoft.com/office/drawing/2016/5/12/chartex" xmlns:cx7="http://schemas.microsoft.com/office/drawing/2016/5/13/chartex" xmlns:cx8="http://schemas.microsoft.com/office/drawing/2016/5/14/chartex" xmlns:mc="http://schemas.openxmlformats.org/markup-compatibility/2006" xmlns:aink="http://schemas.microsoft.com/office/drawing/2016/ink" xmlns:am3d="http://schemas.microsoft.com/office/drawing/2017/model3d" xmlns:o="urn:schemas-microsoft-com:office:office" xmlns:oel="http://schemas.microsoft.com/office/2019/extlst" xmlns:r="http://schemas.openxmlformats.org/officeDocument/2006/relationships" xmlns:m="http://schemas.openxmlformats.org/officeDocument/2006/math" xmlns:v="urn:schemas-microsoft-com:vml" xmlns:wp14="http://schemas.microsoft.com/office/word/2010/wordprocessingDrawing" xmlns:wp="http://schemas.openxmlformats.org/drawingml/2006/wordprocessingDrawing" xmlns:w10="urn:schemas-microsoft-com:office:word" xmlns:w="http://schemas.openxmlformats.org/wordprocessingml/2006/main" xmlns:w14="http://schemas.microsoft.com/office/word/2010/wordml" xmlns:w15="http://schemas.microsoft.com/office/word/2012/wordml" xmlns:w16cex="http://schemas.microsoft.com/office/word/2018/wordml/cex" xmlns:w16cid="http://schemas.microsoft.com/office/word/2016/wordml/cid" xmlns:w16="http://schemas.microsoft.com/office/word/2018/wordml" xmlns:w16du="http://schemas.microsoft.com/office/word/2023/wordml/word16du" xmlns:w16sdtdh="http://schemas.microsoft.com/office/word/2020/wordml/sdtdatahash" xmlns:w16sdtfl="http://schemas.microsoft.com/office/word/2024/wordml/sdtformatlock" xmlns:w16se="http://schemas.microsoft.com/office/word/2015/wordml/symex" xmlns:wpg="http://schemas.microsoft.com/office/word/2010/wordprocessingGroup" xmlns:wpi="http://schemas.microsoft.com/office/word/2010/wordprocessingInk" xmlns:wne="http://schemas.microsoft.com/office/word/2006/wordml" xmlns:wps="http://schemas.microsoft.com/office/word/2010/wordprocessingShape" mc:Ignorable="w14 w15 w16se w16cid w16 w16cex w16sdtdh w16sdtfl w16du wp14">
   <w:sdt>
     <w:sdtPr>
+      <w:id w:val="82609727"/>
       <w:docPartObj>
         <w:docPartGallery w:val="Page Numbers (Bottom of Page)"/>
-        <w:docPartUnique w:val="true"/>
+        <w:docPartUnique/>
       </w:docPartObj>
-      <w:id w:val="82609727"/>
     </w:sdtPr>
     <w:sdtContent>
       <w:p>
         <w:pPr>
           <w:pStyle w:val="Fuzeile"/>
           <w:jc w:val="center"/>
-          <w:rPr/>
         </w:pPr>
         <w:r>
-          <w:rPr/>
           <w:fldChar w:fldCharType="begin"/>
         </w:r>
         <w:r>
-          <w:rPr/>
           <w:instrText xml:space="preserve"> PAGE </w:instrText>
         </w:r>
         <w:r>
-          <w:rPr/>
           <w:fldChar w:fldCharType="separate"/>
         </w:r>
         <w:r>
-          <w:rPr/>
           <w:t>2</w:t>
         </w:r>
         <w:r>
-          <w:rPr/>
           <w:fldChar w:fldCharType="end"/>
         </w:r>
       </w:p>
@@ -6284,18 +6512,36 @@
   <w:p>
     <w:pPr>
       <w:pStyle w:val="Fuzeile"/>
-      <w:rPr/>
     </w:pPr>
-    <w:r>
-      <w:rPr/>
-    </w:r>
   </w:p>
 </w:ftr>
 </file>
 
+<file path=word/footnotes.xml><?xml version="1.0" encoding="utf-8"?>
+<w:footnotes xmlns:wpc="http://schemas.microsoft.com/office/word/2010/wordprocessingCanvas" xmlns:cx="http://schemas.microsoft.com/office/drawing/2014/chartex" xmlns:cx1="http://schemas.microsoft.com/office/drawing/2015/9/8/chartex" xmlns:cx2="http://schemas.microsoft.com/office/drawing/2015/10/21/chartex" xmlns:cx3="http://schemas.microsoft.com/office/drawing/2016/5/9/chartex" xmlns:cx4="http://schemas.microsoft.com/office/drawing/2016/5/10/chartex" xmlns:cx5="http://schemas.microsoft.com/office/drawing/2016/5/11/chartex" xmlns:cx6="http://schemas.microsoft.com/office/drawing/2016/5/12/chartex" xmlns:cx7="http://schemas.microsoft.com/office/drawing/2016/5/13/chartex" xmlns:cx8="http://schemas.microsoft.com/office/drawing/2016/5/14/chartex" xmlns:mc="http://schemas.openxmlformats.org/markup-compatibility/2006" xmlns:aink="http://schemas.microsoft.com/office/drawing/2016/ink" xmlns:am3d="http://schemas.microsoft.com/office/drawing/2017/model3d" xmlns:o="urn:schemas-microsoft-com:office:office" xmlns:oel="http://schemas.microsoft.com/office/2019/extlst" xmlns:r="http://schemas.openxmlformats.org/officeDocument/2006/relationships" xmlns:m="http://schemas.openxmlformats.org/officeDocument/2006/math" xmlns:v="urn:schemas-microsoft-com:vml" xmlns:wp14="http://schemas.microsoft.com/office/word/2010/wordprocessingDrawing" xmlns:wp="http://schemas.openxmlformats.org/drawingml/2006/wordprocessingDrawing" xmlns:w10="urn:schemas-microsoft-com:office:word" xmlns:w="http://schemas.openxmlformats.org/wordprocessingml/2006/main" xmlns:w14="http://schemas.microsoft.com/office/word/2010/wordml" xmlns:w15="http://schemas.microsoft.com/office/word/2012/wordml" xmlns:w16cex="http://schemas.microsoft.com/office/word/2018/wordml/cex" xmlns:w16cid="http://schemas.microsoft.com/office/word/2016/wordml/cid" xmlns:w16="http://schemas.microsoft.com/office/word/2018/wordml" xmlns:w16du="http://schemas.microsoft.com/office/word/2023/wordml/word16du" xmlns:w16sdtdh="http://schemas.microsoft.com/office/word/2020/wordml/sdtdatahash" xmlns:w16sdtfl="http://schemas.microsoft.com/office/word/2024/wordml/sdtformatlock" xmlns:w16se="http://schemas.microsoft.com/office/word/2015/wordml/symex" xmlns:wpg="http://schemas.microsoft.com/office/word/2010/wordprocessingGroup" xmlns:wpi="http://schemas.microsoft.com/office/word/2010/wordprocessingInk" xmlns:wne="http://schemas.microsoft.com/office/word/2006/wordml" xmlns:wps="http://schemas.microsoft.com/office/word/2010/wordprocessingShape" mc:Ignorable="w14 w15 w16se w16cid w16 w16cex w16sdtdh w16sdtfl w16du wp14">
+  <w:footnote w:type="separator" w:id="-1">
+    <w:p>
+      <w:r>
+        <w:separator/>
+      </w:r>
+    </w:p>
+  </w:footnote>
+  <w:footnote w:type="continuationSeparator" w:id="0">
+    <w:p>
+      <w:r>
+        <w:continuationSeparator/>
+      </w:r>
+    </w:p>
+  </w:footnote>
+</w:footnotes>
+</file>
+
 <file path=word/numbering.xml><?xml version="1.0" encoding="utf-8"?>
-<w:numbering xmlns:w="http://schemas.openxmlformats.org/wordprocessingml/2006/main" xmlns:o="urn:schemas-microsoft-com:office:office" xmlns:r="http://schemas.openxmlformats.org/officeDocument/2006/relationships" xmlns:v="urn:schemas-microsoft-com:vml" xmlns:mc="http://schemas.openxmlformats.org/markup-compatibility/2006" xmlns:w14="http://schemas.microsoft.com/office/word/2010/wordml" mc:Ignorable="w14">
-  <w:abstractNum w:abstractNumId="1">
+<w:numbering xmlns:wpc="http://schemas.microsoft.com/office/word/2010/wordprocessingCanvas" xmlns:cx="http://schemas.microsoft.com/office/drawing/2014/chartex" xmlns:cx1="http://schemas.microsoft.com/office/drawing/2015/9/8/chartex" xmlns:cx2="http://schemas.microsoft.com/office/drawing/2015/10/21/chartex" xmlns:cx3="http://schemas.microsoft.com/office/drawing/2016/5/9/chartex" xmlns:cx4="http://schemas.microsoft.com/office/drawing/2016/5/10/chartex" xmlns:cx5="http://schemas.microsoft.com/office/drawing/2016/5/11/chartex" xmlns:cx6="http://schemas.microsoft.com/office/drawing/2016/5/12/chartex" xmlns:cx7="http://schemas.microsoft.com/office/drawing/2016/5/13/chartex" xmlns:cx8="http://schemas.microsoft.com/office/drawing/2016/5/14/chartex" xmlns:mc="http://schemas.openxmlformats.org/markup-compatibility/2006" xmlns:aink="http://schemas.microsoft.com/office/drawing/2016/ink" xmlns:am3d="http://schemas.microsoft.com/office/drawing/2017/model3d" xmlns:o="urn:schemas-microsoft-com:office:office" xmlns:oel="http://schemas.microsoft.com/office/2019/extlst" xmlns:r="http://schemas.openxmlformats.org/officeDocument/2006/relationships" xmlns:m="http://schemas.openxmlformats.org/officeDocument/2006/math" xmlns:v="urn:schemas-microsoft-com:vml" xmlns:wp14="http://schemas.microsoft.com/office/word/2010/wordprocessingDrawing" xmlns:wp="http://schemas.openxmlformats.org/drawingml/2006/wordprocessingDrawing" xmlns:w10="urn:schemas-microsoft-com:office:word" xmlns:w="http://schemas.openxmlformats.org/wordprocessingml/2006/main" xmlns:w14="http://schemas.microsoft.com/office/word/2010/wordml" xmlns:w15="http://schemas.microsoft.com/office/word/2012/wordml" xmlns:w16cex="http://schemas.microsoft.com/office/word/2018/wordml/cex" xmlns:w16cid="http://schemas.microsoft.com/office/word/2016/wordml/cid" xmlns:w16="http://schemas.microsoft.com/office/word/2018/wordml" xmlns:w16du="http://schemas.microsoft.com/office/word/2023/wordml/word16du" xmlns:w16sdtdh="http://schemas.microsoft.com/office/word/2020/wordml/sdtdatahash" xmlns:w16sdtfl="http://schemas.microsoft.com/office/word/2024/wordml/sdtformatlock" xmlns:w16se="http://schemas.microsoft.com/office/word/2015/wordml/symex" xmlns:wpg="http://schemas.microsoft.com/office/word/2010/wordprocessingGroup" xmlns:wpi="http://schemas.microsoft.com/office/word/2010/wordprocessingInk" xmlns:wne="http://schemas.microsoft.com/office/word/2006/wordml" xmlns:wps="http://schemas.microsoft.com/office/word/2010/wordprocessingShape" mc:Ignorable="w14 w15 w16se w16cid w16 w16cex w16sdtdh w16sdtfl w16du wp14">
+  <w:abstractNum w:abstractNumId="0" w15:restartNumberingAfterBreak="0">
+    <w:nsid w:val="2F7A0EED"/>
+    <w:multiLevelType w:val="multilevel"/>
+    <w:tmpl w:val="87182A44"/>
     <w:lvl w:ilvl="0">
       <w:start w:val="1"/>
       <w:numFmt w:val="bullet"/>
@@ -6432,7 +6678,10 @@
       </w:rPr>
     </w:lvl>
   </w:abstractNum>
-  <w:abstractNum w:abstractNumId="2">
+  <w:abstractNum w:abstractNumId="1" w15:restartNumberingAfterBreak="0">
+    <w:nsid w:val="71C605CB"/>
+    <w:multiLevelType w:val="multilevel"/>
+    <w:tmpl w:val="DD2C7C68"/>
     <w:lvl w:ilvl="0">
       <w:start w:val="1"/>
       <w:numFmt w:val="none"/>
@@ -6443,7 +6692,7 @@
         <w:tabs>
           <w:tab w:val="num" w:pos="0"/>
         </w:tabs>
-        <w:ind w:left="0" w:hanging="0"/>
+        <w:ind w:left="0" w:firstLine="0"/>
       </w:pPr>
     </w:lvl>
     <w:lvl w:ilvl="1">
@@ -6456,7 +6705,7 @@
         <w:tabs>
           <w:tab w:val="num" w:pos="0"/>
         </w:tabs>
-        <w:ind w:left="0" w:hanging="0"/>
+        <w:ind w:left="0" w:firstLine="0"/>
       </w:pPr>
     </w:lvl>
     <w:lvl w:ilvl="2">
@@ -6469,7 +6718,7 @@
         <w:tabs>
           <w:tab w:val="num" w:pos="0"/>
         </w:tabs>
-        <w:ind w:left="0" w:hanging="0"/>
+        <w:ind w:left="0" w:firstLine="0"/>
       </w:pPr>
     </w:lvl>
     <w:lvl w:ilvl="3">
@@ -6482,7 +6731,7 @@
         <w:tabs>
           <w:tab w:val="num" w:pos="0"/>
         </w:tabs>
-        <w:ind w:left="0" w:hanging="0"/>
+        <w:ind w:left="0" w:firstLine="0"/>
       </w:pPr>
     </w:lvl>
     <w:lvl w:ilvl="4">
@@ -6495,7 +6744,7 @@
         <w:tabs>
           <w:tab w:val="num" w:pos="0"/>
         </w:tabs>
-        <w:ind w:left="0" w:hanging="0"/>
+        <w:ind w:left="0" w:firstLine="0"/>
       </w:pPr>
     </w:lvl>
     <w:lvl w:ilvl="5">
@@ -6508,7 +6757,7 @@
         <w:tabs>
           <w:tab w:val="num" w:pos="0"/>
         </w:tabs>
-        <w:ind w:left="0" w:hanging="0"/>
+        <w:ind w:left="0" w:firstLine="0"/>
       </w:pPr>
     </w:lvl>
     <w:lvl w:ilvl="6">
@@ -6521,7 +6770,7 @@
         <w:tabs>
           <w:tab w:val="num" w:pos="0"/>
         </w:tabs>
-        <w:ind w:left="0" w:hanging="0"/>
+        <w:ind w:left="0" w:firstLine="0"/>
       </w:pPr>
     </w:lvl>
     <w:lvl w:ilvl="7">
@@ -6534,7 +6783,7 @@
         <w:tabs>
           <w:tab w:val="num" w:pos="0"/>
         </w:tabs>
-        <w:ind w:left="0" w:hanging="0"/>
+        <w:ind w:left="0" w:firstLine="0"/>
       </w:pPr>
     </w:lvl>
     <w:lvl w:ilvl="8">
@@ -6547,25 +6796,25 @@
         <w:tabs>
           <w:tab w:val="num" w:pos="0"/>
         </w:tabs>
-        <w:ind w:left="0" w:hanging="0"/>
+        <w:ind w:left="0" w:firstLine="0"/>
       </w:pPr>
     </w:lvl>
   </w:abstractNum>
-  <w:num w:numId="1">
+  <w:num w:numId="1" w16cid:durableId="1253704723">
+    <w:abstractNumId w:val="0"/>
+  </w:num>
+  <w:num w:numId="2" w16cid:durableId="2029716294">
     <w:abstractNumId w:val="1"/>
-  </w:num>
-  <w:num w:numId="2">
-    <w:abstractNumId w:val="2"/>
   </w:num>
 </w:numbering>
 </file>
 
 <file path=word/styles.xml><?xml version="1.0" encoding="utf-8"?>
-<w:styles xmlns:w="http://schemas.openxmlformats.org/wordprocessingml/2006/main" xmlns:w14="http://schemas.microsoft.com/office/word/2010/wordml" xmlns:mc="http://schemas.openxmlformats.org/markup-compatibility/2006" mc:Ignorable="w14">
+<w:styles xmlns:mc="http://schemas.openxmlformats.org/markup-compatibility/2006" xmlns:r="http://schemas.openxmlformats.org/officeDocument/2006/relationships" xmlns:w="http://schemas.openxmlformats.org/wordprocessingml/2006/main" xmlns:w14="http://schemas.microsoft.com/office/word/2010/wordml" xmlns:w15="http://schemas.microsoft.com/office/word/2012/wordml" xmlns:w16cex="http://schemas.microsoft.com/office/word/2018/wordml/cex" xmlns:w16cid="http://schemas.microsoft.com/office/word/2016/wordml/cid" xmlns:w16="http://schemas.microsoft.com/office/word/2018/wordml" xmlns:w16du="http://schemas.microsoft.com/office/word/2023/wordml/word16du" xmlns:w16sdtdh="http://schemas.microsoft.com/office/word/2020/wordml/sdtdatahash" xmlns:w16sdtfl="http://schemas.microsoft.com/office/word/2024/wordml/sdtformatlock" xmlns:w16se="http://schemas.microsoft.com/office/word/2015/wordml/symex" mc:Ignorable="w14 w15 w16se w16cid w16 w16cex w16sdtdh w16sdtfl w16du">
   <w:docDefaults>
     <w:rPrDefault>
       <w:rPr>
-        <w:rFonts w:ascii="Cambria" w:hAnsi="Cambria" w:eastAsia="ＭＳ 明朝" w:cs="" w:asciiTheme="minorHAnsi" w:cstheme="minorBidi" w:eastAsiaTheme="minorEastAsia" w:hAnsiTheme="minorHAnsi"/>
+        <w:rFonts w:asciiTheme="minorHAnsi" w:eastAsiaTheme="minorEastAsia" w:hAnsiTheme="minorHAnsi" w:cstheme="minorBidi"/>
         <w:sz w:val="24"/>
         <w:szCs w:val="24"/>
         <w:lang w:val="de-DE" w:eastAsia="de-DE" w:bidi="ar-SA"/>
@@ -6573,21 +6822,21 @@
     </w:rPrDefault>
     <w:pPrDefault>
       <w:pPr>
-        <w:suppressAutoHyphens w:val="true"/>
+        <w:suppressAutoHyphens/>
       </w:pPr>
     </w:pPrDefault>
   </w:docDefaults>
   <w:latentStyles w:defLockedState="0" w:defUIPriority="99" w:defSemiHidden="0" w:defUnhideWhenUsed="0" w:defQFormat="0" w:count="376">
     <w:lsdException w:name="Normal" w:uiPriority="0" w:qFormat="1"/>
     <w:lsdException w:name="heading 1" w:uiPriority="9" w:qFormat="1"/>
-    <w:lsdException w:name="heading 2" w:uiPriority="9" w:semiHidden="1" w:unhideWhenUsed="1" w:qFormat="1"/>
-    <w:lsdException w:name="heading 3" w:uiPriority="9" w:semiHidden="1" w:unhideWhenUsed="1" w:qFormat="1"/>
-    <w:lsdException w:name="heading 4" w:uiPriority="9" w:semiHidden="1" w:unhideWhenUsed="1" w:qFormat="1"/>
-    <w:lsdException w:name="heading 5" w:uiPriority="9" w:semiHidden="1" w:unhideWhenUsed="1" w:qFormat="1"/>
-    <w:lsdException w:name="heading 6" w:uiPriority="0" w:semiHidden="1" w:unhideWhenUsed="1" w:qFormat="1"/>
-    <w:lsdException w:name="heading 7" w:uiPriority="9" w:semiHidden="1" w:unhideWhenUsed="1" w:qFormat="1"/>
-    <w:lsdException w:name="heading 8" w:uiPriority="9" w:semiHidden="1" w:unhideWhenUsed="1" w:qFormat="1"/>
-    <w:lsdException w:name="heading 9" w:uiPriority="9" w:semiHidden="1" w:unhideWhenUsed="1" w:qFormat="1"/>
+    <w:lsdException w:name="heading 2" w:semiHidden="1" w:uiPriority="9" w:unhideWhenUsed="1" w:qFormat="1"/>
+    <w:lsdException w:name="heading 3" w:semiHidden="1" w:uiPriority="9" w:unhideWhenUsed="1" w:qFormat="1"/>
+    <w:lsdException w:name="heading 4" w:semiHidden="1" w:uiPriority="9" w:unhideWhenUsed="1" w:qFormat="1"/>
+    <w:lsdException w:name="heading 5" w:semiHidden="1" w:uiPriority="9" w:unhideWhenUsed="1" w:qFormat="1"/>
+    <w:lsdException w:name="heading 6" w:semiHidden="1" w:uiPriority="0" w:unhideWhenUsed="1" w:qFormat="1"/>
+    <w:lsdException w:name="heading 7" w:semiHidden="1" w:uiPriority="9" w:unhideWhenUsed="1" w:qFormat="1"/>
+    <w:lsdException w:name="heading 8" w:semiHidden="1" w:uiPriority="9" w:unhideWhenUsed="1" w:qFormat="1"/>
+    <w:lsdException w:name="heading 9" w:semiHidden="1" w:uiPriority="9" w:unhideWhenUsed="1" w:qFormat="1"/>
     <w:lsdException w:name="index 1" w:semiHidden="1" w:unhideWhenUsed="1"/>
     <w:lsdException w:name="index 2" w:semiHidden="1" w:unhideWhenUsed="1"/>
     <w:lsdException w:name="index 3" w:semiHidden="1" w:unhideWhenUsed="1"/>
@@ -6597,22 +6846,22 @@
     <w:lsdException w:name="index 7" w:semiHidden="1" w:unhideWhenUsed="1"/>
     <w:lsdException w:name="index 8" w:semiHidden="1" w:unhideWhenUsed="1"/>
     <w:lsdException w:name="index 9" w:semiHidden="1" w:unhideWhenUsed="1"/>
-    <w:lsdException w:name="toc 1" w:uiPriority="39" w:semiHidden="1" w:unhideWhenUsed="1"/>
-    <w:lsdException w:name="toc 2" w:uiPriority="39" w:semiHidden="1" w:unhideWhenUsed="1"/>
-    <w:lsdException w:name="toc 3" w:uiPriority="39" w:semiHidden="1" w:unhideWhenUsed="1"/>
-    <w:lsdException w:name="toc 4" w:uiPriority="39" w:semiHidden="1" w:unhideWhenUsed="1"/>
-    <w:lsdException w:name="toc 5" w:uiPriority="39" w:semiHidden="1" w:unhideWhenUsed="1"/>
-    <w:lsdException w:name="toc 6" w:uiPriority="39" w:semiHidden="1" w:unhideWhenUsed="1"/>
-    <w:lsdException w:name="toc 7" w:uiPriority="39" w:semiHidden="1" w:unhideWhenUsed="1"/>
-    <w:lsdException w:name="toc 8" w:uiPriority="39" w:semiHidden="1" w:unhideWhenUsed="1"/>
-    <w:lsdException w:name="toc 9" w:uiPriority="39" w:semiHidden="1" w:unhideWhenUsed="1"/>
+    <w:lsdException w:name="toc 1" w:semiHidden="1" w:uiPriority="39" w:unhideWhenUsed="1"/>
+    <w:lsdException w:name="toc 2" w:semiHidden="1" w:uiPriority="39" w:unhideWhenUsed="1"/>
+    <w:lsdException w:name="toc 3" w:semiHidden="1" w:uiPriority="39" w:unhideWhenUsed="1"/>
+    <w:lsdException w:name="toc 4" w:semiHidden="1" w:uiPriority="39" w:unhideWhenUsed="1"/>
+    <w:lsdException w:name="toc 5" w:semiHidden="1" w:uiPriority="39" w:unhideWhenUsed="1"/>
+    <w:lsdException w:name="toc 6" w:semiHidden="1" w:uiPriority="39" w:unhideWhenUsed="1"/>
+    <w:lsdException w:name="toc 7" w:semiHidden="1" w:uiPriority="39" w:unhideWhenUsed="1"/>
+    <w:lsdException w:name="toc 8" w:semiHidden="1" w:uiPriority="39" w:unhideWhenUsed="1"/>
+    <w:lsdException w:name="toc 9" w:semiHidden="1" w:uiPriority="39" w:unhideWhenUsed="1"/>
     <w:lsdException w:name="Normal Indent" w:semiHidden="1" w:unhideWhenUsed="1"/>
     <w:lsdException w:name="footnote text" w:semiHidden="1" w:unhideWhenUsed="1"/>
     <w:lsdException w:name="annotation text" w:semiHidden="1" w:unhideWhenUsed="1"/>
     <w:lsdException w:name="header" w:semiHidden="1" w:unhideWhenUsed="1"/>
     <w:lsdException w:name="footer" w:semiHidden="1" w:unhideWhenUsed="1"/>
     <w:lsdException w:name="index heading" w:semiHidden="1" w:unhideWhenUsed="1"/>
-    <w:lsdException w:name="caption" w:uiPriority="35" w:semiHidden="1" w:unhideWhenUsed="1" w:qFormat="1"/>
+    <w:lsdException w:name="caption" w:semiHidden="1" w:uiPriority="35" w:unhideWhenUsed="1" w:qFormat="1"/>
     <w:lsdException w:name="table of figures" w:semiHidden="1" w:unhideWhenUsed="1"/>
     <w:lsdException w:name="envelope address" w:semiHidden="1" w:unhideWhenUsed="1"/>
     <w:lsdException w:name="envelope return" w:semiHidden="1" w:unhideWhenUsed="1"/>
@@ -6625,7 +6874,7 @@
     <w:lsdException w:name="table of authorities" w:semiHidden="1" w:unhideWhenUsed="1"/>
     <w:lsdException w:name="macro" w:semiHidden="1" w:unhideWhenUsed="1"/>
     <w:lsdException w:name="toa heading" w:semiHidden="1" w:unhideWhenUsed="1"/>
-    <w:lsdException w:name="List" w:uiPriority="0" w:semiHidden="1" w:unhideWhenUsed="1"/>
+    <w:lsdException w:name="List" w:semiHidden="1" w:uiPriority="0" w:unhideWhenUsed="1"/>
     <w:lsdException w:name="List Bullet" w:semiHidden="1" w:unhideWhenUsed="1"/>
     <w:lsdException w:name="List Number" w:semiHidden="1" w:unhideWhenUsed="1"/>
     <w:lsdException w:name="List 2" w:semiHidden="1" w:unhideWhenUsed="1"/>
@@ -6643,7 +6892,7 @@
     <w:lsdException w:name="Title" w:uiPriority="10" w:qFormat="1"/>
     <w:lsdException w:name="Closing" w:semiHidden="1" w:unhideWhenUsed="1"/>
     <w:lsdException w:name="Signature" w:semiHidden="1" w:unhideWhenUsed="1"/>
-    <w:lsdException w:name="Default Paragraph Font" w:uiPriority="1" w:semiHidden="1" w:unhideWhenUsed="1"/>
+    <w:lsdException w:name="Default Paragraph Font" w:semiHidden="1" w:uiPriority="1" w:unhideWhenUsed="1"/>
     <w:lsdException w:name="Body Text" w:semiHidden="1" w:unhideWhenUsed="1"/>
     <w:lsdException w:name="Body Text Indent" w:semiHidden="1" w:unhideWhenUsed="1"/>
     <w:lsdException w:name="List Continue" w:semiHidden="1" w:unhideWhenUsed="1"/>
@@ -6843,8 +7092,8 @@
     <w:lsdException w:name="Subtle Reference" w:uiPriority="31" w:qFormat="1"/>
     <w:lsdException w:name="Intense Reference" w:uiPriority="32" w:qFormat="1"/>
     <w:lsdException w:name="Book Title" w:uiPriority="33" w:qFormat="1"/>
-    <w:lsdException w:name="Bibliography" w:uiPriority="37" w:semiHidden="1" w:unhideWhenUsed="1"/>
-    <w:lsdException w:name="TOC Heading" w:uiPriority="39" w:semiHidden="1" w:unhideWhenUsed="1" w:qFormat="1"/>
+    <w:lsdException w:name="Bibliography" w:semiHidden="1" w:uiPriority="37" w:unhideWhenUsed="1"/>
+    <w:lsdException w:name="TOC Heading" w:semiHidden="1" w:uiPriority="39" w:unhideWhenUsed="1" w:qFormat="1"/>
     <w:lsdException w:name="Plain Table 1" w:uiPriority="41"/>
     <w:lsdException w:name="Plain Table 2" w:uiPriority="42"/>
     <w:lsdException w:name="Plain Table 3" w:uiPriority="43"/>
@@ -6955,44 +7204,31 @@
     <w:lsdException w:name="Unresolved Mention" w:semiHidden="1" w:unhideWhenUsed="1"/>
     <w:lsdException w:name="Smart Link" w:semiHidden="1" w:unhideWhenUsed="1"/>
   </w:latentStyles>
-  <w:style w:type="paragraph" w:styleId="Normal" w:default="1">
+  <w:style w:type="paragraph" w:default="1" w:styleId="Standard">
     <w:name w:val="Normal"/>
     <w:qFormat/>
-    <w:rsid w:val="00952f54"/>
-    <w:pPr>
-      <w:widowControl/>
-      <w:bidi w:val="0"/>
-      <w:spacing w:before="0" w:after="0"/>
-      <w:jc w:val="left"/>
-    </w:pPr>
+    <w:rsid w:val="00952F54"/>
     <w:rPr>
-      <w:rFonts w:ascii="Times New Roman" w:hAnsi="Times New Roman" w:eastAsia="Times New Roman" w:cs="Times New Roman"/>
-      <w:color w:val="auto"/>
-      <w:kern w:val="0"/>
-      <w:sz w:val="24"/>
-      <w:szCs w:val="24"/>
-      <w:lang w:val="de-DE" w:eastAsia="de-DE" w:bidi="ar-SA"/>
+      <w:rFonts w:ascii="Times New Roman" w:eastAsia="Times New Roman" w:hAnsi="Times New Roman" w:cs="Times New Roman"/>
     </w:rPr>
   </w:style>
-  <w:style w:type="paragraph" w:styleId="Berschrift6">
-    <w:name w:val="Heading 6"/>
-    <w:basedOn w:val="Normal"/>
-    <w:link w:val="Berschrift6Zchn"/>
+  <w:style w:type="paragraph" w:styleId="berschrift6">
+    <w:name w:val="heading 6"/>
+    <w:basedOn w:val="Standard"/>
+    <w:link w:val="berschrift6Zchn"/>
     <w:qFormat/>
     <w:rsid w:val="00524032"/>
     <w:pPr>
-      <w:widowControl w:val="false"/>
+      <w:widowControl w:val="0"/>
       <w:tabs>
-        <w:tab w:val="clear" w:pos="708"/>
-        <w:tab w:val="left" w:pos="709" w:leader="none"/>
+        <w:tab w:val="left" w:pos="709"/>
       </w:tabs>
-      <w:suppressAutoHyphens w:val="true"/>
-      <w:spacing w:lineRule="auto" w:line="276" w:before="240" w:after="60"/>
+      <w:spacing w:before="240" w:after="60" w:line="276" w:lineRule="auto"/>
       <w:jc w:val="both"/>
       <w:outlineLvl w:val="5"/>
     </w:pPr>
     <w:rPr>
-      <w:rFonts w:ascii="Arial" w:hAnsi="Arial" w:eastAsia="SimSun" w:cs="Arial"/>
+      <w:rFonts w:ascii="Arial" w:eastAsia="SimSun" w:hAnsi="Arial" w:cs="Arial"/>
       <w:b/>
       <w:bCs/>
       <w:sz w:val="22"/>
@@ -7000,42 +7236,63 @@
       <w:lang w:val="en-US" w:eastAsia="zh-CN" w:bidi="hi-IN"/>
     </w:rPr>
   </w:style>
-  <w:style w:type="character" w:styleId="DefaultParagraphFont" w:default="1">
+  <w:style w:type="character" w:default="1" w:styleId="Absatz-Standardschriftart">
     <w:name w:val="Default Paragraph Font"/>
     <w:uiPriority w:val="1"/>
     <w:semiHidden/>
     <w:unhideWhenUsed/>
-    <w:qFormat/>
-    <w:rPr/>
   </w:style>
-  <w:style w:type="character" w:styleId="KopfzeileZchn" w:customStyle="1">
+  <w:style w:type="table" w:default="1" w:styleId="NormaleTabelle">
+    <w:name w:val="Normal Table"/>
+    <w:uiPriority w:val="99"/>
+    <w:semiHidden/>
+    <w:unhideWhenUsed/>
+    <w:tblPr>
+      <w:tblInd w:w="0" w:type="dxa"/>
+      <w:tblCellMar>
+        <w:top w:w="0" w:type="dxa"/>
+        <w:left w:w="108" w:type="dxa"/>
+        <w:bottom w:w="0" w:type="dxa"/>
+        <w:right w:w="108" w:type="dxa"/>
+      </w:tblCellMar>
+    </w:tblPr>
+  </w:style>
+  <w:style w:type="numbering" w:default="1" w:styleId="KeineListe">
+    <w:name w:val="No List"/>
+    <w:uiPriority w:val="99"/>
+    <w:semiHidden/>
+    <w:unhideWhenUsed/>
+  </w:style>
+  <w:style w:type="character" w:customStyle="1" w:styleId="KopfzeileZchn">
     <w:name w:val="Kopfzeile Zchn"/>
-    <w:basedOn w:val="DefaultParagraphFont"/>
+    <w:basedOn w:val="Absatz-Standardschriftart"/>
+    <w:link w:val="Kopfzeile"/>
     <w:uiPriority w:val="99"/>
     <w:qFormat/>
-    <w:rsid w:val="006b09ef"/>
+    <w:rsid w:val="006B09EF"/>
     <w:rPr>
       <w:lang w:val="en-US"/>
     </w:rPr>
   </w:style>
-  <w:style w:type="character" w:styleId="FuzeileZchn" w:customStyle="1">
+  <w:style w:type="character" w:customStyle="1" w:styleId="FuzeileZchn">
     <w:name w:val="Fußzeile Zchn"/>
-    <w:basedOn w:val="DefaultParagraphFont"/>
+    <w:basedOn w:val="Absatz-Standardschriftart"/>
+    <w:link w:val="Fuzeile"/>
     <w:uiPriority w:val="99"/>
     <w:qFormat/>
-    <w:rsid w:val="006b09ef"/>
+    <w:rsid w:val="006B09EF"/>
     <w:rPr>
       <w:lang w:val="en-US"/>
     </w:rPr>
   </w:style>
-  <w:style w:type="character" w:styleId="SprechblasentextZchn" w:customStyle="1">
+  <w:style w:type="character" w:customStyle="1" w:styleId="SprechblasentextZchn">
     <w:name w:val="Sprechblasentext Zchn"/>
-    <w:basedOn w:val="DefaultParagraphFont"/>
-    <w:link w:val="BalloonText"/>
+    <w:basedOn w:val="Absatz-Standardschriftart"/>
+    <w:link w:val="Sprechblasentext"/>
     <w:uiPriority w:val="99"/>
     <w:semiHidden/>
     <w:qFormat/>
-    <w:rsid w:val="006b09ef"/>
+    <w:rsid w:val="006B09EF"/>
     <w:rPr>
       <w:rFonts w:ascii="Lucida Grande" w:hAnsi="Lucida Grande" w:cs="Lucida Grande"/>
       <w:sz w:val="18"/>
@@ -7043,55 +7300,57 @@
       <w:lang w:val="en-US"/>
     </w:rPr>
   </w:style>
-  <w:style w:type="character" w:styleId="Internetverknpfung">
+  <w:style w:type="character" w:styleId="Hyperlink">
     <w:name w:val="Hyperlink"/>
-    <w:basedOn w:val="DefaultParagraphFont"/>
+    <w:basedOn w:val="Absatz-Standardschriftart"/>
     <w:uiPriority w:val="99"/>
     <w:unhideWhenUsed/>
-    <w:rsid w:val="006b09ef"/>
+    <w:rsid w:val="006B09EF"/>
     <w:rPr>
       <w:color w:val="0000FF" w:themeColor="hyperlink"/>
       <w:u w:val="single"/>
     </w:rPr>
   </w:style>
-  <w:style w:type="character" w:styleId="FormatvorlageArial" w:customStyle="1">
+  <w:style w:type="character" w:customStyle="1" w:styleId="FormatvorlageArial">
     <w:name w:val="Formatvorlage Arial"/>
     <w:qFormat/>
-    <w:rsid w:val="00952f54"/>
+    <w:rsid w:val="00952F54"/>
     <w:rPr>
       <w:rFonts w:ascii="Arial" w:hAnsi="Arial" w:cs="Times New Roman"/>
       <w:sz w:val="24"/>
     </w:rPr>
   </w:style>
-  <w:style w:type="character" w:styleId="TextkrperZchn" w:customStyle="1">
+  <w:style w:type="character" w:customStyle="1" w:styleId="TextkrperZchn">
     <w:name w:val="Textkörper Zchn"/>
-    <w:basedOn w:val="DefaultParagraphFont"/>
+    <w:basedOn w:val="Absatz-Standardschriftart"/>
+    <w:link w:val="Textkrper"/>
     <w:uiPriority w:val="99"/>
     <w:semiHidden/>
     <w:qFormat/>
-    <w:rsid w:val="006f7910"/>
+    <w:rsid w:val="006F7910"/>
     <w:rPr>
-      <w:rFonts w:ascii="Times New Roman" w:hAnsi="Times New Roman" w:eastAsia="Times New Roman" w:cs="Times New Roman"/>
+      <w:rFonts w:ascii="Times New Roman" w:eastAsia="Times New Roman" w:hAnsi="Times New Roman" w:cs="Times New Roman"/>
     </w:rPr>
   </w:style>
-  <w:style w:type="character" w:styleId="Strong">
+  <w:style w:type="character" w:styleId="Fett">
     <w:name w:val="Strong"/>
-    <w:basedOn w:val="DefaultParagraphFont"/>
+    <w:basedOn w:val="Absatz-Standardschriftart"/>
     <w:uiPriority w:val="22"/>
     <w:qFormat/>
-    <w:rsid w:val="001d0773"/>
+    <w:rsid w:val="001D0773"/>
     <w:rPr>
       <w:b/>
       <w:bCs/>
     </w:rPr>
   </w:style>
-  <w:style w:type="character" w:styleId="Berschrift6Zchn" w:customStyle="1">
+  <w:style w:type="character" w:customStyle="1" w:styleId="berschrift6Zchn">
     <w:name w:val="Überschrift 6 Zchn"/>
-    <w:basedOn w:val="DefaultParagraphFont"/>
+    <w:basedOn w:val="Absatz-Standardschriftart"/>
+    <w:link w:val="berschrift6"/>
     <w:qFormat/>
     <w:rsid w:val="00524032"/>
     <w:rPr>
-      <w:rFonts w:ascii="Arial" w:hAnsi="Arial" w:eastAsia="SimSun" w:cs="Arial"/>
+      <w:rFonts w:ascii="Arial" w:eastAsia="SimSun" w:hAnsi="Arial" w:cs="Arial"/>
       <w:b/>
       <w:bCs/>
       <w:sz w:val="22"/>
@@ -7099,7 +7358,7 @@
       <w:lang w:val="en-US" w:eastAsia="zh-CN" w:bidi="hi-IN"/>
     </w:rPr>
   </w:style>
-  <w:style w:type="character" w:styleId="Heading6CharChar" w:customStyle="1">
+  <w:style w:type="character" w:customStyle="1" w:styleId="Heading6CharChar">
     <w:name w:val="Heading 6 Char Char"/>
     <w:qFormat/>
     <w:rsid w:val="00524032"/>
@@ -7112,73 +7371,60 @@
       <w:lang w:val="en-US" w:bidi="ar-SA"/>
     </w:rPr>
   </w:style>
-  <w:style w:type="character" w:styleId="EndnotentextZchn" w:customStyle="1">
+  <w:style w:type="character" w:customStyle="1" w:styleId="EndnotentextZchn">
     <w:name w:val="Endnotentext Zchn"/>
-    <w:basedOn w:val="DefaultParagraphFont"/>
-    <w:link w:val="Endnote"/>
+    <w:basedOn w:val="Absatz-Standardschriftart"/>
+    <w:link w:val="Endnotentext"/>
     <w:uiPriority w:val="99"/>
     <w:semiHidden/>
     <w:qFormat/>
-    <w:rsid w:val="008838d2"/>
+    <w:rsid w:val="008838D2"/>
     <w:rPr>
-      <w:rFonts w:ascii="Times New Roman" w:hAnsi="Times New Roman" w:eastAsia="Times New Roman" w:cs="Times New Roman"/>
+      <w:rFonts w:ascii="Times New Roman" w:eastAsia="Times New Roman" w:hAnsi="Times New Roman" w:cs="Times New Roman"/>
       <w:sz w:val="20"/>
       <w:szCs w:val="20"/>
     </w:rPr>
   </w:style>
   <w:style w:type="character" w:styleId="Endnotenzeichen">
-    <w:name w:val="Endnotenzeichen"/>
-    <w:basedOn w:val="DefaultParagraphFont"/>
-    <w:uiPriority w:val="99"/>
-    <w:unhideWhenUsed/>
-    <w:qFormat/>
-    <w:rsid w:val="008838d2"/>
+    <w:name w:val="endnote reference"/>
     <w:rPr>
       <w:vertAlign w:val="superscript"/>
     </w:rPr>
   </w:style>
-  <w:style w:type="character" w:styleId="Endnotenanker">
-    <w:name w:val="Endnote Reference"/>
-    <w:rPr>
-      <w:vertAlign w:val="superscript"/>
-    </w:rPr>
-  </w:style>
-  <w:style w:type="paragraph" w:styleId="Berschrift">
+  <w:style w:type="paragraph" w:customStyle="1" w:styleId="berschrift">
     <w:name w:val="Überschrift"/>
-    <w:basedOn w:val="Normal"/>
+    <w:basedOn w:val="Standard"/>
     <w:next w:val="Textkrper"/>
     <w:qFormat/>
     <w:pPr>
-      <w:keepNext w:val="true"/>
+      <w:keepNext/>
       <w:spacing w:before="240" w:after="120"/>
     </w:pPr>
     <w:rPr>
-      <w:rFonts w:ascii="Liberation Sans" w:hAnsi="Liberation Sans" w:eastAsia="Microsoft YaHei" w:cs="Arial"/>
+      <w:rFonts w:ascii="Liberation Sans" w:eastAsia="Microsoft YaHei" w:hAnsi="Liberation Sans" w:cs="Arial"/>
       <w:sz w:val="28"/>
       <w:szCs w:val="28"/>
     </w:rPr>
   </w:style>
   <w:style w:type="paragraph" w:styleId="Textkrper">
     <w:name w:val="Body Text"/>
-    <w:basedOn w:val="Normal"/>
+    <w:basedOn w:val="Standard"/>
     <w:link w:val="TextkrperZchn"/>
     <w:uiPriority w:val="99"/>
     <w:semiHidden/>
     <w:unhideWhenUsed/>
-    <w:rsid w:val="006f7910"/>
+    <w:rsid w:val="006F7910"/>
     <w:pPr>
-      <w:spacing w:before="0" w:after="120"/>
+      <w:spacing w:after="120"/>
     </w:pPr>
-    <w:rPr/>
   </w:style>
-  <w:style w:type="paragraph" w:styleId="Aufzhlung">
+  <w:style w:type="paragraph" w:styleId="Liste">
     <w:name w:val="List"/>
     <w:basedOn w:val="Textkrper"/>
-    <w:rsid w:val="006f7910"/>
+    <w:rsid w:val="006F7910"/>
     <w:pPr>
-      <w:widowControl w:val="false"/>
-      <w:suppressAutoHyphens w:val="true"/>
-      <w:spacing w:lineRule="auto" w:line="276"/>
+      <w:widowControl w:val="0"/>
+      <w:spacing w:line="276" w:lineRule="auto"/>
     </w:pPr>
     <w:rPr>
       <w:rFonts w:eastAsia="SimSun" w:cs="Mangal"/>
@@ -7186,8 +7432,8 @@
     </w:rPr>
   </w:style>
   <w:style w:type="paragraph" w:styleId="Beschriftung">
-    <w:name w:val="Caption"/>
-    <w:basedOn w:val="Normal"/>
+    <w:name w:val="caption"/>
+    <w:basedOn w:val="Standard"/>
     <w:qFormat/>
     <w:pPr>
       <w:suppressLineNumbers/>
@@ -7197,13 +7443,11 @@
       <w:rFonts w:cs="Arial"/>
       <w:i/>
       <w:iCs/>
-      <w:sz w:val="24"/>
-      <w:szCs w:val="24"/>
     </w:rPr>
   </w:style>
-  <w:style w:type="paragraph" w:styleId="Verzeichnis">
+  <w:style w:type="paragraph" w:customStyle="1" w:styleId="Verzeichnis">
     <w:name w:val="Verzeichnis"/>
-    <w:basedOn w:val="Normal"/>
+    <w:basedOn w:val="Standard"/>
     <w:qFormat/>
     <w:pPr>
       <w:suppressLineNumbers/>
@@ -7212,79 +7456,73 @@
       <w:rFonts w:cs="Arial"/>
     </w:rPr>
   </w:style>
-  <w:style w:type="paragraph" w:styleId="Kopf-undFuzeile">
+  <w:style w:type="paragraph" w:customStyle="1" w:styleId="Kopf-undFuzeile">
     <w:name w:val="Kopf- und Fußzeile"/>
-    <w:basedOn w:val="Normal"/>
+    <w:basedOn w:val="Standard"/>
     <w:qFormat/>
-    <w:pPr/>
-    <w:rPr/>
   </w:style>
   <w:style w:type="paragraph" w:styleId="Kopfzeile">
-    <w:name w:val="Header"/>
-    <w:basedOn w:val="Normal"/>
+    <w:name w:val="header"/>
+    <w:basedOn w:val="Standard"/>
     <w:link w:val="KopfzeileZchn"/>
     <w:uiPriority w:val="99"/>
     <w:unhideWhenUsed/>
-    <w:rsid w:val="006b09ef"/>
+    <w:rsid w:val="006B09EF"/>
     <w:pPr>
       <w:tabs>
-        <w:tab w:val="clear" w:pos="708"/>
-        <w:tab w:val="center" w:pos="4536" w:leader="none"/>
-        <w:tab w:val="right" w:pos="9072" w:leader="none"/>
+        <w:tab w:val="center" w:pos="4536"/>
+        <w:tab w:val="right" w:pos="9072"/>
       </w:tabs>
     </w:pPr>
     <w:rPr>
-      <w:rFonts w:ascii="Cambria" w:hAnsi="Cambria" w:eastAsia="ＭＳ 明朝" w:cs="" w:asciiTheme="minorHAnsi" w:cstheme="minorBidi" w:eastAsiaTheme="minorEastAsia" w:hAnsiTheme="minorHAnsi"/>
+      <w:rFonts w:asciiTheme="minorHAnsi" w:eastAsiaTheme="minorEastAsia" w:hAnsiTheme="minorHAnsi" w:cstheme="minorBidi"/>
       <w:lang w:val="en-US"/>
     </w:rPr>
   </w:style>
   <w:style w:type="paragraph" w:styleId="Fuzeile">
-    <w:name w:val="Footer"/>
-    <w:basedOn w:val="Normal"/>
+    <w:name w:val="footer"/>
+    <w:basedOn w:val="Standard"/>
     <w:link w:val="FuzeileZchn"/>
     <w:uiPriority w:val="99"/>
     <w:unhideWhenUsed/>
-    <w:rsid w:val="006b09ef"/>
+    <w:rsid w:val="006B09EF"/>
     <w:pPr>
       <w:tabs>
-        <w:tab w:val="clear" w:pos="708"/>
-        <w:tab w:val="center" w:pos="4536" w:leader="none"/>
-        <w:tab w:val="right" w:pos="9072" w:leader="none"/>
+        <w:tab w:val="center" w:pos="4536"/>
+        <w:tab w:val="right" w:pos="9072"/>
       </w:tabs>
     </w:pPr>
     <w:rPr>
-      <w:rFonts w:ascii="Cambria" w:hAnsi="Cambria" w:eastAsia="ＭＳ 明朝" w:cs="" w:asciiTheme="minorHAnsi" w:cstheme="minorBidi" w:eastAsiaTheme="minorEastAsia" w:hAnsiTheme="minorHAnsi"/>
+      <w:rFonts w:asciiTheme="minorHAnsi" w:eastAsiaTheme="minorEastAsia" w:hAnsiTheme="minorHAnsi" w:cstheme="minorBidi"/>
       <w:lang w:val="en-US"/>
     </w:rPr>
   </w:style>
-  <w:style w:type="paragraph" w:styleId="BalloonText">
+  <w:style w:type="paragraph" w:styleId="Sprechblasentext">
     <w:name w:val="Balloon Text"/>
-    <w:basedOn w:val="Normal"/>
+    <w:basedOn w:val="Standard"/>
     <w:link w:val="SprechblasentextZchn"/>
     <w:uiPriority w:val="99"/>
     <w:semiHidden/>
     <w:unhideWhenUsed/>
     <w:qFormat/>
-    <w:rsid w:val="006b09ef"/>
-    <w:pPr/>
+    <w:rsid w:val="006B09EF"/>
     <w:rPr>
-      <w:rFonts w:ascii="Lucida Grande" w:hAnsi="Lucida Grande" w:eastAsia="ＭＳ 明朝" w:cs="Lucida Grande" w:eastAsiaTheme="minorEastAsia"/>
+      <w:rFonts w:ascii="Lucida Grande" w:eastAsiaTheme="minorEastAsia" w:hAnsi="Lucida Grande" w:cs="Lucida Grande"/>
       <w:sz w:val="18"/>
       <w:szCs w:val="18"/>
       <w:lang w:val="en-US"/>
     </w:rPr>
   </w:style>
-  <w:style w:type="paragraph" w:styleId="ListParagraph">
+  <w:style w:type="paragraph" w:styleId="Listenabsatz">
     <w:name w:val="List Paragraph"/>
-    <w:basedOn w:val="Normal"/>
+    <w:basedOn w:val="Standard"/>
     <w:uiPriority w:val="34"/>
     <w:qFormat/>
-    <w:rsid w:val="001d0773"/>
+    <w:rsid w:val="001D0773"/>
     <w:pPr>
-      <w:widowControl w:val="false"/>
-      <w:suppressAutoHyphens w:val="true"/>
-      <w:spacing w:lineRule="auto" w:line="276" w:before="0" w:after="200"/>
-      <w:ind w:left="720" w:hanging="0"/>
+      <w:widowControl w:val="0"/>
+      <w:spacing w:after="200" w:line="276" w:lineRule="auto"/>
+      <w:ind w:left="720"/>
       <w:contextualSpacing/>
     </w:pPr>
     <w:rPr>
@@ -7293,42 +7531,38 @@
       <w:lang w:eastAsia="zh-CN" w:bidi="hi-IN"/>
     </w:rPr>
   </w:style>
-  <w:style w:type="paragraph" w:styleId="Style13" w:customStyle="1">
+  <w:style w:type="paragraph" w:customStyle="1" w:styleId="a">
     <w:name w:val="Нумерований список"/>
-    <w:basedOn w:val="Normal"/>
+    <w:basedOn w:val="Standard"/>
     <w:qFormat/>
     <w:rsid w:val="00524032"/>
     <w:pPr>
-      <w:widowControl w:val="false"/>
+      <w:widowControl w:val="0"/>
       <w:tabs>
-        <w:tab w:val="clear" w:pos="708"/>
-        <w:tab w:val="left" w:pos="360" w:leader="none"/>
-        <w:tab w:val="left" w:pos="709" w:leader="none"/>
+        <w:tab w:val="left" w:pos="360"/>
+        <w:tab w:val="left" w:pos="709"/>
       </w:tabs>
-      <w:suppressAutoHyphens w:val="true"/>
-      <w:spacing w:lineRule="auto" w:line="276" w:before="0" w:after="200"/>
+      <w:spacing w:after="200" w:line="276" w:lineRule="auto"/>
       <w:ind w:left="360" w:hanging="360"/>
       <w:jc w:val="both"/>
     </w:pPr>
     <w:rPr>
-      <w:rFonts w:ascii="Arial" w:hAnsi="Arial" w:eastAsia="SimSun" w:cs="Arial"/>
+      <w:rFonts w:ascii="Arial" w:eastAsia="SimSun" w:hAnsi="Arial" w:cs="Arial"/>
       <w:lang w:val="en-US" w:eastAsia="zh-CN" w:bidi="hi-IN"/>
     </w:rPr>
   </w:style>
-  <w:style w:type="paragraph" w:styleId="3" w:customStyle="1">
+  <w:style w:type="paragraph" w:customStyle="1" w:styleId="3">
     <w:name w:val="Маркований список 3"/>
-    <w:basedOn w:val="Normal"/>
+    <w:basedOn w:val="Standard"/>
     <w:qFormat/>
     <w:rsid w:val="00524032"/>
     <w:pPr>
-      <w:widowControl w:val="false"/>
+      <w:widowControl w:val="0"/>
       <w:tabs>
-        <w:tab w:val="clear" w:pos="708"/>
-        <w:tab w:val="left" w:pos="709" w:leader="none"/>
-        <w:tab w:val="left" w:pos="1080" w:leader="none"/>
+        <w:tab w:val="left" w:pos="709"/>
+        <w:tab w:val="left" w:pos="1080"/>
       </w:tabs>
-      <w:suppressAutoHyphens w:val="true"/>
-      <w:spacing w:lineRule="auto" w:line="276" w:before="0" w:after="200"/>
+      <w:spacing w:after="200" w:line="276" w:lineRule="auto"/>
       <w:ind w:left="1080" w:hanging="360"/>
     </w:pPr>
     <w:rPr>
@@ -7336,53 +7570,31 @@
       <w:lang w:val="en-US" w:eastAsia="zh-CN" w:bidi="hi-IN"/>
     </w:rPr>
   </w:style>
-  <w:style w:type="paragraph" w:styleId="Endnote">
-    <w:name w:val="Endnote Text"/>
-    <w:basedOn w:val="Normal"/>
+  <w:style w:type="paragraph" w:styleId="Endnotentext">
+    <w:name w:val="endnote text"/>
+    <w:basedOn w:val="Standard"/>
     <w:link w:val="EndnotentextZchn"/>
     <w:uiPriority w:val="99"/>
     <w:semiHidden/>
     <w:unhideWhenUsed/>
-    <w:rsid w:val="008838d2"/>
-    <w:pPr/>
+    <w:rsid w:val="008838D2"/>
     <w:rPr>
       <w:sz w:val="20"/>
       <w:szCs w:val="20"/>
     </w:rPr>
   </w:style>
-  <w:style w:type="numbering" w:styleId="NoList" w:default="1">
-    <w:name w:val="No List"/>
-    <w:uiPriority w:val="99"/>
-    <w:semiHidden/>
-    <w:unhideWhenUsed/>
-    <w:qFormat/>
-  </w:style>
-  <w:style w:type="table" w:default="1" w:styleId="NormaleTabelle">
-    <w:name w:val="Normal Table"/>
-    <w:uiPriority w:val="99"/>
-    <w:semiHidden/>
-    <w:unhideWhenUsed/>
-    <w:tblPr>
-      <w:tblCellMar>
-        <w:top w:w="0" w:type="dxa"/>
-        <w:left w:w="108" w:type="dxa"/>
-        <w:bottom w:w="0" w:type="dxa"/>
-        <w:right w:w="108" w:type="dxa"/>
-      </w:tblCellMar>
-    </w:tblPr>
-  </w:style>
   <w:style w:type="table" w:styleId="Tabellenraster">
     <w:name w:val="Table Grid"/>
     <w:basedOn w:val="NormaleTabelle"/>
-    <w:rsid w:val="006b09ef"/>
+    <w:rsid w:val="006B09EF"/>
     <w:tblPr>
       <w:tblBorders>
-        <w:top w:val="single" w:color="auto" w:sz="4" w:space="0"/>
-        <w:left w:val="single" w:color="auto" w:sz="4" w:space="0"/>
-        <w:bottom w:val="single" w:color="auto" w:sz="4" w:space="0"/>
-        <w:right w:val="single" w:color="auto" w:sz="4" w:space="0"/>
-        <w:insideH w:val="single" w:color="auto" w:sz="4" w:space="0"/>
-        <w:insideV w:val="single" w:color="auto" w:sz="4" w:space="0"/>
+        <w:top w:val="single" w:sz="4" w:space="0" w:color="auto"/>
+        <w:left w:val="single" w:sz="4" w:space="0" w:color="auto"/>
+        <w:bottom w:val="single" w:sz="4" w:space="0" w:color="auto"/>
+        <w:right w:val="single" w:sz="4" w:space="0" w:color="auto"/>
+        <w:insideH w:val="single" w:sz="4" w:space="0" w:color="auto"/>
+        <w:insideV w:val="single" w:sz="4" w:space="0" w:color="auto"/>
       </w:tblBorders>
     </w:tblPr>
   </w:style>

--- a/doc/CommandSet_VPT.docx
+++ b/doc/CommandSet_VPT.docx
@@ -1,9 +1,10 @@
 
 <file path=word/document.xml><?xml version="1.0" encoding="utf-8"?>
-<w:document xmlns:wpc="http://schemas.microsoft.com/office/word/2010/wordprocessingCanvas" xmlns:cx="http://schemas.microsoft.com/office/drawing/2014/chartex" xmlns:cx1="http://schemas.microsoft.com/office/drawing/2015/9/8/chartex" xmlns:cx2="http://schemas.microsoft.com/office/drawing/2015/10/21/chartex" xmlns:cx3="http://schemas.microsoft.com/office/drawing/2016/5/9/chartex" xmlns:cx4="http://schemas.microsoft.com/office/drawing/2016/5/10/chartex" xmlns:cx5="http://schemas.microsoft.com/office/drawing/2016/5/11/chartex" xmlns:cx6="http://schemas.microsoft.com/office/drawing/2016/5/12/chartex" xmlns:cx7="http://schemas.microsoft.com/office/drawing/2016/5/13/chartex" xmlns:cx8="http://schemas.microsoft.com/office/drawing/2016/5/14/chartex" xmlns:mc="http://schemas.openxmlformats.org/markup-compatibility/2006" xmlns:aink="http://schemas.microsoft.com/office/drawing/2016/ink" xmlns:am3d="http://schemas.microsoft.com/office/drawing/2017/model3d" xmlns:o="urn:schemas-microsoft-com:office:office" xmlns:oel="http://schemas.microsoft.com/office/2019/extlst" xmlns:r="http://schemas.openxmlformats.org/officeDocument/2006/relationships" xmlns:m="http://schemas.openxmlformats.org/officeDocument/2006/math" xmlns:v="urn:schemas-microsoft-com:vml" xmlns:wp14="http://schemas.microsoft.com/office/word/2010/wordprocessingDrawing" xmlns:wp="http://schemas.openxmlformats.org/drawingml/2006/wordprocessingDrawing" xmlns:w10="urn:schemas-microsoft-com:office:word" xmlns:w="http://schemas.openxmlformats.org/wordprocessingml/2006/main" xmlns:w14="http://schemas.microsoft.com/office/word/2010/wordml" xmlns:w15="http://schemas.microsoft.com/office/word/2012/wordml" xmlns:w16cex="http://schemas.microsoft.com/office/word/2018/wordml/cex" xmlns:w16cid="http://schemas.microsoft.com/office/word/2016/wordml/cid" xmlns:w16="http://schemas.microsoft.com/office/word/2018/wordml" xmlns:w16du="http://schemas.microsoft.com/office/word/2023/wordml/word16du" xmlns:w16sdtdh="http://schemas.microsoft.com/office/word/2020/wordml/sdtdatahash" xmlns:w16sdtfl="http://schemas.microsoft.com/office/word/2024/wordml/sdtformatlock" xmlns:w16se="http://schemas.microsoft.com/office/word/2015/wordml/symex" xmlns:wpg="http://schemas.microsoft.com/office/word/2010/wordprocessingGroup" xmlns:wpi="http://schemas.microsoft.com/office/word/2010/wordprocessingInk" xmlns:wne="http://schemas.microsoft.com/office/word/2006/wordml" xmlns:wps="http://schemas.microsoft.com/office/word/2010/wordprocessingShape" mc:Ignorable="w14 w15 w16se w16cid w16 w16cex w16sdtdh w16sdtfl w16du wp14">
+<w:document xmlns:o="urn:schemas-microsoft-com:office:office" xmlns:r="http://schemas.openxmlformats.org/officeDocument/2006/relationships" xmlns:v="urn:schemas-microsoft-com:vml" xmlns:w="http://schemas.openxmlformats.org/wordprocessingml/2006/main" xmlns:w10="urn:schemas-microsoft-com:office:word" xmlns:wp="http://schemas.openxmlformats.org/drawingml/2006/wordprocessingDrawing" xmlns:wps="http://schemas.microsoft.com/office/word/2010/wordprocessingShape" xmlns:wpg="http://schemas.microsoft.com/office/word/2010/wordprocessingGroup" xmlns:mc="http://schemas.openxmlformats.org/markup-compatibility/2006" xmlns:wp14="http://schemas.microsoft.com/office/word/2010/wordprocessingDrawing" xmlns:w14="http://schemas.microsoft.com/office/word/2010/wordml" xmlns:w15="http://schemas.microsoft.com/office/word/2012/wordml" mc:Ignorable="w14 wp14 w15">
   <w:body>
     <w:p>
       <w:pPr>
+        <w:pStyle w:val="Normal"/>
         <w:jc w:val="center"/>
         <w:rPr>
           <w:b/>
@@ -21,11 +22,52 @@
           <w:szCs w:val="34"/>
           <w:lang w:val="en-US"/>
         </w:rPr>
-        <w:t>Command set for VPT (02.04.2025)</w:t>
+        <w:t>Command set for VPT (</w:t>
+      </w:r>
+      <w:r>
+        <w:rPr>
+          <w:b/>
+          <w:bCs/>
+          <w:sz w:val="28"/>
+          <w:szCs w:val="34"/>
+          <w:lang w:val="en-US"/>
+        </w:rPr>
+        <w:t>14</w:t>
+      </w:r>
+      <w:r>
+        <w:rPr>
+          <w:b/>
+          <w:bCs/>
+          <w:sz w:val="28"/>
+          <w:szCs w:val="34"/>
+          <w:lang w:val="en-US"/>
+        </w:rPr>
+        <w:t>.</w:t>
+      </w:r>
+      <w:r>
+        <w:rPr>
+          <w:b/>
+          <w:bCs/>
+          <w:sz w:val="28"/>
+          <w:szCs w:val="34"/>
+          <w:lang w:val="en-US"/>
+        </w:rPr>
+        <w:t>12</w:t>
+      </w:r>
+      <w:r>
+        <w:rPr>
+          <w:b/>
+          <w:bCs/>
+          <w:sz w:val="28"/>
+          <w:szCs w:val="34"/>
+          <w:lang w:val="en-US"/>
+        </w:rPr>
+        <w:t>.2025)</w:t>
       </w:r>
     </w:p>
     <w:p>
       <w:pPr>
+        <w:pStyle w:val="Normal"/>
         <w:jc w:val="center"/>
         <w:rPr>
           <w:b/>
@@ -39,11 +81,20 @@
           <w:bCs/>
           <w:lang w:val="en-US"/>
         </w:rPr>
-        <w:t>FW ver. 0.04</w:t>
+        <w:t>FW ver. 0.0</w:t>
+      </w:r>
+      <w:r>
+        <w:rPr>
+          <w:b/>
+          <w:bCs/>
+          <w:lang w:val="en-US"/>
+        </w:rPr>
+        <w:t>6</w:t>
       </w:r>
     </w:p>
     <w:p>
       <w:pPr>
+        <w:pStyle w:val="Normal"/>
         <w:jc w:val="center"/>
         <w:rPr>
           <w:b/>
@@ -51,43 +102,53 @@
           <w:lang w:val="en-US"/>
         </w:rPr>
       </w:pPr>
+      <w:r>
+        <w:rPr>
+          <w:b/>
+          <w:bCs/>
+          <w:lang w:val="en-US"/>
+        </w:rPr>
+      </w:r>
     </w:p>
     <w:tbl>
       <w:tblPr>
         <w:tblW w:w="10065" w:type="dxa"/>
+        <w:jc w:val="left"/>
         <w:tblInd w:w="-176" w:type="dxa"/>
         <w:tblLayout w:type="fixed"/>
         <w:tblCellMar>
           <w:top w:w="28" w:type="dxa"/>
           <w:left w:w="170" w:type="dxa"/>
           <w:bottom w:w="28" w:type="dxa"/>
+          <w:right w:w="108" w:type="dxa"/>
         </w:tblCellMar>
-        <w:tblLook w:val="0000" w:firstRow="0" w:lastRow="0" w:firstColumn="0" w:lastColumn="0" w:noHBand="0" w:noVBand="0"/>
+        <w:tblLook w:firstRow="0" w:noVBand="0" w:lastRow="0" w:firstColumn="0" w:lastColumn="0" w:noHBand="0" w:val="0000"/>
       </w:tblPr>
       <w:tblGrid>
-        <w:gridCol w:w="2438"/>
-        <w:gridCol w:w="2269"/>
+        <w:gridCol w:w="2437"/>
+        <w:gridCol w:w="2270"/>
         <w:gridCol w:w="5358"/>
       </w:tblGrid>
       <w:tr>
         <w:trPr>
-          <w:trHeight w:val="225"/>
+          <w:trHeight w:val="225" w:hRule="atLeast"/>
         </w:trPr>
         <w:tc>
           <w:tcPr>
-            <w:tcW w:w="2438" w:type="dxa"/>
-            <w:tcBorders>
-              <w:top w:val="single" w:sz="4" w:space="0" w:color="000000"/>
-              <w:left w:val="single" w:sz="4" w:space="0" w:color="000000"/>
-              <w:bottom w:val="single" w:sz="4" w:space="0" w:color="000000"/>
-              <w:right w:val="single" w:sz="4" w:space="0" w:color="000000"/>
-            </w:tcBorders>
-            <w:shd w:val="clear" w:color="auto" w:fill="D9D9D9" w:themeFill="background1" w:themeFillShade="D9"/>
+            <w:tcW w:w="2437" w:type="dxa"/>
+            <w:tcBorders>
+              <w:top w:val="single" w:sz="4" w:space="0" w:color="000000"/>
+              <w:left w:val="single" w:sz="4" w:space="0" w:color="000000"/>
+              <w:bottom w:val="single" w:sz="4" w:space="0" w:color="000000"/>
+              <w:right w:val="single" w:sz="4" w:space="0" w:color="000000"/>
+            </w:tcBorders>
+            <w:shd w:color="auto" w:fill="D9D9D9" w:themeFill="background1" w:themeFillShade="d9" w:val="clear"/>
             <w:vAlign w:val="center"/>
           </w:tcPr>
           <w:p>
             <w:pPr>
-              <w:widowControl w:val="0"/>
+              <w:pStyle w:val="Normal"/>
+              <w:widowControl w:val="false"/>
               <w:jc w:val="center"/>
               <w:rPr>
                 <w:b/>
@@ -107,19 +168,20 @@
         </w:tc>
         <w:tc>
           <w:tcPr>
-            <w:tcW w:w="2269" w:type="dxa"/>
-            <w:tcBorders>
-              <w:top w:val="single" w:sz="4" w:space="0" w:color="000000"/>
-              <w:left w:val="single" w:sz="4" w:space="0" w:color="000000"/>
-              <w:bottom w:val="single" w:sz="4" w:space="0" w:color="000000"/>
-              <w:right w:val="single" w:sz="4" w:space="0" w:color="000000"/>
-            </w:tcBorders>
-            <w:shd w:val="clear" w:color="auto" w:fill="D9D9D9" w:themeFill="background1" w:themeFillShade="D9"/>
+            <w:tcW w:w="2270" w:type="dxa"/>
+            <w:tcBorders>
+              <w:top w:val="single" w:sz="4" w:space="0" w:color="000000"/>
+              <w:left w:val="single" w:sz="4" w:space="0" w:color="000000"/>
+              <w:bottom w:val="single" w:sz="4" w:space="0" w:color="000000"/>
+              <w:right w:val="single" w:sz="4" w:space="0" w:color="000000"/>
+            </w:tcBorders>
+            <w:shd w:color="auto" w:fill="D9D9D9" w:themeFill="background1" w:themeFillShade="d9" w:val="clear"/>
             <w:vAlign w:val="center"/>
           </w:tcPr>
           <w:p>
             <w:pPr>
-              <w:widowControl w:val="0"/>
+              <w:pStyle w:val="Normal"/>
+              <w:widowControl w:val="false"/>
               <w:jc w:val="center"/>
               <w:rPr>
                 <w:b/>
@@ -146,12 +208,13 @@
               <w:bottom w:val="single" w:sz="4" w:space="0" w:color="000000"/>
               <w:right w:val="single" w:sz="4" w:space="0" w:color="000000"/>
             </w:tcBorders>
-            <w:shd w:val="clear" w:color="auto" w:fill="D9D9D9" w:themeFill="background1" w:themeFillShade="D9"/>
+            <w:shd w:color="auto" w:fill="D9D9D9" w:themeFill="background1" w:themeFillShade="d9" w:val="clear"/>
             <w:vAlign w:val="center"/>
           </w:tcPr>
           <w:p>
             <w:pPr>
-              <w:widowControl w:val="0"/>
+              <w:pStyle w:val="Normal"/>
+              <w:widowControl w:val="false"/>
               <w:jc w:val="center"/>
               <w:rPr>
                 <w:b/>
@@ -172,21 +235,22 @@
       </w:tr>
       <w:tr>
         <w:trPr>
-          <w:trHeight w:val="240"/>
+          <w:trHeight w:val="240" w:hRule="atLeast"/>
         </w:trPr>
         <w:tc>
           <w:tcPr>
-            <w:tcW w:w="2438" w:type="dxa"/>
-            <w:tcBorders>
-              <w:top w:val="single" w:sz="4" w:space="0" w:color="000000"/>
-              <w:left w:val="single" w:sz="4" w:space="0" w:color="000000"/>
-              <w:bottom w:val="single" w:sz="4" w:space="0" w:color="000000"/>
-              <w:right w:val="single" w:sz="4" w:space="0" w:color="000000"/>
-            </w:tcBorders>
-          </w:tcPr>
-          <w:p>
-            <w:pPr>
-              <w:widowControl w:val="0"/>
+            <w:tcW w:w="2437" w:type="dxa"/>
+            <w:tcBorders>
+              <w:top w:val="single" w:sz="4" w:space="0" w:color="000000"/>
+              <w:left w:val="single" w:sz="4" w:space="0" w:color="000000"/>
+              <w:bottom w:val="single" w:sz="4" w:space="0" w:color="000000"/>
+              <w:right w:val="single" w:sz="4" w:space="0" w:color="000000"/>
+            </w:tcBorders>
+          </w:tcPr>
+          <w:p>
+            <w:pPr>
+              <w:pStyle w:val="Normal"/>
+              <w:widowControl w:val="false"/>
               <w:rPr>
                 <w:sz w:val="22"/>
                 <w:szCs w:val="22"/>
@@ -205,24 +269,24 @@
         </w:tc>
         <w:tc>
           <w:tcPr>
-            <w:tcW w:w="2269" w:type="dxa"/>
-            <w:tcBorders>
-              <w:top w:val="single" w:sz="4" w:space="0" w:color="000000"/>
-              <w:left w:val="single" w:sz="4" w:space="0" w:color="000000"/>
-              <w:bottom w:val="single" w:sz="4" w:space="0" w:color="000000"/>
-              <w:right w:val="single" w:sz="4" w:space="0" w:color="000000"/>
-            </w:tcBorders>
-          </w:tcPr>
-          <w:p>
-            <w:pPr>
-              <w:widowControl w:val="0"/>
-              <w:rPr>
-                <w:sz w:val="22"/>
-                <w:szCs w:val="22"/>
-                <w:lang w:val="en-US"/>
-              </w:rPr>
-            </w:pPr>
-            <w:proofErr w:type="gramStart"/>
+            <w:tcW w:w="2270" w:type="dxa"/>
+            <w:tcBorders>
+              <w:top w:val="single" w:sz="4" w:space="0" w:color="000000"/>
+              <w:left w:val="single" w:sz="4" w:space="0" w:color="000000"/>
+              <w:bottom w:val="single" w:sz="4" w:space="0" w:color="000000"/>
+              <w:right w:val="single" w:sz="4" w:space="0" w:color="000000"/>
+            </w:tcBorders>
+          </w:tcPr>
+          <w:p>
+            <w:pPr>
+              <w:pStyle w:val="Normal"/>
+              <w:widowControl w:val="false"/>
+              <w:rPr>
+                <w:sz w:val="22"/>
+                <w:szCs w:val="22"/>
+                <w:lang w:val="en-US"/>
+              </w:rPr>
+            </w:pPr>
             <w:r>
               <w:rPr>
                 <w:sz w:val="22"/>
@@ -238,17 +302,7 @@
                 <w:szCs w:val="22"/>
                 <w:lang w:val="en-US"/>
               </w:rPr>
-              <w:t>xx</w:t>
-            </w:r>
-            <w:proofErr w:type="gramEnd"/>
-            <w:r>
-              <w:rPr>
-                <w:color w:val="FF0000"/>
-                <w:sz w:val="22"/>
-                <w:szCs w:val="22"/>
-                <w:lang w:val="en-US"/>
-              </w:rPr>
-              <w:t>.xx</w:t>
+              <w:t>xx.xx</w:t>
             </w:r>
           </w:p>
         </w:tc>
@@ -264,7 +318,8 @@
           </w:tcPr>
           <w:p>
             <w:pPr>
-              <w:widowControl w:val="0"/>
+              <w:pStyle w:val="Normal"/>
+              <w:widowControl w:val="false"/>
               <w:rPr>
                 <w:sz w:val="22"/>
                 <w:szCs w:val="22"/>
@@ -284,21 +339,22 @@
       </w:tr>
       <w:tr>
         <w:trPr>
-          <w:trHeight w:val="240"/>
+          <w:trHeight w:val="240" w:hRule="atLeast"/>
         </w:trPr>
         <w:tc>
           <w:tcPr>
-            <w:tcW w:w="2438" w:type="dxa"/>
-            <w:tcBorders>
-              <w:top w:val="single" w:sz="4" w:space="0" w:color="000000"/>
-              <w:left w:val="single" w:sz="4" w:space="0" w:color="000000"/>
-              <w:bottom w:val="single" w:sz="4" w:space="0" w:color="000000"/>
-              <w:right w:val="single" w:sz="4" w:space="0" w:color="000000"/>
-            </w:tcBorders>
-          </w:tcPr>
-          <w:p>
-            <w:pPr>
-              <w:widowControl w:val="0"/>
+            <w:tcW w:w="2437" w:type="dxa"/>
+            <w:tcBorders>
+              <w:top w:val="single" w:sz="4" w:space="0" w:color="000000"/>
+              <w:left w:val="single" w:sz="4" w:space="0" w:color="000000"/>
+              <w:bottom w:val="single" w:sz="4" w:space="0" w:color="000000"/>
+              <w:right w:val="single" w:sz="4" w:space="0" w:color="000000"/>
+            </w:tcBorders>
+          </w:tcPr>
+          <w:p>
+            <w:pPr>
+              <w:pStyle w:val="Normal"/>
+              <w:widowControl w:val="false"/>
               <w:rPr>
                 <w:sz w:val="22"/>
                 <w:szCs w:val="22"/>
@@ -317,17 +373,18 @@
         </w:tc>
         <w:tc>
           <w:tcPr>
-            <w:tcW w:w="2269" w:type="dxa"/>
-            <w:tcBorders>
-              <w:top w:val="single" w:sz="4" w:space="0" w:color="000000"/>
-              <w:left w:val="single" w:sz="4" w:space="0" w:color="000000"/>
-              <w:bottom w:val="single" w:sz="4" w:space="0" w:color="000000"/>
-              <w:right w:val="single" w:sz="4" w:space="0" w:color="000000"/>
-            </w:tcBorders>
-          </w:tcPr>
-          <w:p>
-            <w:pPr>
-              <w:widowControl w:val="0"/>
+            <w:tcW w:w="2270" w:type="dxa"/>
+            <w:tcBorders>
+              <w:top w:val="single" w:sz="4" w:space="0" w:color="000000"/>
+              <w:left w:val="single" w:sz="4" w:space="0" w:color="000000"/>
+              <w:bottom w:val="single" w:sz="4" w:space="0" w:color="000000"/>
+              <w:right w:val="single" w:sz="4" w:space="0" w:color="000000"/>
+            </w:tcBorders>
+          </w:tcPr>
+          <w:p>
+            <w:pPr>
+              <w:pStyle w:val="Normal"/>
+              <w:widowControl w:val="false"/>
               <w:rPr>
                 <w:sz w:val="22"/>
                 <w:szCs w:val="22"/>
@@ -354,7 +411,8 @@
           </w:tcPr>
           <w:p>
             <w:pPr>
-              <w:widowControl w:val="0"/>
+              <w:pStyle w:val="Normal"/>
+              <w:widowControl w:val="false"/>
               <w:rPr>
                 <w:sz w:val="22"/>
                 <w:szCs w:val="22"/>
@@ -374,21 +432,22 @@
       </w:tr>
       <w:tr>
         <w:trPr>
-          <w:trHeight w:val="240"/>
+          <w:trHeight w:val="240" w:hRule="atLeast"/>
         </w:trPr>
         <w:tc>
           <w:tcPr>
-            <w:tcW w:w="2438" w:type="dxa"/>
-            <w:tcBorders>
-              <w:top w:val="single" w:sz="4" w:space="0" w:color="000000"/>
-              <w:left w:val="single" w:sz="4" w:space="0" w:color="000000"/>
-              <w:bottom w:val="single" w:sz="4" w:space="0" w:color="000000"/>
-              <w:right w:val="single" w:sz="4" w:space="0" w:color="000000"/>
-            </w:tcBorders>
-          </w:tcPr>
-          <w:p>
-            <w:pPr>
-              <w:widowControl w:val="0"/>
+            <w:tcW w:w="2437" w:type="dxa"/>
+            <w:tcBorders>
+              <w:top w:val="single" w:sz="4" w:space="0" w:color="000000"/>
+              <w:left w:val="single" w:sz="4" w:space="0" w:color="000000"/>
+              <w:bottom w:val="single" w:sz="4" w:space="0" w:color="000000"/>
+              <w:right w:val="single" w:sz="4" w:space="0" w:color="000000"/>
+            </w:tcBorders>
+          </w:tcPr>
+          <w:p>
+            <w:pPr>
+              <w:pStyle w:val="Normal"/>
+              <w:widowControl w:val="false"/>
               <w:rPr>
                 <w:sz w:val="22"/>
                 <w:szCs w:val="22"/>
@@ -407,25 +466,24 @@
         </w:tc>
         <w:tc>
           <w:tcPr>
-            <w:tcW w:w="2269" w:type="dxa"/>
-            <w:tcBorders>
-              <w:top w:val="single" w:sz="4" w:space="0" w:color="000000"/>
-              <w:left w:val="single" w:sz="4" w:space="0" w:color="000000"/>
-              <w:bottom w:val="single" w:sz="4" w:space="0" w:color="000000"/>
-              <w:right w:val="single" w:sz="4" w:space="0" w:color="000000"/>
-            </w:tcBorders>
-          </w:tcPr>
-          <w:p>
-            <w:pPr>
-              <w:widowControl w:val="0"/>
-              <w:rPr>
-                <w:sz w:val="22"/>
-                <w:szCs w:val="22"/>
-                <w:lang w:val="en-US"/>
-              </w:rPr>
-            </w:pPr>
-            <w:proofErr w:type="spellStart"/>
-            <w:proofErr w:type="gramStart"/>
+            <w:tcW w:w="2270" w:type="dxa"/>
+            <w:tcBorders>
+              <w:top w:val="single" w:sz="4" w:space="0" w:color="000000"/>
+              <w:left w:val="single" w:sz="4" w:space="0" w:color="000000"/>
+              <w:bottom w:val="single" w:sz="4" w:space="0" w:color="000000"/>
+              <w:right w:val="single" w:sz="4" w:space="0" w:color="000000"/>
+            </w:tcBorders>
+          </w:tcPr>
+          <w:p>
+            <w:pPr>
+              <w:pStyle w:val="Normal"/>
+              <w:widowControl w:val="false"/>
+              <w:rPr>
+                <w:sz w:val="22"/>
+                <w:szCs w:val="22"/>
+                <w:lang w:val="en-US"/>
+              </w:rPr>
+            </w:pPr>
             <w:r>
               <w:rPr>
                 <w:sz w:val="22"/>
@@ -443,8 +501,6 @@
               </w:rPr>
               <w:t>xx</w:t>
             </w:r>
-            <w:proofErr w:type="spellEnd"/>
-            <w:proofErr w:type="gramEnd"/>
           </w:p>
         </w:tc>
         <w:tc>
@@ -459,7 +515,8 @@
           </w:tcPr>
           <w:p>
             <w:pPr>
-              <w:widowControl w:val="0"/>
+              <w:pStyle w:val="Normal"/>
+              <w:widowControl w:val="false"/>
               <w:rPr>
                 <w:bCs/>
                 <w:sz w:val="22"/>
@@ -481,21 +538,22 @@
       </w:tr>
       <w:tr>
         <w:trPr>
-          <w:trHeight w:val="240"/>
+          <w:trHeight w:val="240" w:hRule="atLeast"/>
         </w:trPr>
         <w:tc>
           <w:tcPr>
-            <w:tcW w:w="2438" w:type="dxa"/>
-            <w:tcBorders>
-              <w:top w:val="single" w:sz="4" w:space="0" w:color="000000"/>
-              <w:left w:val="single" w:sz="4" w:space="0" w:color="000000"/>
-              <w:bottom w:val="single" w:sz="4" w:space="0" w:color="000000"/>
-              <w:right w:val="single" w:sz="4" w:space="0" w:color="000000"/>
-            </w:tcBorders>
-          </w:tcPr>
-          <w:p>
-            <w:pPr>
-              <w:widowControl w:val="0"/>
+            <w:tcW w:w="2437" w:type="dxa"/>
+            <w:tcBorders>
+              <w:top w:val="single" w:sz="4" w:space="0" w:color="000000"/>
+              <w:left w:val="single" w:sz="4" w:space="0" w:color="000000"/>
+              <w:bottom w:val="single" w:sz="4" w:space="0" w:color="000000"/>
+              <w:right w:val="single" w:sz="4" w:space="0" w:color="000000"/>
+            </w:tcBorders>
+          </w:tcPr>
+          <w:p>
+            <w:pPr>
+              <w:pStyle w:val="Normal"/>
+              <w:widowControl w:val="false"/>
               <w:rPr>
                 <w:sz w:val="22"/>
                 <w:szCs w:val="22"/>
@@ -514,17 +572,18 @@
         </w:tc>
         <w:tc>
           <w:tcPr>
-            <w:tcW w:w="2269" w:type="dxa"/>
-            <w:tcBorders>
-              <w:top w:val="single" w:sz="4" w:space="0" w:color="000000"/>
-              <w:left w:val="single" w:sz="4" w:space="0" w:color="000000"/>
-              <w:bottom w:val="single" w:sz="4" w:space="0" w:color="000000"/>
-              <w:right w:val="single" w:sz="4" w:space="0" w:color="000000"/>
-            </w:tcBorders>
-          </w:tcPr>
-          <w:p>
-            <w:pPr>
-              <w:widowControl w:val="0"/>
+            <w:tcW w:w="2270" w:type="dxa"/>
+            <w:tcBorders>
+              <w:top w:val="single" w:sz="4" w:space="0" w:color="000000"/>
+              <w:left w:val="single" w:sz="4" w:space="0" w:color="000000"/>
+              <w:bottom w:val="single" w:sz="4" w:space="0" w:color="000000"/>
+              <w:right w:val="single" w:sz="4" w:space="0" w:color="000000"/>
+            </w:tcBorders>
+          </w:tcPr>
+          <w:p>
+            <w:pPr>
+              <w:pStyle w:val="Normal"/>
+              <w:widowControl w:val="false"/>
               <w:jc w:val="center"/>
               <w:rPr>
                 <w:sz w:val="22"/>
@@ -554,7 +613,8 @@
           </w:tcPr>
           <w:p>
             <w:pPr>
-              <w:widowControl w:val="0"/>
+              <w:pStyle w:val="Normal"/>
+              <w:widowControl w:val="false"/>
               <w:rPr>
                 <w:bCs/>
                 <w:sz w:val="22"/>
@@ -576,7 +636,7 @@
       </w:tr>
       <w:tr>
         <w:trPr>
-          <w:trHeight w:val="240"/>
+          <w:trHeight w:val="240" w:hRule="atLeast"/>
         </w:trPr>
         <w:tc>
           <w:tcPr>
@@ -588,11 +648,12 @@
               <w:bottom w:val="single" w:sz="4" w:space="0" w:color="000000"/>
               <w:right w:val="single" w:sz="4" w:space="0" w:color="000000"/>
             </w:tcBorders>
-            <w:shd w:val="clear" w:color="auto" w:fill="D9D9D9" w:themeFill="background1" w:themeFillShade="D9"/>
-          </w:tcPr>
-          <w:p>
-            <w:pPr>
-              <w:widowControl w:val="0"/>
+            <w:shd w:color="auto" w:fill="D9D9D9" w:themeFill="background1" w:themeFillShade="d9" w:val="clear"/>
+          </w:tcPr>
+          <w:p>
+            <w:pPr>
+              <w:pStyle w:val="Normal"/>
+              <w:widowControl w:val="false"/>
               <w:jc w:val="center"/>
               <w:rPr>
                 <w:b/>
@@ -615,21 +676,22 @@
       </w:tr>
       <w:tr>
         <w:trPr>
-          <w:trHeight w:val="240"/>
+          <w:trHeight w:val="240" w:hRule="atLeast"/>
         </w:trPr>
         <w:tc>
           <w:tcPr>
-            <w:tcW w:w="2438" w:type="dxa"/>
-            <w:tcBorders>
-              <w:top w:val="single" w:sz="4" w:space="0" w:color="000000"/>
-              <w:left w:val="single" w:sz="4" w:space="0" w:color="000000"/>
-              <w:bottom w:val="single" w:sz="4" w:space="0" w:color="000000"/>
-              <w:right w:val="single" w:sz="4" w:space="0" w:color="000000"/>
-            </w:tcBorders>
-          </w:tcPr>
-          <w:p>
-            <w:pPr>
-              <w:widowControl w:val="0"/>
+            <w:tcW w:w="2437" w:type="dxa"/>
+            <w:tcBorders>
+              <w:top w:val="single" w:sz="4" w:space="0" w:color="000000"/>
+              <w:left w:val="single" w:sz="4" w:space="0" w:color="000000"/>
+              <w:bottom w:val="single" w:sz="4" w:space="0" w:color="000000"/>
+              <w:right w:val="single" w:sz="4" w:space="0" w:color="000000"/>
+            </w:tcBorders>
+          </w:tcPr>
+          <w:p>
+            <w:pPr>
+              <w:pStyle w:val="Normal"/>
+              <w:widowControl w:val="false"/>
               <w:rPr>
                 <w:sz w:val="22"/>
                 <w:szCs w:val="22"/>
@@ -648,25 +710,24 @@
         </w:tc>
         <w:tc>
           <w:tcPr>
-            <w:tcW w:w="2269" w:type="dxa"/>
-            <w:tcBorders>
-              <w:top w:val="single" w:sz="4" w:space="0" w:color="000000"/>
-              <w:left w:val="single" w:sz="4" w:space="0" w:color="000000"/>
-              <w:bottom w:val="single" w:sz="4" w:space="0" w:color="000000"/>
-              <w:right w:val="single" w:sz="4" w:space="0" w:color="000000"/>
-            </w:tcBorders>
-          </w:tcPr>
-          <w:p>
-            <w:pPr>
-              <w:widowControl w:val="0"/>
-              <w:rPr>
-                <w:sz w:val="22"/>
-                <w:szCs w:val="22"/>
-                <w:lang w:val="en-US"/>
-              </w:rPr>
-            </w:pPr>
-            <w:proofErr w:type="spellStart"/>
-            <w:proofErr w:type="gramStart"/>
+            <w:tcW w:w="2270" w:type="dxa"/>
+            <w:tcBorders>
+              <w:top w:val="single" w:sz="4" w:space="0" w:color="000000"/>
+              <w:left w:val="single" w:sz="4" w:space="0" w:color="000000"/>
+              <w:bottom w:val="single" w:sz="4" w:space="0" w:color="000000"/>
+              <w:right w:val="single" w:sz="4" w:space="0" w:color="000000"/>
+            </w:tcBorders>
+          </w:tcPr>
+          <w:p>
+            <w:pPr>
+              <w:pStyle w:val="Normal"/>
+              <w:widowControl w:val="false"/>
+              <w:rPr>
+                <w:sz w:val="22"/>
+                <w:szCs w:val="22"/>
+                <w:lang w:val="en-US"/>
+              </w:rPr>
+            </w:pPr>
             <w:r>
               <w:rPr>
                 <w:sz w:val="22"/>
@@ -682,19 +743,8 @@
                 <w:szCs w:val="22"/>
                 <w:lang w:val="en-US"/>
               </w:rPr>
-              <w:t>xx</w:t>
-            </w:r>
-            <w:proofErr w:type="gramEnd"/>
-            <w:r>
-              <w:rPr>
-                <w:color w:val="FF0000"/>
-                <w:sz w:val="22"/>
-                <w:szCs w:val="22"/>
-                <w:lang w:val="en-US"/>
-              </w:rPr>
-              <w:t>.xx</w:t>
-            </w:r>
-            <w:proofErr w:type="spellEnd"/>
+              <w:t>xx.xx</w:t>
+            </w:r>
           </w:p>
         </w:tc>
         <w:tc>
@@ -709,7 +759,8 @@
           </w:tcPr>
           <w:p>
             <w:pPr>
-              <w:widowControl w:val="0"/>
+              <w:pStyle w:val="Normal"/>
+              <w:widowControl w:val="false"/>
               <w:rPr>
                 <w:bCs/>
                 <w:sz w:val="22"/>
@@ -731,21 +782,22 @@
       </w:tr>
       <w:tr>
         <w:trPr>
-          <w:trHeight w:val="240"/>
+          <w:trHeight w:val="240" w:hRule="atLeast"/>
         </w:trPr>
         <w:tc>
           <w:tcPr>
-            <w:tcW w:w="2438" w:type="dxa"/>
-            <w:tcBorders>
-              <w:top w:val="single" w:sz="4" w:space="0" w:color="000000"/>
-              <w:left w:val="single" w:sz="4" w:space="0" w:color="000000"/>
-              <w:bottom w:val="single" w:sz="4" w:space="0" w:color="000000"/>
-              <w:right w:val="single" w:sz="4" w:space="0" w:color="000000"/>
-            </w:tcBorders>
-          </w:tcPr>
-          <w:p>
-            <w:pPr>
-              <w:widowControl w:val="0"/>
+            <w:tcW w:w="2437" w:type="dxa"/>
+            <w:tcBorders>
+              <w:top w:val="single" w:sz="4" w:space="0" w:color="000000"/>
+              <w:left w:val="single" w:sz="4" w:space="0" w:color="000000"/>
+              <w:bottom w:val="single" w:sz="4" w:space="0" w:color="000000"/>
+              <w:right w:val="single" w:sz="4" w:space="0" w:color="000000"/>
+            </w:tcBorders>
+          </w:tcPr>
+          <w:p>
+            <w:pPr>
+              <w:pStyle w:val="Normal"/>
+              <w:widowControl w:val="false"/>
               <w:rPr>
                 <w:sz w:val="22"/>
                 <w:szCs w:val="22"/>
@@ -764,25 +816,24 @@
         </w:tc>
         <w:tc>
           <w:tcPr>
-            <w:tcW w:w="2269" w:type="dxa"/>
-            <w:tcBorders>
-              <w:top w:val="single" w:sz="4" w:space="0" w:color="000000"/>
-              <w:left w:val="single" w:sz="4" w:space="0" w:color="000000"/>
-              <w:bottom w:val="single" w:sz="4" w:space="0" w:color="000000"/>
-              <w:right w:val="single" w:sz="4" w:space="0" w:color="000000"/>
-            </w:tcBorders>
-          </w:tcPr>
-          <w:p>
-            <w:pPr>
-              <w:widowControl w:val="0"/>
-              <w:rPr>
-                <w:sz w:val="22"/>
-                <w:szCs w:val="22"/>
-                <w:lang w:val="en-US"/>
-              </w:rPr>
-            </w:pPr>
-            <w:proofErr w:type="spellStart"/>
-            <w:proofErr w:type="gramStart"/>
+            <w:tcW w:w="2270" w:type="dxa"/>
+            <w:tcBorders>
+              <w:top w:val="single" w:sz="4" w:space="0" w:color="000000"/>
+              <w:left w:val="single" w:sz="4" w:space="0" w:color="000000"/>
+              <w:bottom w:val="single" w:sz="4" w:space="0" w:color="000000"/>
+              <w:right w:val="single" w:sz="4" w:space="0" w:color="000000"/>
+            </w:tcBorders>
+          </w:tcPr>
+          <w:p>
+            <w:pPr>
+              <w:pStyle w:val="Normal"/>
+              <w:widowControl w:val="false"/>
+              <w:rPr>
+                <w:sz w:val="22"/>
+                <w:szCs w:val="22"/>
+                <w:lang w:val="en-US"/>
+              </w:rPr>
+            </w:pPr>
             <w:r>
               <w:rPr>
                 <w:sz w:val="22"/>
@@ -798,19 +849,8 @@
                 <w:szCs w:val="22"/>
                 <w:lang w:val="en-US"/>
               </w:rPr>
-              <w:t>xx</w:t>
-            </w:r>
-            <w:proofErr w:type="gramEnd"/>
-            <w:r>
-              <w:rPr>
-                <w:color w:val="FF0000"/>
-                <w:sz w:val="22"/>
-                <w:szCs w:val="22"/>
-                <w:lang w:val="en-US"/>
-              </w:rPr>
-              <w:t>.xx</w:t>
-            </w:r>
-            <w:proofErr w:type="spellEnd"/>
+              <w:t>xx.xx</w:t>
+            </w:r>
           </w:p>
         </w:tc>
         <w:tc>
@@ -825,7 +865,8 @@
           </w:tcPr>
           <w:p>
             <w:pPr>
-              <w:widowControl w:val="0"/>
+              <w:pStyle w:val="Normal"/>
+              <w:widowControl w:val="false"/>
               <w:rPr>
                 <w:bCs/>
                 <w:sz w:val="22"/>
@@ -847,21 +888,22 @@
       </w:tr>
       <w:tr>
         <w:trPr>
-          <w:trHeight w:val="240"/>
+          <w:trHeight w:val="240" w:hRule="atLeast"/>
         </w:trPr>
         <w:tc>
           <w:tcPr>
-            <w:tcW w:w="2438" w:type="dxa"/>
-            <w:tcBorders>
-              <w:top w:val="single" w:sz="4" w:space="0" w:color="000000"/>
-              <w:left w:val="single" w:sz="4" w:space="0" w:color="000000"/>
-              <w:bottom w:val="single" w:sz="4" w:space="0" w:color="000000"/>
-              <w:right w:val="single" w:sz="4" w:space="0" w:color="000000"/>
-            </w:tcBorders>
-          </w:tcPr>
-          <w:p>
-            <w:pPr>
-              <w:widowControl w:val="0"/>
+            <w:tcW w:w="2437" w:type="dxa"/>
+            <w:tcBorders>
+              <w:top w:val="single" w:sz="4" w:space="0" w:color="000000"/>
+              <w:left w:val="single" w:sz="4" w:space="0" w:color="000000"/>
+              <w:bottom w:val="single" w:sz="4" w:space="0" w:color="000000"/>
+              <w:right w:val="single" w:sz="4" w:space="0" w:color="000000"/>
+            </w:tcBorders>
+          </w:tcPr>
+          <w:p>
+            <w:pPr>
+              <w:pStyle w:val="Normal"/>
+              <w:widowControl w:val="false"/>
               <w:rPr>
                 <w:sz w:val="22"/>
                 <w:szCs w:val="22"/>
@@ -880,25 +922,24 @@
         </w:tc>
         <w:tc>
           <w:tcPr>
-            <w:tcW w:w="2269" w:type="dxa"/>
-            <w:tcBorders>
-              <w:top w:val="single" w:sz="4" w:space="0" w:color="000000"/>
-              <w:left w:val="single" w:sz="4" w:space="0" w:color="000000"/>
-              <w:bottom w:val="single" w:sz="4" w:space="0" w:color="000000"/>
-              <w:right w:val="single" w:sz="4" w:space="0" w:color="000000"/>
-            </w:tcBorders>
-          </w:tcPr>
-          <w:p>
-            <w:pPr>
-              <w:widowControl w:val="0"/>
-              <w:rPr>
-                <w:sz w:val="22"/>
-                <w:szCs w:val="22"/>
-                <w:lang w:val="en-US"/>
-              </w:rPr>
-            </w:pPr>
-            <w:proofErr w:type="spellStart"/>
-            <w:proofErr w:type="gramStart"/>
+            <w:tcW w:w="2270" w:type="dxa"/>
+            <w:tcBorders>
+              <w:top w:val="single" w:sz="4" w:space="0" w:color="000000"/>
+              <w:left w:val="single" w:sz="4" w:space="0" w:color="000000"/>
+              <w:bottom w:val="single" w:sz="4" w:space="0" w:color="000000"/>
+              <w:right w:val="single" w:sz="4" w:space="0" w:color="000000"/>
+            </w:tcBorders>
+          </w:tcPr>
+          <w:p>
+            <w:pPr>
+              <w:pStyle w:val="Normal"/>
+              <w:widowControl w:val="false"/>
+              <w:rPr>
+                <w:sz w:val="22"/>
+                <w:szCs w:val="22"/>
+                <w:lang w:val="en-US"/>
+              </w:rPr>
+            </w:pPr>
             <w:r>
               <w:rPr>
                 <w:sz w:val="22"/>
@@ -914,19 +955,8 @@
                 <w:szCs w:val="22"/>
                 <w:lang w:val="en-US"/>
               </w:rPr>
-              <w:t>xx</w:t>
-            </w:r>
-            <w:proofErr w:type="gramEnd"/>
-            <w:r>
-              <w:rPr>
-                <w:color w:val="FF0000"/>
-                <w:sz w:val="22"/>
-                <w:szCs w:val="22"/>
-                <w:lang w:val="en-US"/>
-              </w:rPr>
-              <w:t>.xx</w:t>
-            </w:r>
-            <w:proofErr w:type="spellEnd"/>
+              <w:t>xx.xx</w:t>
+            </w:r>
           </w:p>
         </w:tc>
         <w:tc>
@@ -941,7 +971,8 @@
           </w:tcPr>
           <w:p>
             <w:pPr>
-              <w:widowControl w:val="0"/>
+              <w:pStyle w:val="Normal"/>
+              <w:widowControl w:val="false"/>
               <w:rPr>
                 <w:bCs/>
                 <w:sz w:val="22"/>
@@ -963,21 +994,22 @@
       </w:tr>
       <w:tr>
         <w:trPr>
-          <w:trHeight w:val="240"/>
+          <w:trHeight w:val="240" w:hRule="atLeast"/>
         </w:trPr>
         <w:tc>
           <w:tcPr>
-            <w:tcW w:w="2438" w:type="dxa"/>
-            <w:tcBorders>
-              <w:top w:val="single" w:sz="4" w:space="0" w:color="000000"/>
-              <w:left w:val="single" w:sz="4" w:space="0" w:color="000000"/>
-              <w:bottom w:val="single" w:sz="4" w:space="0" w:color="000000"/>
-              <w:right w:val="single" w:sz="4" w:space="0" w:color="000000"/>
-            </w:tcBorders>
-          </w:tcPr>
-          <w:p>
-            <w:pPr>
-              <w:widowControl w:val="0"/>
+            <w:tcW w:w="2437" w:type="dxa"/>
+            <w:tcBorders>
+              <w:top w:val="single" w:sz="4" w:space="0" w:color="000000"/>
+              <w:left w:val="single" w:sz="4" w:space="0" w:color="000000"/>
+              <w:bottom w:val="single" w:sz="4" w:space="0" w:color="000000"/>
+              <w:right w:val="single" w:sz="4" w:space="0" w:color="000000"/>
+            </w:tcBorders>
+          </w:tcPr>
+          <w:p>
+            <w:pPr>
+              <w:pStyle w:val="Normal"/>
+              <w:widowControl w:val="false"/>
               <w:rPr>
                 <w:sz w:val="22"/>
                 <w:szCs w:val="22"/>
@@ -996,17 +1028,18 @@
         </w:tc>
         <w:tc>
           <w:tcPr>
-            <w:tcW w:w="2269" w:type="dxa"/>
-            <w:tcBorders>
-              <w:top w:val="single" w:sz="4" w:space="0" w:color="000000"/>
-              <w:left w:val="single" w:sz="4" w:space="0" w:color="000000"/>
-              <w:bottom w:val="single" w:sz="4" w:space="0" w:color="000000"/>
-              <w:right w:val="single" w:sz="4" w:space="0" w:color="000000"/>
-            </w:tcBorders>
-          </w:tcPr>
-          <w:p>
-            <w:pPr>
-              <w:widowControl w:val="0"/>
+            <w:tcW w:w="2270" w:type="dxa"/>
+            <w:tcBorders>
+              <w:top w:val="single" w:sz="4" w:space="0" w:color="000000"/>
+              <w:left w:val="single" w:sz="4" w:space="0" w:color="000000"/>
+              <w:bottom w:val="single" w:sz="4" w:space="0" w:color="000000"/>
+              <w:right w:val="single" w:sz="4" w:space="0" w:color="000000"/>
+            </w:tcBorders>
+          </w:tcPr>
+          <w:p>
+            <w:pPr>
+              <w:pStyle w:val="Normal"/>
+              <w:widowControl w:val="false"/>
               <w:rPr>
                 <w:color w:val="FF0000"/>
                 <w:sz w:val="22"/>
@@ -1014,7 +1047,6 @@
                 <w:lang w:val="en-US"/>
               </w:rPr>
             </w:pPr>
-            <w:proofErr w:type="spellStart"/>
             <w:r>
               <w:rPr>
                 <w:sz w:val="22"/>
@@ -1032,7 +1064,6 @@
               </w:rPr>
               <w:t>xxx.x</w:t>
             </w:r>
-            <w:proofErr w:type="spellEnd"/>
           </w:p>
         </w:tc>
         <w:tc>
@@ -1047,7 +1078,8 @@
           </w:tcPr>
           <w:p>
             <w:pPr>
-              <w:widowControl w:val="0"/>
+              <w:pStyle w:val="Normal"/>
+              <w:widowControl w:val="false"/>
               <w:rPr>
                 <w:sz w:val="22"/>
                 <w:szCs w:val="22"/>
@@ -1067,21 +1099,22 @@
       </w:tr>
       <w:tr>
         <w:trPr>
-          <w:trHeight w:val="240"/>
+          <w:trHeight w:val="240" w:hRule="atLeast"/>
         </w:trPr>
         <w:tc>
           <w:tcPr>
-            <w:tcW w:w="2438" w:type="dxa"/>
-            <w:tcBorders>
-              <w:top w:val="single" w:sz="4" w:space="0" w:color="000000"/>
-              <w:left w:val="single" w:sz="4" w:space="0" w:color="000000"/>
-              <w:bottom w:val="single" w:sz="4" w:space="0" w:color="000000"/>
-              <w:right w:val="single" w:sz="4" w:space="0" w:color="000000"/>
-            </w:tcBorders>
-          </w:tcPr>
-          <w:p>
-            <w:pPr>
-              <w:widowControl w:val="0"/>
+            <w:tcW w:w="2437" w:type="dxa"/>
+            <w:tcBorders>
+              <w:top w:val="single" w:sz="4" w:space="0" w:color="000000"/>
+              <w:left w:val="single" w:sz="4" w:space="0" w:color="000000"/>
+              <w:bottom w:val="single" w:sz="4" w:space="0" w:color="000000"/>
+              <w:right w:val="single" w:sz="4" w:space="0" w:color="000000"/>
+            </w:tcBorders>
+          </w:tcPr>
+          <w:p>
+            <w:pPr>
+              <w:pStyle w:val="Normal"/>
+              <w:widowControl w:val="false"/>
               <w:rPr>
                 <w:sz w:val="22"/>
                 <w:szCs w:val="22"/>
@@ -1100,24 +1133,24 @@
         </w:tc>
         <w:tc>
           <w:tcPr>
-            <w:tcW w:w="2269" w:type="dxa"/>
-            <w:tcBorders>
-              <w:top w:val="single" w:sz="4" w:space="0" w:color="000000"/>
-              <w:left w:val="single" w:sz="4" w:space="0" w:color="000000"/>
-              <w:bottom w:val="single" w:sz="4" w:space="0" w:color="000000"/>
-              <w:right w:val="single" w:sz="4" w:space="0" w:color="000000"/>
-            </w:tcBorders>
-          </w:tcPr>
-          <w:p>
-            <w:pPr>
-              <w:widowControl w:val="0"/>
-              <w:rPr>
-                <w:sz w:val="22"/>
-                <w:szCs w:val="22"/>
-                <w:lang w:val="en-US"/>
-              </w:rPr>
-            </w:pPr>
-            <w:proofErr w:type="gramStart"/>
+            <w:tcW w:w="2270" w:type="dxa"/>
+            <w:tcBorders>
+              <w:top w:val="single" w:sz="4" w:space="0" w:color="000000"/>
+              <w:left w:val="single" w:sz="4" w:space="0" w:color="000000"/>
+              <w:bottom w:val="single" w:sz="4" w:space="0" w:color="000000"/>
+              <w:right w:val="single" w:sz="4" w:space="0" w:color="000000"/>
+            </w:tcBorders>
+          </w:tcPr>
+          <w:p>
+            <w:pPr>
+              <w:pStyle w:val="Normal"/>
+              <w:widowControl w:val="false"/>
+              <w:rPr>
+                <w:sz w:val="22"/>
+                <w:szCs w:val="22"/>
+                <w:lang w:val="en-US"/>
+              </w:rPr>
+            </w:pPr>
             <w:r>
               <w:rPr>
                 <w:sz w:val="22"/>
@@ -1135,7 +1168,6 @@
               </w:rPr>
               <w:t>xxxx</w:t>
             </w:r>
-            <w:proofErr w:type="gramEnd"/>
           </w:p>
         </w:tc>
         <w:tc>
@@ -1150,7 +1182,8 @@
           </w:tcPr>
           <w:p>
             <w:pPr>
-              <w:widowControl w:val="0"/>
+              <w:pStyle w:val="Normal"/>
+              <w:widowControl w:val="false"/>
               <w:rPr>
                 <w:sz w:val="22"/>
                 <w:szCs w:val="22"/>
@@ -1170,21 +1203,22 @@
       </w:tr>
       <w:tr>
         <w:trPr>
-          <w:trHeight w:val="240"/>
+          <w:trHeight w:val="240" w:hRule="atLeast"/>
         </w:trPr>
         <w:tc>
           <w:tcPr>
-            <w:tcW w:w="2438" w:type="dxa"/>
-            <w:tcBorders>
-              <w:top w:val="single" w:sz="4" w:space="0" w:color="000000"/>
-              <w:left w:val="single" w:sz="4" w:space="0" w:color="000000"/>
-              <w:bottom w:val="single" w:sz="4" w:space="0" w:color="000000"/>
-              <w:right w:val="single" w:sz="4" w:space="0" w:color="000000"/>
-            </w:tcBorders>
-          </w:tcPr>
-          <w:p>
-            <w:pPr>
-              <w:widowControl w:val="0"/>
+            <w:tcW w:w="2437" w:type="dxa"/>
+            <w:tcBorders>
+              <w:top w:val="single" w:sz="4" w:space="0" w:color="000000"/>
+              <w:left w:val="single" w:sz="4" w:space="0" w:color="000000"/>
+              <w:bottom w:val="single" w:sz="4" w:space="0" w:color="000000"/>
+              <w:right w:val="single" w:sz="4" w:space="0" w:color="000000"/>
+            </w:tcBorders>
+          </w:tcPr>
+          <w:p>
+            <w:pPr>
+              <w:pStyle w:val="Normal"/>
+              <w:widowControl w:val="false"/>
               <w:rPr>
                 <w:sz w:val="22"/>
                 <w:szCs w:val="22"/>
@@ -1203,25 +1237,24 @@
         </w:tc>
         <w:tc>
           <w:tcPr>
-            <w:tcW w:w="2269" w:type="dxa"/>
-            <w:tcBorders>
-              <w:top w:val="single" w:sz="4" w:space="0" w:color="000000"/>
-              <w:left w:val="single" w:sz="4" w:space="0" w:color="000000"/>
-              <w:bottom w:val="single" w:sz="4" w:space="0" w:color="000000"/>
-              <w:right w:val="single" w:sz="4" w:space="0" w:color="000000"/>
-            </w:tcBorders>
-          </w:tcPr>
-          <w:p>
-            <w:pPr>
-              <w:widowControl w:val="0"/>
-              <w:rPr>
-                <w:sz w:val="22"/>
-                <w:szCs w:val="22"/>
-                <w:lang w:val="en-US"/>
-              </w:rPr>
-            </w:pPr>
-            <w:proofErr w:type="spellStart"/>
-            <w:proofErr w:type="gramStart"/>
+            <w:tcW w:w="2270" w:type="dxa"/>
+            <w:tcBorders>
+              <w:top w:val="single" w:sz="4" w:space="0" w:color="000000"/>
+              <w:left w:val="single" w:sz="4" w:space="0" w:color="000000"/>
+              <w:bottom w:val="single" w:sz="4" w:space="0" w:color="000000"/>
+              <w:right w:val="single" w:sz="4" w:space="0" w:color="000000"/>
+            </w:tcBorders>
+          </w:tcPr>
+          <w:p>
+            <w:pPr>
+              <w:pStyle w:val="Normal"/>
+              <w:widowControl w:val="false"/>
+              <w:rPr>
+                <w:sz w:val="22"/>
+                <w:szCs w:val="22"/>
+                <w:lang w:val="en-US"/>
+              </w:rPr>
+            </w:pPr>
             <w:r>
               <w:rPr>
                 <w:sz w:val="22"/>
@@ -1239,8 +1272,6 @@
               </w:rPr>
               <w:t>xx</w:t>
             </w:r>
-            <w:proofErr w:type="spellEnd"/>
-            <w:proofErr w:type="gramEnd"/>
           </w:p>
         </w:tc>
         <w:tc>
@@ -1255,7 +1286,8 @@
           </w:tcPr>
           <w:p>
             <w:pPr>
-              <w:widowControl w:val="0"/>
+              <w:pStyle w:val="Normal"/>
+              <w:widowControl w:val="false"/>
               <w:rPr>
                 <w:sz w:val="22"/>
                 <w:szCs w:val="22"/>
@@ -1275,21 +1307,22 @@
       </w:tr>
       <w:tr>
         <w:trPr>
-          <w:trHeight w:val="240"/>
+          <w:trHeight w:val="240" w:hRule="atLeast"/>
         </w:trPr>
         <w:tc>
           <w:tcPr>
-            <w:tcW w:w="2438" w:type="dxa"/>
-            <w:tcBorders>
-              <w:top w:val="single" w:sz="4" w:space="0" w:color="000000"/>
-              <w:left w:val="single" w:sz="4" w:space="0" w:color="000000"/>
-              <w:bottom w:val="single" w:sz="4" w:space="0" w:color="000000"/>
-              <w:right w:val="single" w:sz="4" w:space="0" w:color="000000"/>
-            </w:tcBorders>
-          </w:tcPr>
-          <w:p>
-            <w:pPr>
-              <w:widowControl w:val="0"/>
+            <w:tcW w:w="2437" w:type="dxa"/>
+            <w:tcBorders>
+              <w:top w:val="single" w:sz="4" w:space="0" w:color="000000"/>
+              <w:left w:val="single" w:sz="4" w:space="0" w:color="000000"/>
+              <w:bottom w:val="single" w:sz="4" w:space="0" w:color="000000"/>
+              <w:right w:val="single" w:sz="4" w:space="0" w:color="000000"/>
+            </w:tcBorders>
+          </w:tcPr>
+          <w:p>
+            <w:pPr>
+              <w:pStyle w:val="Normal"/>
+              <w:widowControl w:val="false"/>
               <w:rPr>
                 <w:sz w:val="22"/>
                 <w:szCs w:val="22"/>
@@ -1308,24 +1341,24 @@
         </w:tc>
         <w:tc>
           <w:tcPr>
-            <w:tcW w:w="2269" w:type="dxa"/>
-            <w:tcBorders>
-              <w:top w:val="single" w:sz="4" w:space="0" w:color="000000"/>
-              <w:left w:val="single" w:sz="4" w:space="0" w:color="000000"/>
-              <w:bottom w:val="single" w:sz="4" w:space="0" w:color="000000"/>
-              <w:right w:val="single" w:sz="4" w:space="0" w:color="000000"/>
-            </w:tcBorders>
-          </w:tcPr>
-          <w:p>
-            <w:pPr>
-              <w:widowControl w:val="0"/>
-              <w:rPr>
-                <w:sz w:val="22"/>
-                <w:szCs w:val="22"/>
-                <w:lang w:val="en-US"/>
-              </w:rPr>
-            </w:pPr>
-            <w:proofErr w:type="gramStart"/>
+            <w:tcW w:w="2270" w:type="dxa"/>
+            <w:tcBorders>
+              <w:top w:val="single" w:sz="4" w:space="0" w:color="000000"/>
+              <w:left w:val="single" w:sz="4" w:space="0" w:color="000000"/>
+              <w:bottom w:val="single" w:sz="4" w:space="0" w:color="000000"/>
+              <w:right w:val="single" w:sz="4" w:space="0" w:color="000000"/>
+            </w:tcBorders>
+          </w:tcPr>
+          <w:p>
+            <w:pPr>
+              <w:pStyle w:val="Normal"/>
+              <w:widowControl w:val="false"/>
+              <w:rPr>
+                <w:sz w:val="22"/>
+                <w:szCs w:val="22"/>
+                <w:lang w:val="en-US"/>
+              </w:rPr>
+            </w:pPr>
             <w:r>
               <w:rPr>
                 <w:sz w:val="22"/>
@@ -1341,17 +1374,7 @@
                 <w:szCs w:val="22"/>
                 <w:lang w:val="en-US"/>
               </w:rPr>
-              <w:t>xx</w:t>
-            </w:r>
-            <w:proofErr w:type="gramEnd"/>
-            <w:r>
-              <w:rPr>
-                <w:color w:val="FF0000"/>
-                <w:sz w:val="22"/>
-                <w:szCs w:val="22"/>
-                <w:lang w:val="en-US"/>
-              </w:rPr>
-              <w:t>.x</w:t>
+              <w:t>xx.x</w:t>
             </w:r>
           </w:p>
         </w:tc>
@@ -1367,7 +1390,8 @@
           </w:tcPr>
           <w:p>
             <w:pPr>
-              <w:widowControl w:val="0"/>
+              <w:pStyle w:val="Normal"/>
+              <w:widowControl w:val="false"/>
               <w:rPr>
                 <w:sz w:val="22"/>
                 <w:szCs w:val="22"/>
@@ -1387,21 +1411,22 @@
       </w:tr>
       <w:tr>
         <w:trPr>
-          <w:trHeight w:val="240"/>
+          <w:trHeight w:val="240" w:hRule="atLeast"/>
         </w:trPr>
         <w:tc>
           <w:tcPr>
-            <w:tcW w:w="2438" w:type="dxa"/>
-            <w:tcBorders>
-              <w:top w:val="single" w:sz="4" w:space="0" w:color="000000"/>
-              <w:left w:val="single" w:sz="4" w:space="0" w:color="000000"/>
-              <w:bottom w:val="single" w:sz="4" w:space="0" w:color="000000"/>
-              <w:right w:val="single" w:sz="4" w:space="0" w:color="000000"/>
-            </w:tcBorders>
-          </w:tcPr>
-          <w:p>
-            <w:pPr>
-              <w:widowControl w:val="0"/>
+            <w:tcW w:w="2437" w:type="dxa"/>
+            <w:tcBorders>
+              <w:top w:val="single" w:sz="4" w:space="0" w:color="000000"/>
+              <w:left w:val="single" w:sz="4" w:space="0" w:color="000000"/>
+              <w:bottom w:val="single" w:sz="4" w:space="0" w:color="000000"/>
+              <w:right w:val="single" w:sz="4" w:space="0" w:color="000000"/>
+            </w:tcBorders>
+          </w:tcPr>
+          <w:p>
+            <w:pPr>
+              <w:pStyle w:val="Normal"/>
+              <w:widowControl w:val="false"/>
               <w:rPr>
                 <w:sz w:val="22"/>
                 <w:szCs w:val="22"/>
@@ -1420,25 +1445,24 @@
         </w:tc>
         <w:tc>
           <w:tcPr>
-            <w:tcW w:w="2269" w:type="dxa"/>
-            <w:tcBorders>
-              <w:top w:val="single" w:sz="4" w:space="0" w:color="000000"/>
-              <w:left w:val="single" w:sz="4" w:space="0" w:color="000000"/>
-              <w:bottom w:val="single" w:sz="4" w:space="0" w:color="000000"/>
-              <w:right w:val="single" w:sz="4" w:space="0" w:color="000000"/>
-            </w:tcBorders>
-          </w:tcPr>
-          <w:p>
-            <w:pPr>
-              <w:widowControl w:val="0"/>
-              <w:rPr>
-                <w:sz w:val="22"/>
-                <w:szCs w:val="22"/>
-                <w:lang w:val="en-US"/>
-              </w:rPr>
-            </w:pPr>
-            <w:proofErr w:type="spellStart"/>
-            <w:proofErr w:type="gramStart"/>
+            <w:tcW w:w="2270" w:type="dxa"/>
+            <w:tcBorders>
+              <w:top w:val="single" w:sz="4" w:space="0" w:color="000000"/>
+              <w:left w:val="single" w:sz="4" w:space="0" w:color="000000"/>
+              <w:bottom w:val="single" w:sz="4" w:space="0" w:color="000000"/>
+              <w:right w:val="single" w:sz="4" w:space="0" w:color="000000"/>
+            </w:tcBorders>
+          </w:tcPr>
+          <w:p>
+            <w:pPr>
+              <w:pStyle w:val="Normal"/>
+              <w:widowControl w:val="false"/>
+              <w:rPr>
+                <w:sz w:val="22"/>
+                <w:szCs w:val="22"/>
+                <w:lang w:val="en-US"/>
+              </w:rPr>
+            </w:pPr>
             <w:r>
               <w:rPr>
                 <w:sz w:val="22"/>
@@ -1454,19 +1478,8 @@
                 <w:szCs w:val="22"/>
                 <w:lang w:val="en-US"/>
               </w:rPr>
-              <w:t>xx</w:t>
-            </w:r>
-            <w:proofErr w:type="gramEnd"/>
-            <w:r>
-              <w:rPr>
-                <w:color w:val="FF0000"/>
-                <w:sz w:val="22"/>
-                <w:szCs w:val="22"/>
-                <w:lang w:val="en-US"/>
-              </w:rPr>
-              <w:t>.x</w:t>
-            </w:r>
-            <w:proofErr w:type="spellEnd"/>
+              <w:t>xx.x</w:t>
+            </w:r>
           </w:p>
         </w:tc>
         <w:tc>
@@ -1481,7 +1494,8 @@
           </w:tcPr>
           <w:p>
             <w:pPr>
-              <w:widowControl w:val="0"/>
+              <w:pStyle w:val="Normal"/>
+              <w:widowControl w:val="false"/>
               <w:rPr>
                 <w:sz w:val="22"/>
                 <w:szCs w:val="22"/>
@@ -1501,21 +1515,22 @@
       </w:tr>
       <w:tr>
         <w:trPr>
-          <w:trHeight w:val="240"/>
+          <w:trHeight w:val="240" w:hRule="atLeast"/>
         </w:trPr>
         <w:tc>
           <w:tcPr>
-            <w:tcW w:w="2438" w:type="dxa"/>
-            <w:tcBorders>
-              <w:top w:val="single" w:sz="4" w:space="0" w:color="000000"/>
-              <w:left w:val="single" w:sz="4" w:space="0" w:color="000000"/>
-              <w:bottom w:val="single" w:sz="4" w:space="0" w:color="000000"/>
-              <w:right w:val="single" w:sz="4" w:space="0" w:color="000000"/>
-            </w:tcBorders>
-          </w:tcPr>
-          <w:p>
-            <w:pPr>
-              <w:widowControl w:val="0"/>
+            <w:tcW w:w="2437" w:type="dxa"/>
+            <w:tcBorders>
+              <w:top w:val="single" w:sz="4" w:space="0" w:color="000000"/>
+              <w:left w:val="single" w:sz="4" w:space="0" w:color="000000"/>
+              <w:bottom w:val="single" w:sz="4" w:space="0" w:color="000000"/>
+              <w:right w:val="single" w:sz="4" w:space="0" w:color="000000"/>
+            </w:tcBorders>
+          </w:tcPr>
+          <w:p>
+            <w:pPr>
+              <w:pStyle w:val="Normal"/>
+              <w:widowControl w:val="false"/>
               <w:rPr>
                 <w:sz w:val="22"/>
                 <w:szCs w:val="22"/>
@@ -1534,25 +1549,24 @@
         </w:tc>
         <w:tc>
           <w:tcPr>
-            <w:tcW w:w="2269" w:type="dxa"/>
-            <w:tcBorders>
-              <w:top w:val="single" w:sz="4" w:space="0" w:color="000000"/>
-              <w:left w:val="single" w:sz="4" w:space="0" w:color="000000"/>
-              <w:bottom w:val="single" w:sz="4" w:space="0" w:color="000000"/>
-              <w:right w:val="single" w:sz="4" w:space="0" w:color="000000"/>
-            </w:tcBorders>
-          </w:tcPr>
-          <w:p>
-            <w:pPr>
-              <w:widowControl w:val="0"/>
-              <w:rPr>
-                <w:sz w:val="22"/>
-                <w:szCs w:val="22"/>
-                <w:lang w:val="en-US"/>
-              </w:rPr>
-            </w:pPr>
-            <w:proofErr w:type="spellStart"/>
-            <w:proofErr w:type="gramStart"/>
+            <w:tcW w:w="2270" w:type="dxa"/>
+            <w:tcBorders>
+              <w:top w:val="single" w:sz="4" w:space="0" w:color="000000"/>
+              <w:left w:val="single" w:sz="4" w:space="0" w:color="000000"/>
+              <w:bottom w:val="single" w:sz="4" w:space="0" w:color="000000"/>
+              <w:right w:val="single" w:sz="4" w:space="0" w:color="000000"/>
+            </w:tcBorders>
+          </w:tcPr>
+          <w:p>
+            <w:pPr>
+              <w:pStyle w:val="Normal"/>
+              <w:widowControl w:val="false"/>
+              <w:rPr>
+                <w:sz w:val="22"/>
+                <w:szCs w:val="22"/>
+                <w:lang w:val="en-US"/>
+              </w:rPr>
+            </w:pPr>
             <w:r>
               <w:rPr>
                 <w:sz w:val="22"/>
@@ -1568,19 +1582,8 @@
                 <w:szCs w:val="22"/>
                 <w:lang w:val="en-US"/>
               </w:rPr>
-              <w:t>xx</w:t>
-            </w:r>
-            <w:proofErr w:type="gramEnd"/>
-            <w:r>
-              <w:rPr>
-                <w:color w:val="FF0000"/>
-                <w:sz w:val="22"/>
-                <w:szCs w:val="22"/>
-                <w:lang w:val="en-US"/>
-              </w:rPr>
-              <w:t>.x</w:t>
-            </w:r>
-            <w:proofErr w:type="spellEnd"/>
+              <w:t>xx.x</w:t>
+            </w:r>
           </w:p>
         </w:tc>
         <w:tc>
@@ -1595,7 +1598,8 @@
           </w:tcPr>
           <w:p>
             <w:pPr>
-              <w:widowControl w:val="0"/>
+              <w:pStyle w:val="Normal"/>
+              <w:widowControl w:val="false"/>
               <w:rPr>
                 <w:sz w:val="22"/>
                 <w:szCs w:val="22"/>
@@ -1615,21 +1619,22 @@
       </w:tr>
       <w:tr>
         <w:trPr>
-          <w:trHeight w:val="240"/>
+          <w:trHeight w:val="240" w:hRule="atLeast"/>
         </w:trPr>
         <w:tc>
           <w:tcPr>
-            <w:tcW w:w="2438" w:type="dxa"/>
-            <w:tcBorders>
-              <w:top w:val="single" w:sz="4" w:space="0" w:color="000000"/>
-              <w:left w:val="single" w:sz="4" w:space="0" w:color="000000"/>
-              <w:bottom w:val="single" w:sz="4" w:space="0" w:color="000000"/>
-              <w:right w:val="single" w:sz="4" w:space="0" w:color="000000"/>
-            </w:tcBorders>
-          </w:tcPr>
-          <w:p>
-            <w:pPr>
-              <w:widowControl w:val="0"/>
+            <w:tcW w:w="2437" w:type="dxa"/>
+            <w:tcBorders>
+              <w:top w:val="single" w:sz="4" w:space="0" w:color="000000"/>
+              <w:left w:val="single" w:sz="4" w:space="0" w:color="000000"/>
+              <w:bottom w:val="single" w:sz="4" w:space="0" w:color="000000"/>
+              <w:right w:val="single" w:sz="4" w:space="0" w:color="000000"/>
+            </w:tcBorders>
+          </w:tcPr>
+          <w:p>
+            <w:pPr>
+              <w:pStyle w:val="Normal"/>
+              <w:widowControl w:val="false"/>
               <w:rPr>
                 <w:sz w:val="22"/>
                 <w:szCs w:val="22"/>
@@ -1648,24 +1653,24 @@
         </w:tc>
         <w:tc>
           <w:tcPr>
-            <w:tcW w:w="2269" w:type="dxa"/>
-            <w:tcBorders>
-              <w:top w:val="single" w:sz="4" w:space="0" w:color="000000"/>
-              <w:left w:val="single" w:sz="4" w:space="0" w:color="000000"/>
-              <w:bottom w:val="single" w:sz="4" w:space="0" w:color="000000"/>
-              <w:right w:val="single" w:sz="4" w:space="0" w:color="000000"/>
-            </w:tcBorders>
-          </w:tcPr>
-          <w:p>
-            <w:pPr>
-              <w:widowControl w:val="0"/>
-              <w:rPr>
-                <w:sz w:val="22"/>
-                <w:szCs w:val="22"/>
-                <w:lang w:val="en-US"/>
-              </w:rPr>
-            </w:pPr>
-            <w:proofErr w:type="gramStart"/>
+            <w:tcW w:w="2270" w:type="dxa"/>
+            <w:tcBorders>
+              <w:top w:val="single" w:sz="4" w:space="0" w:color="000000"/>
+              <w:left w:val="single" w:sz="4" w:space="0" w:color="000000"/>
+              <w:bottom w:val="single" w:sz="4" w:space="0" w:color="000000"/>
+              <w:right w:val="single" w:sz="4" w:space="0" w:color="000000"/>
+            </w:tcBorders>
+          </w:tcPr>
+          <w:p>
+            <w:pPr>
+              <w:pStyle w:val="Normal"/>
+              <w:widowControl w:val="false"/>
+              <w:rPr>
+                <w:sz w:val="22"/>
+                <w:szCs w:val="22"/>
+                <w:lang w:val="en-US"/>
+              </w:rPr>
+            </w:pPr>
             <w:r>
               <w:rPr>
                 <w:sz w:val="22"/>
@@ -1681,17 +1686,7 @@
                 <w:szCs w:val="22"/>
                 <w:lang w:val="en-US"/>
               </w:rPr>
-              <w:t>xx</w:t>
-            </w:r>
-            <w:proofErr w:type="gramEnd"/>
-            <w:r>
-              <w:rPr>
-                <w:color w:val="FF0000"/>
-                <w:sz w:val="22"/>
-                <w:szCs w:val="22"/>
-                <w:lang w:val="en-US"/>
-              </w:rPr>
-              <w:t>.x</w:t>
+              <w:t>xx.x</w:t>
             </w:r>
           </w:p>
         </w:tc>
@@ -1707,59 +1702,43 @@
           </w:tcPr>
           <w:p>
             <w:pPr>
-              <w:widowControl w:val="0"/>
-              <w:rPr>
-                <w:sz w:val="22"/>
-                <w:szCs w:val="22"/>
-                <w:lang w:val="en-US"/>
-              </w:rPr>
-            </w:pPr>
-            <w:r>
-              <w:rPr>
-                <w:sz w:val="22"/>
-                <w:szCs w:val="22"/>
-                <w:lang w:val="en-US"/>
-              </w:rPr>
-              <w:t>Get feedback/</w:t>
-            </w:r>
-            <w:proofErr w:type="spellStart"/>
-            <w:r>
-              <w:rPr>
-                <w:sz w:val="22"/>
-                <w:szCs w:val="22"/>
-                <w:lang w:val="en-US"/>
-              </w:rPr>
-              <w:t>LineB</w:t>
-            </w:r>
-            <w:proofErr w:type="spellEnd"/>
-            <w:r>
-              <w:rPr>
-                <w:sz w:val="22"/>
-                <w:szCs w:val="22"/>
-                <w:lang w:val="en-US"/>
-              </w:rPr>
-              <w:t xml:space="preserve"> voltage, V</w:t>
+              <w:pStyle w:val="Normal"/>
+              <w:widowControl w:val="false"/>
+              <w:rPr>
+                <w:sz w:val="22"/>
+                <w:szCs w:val="22"/>
+                <w:lang w:val="en-US"/>
+              </w:rPr>
+            </w:pPr>
+            <w:r>
+              <w:rPr>
+                <w:sz w:val="22"/>
+                <w:szCs w:val="22"/>
+                <w:lang w:val="en-US"/>
+              </w:rPr>
+              <w:t>Get feedback/LineB voltage, V</w:t>
             </w:r>
           </w:p>
         </w:tc>
       </w:tr>
       <w:tr>
         <w:trPr>
-          <w:trHeight w:val="240"/>
+          <w:trHeight w:val="240" w:hRule="atLeast"/>
         </w:trPr>
         <w:tc>
           <w:tcPr>
-            <w:tcW w:w="2438" w:type="dxa"/>
-            <w:tcBorders>
-              <w:top w:val="single" w:sz="4" w:space="0" w:color="000000"/>
-              <w:left w:val="single" w:sz="4" w:space="0" w:color="000000"/>
-              <w:bottom w:val="single" w:sz="4" w:space="0" w:color="000000"/>
-              <w:right w:val="single" w:sz="4" w:space="0" w:color="000000"/>
-            </w:tcBorders>
-          </w:tcPr>
-          <w:p>
-            <w:pPr>
-              <w:widowControl w:val="0"/>
+            <w:tcW w:w="2437" w:type="dxa"/>
+            <w:tcBorders>
+              <w:top w:val="single" w:sz="4" w:space="0" w:color="000000"/>
+              <w:left w:val="single" w:sz="4" w:space="0" w:color="000000"/>
+              <w:bottom w:val="single" w:sz="4" w:space="0" w:color="000000"/>
+              <w:right w:val="single" w:sz="4" w:space="0" w:color="000000"/>
+            </w:tcBorders>
+          </w:tcPr>
+          <w:p>
+            <w:pPr>
+              <w:pStyle w:val="Normal"/>
+              <w:widowControl w:val="false"/>
               <w:rPr>
                 <w:sz w:val="22"/>
                 <w:szCs w:val="22"/>
@@ -1776,25 +1755,24 @@
         </w:tc>
         <w:tc>
           <w:tcPr>
-            <w:tcW w:w="2269" w:type="dxa"/>
-            <w:tcBorders>
-              <w:top w:val="single" w:sz="4" w:space="0" w:color="000000"/>
-              <w:left w:val="single" w:sz="4" w:space="0" w:color="000000"/>
-              <w:bottom w:val="single" w:sz="4" w:space="0" w:color="000000"/>
-              <w:right w:val="single" w:sz="4" w:space="0" w:color="000000"/>
-            </w:tcBorders>
-          </w:tcPr>
-          <w:p>
-            <w:pPr>
-              <w:widowControl w:val="0"/>
-              <w:rPr>
-                <w:sz w:val="22"/>
-                <w:szCs w:val="22"/>
-                <w:lang w:val="en-US"/>
-              </w:rPr>
-            </w:pPr>
-            <w:proofErr w:type="spellStart"/>
-            <w:proofErr w:type="gramStart"/>
+            <w:tcW w:w="2270" w:type="dxa"/>
+            <w:tcBorders>
+              <w:top w:val="single" w:sz="4" w:space="0" w:color="000000"/>
+              <w:left w:val="single" w:sz="4" w:space="0" w:color="000000"/>
+              <w:bottom w:val="single" w:sz="4" w:space="0" w:color="000000"/>
+              <w:right w:val="single" w:sz="4" w:space="0" w:color="000000"/>
+            </w:tcBorders>
+          </w:tcPr>
+          <w:p>
+            <w:pPr>
+              <w:pStyle w:val="Normal"/>
+              <w:widowControl w:val="false"/>
+              <w:rPr>
+                <w:sz w:val="22"/>
+                <w:szCs w:val="22"/>
+                <w:lang w:val="en-US"/>
+              </w:rPr>
+            </w:pPr>
             <w:r>
               <w:rPr>
                 <w:sz w:val="22"/>
@@ -1812,8 +1790,6 @@
               </w:rPr>
               <w:t>xxxxxxxxxxx</w:t>
             </w:r>
-            <w:proofErr w:type="spellEnd"/>
-            <w:proofErr w:type="gramEnd"/>
           </w:p>
         </w:tc>
         <w:tc>
@@ -1828,7 +1804,8 @@
           </w:tcPr>
           <w:p>
             <w:pPr>
-              <w:widowControl w:val="0"/>
+              <w:pStyle w:val="Normal"/>
+              <w:widowControl w:val="false"/>
               <w:rPr>
                 <w:sz w:val="22"/>
                 <w:szCs w:val="22"/>
@@ -1848,21 +1825,22 @@
       </w:tr>
       <w:tr>
         <w:trPr>
-          <w:trHeight w:val="240"/>
+          <w:trHeight w:val="240" w:hRule="atLeast"/>
         </w:trPr>
         <w:tc>
           <w:tcPr>
-            <w:tcW w:w="2438" w:type="dxa"/>
-            <w:tcBorders>
-              <w:top w:val="single" w:sz="4" w:space="0" w:color="000000"/>
-              <w:left w:val="single" w:sz="4" w:space="0" w:color="000000"/>
-              <w:bottom w:val="single" w:sz="4" w:space="0" w:color="000000"/>
-              <w:right w:val="single" w:sz="4" w:space="0" w:color="000000"/>
-            </w:tcBorders>
-          </w:tcPr>
-          <w:p>
-            <w:pPr>
-              <w:widowControl w:val="0"/>
+            <w:tcW w:w="2437" w:type="dxa"/>
+            <w:tcBorders>
+              <w:top w:val="single" w:sz="4" w:space="0" w:color="000000"/>
+              <w:left w:val="single" w:sz="4" w:space="0" w:color="000000"/>
+              <w:bottom w:val="single" w:sz="4" w:space="0" w:color="000000"/>
+              <w:right w:val="single" w:sz="4" w:space="0" w:color="000000"/>
+            </w:tcBorders>
+          </w:tcPr>
+          <w:p>
+            <w:pPr>
+              <w:pStyle w:val="Normal"/>
+              <w:widowControl w:val="false"/>
               <w:rPr>
                 <w:sz w:val="22"/>
                 <w:szCs w:val="22"/>
@@ -1879,25 +1857,24 @@
         </w:tc>
         <w:tc>
           <w:tcPr>
-            <w:tcW w:w="2269" w:type="dxa"/>
-            <w:tcBorders>
-              <w:top w:val="single" w:sz="4" w:space="0" w:color="000000"/>
-              <w:left w:val="single" w:sz="4" w:space="0" w:color="000000"/>
-              <w:bottom w:val="single" w:sz="4" w:space="0" w:color="000000"/>
-              <w:right w:val="single" w:sz="4" w:space="0" w:color="000000"/>
-            </w:tcBorders>
-          </w:tcPr>
-          <w:p>
-            <w:pPr>
-              <w:widowControl w:val="0"/>
-              <w:rPr>
-                <w:sz w:val="22"/>
-                <w:szCs w:val="22"/>
-                <w:lang w:val="en-US"/>
-              </w:rPr>
-            </w:pPr>
-            <w:proofErr w:type="spellStart"/>
-            <w:proofErr w:type="gramStart"/>
+            <w:tcW w:w="2270" w:type="dxa"/>
+            <w:tcBorders>
+              <w:top w:val="single" w:sz="4" w:space="0" w:color="000000"/>
+              <w:left w:val="single" w:sz="4" w:space="0" w:color="000000"/>
+              <w:bottom w:val="single" w:sz="4" w:space="0" w:color="000000"/>
+              <w:right w:val="single" w:sz="4" w:space="0" w:color="000000"/>
+            </w:tcBorders>
+          </w:tcPr>
+          <w:p>
+            <w:pPr>
+              <w:pStyle w:val="Normal"/>
+              <w:widowControl w:val="false"/>
+              <w:rPr>
+                <w:sz w:val="22"/>
+                <w:szCs w:val="22"/>
+                <w:lang w:val="en-US"/>
+              </w:rPr>
+            </w:pPr>
             <w:r>
               <w:rPr>
                 <w:sz w:val="22"/>
@@ -1913,30 +1890,8 @@
                 <w:szCs w:val="22"/>
                 <w:lang w:val="en-US"/>
               </w:rPr>
-              <w:t>xxxx</w:t>
-            </w:r>
-            <w:proofErr w:type="gramEnd"/>
-            <w:r>
-              <w:rPr>
-                <w:color w:val="EE0000"/>
-                <w:sz w:val="22"/>
-                <w:szCs w:val="22"/>
-                <w:lang w:val="en-US"/>
-              </w:rPr>
-              <w:t>:</w:t>
-            </w:r>
-            <w:proofErr w:type="gramStart"/>
-            <w:r>
-              <w:rPr>
-                <w:color w:val="EE0000"/>
-                <w:sz w:val="22"/>
-                <w:szCs w:val="22"/>
-                <w:lang w:val="en-US"/>
-              </w:rPr>
-              <w:t>xx:xx</w:t>
-            </w:r>
-            <w:proofErr w:type="spellEnd"/>
-            <w:proofErr w:type="gramEnd"/>
+              <w:t>xxxx:xx:xx</w:t>
+            </w:r>
           </w:p>
         </w:tc>
         <w:tc>
@@ -1951,47 +1906,28 @@
           </w:tcPr>
           <w:p>
             <w:pPr>
-              <w:widowControl w:val="0"/>
-              <w:rPr>
-                <w:sz w:val="22"/>
-                <w:szCs w:val="22"/>
-                <w:lang w:val="en-US"/>
-              </w:rPr>
-            </w:pPr>
-            <w:r>
-              <w:rPr>
-                <w:sz w:val="22"/>
-                <w:szCs w:val="22"/>
-                <w:lang w:val="en-US"/>
-              </w:rPr>
-              <w:t xml:space="preserve">Get working time, </w:t>
-            </w:r>
-            <w:proofErr w:type="spellStart"/>
-            <w:proofErr w:type="gramStart"/>
-            <w:r>
-              <w:rPr>
-                <w:sz w:val="22"/>
-                <w:szCs w:val="22"/>
-                <w:lang w:val="en-US"/>
-              </w:rPr>
-              <w:t>hours:minutes</w:t>
-            </w:r>
-            <w:proofErr w:type="gramEnd"/>
-            <w:r>
-              <w:rPr>
-                <w:sz w:val="22"/>
-                <w:szCs w:val="22"/>
-                <w:lang w:val="en-US"/>
-              </w:rPr>
-              <w:t>:seconds</w:t>
-            </w:r>
-            <w:proofErr w:type="spellEnd"/>
+              <w:pStyle w:val="Normal"/>
+              <w:widowControl w:val="false"/>
+              <w:rPr>
+                <w:sz w:val="22"/>
+                <w:szCs w:val="22"/>
+                <w:lang w:val="en-US"/>
+              </w:rPr>
+            </w:pPr>
+            <w:r>
+              <w:rPr>
+                <w:sz w:val="22"/>
+                <w:szCs w:val="22"/>
+                <w:lang w:val="en-US"/>
+              </w:rPr>
+              <w:t>Get working time, hours:minutes:seconds</w:t>
+            </w:r>
           </w:p>
         </w:tc>
       </w:tr>
       <w:tr>
         <w:trPr>
-          <w:trHeight w:val="240"/>
+          <w:trHeight w:val="240" w:hRule="atLeast"/>
         </w:trPr>
         <w:tc>
           <w:tcPr>
@@ -2003,11 +1939,12 @@
               <w:bottom w:val="single" w:sz="4" w:space="0" w:color="000000"/>
               <w:right w:val="single" w:sz="4" w:space="0" w:color="000000"/>
             </w:tcBorders>
-            <w:shd w:val="clear" w:color="auto" w:fill="D9D9D9" w:themeFill="background1" w:themeFillShade="D9"/>
-          </w:tcPr>
-          <w:p>
-            <w:pPr>
-              <w:widowControl w:val="0"/>
+            <w:shd w:color="auto" w:fill="D9D9D9" w:themeFill="background1" w:themeFillShade="d9" w:val="clear"/>
+          </w:tcPr>
+          <w:p>
+            <w:pPr>
+              <w:pStyle w:val="Normal"/>
+              <w:widowControl w:val="false"/>
               <w:jc w:val="center"/>
               <w:rPr>
                 <w:b/>
@@ -2031,26 +1968,27 @@
         </w:tc>
       </w:tr>
       <w:tr>
-        <w:tc>
-          <w:tcPr>
-            <w:tcW w:w="2438" w:type="dxa"/>
-            <w:tcBorders>
-              <w:top w:val="single" w:sz="4" w:space="0" w:color="000000"/>
-              <w:left w:val="single" w:sz="4" w:space="0" w:color="000000"/>
-              <w:bottom w:val="single" w:sz="4" w:space="0" w:color="000000"/>
-              <w:right w:val="single" w:sz="4" w:space="0" w:color="000000"/>
-            </w:tcBorders>
-          </w:tcPr>
-          <w:p>
-            <w:pPr>
-              <w:widowControl w:val="0"/>
-              <w:rPr>
-                <w:sz w:val="22"/>
-                <w:szCs w:val="22"/>
-                <w:lang w:val="en-US"/>
-              </w:rPr>
-            </w:pPr>
-            <w:proofErr w:type="spellStart"/>
+        <w:trPr/>
+        <w:tc>
+          <w:tcPr>
+            <w:tcW w:w="2437" w:type="dxa"/>
+            <w:tcBorders>
+              <w:top w:val="single" w:sz="4" w:space="0" w:color="000000"/>
+              <w:left w:val="single" w:sz="4" w:space="0" w:color="000000"/>
+              <w:bottom w:val="single" w:sz="4" w:space="0" w:color="000000"/>
+              <w:right w:val="single" w:sz="4" w:space="0" w:color="000000"/>
+            </w:tcBorders>
+          </w:tcPr>
+          <w:p>
+            <w:pPr>
+              <w:pStyle w:val="Normal"/>
+              <w:widowControl w:val="false"/>
+              <w:rPr>
+                <w:sz w:val="22"/>
+                <w:szCs w:val="22"/>
+                <w:lang w:val="en-US"/>
+              </w:rPr>
+            </w:pPr>
             <w:r>
               <w:rPr>
                 <w:sz w:val="22"/>
@@ -2068,7 +2006,6 @@
               </w:rPr>
               <w:t>x</w:t>
             </w:r>
-            <w:proofErr w:type="spellEnd"/>
             <w:r>
               <w:rPr>
                 <w:sz w:val="22"/>
@@ -2081,17 +2018,18 @@
         </w:tc>
         <w:tc>
           <w:tcPr>
-            <w:tcW w:w="2269" w:type="dxa"/>
-            <w:tcBorders>
-              <w:top w:val="single" w:sz="4" w:space="0" w:color="000000"/>
-              <w:left w:val="single" w:sz="4" w:space="0" w:color="000000"/>
-              <w:bottom w:val="single" w:sz="4" w:space="0" w:color="000000"/>
-              <w:right w:val="single" w:sz="4" w:space="0" w:color="000000"/>
-            </w:tcBorders>
-          </w:tcPr>
-          <w:p>
-            <w:pPr>
-              <w:widowControl w:val="0"/>
+            <w:tcW w:w="2270" w:type="dxa"/>
+            <w:tcBorders>
+              <w:top w:val="single" w:sz="4" w:space="0" w:color="000000"/>
+              <w:left w:val="single" w:sz="4" w:space="0" w:color="000000"/>
+              <w:bottom w:val="single" w:sz="4" w:space="0" w:color="000000"/>
+              <w:right w:val="single" w:sz="4" w:space="0" w:color="000000"/>
+            </w:tcBorders>
+          </w:tcPr>
+          <w:p>
+            <w:pPr>
+              <w:pStyle w:val="Normal"/>
+              <w:widowControl w:val="false"/>
               <w:rPr>
                 <w:sz w:val="22"/>
                 <w:szCs w:val="22"/>
@@ -2120,43 +2058,27 @@
           </w:tcPr>
           <w:p>
             <w:pPr>
-              <w:widowControl w:val="0"/>
-              <w:rPr>
-                <w:sz w:val="22"/>
-                <w:szCs w:val="22"/>
-                <w:lang w:val="en-US"/>
-              </w:rPr>
-            </w:pPr>
-            <w:r>
-              <w:rPr>
-                <w:sz w:val="22"/>
-                <w:szCs w:val="22"/>
-                <w:lang w:val="en-US"/>
-              </w:rPr>
-              <w:t xml:space="preserve">Set </w:t>
-            </w:r>
-            <w:proofErr w:type="spellStart"/>
-            <w:r>
-              <w:rPr>
-                <w:sz w:val="22"/>
-                <w:szCs w:val="22"/>
-                <w:lang w:val="en-US"/>
-              </w:rPr>
-              <w:t>baudrate</w:t>
-            </w:r>
-            <w:proofErr w:type="spellEnd"/>
-            <w:r>
-              <w:rPr>
-                <w:sz w:val="22"/>
-                <w:szCs w:val="22"/>
-                <w:lang w:val="en-US"/>
-              </w:rPr>
-              <w:t xml:space="preserve"> for motor communication</w:t>
-            </w:r>
-          </w:p>
-          <w:p>
-            <w:pPr>
-              <w:pStyle w:val="Listenabsatz"/>
+              <w:pStyle w:val="Normal"/>
+              <w:widowControl w:val="false"/>
+              <w:rPr>
+                <w:sz w:val="22"/>
+                <w:szCs w:val="22"/>
+                <w:lang w:val="en-US"/>
+              </w:rPr>
+            </w:pPr>
+            <w:r>
+              <w:rPr>
+                <w:sz w:val="22"/>
+                <w:szCs w:val="22"/>
+                <w:lang w:val="en-US"/>
+              </w:rPr>
+              <w:t>Set baudrate for motor communication</w:t>
+            </w:r>
+          </w:p>
+          <w:p>
+            <w:pPr>
+              <w:pStyle w:val="ListParagraph"/>
+              <w:widowControl w:val="false"/>
               <w:numPr>
                 <w:ilvl w:val="0"/>
                 <w:numId w:val="1"/>
@@ -2178,7 +2100,8 @@
           </w:p>
           <w:p>
             <w:pPr>
-              <w:pStyle w:val="Listenabsatz"/>
+              <w:pStyle w:val="ListParagraph"/>
+              <w:widowControl w:val="false"/>
               <w:numPr>
                 <w:ilvl w:val="0"/>
                 <w:numId w:val="1"/>
@@ -2195,93 +2118,60 @@
                 <w:szCs w:val="22"/>
                 <w:lang w:val="en-US"/>
               </w:rPr>
-              <w:t xml:space="preserve">RS485: </w:t>
-            </w:r>
-            <w:proofErr w:type="spellStart"/>
-            <w:r>
-              <w:rPr>
-                <w:sz w:val="22"/>
-                <w:szCs w:val="22"/>
-                <w:lang w:val="en-US"/>
-              </w:rPr>
-              <w:t>baudrate</w:t>
-            </w:r>
-            <w:proofErr w:type="spellEnd"/>
-            <w:r>
-              <w:rPr>
-                <w:sz w:val="22"/>
-                <w:szCs w:val="22"/>
-                <w:lang w:val="en-US"/>
-              </w:rPr>
-              <w:t xml:space="preserve"> as integer</w:t>
-            </w:r>
-          </w:p>
-          <w:p>
-            <w:pPr>
-              <w:pStyle w:val="Listenabsatz"/>
+              <w:t>RS485: baudrate as integer</w:t>
+            </w:r>
+          </w:p>
+          <w:p>
+            <w:pPr>
+              <w:pStyle w:val="ListParagraph"/>
+              <w:widowControl w:val="false"/>
               <w:numPr>
                 <w:ilvl w:val="0"/>
                 <w:numId w:val="1"/>
               </w:numPr>
-              <w:rPr>
-                <w:sz w:val="22"/>
-                <w:szCs w:val="22"/>
-                <w:lang w:val="en-US"/>
-              </w:rPr>
-            </w:pPr>
-            <w:r>
-              <w:rPr>
-                <w:sz w:val="22"/>
-                <w:szCs w:val="22"/>
-                <w:lang w:val="en-US"/>
-              </w:rPr>
-              <w:t xml:space="preserve">CAN: </w:t>
-            </w:r>
-            <w:proofErr w:type="spellStart"/>
-            <w:r>
-              <w:rPr>
-                <w:sz w:val="22"/>
-                <w:szCs w:val="22"/>
-                <w:lang w:val="en-US"/>
-              </w:rPr>
-              <w:t>baudrate</w:t>
-            </w:r>
-            <w:proofErr w:type="spellEnd"/>
-            <w:r>
-              <w:rPr>
-                <w:sz w:val="22"/>
-                <w:szCs w:val="22"/>
-                <w:lang w:val="en-US"/>
-              </w:rPr>
-              <w:t xml:space="preserve"> in kbits</w:t>
+              <w:spacing w:before="0" w:after="200"/>
+              <w:contextualSpacing/>
+              <w:rPr>
+                <w:sz w:val="22"/>
+                <w:szCs w:val="22"/>
+                <w:lang w:val="en-US"/>
+              </w:rPr>
+            </w:pPr>
+            <w:r>
+              <w:rPr>
+                <w:sz w:val="22"/>
+                <w:szCs w:val="22"/>
+                <w:lang w:val="en-US"/>
+              </w:rPr>
+              <w:t>CAN: baudrate in kbits</w:t>
             </w:r>
           </w:p>
         </w:tc>
       </w:tr>
       <w:tr>
         <w:trPr>
-          <w:trHeight w:val="240"/>
+          <w:trHeight w:val="240" w:hRule="atLeast"/>
         </w:trPr>
         <w:tc>
           <w:tcPr>
-            <w:tcW w:w="2438" w:type="dxa"/>
-            <w:tcBorders>
-              <w:top w:val="single" w:sz="4" w:space="0" w:color="000000"/>
-              <w:left w:val="single" w:sz="4" w:space="0" w:color="000000"/>
-              <w:bottom w:val="single" w:sz="4" w:space="0" w:color="000000"/>
-              <w:right w:val="single" w:sz="4" w:space="0" w:color="000000"/>
-            </w:tcBorders>
-          </w:tcPr>
-          <w:p>
-            <w:pPr>
-              <w:widowControl w:val="0"/>
-              <w:rPr>
-                <w:sz w:val="22"/>
-                <w:szCs w:val="22"/>
-                <w:lang w:val="en-US"/>
-              </w:rPr>
-            </w:pPr>
-            <w:proofErr w:type="spellStart"/>
+            <w:tcW w:w="2437" w:type="dxa"/>
+            <w:tcBorders>
+              <w:top w:val="single" w:sz="4" w:space="0" w:color="000000"/>
+              <w:left w:val="single" w:sz="4" w:space="0" w:color="000000"/>
+              <w:bottom w:val="single" w:sz="4" w:space="0" w:color="000000"/>
+              <w:right w:val="single" w:sz="4" w:space="0" w:color="000000"/>
+            </w:tcBorders>
+          </w:tcPr>
+          <w:p>
+            <w:pPr>
+              <w:pStyle w:val="Normal"/>
+              <w:widowControl w:val="false"/>
+              <w:rPr>
+                <w:sz w:val="22"/>
+                <w:szCs w:val="22"/>
+                <w:lang w:val="en-US"/>
+              </w:rPr>
+            </w:pPr>
             <w:r>
               <w:rPr>
                 <w:sz w:val="22"/>
@@ -2297,17 +2187,7 @@
                 <w:szCs w:val="22"/>
                 <w:lang w:val="en-US"/>
               </w:rPr>
-              <w:t>x</w:t>
-            </w:r>
-            <w:proofErr w:type="spellEnd"/>
-            <w:r>
-              <w:rPr>
-                <w:color w:val="00B050"/>
-                <w:sz w:val="22"/>
-                <w:szCs w:val="22"/>
-                <w:lang w:val="en-US"/>
-              </w:rPr>
-              <w:t xml:space="preserve"> </w:t>
+              <w:t xml:space="preserve">x </w:t>
             </w:r>
             <w:r>
               <w:rPr>
@@ -2322,17 +2202,18 @@
         </w:tc>
         <w:tc>
           <w:tcPr>
-            <w:tcW w:w="2269" w:type="dxa"/>
-            <w:tcBorders>
-              <w:top w:val="single" w:sz="4" w:space="0" w:color="000000"/>
-              <w:left w:val="single" w:sz="4" w:space="0" w:color="000000"/>
-              <w:bottom w:val="single" w:sz="4" w:space="0" w:color="000000"/>
-              <w:right w:val="single" w:sz="4" w:space="0" w:color="000000"/>
-            </w:tcBorders>
-          </w:tcPr>
-          <w:p>
-            <w:pPr>
-              <w:widowControl w:val="0"/>
+            <w:tcW w:w="2270" w:type="dxa"/>
+            <w:tcBorders>
+              <w:top w:val="single" w:sz="4" w:space="0" w:color="000000"/>
+              <w:left w:val="single" w:sz="4" w:space="0" w:color="000000"/>
+              <w:bottom w:val="single" w:sz="4" w:space="0" w:color="000000"/>
+              <w:right w:val="single" w:sz="4" w:space="0" w:color="000000"/>
+            </w:tcBorders>
+          </w:tcPr>
+          <w:p>
+            <w:pPr>
+              <w:pStyle w:val="Normal"/>
+              <w:widowControl w:val="false"/>
               <w:rPr>
                 <w:sz w:val="22"/>
                 <w:szCs w:val="22"/>
@@ -2361,7 +2242,8 @@
           </w:tcPr>
           <w:p>
             <w:pPr>
-              <w:widowControl w:val="0"/>
+              <w:pStyle w:val="Normal"/>
+              <w:widowControl w:val="false"/>
               <w:rPr>
                 <w:sz w:val="22"/>
                 <w:szCs w:val="22"/>
@@ -2381,60 +2263,52 @@
       </w:tr>
       <w:tr>
         <w:trPr>
-          <w:trHeight w:val="240"/>
+          <w:trHeight w:val="240" w:hRule="atLeast"/>
         </w:trPr>
         <w:tc>
           <w:tcPr>
-            <w:tcW w:w="2438" w:type="dxa"/>
-            <w:tcBorders>
-              <w:top w:val="single" w:sz="4" w:space="0" w:color="000000"/>
-              <w:left w:val="single" w:sz="4" w:space="0" w:color="000000"/>
-              <w:bottom w:val="single" w:sz="4" w:space="0" w:color="000000"/>
-              <w:right w:val="single" w:sz="4" w:space="0" w:color="000000"/>
-            </w:tcBorders>
-          </w:tcPr>
-          <w:p>
-            <w:pPr>
-              <w:widowControl w:val="0"/>
-              <w:rPr>
-                <w:sz w:val="22"/>
-                <w:szCs w:val="22"/>
-                <w:lang w:val="en-US"/>
-              </w:rPr>
-            </w:pPr>
-            <w:proofErr w:type="spellStart"/>
-            <w:r>
-              <w:rPr>
-                <w:sz w:val="22"/>
-                <w:szCs w:val="22"/>
-                <w:lang w:val="en-US"/>
-              </w:rPr>
-              <w:t>SSIx</w:t>
-            </w:r>
-            <w:proofErr w:type="spellEnd"/>
-            <w:r>
-              <w:rPr>
-                <w:sz w:val="22"/>
-                <w:szCs w:val="22"/>
-                <w:lang w:val="en-US"/>
-              </w:rPr>
-              <w:t xml:space="preserve"> (dec)</w:t>
-            </w:r>
-          </w:p>
-        </w:tc>
-        <w:tc>
-          <w:tcPr>
-            <w:tcW w:w="2269" w:type="dxa"/>
-            <w:tcBorders>
-              <w:top w:val="single" w:sz="4" w:space="0" w:color="000000"/>
-              <w:left w:val="single" w:sz="4" w:space="0" w:color="000000"/>
-              <w:bottom w:val="single" w:sz="4" w:space="0" w:color="000000"/>
-              <w:right w:val="single" w:sz="4" w:space="0" w:color="000000"/>
-            </w:tcBorders>
-          </w:tcPr>
-          <w:p>
-            <w:pPr>
-              <w:widowControl w:val="0"/>
+            <w:tcW w:w="2437" w:type="dxa"/>
+            <w:tcBorders>
+              <w:top w:val="single" w:sz="4" w:space="0" w:color="000000"/>
+              <w:left w:val="single" w:sz="4" w:space="0" w:color="000000"/>
+              <w:bottom w:val="single" w:sz="4" w:space="0" w:color="000000"/>
+              <w:right w:val="single" w:sz="4" w:space="0" w:color="000000"/>
+            </w:tcBorders>
+          </w:tcPr>
+          <w:p>
+            <w:pPr>
+              <w:pStyle w:val="Normal"/>
+              <w:widowControl w:val="false"/>
+              <w:rPr>
+                <w:sz w:val="22"/>
+                <w:szCs w:val="22"/>
+                <w:lang w:val="en-US"/>
+              </w:rPr>
+            </w:pPr>
+            <w:r>
+              <w:rPr>
+                <w:sz w:val="22"/>
+                <w:szCs w:val="22"/>
+                <w:lang w:val="en-US"/>
+              </w:rPr>
+              <w:t>SSIx (dec)</w:t>
+            </w:r>
+          </w:p>
+        </w:tc>
+        <w:tc>
+          <w:tcPr>
+            <w:tcW w:w="2270" w:type="dxa"/>
+            <w:tcBorders>
+              <w:top w:val="single" w:sz="4" w:space="0" w:color="000000"/>
+              <w:left w:val="single" w:sz="4" w:space="0" w:color="000000"/>
+              <w:bottom w:val="single" w:sz="4" w:space="0" w:color="000000"/>
+              <w:right w:val="single" w:sz="4" w:space="0" w:color="000000"/>
+            </w:tcBorders>
+          </w:tcPr>
+          <w:p>
+            <w:pPr>
+              <w:pStyle w:val="Normal"/>
+              <w:widowControl w:val="false"/>
               <w:rPr>
                 <w:sz w:val="22"/>
                 <w:szCs w:val="22"/>
@@ -2463,7 +2337,8 @@
           </w:tcPr>
           <w:p>
             <w:pPr>
-              <w:widowControl w:val="0"/>
+              <w:pStyle w:val="Normal"/>
+              <w:widowControl w:val="false"/>
               <w:rPr>
                 <w:sz w:val="22"/>
                 <w:szCs w:val="22"/>
@@ -2483,28 +2358,28 @@
       </w:tr>
       <w:tr>
         <w:trPr>
-          <w:trHeight w:val="240"/>
+          <w:trHeight w:val="240" w:hRule="atLeast"/>
         </w:trPr>
         <w:tc>
           <w:tcPr>
-            <w:tcW w:w="2438" w:type="dxa"/>
-            <w:tcBorders>
-              <w:top w:val="single" w:sz="4" w:space="0" w:color="000000"/>
-              <w:left w:val="single" w:sz="4" w:space="0" w:color="000000"/>
-              <w:bottom w:val="single" w:sz="4" w:space="0" w:color="000000"/>
-              <w:right w:val="single" w:sz="4" w:space="0" w:color="000000"/>
-            </w:tcBorders>
-          </w:tcPr>
-          <w:p>
-            <w:pPr>
-              <w:widowControl w:val="0"/>
-              <w:rPr>
-                <w:sz w:val="22"/>
-                <w:szCs w:val="22"/>
-                <w:lang w:val="en-US"/>
-              </w:rPr>
-            </w:pPr>
-            <w:proofErr w:type="spellStart"/>
+            <w:tcW w:w="2437" w:type="dxa"/>
+            <w:tcBorders>
+              <w:top w:val="single" w:sz="4" w:space="0" w:color="000000"/>
+              <w:left w:val="single" w:sz="4" w:space="0" w:color="000000"/>
+              <w:bottom w:val="single" w:sz="4" w:space="0" w:color="000000"/>
+              <w:right w:val="single" w:sz="4" w:space="0" w:color="000000"/>
+            </w:tcBorders>
+          </w:tcPr>
+          <w:p>
+            <w:pPr>
+              <w:pStyle w:val="Normal"/>
+              <w:widowControl w:val="false"/>
+              <w:rPr>
+                <w:sz w:val="22"/>
+                <w:szCs w:val="22"/>
+                <w:lang w:val="en-US"/>
+              </w:rPr>
+            </w:pPr>
             <w:r>
               <w:rPr>
                 <w:sz w:val="22"/>
@@ -2522,7 +2397,6 @@
               </w:rPr>
               <w:t>xxx</w:t>
             </w:r>
-            <w:proofErr w:type="spellEnd"/>
             <w:r>
               <w:rPr>
                 <w:sz w:val="22"/>
@@ -2535,17 +2409,18 @@
         </w:tc>
         <w:tc>
           <w:tcPr>
-            <w:tcW w:w="2269" w:type="dxa"/>
-            <w:tcBorders>
-              <w:top w:val="single" w:sz="4" w:space="0" w:color="000000"/>
-              <w:left w:val="single" w:sz="4" w:space="0" w:color="000000"/>
-              <w:bottom w:val="single" w:sz="4" w:space="0" w:color="000000"/>
-              <w:right w:val="single" w:sz="4" w:space="0" w:color="000000"/>
-            </w:tcBorders>
-          </w:tcPr>
-          <w:p>
-            <w:pPr>
-              <w:widowControl w:val="0"/>
+            <w:tcW w:w="2270" w:type="dxa"/>
+            <w:tcBorders>
+              <w:top w:val="single" w:sz="4" w:space="0" w:color="000000"/>
+              <w:left w:val="single" w:sz="4" w:space="0" w:color="000000"/>
+              <w:bottom w:val="single" w:sz="4" w:space="0" w:color="000000"/>
+              <w:right w:val="single" w:sz="4" w:space="0" w:color="000000"/>
+            </w:tcBorders>
+          </w:tcPr>
+          <w:p>
+            <w:pPr>
+              <w:pStyle w:val="Normal"/>
+              <w:widowControl w:val="false"/>
               <w:rPr>
                 <w:sz w:val="22"/>
                 <w:szCs w:val="22"/>
@@ -2574,7 +2449,8 @@
           </w:tcPr>
           <w:p>
             <w:pPr>
-              <w:widowControl w:val="0"/>
+              <w:pStyle w:val="Normal"/>
+              <w:widowControl w:val="false"/>
               <w:rPr>
                 <w:sz w:val="22"/>
                 <w:szCs w:val="22"/>
@@ -2594,28 +2470,28 @@
       </w:tr>
       <w:tr>
         <w:trPr>
-          <w:trHeight w:val="240"/>
+          <w:trHeight w:val="240" w:hRule="atLeast"/>
         </w:trPr>
         <w:tc>
           <w:tcPr>
-            <w:tcW w:w="2438" w:type="dxa"/>
-            <w:tcBorders>
-              <w:top w:val="single" w:sz="4" w:space="0" w:color="000000"/>
-              <w:left w:val="single" w:sz="4" w:space="0" w:color="000000"/>
-              <w:bottom w:val="single" w:sz="4" w:space="0" w:color="000000"/>
-              <w:right w:val="single" w:sz="4" w:space="0" w:color="000000"/>
-            </w:tcBorders>
-          </w:tcPr>
-          <w:p>
-            <w:pPr>
-              <w:widowControl w:val="0"/>
-              <w:rPr>
-                <w:sz w:val="22"/>
-                <w:szCs w:val="22"/>
-                <w:lang w:val="en-US"/>
-              </w:rPr>
-            </w:pPr>
-            <w:proofErr w:type="spellStart"/>
+            <w:tcW w:w="2437" w:type="dxa"/>
+            <w:tcBorders>
+              <w:top w:val="single" w:sz="4" w:space="0" w:color="000000"/>
+              <w:left w:val="single" w:sz="4" w:space="0" w:color="000000"/>
+              <w:bottom w:val="single" w:sz="4" w:space="0" w:color="000000"/>
+              <w:right w:val="single" w:sz="4" w:space="0" w:color="000000"/>
+            </w:tcBorders>
+          </w:tcPr>
+          <w:p>
+            <w:pPr>
+              <w:pStyle w:val="Normal"/>
+              <w:widowControl w:val="false"/>
+              <w:rPr>
+                <w:sz w:val="22"/>
+                <w:szCs w:val="22"/>
+                <w:lang w:val="en-US"/>
+              </w:rPr>
+            </w:pPr>
             <w:r>
               <w:rPr>
                 <w:sz w:val="22"/>
@@ -2633,7 +2509,6 @@
               </w:rPr>
               <w:t>x</w:t>
             </w:r>
-            <w:proofErr w:type="spellEnd"/>
             <w:r>
               <w:rPr>
                 <w:sz w:val="22"/>
@@ -2646,17 +2521,18 @@
         </w:tc>
         <w:tc>
           <w:tcPr>
-            <w:tcW w:w="2269" w:type="dxa"/>
-            <w:tcBorders>
-              <w:top w:val="single" w:sz="4" w:space="0" w:color="000000"/>
-              <w:left w:val="single" w:sz="4" w:space="0" w:color="000000"/>
-              <w:bottom w:val="single" w:sz="4" w:space="0" w:color="000000"/>
-              <w:right w:val="single" w:sz="4" w:space="0" w:color="000000"/>
-            </w:tcBorders>
-          </w:tcPr>
-          <w:p>
-            <w:pPr>
-              <w:widowControl w:val="0"/>
+            <w:tcW w:w="2270" w:type="dxa"/>
+            <w:tcBorders>
+              <w:top w:val="single" w:sz="4" w:space="0" w:color="000000"/>
+              <w:left w:val="single" w:sz="4" w:space="0" w:color="000000"/>
+              <w:bottom w:val="single" w:sz="4" w:space="0" w:color="000000"/>
+              <w:right w:val="single" w:sz="4" w:space="0" w:color="000000"/>
+            </w:tcBorders>
+          </w:tcPr>
+          <w:p>
+            <w:pPr>
+              <w:pStyle w:val="Normal"/>
+              <w:widowControl w:val="false"/>
               <w:rPr>
                 <w:sz w:val="22"/>
                 <w:szCs w:val="22"/>
@@ -2685,7 +2561,8 @@
           </w:tcPr>
           <w:p>
             <w:pPr>
-              <w:widowControl w:val="0"/>
+              <w:pStyle w:val="Normal"/>
+              <w:widowControl w:val="false"/>
               <w:rPr>
                 <w:sz w:val="22"/>
                 <w:szCs w:val="22"/>
@@ -2705,28 +2582,28 @@
       </w:tr>
       <w:tr>
         <w:trPr>
-          <w:trHeight w:val="240"/>
+          <w:trHeight w:val="240" w:hRule="atLeast"/>
         </w:trPr>
         <w:tc>
           <w:tcPr>
-            <w:tcW w:w="2438" w:type="dxa"/>
-            <w:tcBorders>
-              <w:top w:val="single" w:sz="4" w:space="0" w:color="000000"/>
-              <w:left w:val="single" w:sz="4" w:space="0" w:color="000000"/>
-              <w:bottom w:val="single" w:sz="4" w:space="0" w:color="000000"/>
-              <w:right w:val="single" w:sz="4" w:space="0" w:color="000000"/>
-            </w:tcBorders>
-          </w:tcPr>
-          <w:p>
-            <w:pPr>
-              <w:widowControl w:val="0"/>
-              <w:rPr>
-                <w:sz w:val="22"/>
-                <w:szCs w:val="22"/>
-                <w:lang w:val="en-US"/>
-              </w:rPr>
-            </w:pPr>
-            <w:proofErr w:type="spellStart"/>
+            <w:tcW w:w="2437" w:type="dxa"/>
+            <w:tcBorders>
+              <w:top w:val="single" w:sz="4" w:space="0" w:color="000000"/>
+              <w:left w:val="single" w:sz="4" w:space="0" w:color="000000"/>
+              <w:bottom w:val="single" w:sz="4" w:space="0" w:color="000000"/>
+              <w:right w:val="single" w:sz="4" w:space="0" w:color="000000"/>
+            </w:tcBorders>
+          </w:tcPr>
+          <w:p>
+            <w:pPr>
+              <w:pStyle w:val="Normal"/>
+              <w:widowControl w:val="false"/>
+              <w:rPr>
+                <w:sz w:val="22"/>
+                <w:szCs w:val="22"/>
+                <w:lang w:val="en-US"/>
+              </w:rPr>
+            </w:pPr>
             <w:r>
               <w:rPr>
                 <w:sz w:val="22"/>
@@ -2742,32 +2619,57 @@
                 <w:szCs w:val="22"/>
                 <w:lang w:val="en-US"/>
               </w:rPr>
+              <w:t>x.</w:t>
+            </w:r>
+            <w:r>
+              <w:rPr>
+                <w:color w:val="00B050"/>
+                <w:sz w:val="22"/>
+                <w:szCs w:val="22"/>
+                <w:lang w:val="en-US"/>
+              </w:rPr>
               <w:t>x</w:t>
             </w:r>
-            <w:proofErr w:type="spellEnd"/>
-            <w:r>
-              <w:rPr>
-                <w:sz w:val="22"/>
-                <w:szCs w:val="22"/>
-                <w:lang w:val="en-US"/>
-              </w:rPr>
-              <w:t xml:space="preserve"> (dec)</w:t>
-            </w:r>
-          </w:p>
-        </w:tc>
-        <w:tc>
-          <w:tcPr>
-            <w:tcW w:w="2269" w:type="dxa"/>
-            <w:tcBorders>
-              <w:top w:val="single" w:sz="4" w:space="0" w:color="000000"/>
-              <w:left w:val="single" w:sz="4" w:space="0" w:color="000000"/>
-              <w:bottom w:val="single" w:sz="4" w:space="0" w:color="000000"/>
-              <w:right w:val="single" w:sz="4" w:space="0" w:color="000000"/>
-            </w:tcBorders>
-          </w:tcPr>
-          <w:p>
-            <w:pPr>
-              <w:widowControl w:val="0"/>
+            <w:r>
+              <w:rPr>
+                <w:sz w:val="22"/>
+                <w:szCs w:val="22"/>
+                <w:lang w:val="en-US"/>
+              </w:rPr>
+              <w:t xml:space="preserve"> (</w:t>
+            </w:r>
+            <w:r>
+              <w:rPr>
+                <w:sz w:val="22"/>
+                <w:szCs w:val="22"/>
+                <w:lang w:val="en-US"/>
+              </w:rPr>
+              <w:t>float</w:t>
+            </w:r>
+            <w:r>
+              <w:rPr>
+                <w:sz w:val="22"/>
+                <w:szCs w:val="22"/>
+                <w:lang w:val="en-US"/>
+              </w:rPr>
+              <w:t>)</w:t>
+            </w:r>
+          </w:p>
+        </w:tc>
+        <w:tc>
+          <w:tcPr>
+            <w:tcW w:w="2270" w:type="dxa"/>
+            <w:tcBorders>
+              <w:top w:val="single" w:sz="4" w:space="0" w:color="000000"/>
+              <w:left w:val="single" w:sz="4" w:space="0" w:color="000000"/>
+              <w:bottom w:val="single" w:sz="4" w:space="0" w:color="000000"/>
+              <w:right w:val="single" w:sz="4" w:space="0" w:color="000000"/>
+            </w:tcBorders>
+          </w:tcPr>
+          <w:p>
+            <w:pPr>
+              <w:pStyle w:val="Normal"/>
+              <w:widowControl w:val="false"/>
               <w:rPr>
                 <w:sz w:val="22"/>
                 <w:szCs w:val="22"/>
@@ -2796,7 +2698,8 @@
           </w:tcPr>
           <w:p>
             <w:pPr>
-              <w:widowControl w:val="0"/>
+              <w:pStyle w:val="Normal"/>
+              <w:widowControl w:val="false"/>
               <w:rPr>
                 <w:sz w:val="22"/>
                 <w:szCs w:val="22"/>
@@ -2816,7 +2719,7 @@
       </w:tr>
       <w:tr>
         <w:trPr>
-          <w:trHeight w:val="240"/>
+          <w:trHeight w:val="240" w:hRule="atLeast"/>
         </w:trPr>
         <w:tc>
           <w:tcPr>
@@ -2828,11 +2731,12 @@
               <w:bottom w:val="single" w:sz="4" w:space="0" w:color="000000"/>
               <w:right w:val="single" w:sz="4" w:space="0" w:color="000000"/>
             </w:tcBorders>
-            <w:shd w:val="clear" w:color="auto" w:fill="D9D9D9" w:themeFill="background1" w:themeFillShade="D9"/>
-          </w:tcPr>
-          <w:p>
-            <w:pPr>
-              <w:widowControl w:val="0"/>
+            <w:shd w:color="auto" w:fill="D9D9D9" w:themeFill="background1" w:themeFillShade="d9" w:val="clear"/>
+          </w:tcPr>
+          <w:p>
+            <w:pPr>
+              <w:pStyle w:val="Normal"/>
+              <w:widowControl w:val="false"/>
               <w:jc w:val="center"/>
               <w:rPr>
                 <w:b/>
@@ -2857,28 +2761,28 @@
       </w:tr>
       <w:tr>
         <w:trPr>
-          <w:trHeight w:val="240"/>
+          <w:trHeight w:val="240" w:hRule="atLeast"/>
         </w:trPr>
         <w:tc>
           <w:tcPr>
-            <w:tcW w:w="2438" w:type="dxa"/>
-            <w:tcBorders>
-              <w:top w:val="single" w:sz="4" w:space="0" w:color="000000"/>
-              <w:left w:val="single" w:sz="4" w:space="0" w:color="000000"/>
-              <w:bottom w:val="single" w:sz="4" w:space="0" w:color="000000"/>
-              <w:right w:val="single" w:sz="4" w:space="0" w:color="000000"/>
-            </w:tcBorders>
-          </w:tcPr>
-          <w:p>
-            <w:pPr>
-              <w:widowControl w:val="0"/>
-              <w:rPr>
-                <w:sz w:val="22"/>
-                <w:szCs w:val="22"/>
-                <w:lang w:val="en-US"/>
-              </w:rPr>
-            </w:pPr>
-            <w:proofErr w:type="spellStart"/>
+            <w:tcW w:w="2437" w:type="dxa"/>
+            <w:tcBorders>
+              <w:top w:val="single" w:sz="4" w:space="0" w:color="000000"/>
+              <w:left w:val="single" w:sz="4" w:space="0" w:color="000000"/>
+              <w:bottom w:val="single" w:sz="4" w:space="0" w:color="000000"/>
+              <w:right w:val="single" w:sz="4" w:space="0" w:color="000000"/>
+            </w:tcBorders>
+          </w:tcPr>
+          <w:p>
+            <w:pPr>
+              <w:pStyle w:val="Normal"/>
+              <w:widowControl w:val="false"/>
+              <w:rPr>
+                <w:sz w:val="22"/>
+                <w:szCs w:val="22"/>
+                <w:lang w:val="en-US"/>
+              </w:rPr>
+            </w:pPr>
             <w:r>
               <w:rPr>
                 <w:sz w:val="22"/>
@@ -2894,17 +2798,7 @@
                 <w:szCs w:val="22"/>
                 <w:lang w:val="en-US"/>
               </w:rPr>
-              <w:t>xx.x</w:t>
-            </w:r>
-            <w:proofErr w:type="spellEnd"/>
-            <w:r>
-              <w:rPr>
-                <w:color w:val="00B050"/>
-                <w:sz w:val="22"/>
-                <w:szCs w:val="22"/>
-                <w:lang w:val="en-US"/>
-              </w:rPr>
-              <w:t xml:space="preserve"> </w:t>
+              <w:t xml:space="preserve">xx.x </w:t>
             </w:r>
             <w:r>
               <w:rPr>
@@ -2919,17 +2813,18 @@
         </w:tc>
         <w:tc>
           <w:tcPr>
-            <w:tcW w:w="2269" w:type="dxa"/>
-            <w:tcBorders>
-              <w:top w:val="single" w:sz="4" w:space="0" w:color="000000"/>
-              <w:left w:val="single" w:sz="4" w:space="0" w:color="000000"/>
-              <w:bottom w:val="single" w:sz="4" w:space="0" w:color="000000"/>
-              <w:right w:val="single" w:sz="4" w:space="0" w:color="000000"/>
-            </w:tcBorders>
-          </w:tcPr>
-          <w:p>
-            <w:pPr>
-              <w:widowControl w:val="0"/>
+            <w:tcW w:w="2270" w:type="dxa"/>
+            <w:tcBorders>
+              <w:top w:val="single" w:sz="4" w:space="0" w:color="000000"/>
+              <w:left w:val="single" w:sz="4" w:space="0" w:color="000000"/>
+              <w:bottom w:val="single" w:sz="4" w:space="0" w:color="000000"/>
+              <w:right w:val="single" w:sz="4" w:space="0" w:color="000000"/>
+            </w:tcBorders>
+          </w:tcPr>
+          <w:p>
+            <w:pPr>
+              <w:pStyle w:val="Normal"/>
+              <w:widowControl w:val="false"/>
               <w:rPr>
                 <w:sz w:val="22"/>
                 <w:szCs w:val="22"/>
@@ -2958,7 +2853,8 @@
           </w:tcPr>
           <w:p>
             <w:pPr>
-              <w:widowControl w:val="0"/>
+              <w:pStyle w:val="Normal"/>
+              <w:widowControl w:val="false"/>
               <w:rPr>
                 <w:sz w:val="22"/>
                 <w:szCs w:val="22"/>
@@ -2978,26 +2874,26 @@
       </w:tr>
       <w:tr>
         <w:trPr>
-          <w:trHeight w:val="240"/>
+          <w:trHeight w:val="240" w:hRule="atLeast"/>
         </w:trPr>
         <w:tc>
           <w:tcPr>
-            <w:tcW w:w="2438" w:type="dxa"/>
-            <w:tcBorders>
-              <w:left w:val="single" w:sz="4" w:space="0" w:color="000000"/>
-              <w:bottom w:val="single" w:sz="4" w:space="0" w:color="000000"/>
-              <w:right w:val="single" w:sz="4" w:space="0" w:color="000000"/>
-            </w:tcBorders>
-          </w:tcPr>
-          <w:p>
-            <w:pPr>
-              <w:widowControl w:val="0"/>
-              <w:rPr>
-                <w:sz w:val="22"/>
-                <w:szCs w:val="22"/>
-              </w:rPr>
-            </w:pPr>
-            <w:proofErr w:type="spellStart"/>
+            <w:tcW w:w="2437" w:type="dxa"/>
+            <w:tcBorders>
+              <w:left w:val="single" w:sz="4" w:space="0" w:color="000000"/>
+              <w:bottom w:val="single" w:sz="4" w:space="0" w:color="000000"/>
+              <w:right w:val="single" w:sz="4" w:space="0" w:color="000000"/>
+            </w:tcBorders>
+          </w:tcPr>
+          <w:p>
+            <w:pPr>
+              <w:pStyle w:val="Normal"/>
+              <w:widowControl w:val="false"/>
+              <w:rPr>
+                <w:sz w:val="22"/>
+                <w:szCs w:val="22"/>
+              </w:rPr>
+            </w:pPr>
             <w:r>
               <w:rPr>
                 <w:sz w:val="22"/>
@@ -3013,44 +2909,28 @@
               </w:rPr>
               <w:t>xx.x</w:t>
             </w:r>
-            <w:proofErr w:type="spellEnd"/>
-            <w:r>
-              <w:rPr>
-                <w:sz w:val="22"/>
-                <w:szCs w:val="22"/>
-              </w:rPr>
-              <w:t xml:space="preserve"> (</w:t>
-            </w:r>
-            <w:proofErr w:type="spellStart"/>
-            <w:r>
-              <w:rPr>
-                <w:sz w:val="22"/>
-                <w:szCs w:val="22"/>
-              </w:rPr>
-              <w:t>float</w:t>
-            </w:r>
-            <w:proofErr w:type="spellEnd"/>
-            <w:r>
-              <w:rPr>
-                <w:sz w:val="22"/>
-                <w:szCs w:val="22"/>
-              </w:rPr>
-              <w:t>)</w:t>
-            </w:r>
-          </w:p>
-        </w:tc>
-        <w:tc>
-          <w:tcPr>
-            <w:tcW w:w="2269" w:type="dxa"/>
-            <w:tcBorders>
-              <w:left w:val="single" w:sz="4" w:space="0" w:color="000000"/>
-              <w:bottom w:val="single" w:sz="4" w:space="0" w:color="000000"/>
-              <w:right w:val="single" w:sz="4" w:space="0" w:color="000000"/>
-            </w:tcBorders>
-          </w:tcPr>
-          <w:p>
-            <w:pPr>
-              <w:widowControl w:val="0"/>
+            <w:r>
+              <w:rPr>
+                <w:sz w:val="22"/>
+                <w:szCs w:val="22"/>
+              </w:rPr>
+              <w:t xml:space="preserve"> (float)</w:t>
+            </w:r>
+          </w:p>
+        </w:tc>
+        <w:tc>
+          <w:tcPr>
+            <w:tcW w:w="2270" w:type="dxa"/>
+            <w:tcBorders>
+              <w:left w:val="single" w:sz="4" w:space="0" w:color="000000"/>
+              <w:bottom w:val="single" w:sz="4" w:space="0" w:color="000000"/>
+              <w:right w:val="single" w:sz="4" w:space="0" w:color="000000"/>
+            </w:tcBorders>
+          </w:tcPr>
+          <w:p>
+            <w:pPr>
+              <w:pStyle w:val="Normal"/>
+              <w:widowControl w:val="false"/>
               <w:rPr>
                 <w:color w:val="FF0000"/>
                 <w:sz w:val="22"/>
@@ -3058,7 +2938,6 @@
                 <w:lang w:val="en-US"/>
               </w:rPr>
             </w:pPr>
-            <w:proofErr w:type="spellStart"/>
             <w:r>
               <w:rPr>
                 <w:lang w:val="en-US"/>
@@ -3072,7 +2951,6 @@
               </w:rPr>
               <w:t>xxx.x</w:t>
             </w:r>
-            <w:proofErr w:type="spellEnd"/>
           </w:p>
         </w:tc>
         <w:tc>
@@ -3086,7 +2964,8 @@
           </w:tcPr>
           <w:p>
             <w:pPr>
-              <w:widowControl w:val="0"/>
+              <w:pStyle w:val="Normal"/>
+              <w:widowControl w:val="false"/>
               <w:rPr>
                 <w:sz w:val="22"/>
                 <w:szCs w:val="22"/>
@@ -3104,21 +2983,22 @@
       </w:tr>
       <w:tr>
         <w:trPr>
-          <w:trHeight w:val="240"/>
+          <w:trHeight w:val="240" w:hRule="atLeast"/>
         </w:trPr>
         <w:tc>
           <w:tcPr>
-            <w:tcW w:w="2438" w:type="dxa"/>
-            <w:tcBorders>
-              <w:top w:val="single" w:sz="4" w:space="0" w:color="000000"/>
-              <w:left w:val="single" w:sz="4" w:space="0" w:color="000000"/>
-              <w:bottom w:val="single" w:sz="4" w:space="0" w:color="000000"/>
-              <w:right w:val="single" w:sz="4" w:space="0" w:color="000000"/>
-            </w:tcBorders>
-          </w:tcPr>
-          <w:p>
-            <w:pPr>
-              <w:widowControl w:val="0"/>
+            <w:tcW w:w="2437" w:type="dxa"/>
+            <w:tcBorders>
+              <w:top w:val="single" w:sz="4" w:space="0" w:color="000000"/>
+              <w:left w:val="single" w:sz="4" w:space="0" w:color="000000"/>
+              <w:bottom w:val="single" w:sz="4" w:space="0" w:color="000000"/>
+              <w:right w:val="single" w:sz="4" w:space="0" w:color="000000"/>
+            </w:tcBorders>
+          </w:tcPr>
+          <w:p>
+            <w:pPr>
+              <w:pStyle w:val="Normal"/>
+              <w:widowControl w:val="false"/>
               <w:rPr>
                 <w:sz w:val="22"/>
                 <w:szCs w:val="22"/>
@@ -3137,17 +3017,18 @@
         </w:tc>
         <w:tc>
           <w:tcPr>
-            <w:tcW w:w="2269" w:type="dxa"/>
-            <w:tcBorders>
-              <w:top w:val="single" w:sz="4" w:space="0" w:color="000000"/>
-              <w:left w:val="single" w:sz="4" w:space="0" w:color="000000"/>
-              <w:bottom w:val="single" w:sz="4" w:space="0" w:color="000000"/>
-              <w:right w:val="single" w:sz="4" w:space="0" w:color="000000"/>
-            </w:tcBorders>
-          </w:tcPr>
-          <w:p>
-            <w:pPr>
-              <w:widowControl w:val="0"/>
+            <w:tcW w:w="2270" w:type="dxa"/>
+            <w:tcBorders>
+              <w:top w:val="single" w:sz="4" w:space="0" w:color="000000"/>
+              <w:left w:val="single" w:sz="4" w:space="0" w:color="000000"/>
+              <w:bottom w:val="single" w:sz="4" w:space="0" w:color="000000"/>
+              <w:right w:val="single" w:sz="4" w:space="0" w:color="000000"/>
+            </w:tcBorders>
+          </w:tcPr>
+          <w:p>
+            <w:pPr>
+              <w:pStyle w:val="Normal"/>
+              <w:widowControl w:val="false"/>
               <w:rPr>
                 <w:sz w:val="22"/>
                 <w:szCs w:val="22"/>
@@ -3176,7 +3057,8 @@
           </w:tcPr>
           <w:p>
             <w:pPr>
-              <w:widowControl w:val="0"/>
+              <w:pStyle w:val="Normal"/>
+              <w:widowControl w:val="false"/>
               <w:rPr>
                 <w:sz w:val="22"/>
                 <w:szCs w:val="22"/>
@@ -3196,7 +3078,7 @@
       </w:tr>
       <w:tr>
         <w:trPr>
-          <w:trHeight w:val="240"/>
+          <w:trHeight w:val="240" w:hRule="atLeast"/>
         </w:trPr>
         <w:tc>
           <w:tcPr>
@@ -3208,11 +3090,12 @@
               <w:bottom w:val="single" w:sz="4" w:space="0" w:color="000000"/>
               <w:right w:val="single" w:sz="4" w:space="0" w:color="000000"/>
             </w:tcBorders>
-            <w:shd w:val="clear" w:color="auto" w:fill="D9D9D9" w:themeFill="background1" w:themeFillShade="D9"/>
-          </w:tcPr>
-          <w:p>
-            <w:pPr>
-              <w:widowControl w:val="0"/>
+            <w:shd w:color="auto" w:fill="D9D9D9" w:themeFill="background1" w:themeFillShade="d9" w:val="clear"/>
+          </w:tcPr>
+          <w:p>
+            <w:pPr>
+              <w:pStyle w:val="Normal"/>
+              <w:widowControl w:val="false"/>
               <w:jc w:val="center"/>
               <w:rPr>
                 <w:b/>
@@ -3237,28 +3120,28 @@
       </w:tr>
       <w:tr>
         <w:trPr>
-          <w:trHeight w:val="240"/>
+          <w:trHeight w:val="240" w:hRule="atLeast"/>
         </w:trPr>
         <w:tc>
           <w:tcPr>
-            <w:tcW w:w="2438" w:type="dxa"/>
-            <w:tcBorders>
-              <w:top w:val="single" w:sz="4" w:space="0" w:color="000000"/>
-              <w:left w:val="single" w:sz="4" w:space="0" w:color="000000"/>
-              <w:bottom w:val="single" w:sz="4" w:space="0" w:color="000000"/>
-              <w:right w:val="single" w:sz="4" w:space="0" w:color="000000"/>
-            </w:tcBorders>
-          </w:tcPr>
-          <w:p>
-            <w:pPr>
-              <w:widowControl w:val="0"/>
-              <w:rPr>
-                <w:sz w:val="22"/>
-                <w:szCs w:val="22"/>
-                <w:lang w:val="en-US"/>
-              </w:rPr>
-            </w:pPr>
-            <w:proofErr w:type="spellStart"/>
+            <w:tcW w:w="2437" w:type="dxa"/>
+            <w:tcBorders>
+              <w:top w:val="single" w:sz="4" w:space="0" w:color="000000"/>
+              <w:left w:val="single" w:sz="4" w:space="0" w:color="000000"/>
+              <w:bottom w:val="single" w:sz="4" w:space="0" w:color="000000"/>
+              <w:right w:val="single" w:sz="4" w:space="0" w:color="000000"/>
+            </w:tcBorders>
+          </w:tcPr>
+          <w:p>
+            <w:pPr>
+              <w:pStyle w:val="Normal"/>
+              <w:widowControl w:val="false"/>
+              <w:rPr>
+                <w:sz w:val="22"/>
+                <w:szCs w:val="22"/>
+                <w:lang w:val="en-US"/>
+              </w:rPr>
+            </w:pPr>
             <w:r>
               <w:rPr>
                 <w:sz w:val="22"/>
@@ -3274,17 +3157,7 @@
                 <w:szCs w:val="22"/>
                 <w:lang w:val="en-US"/>
               </w:rPr>
-              <w:t>xx</w:t>
-            </w:r>
-            <w:proofErr w:type="spellEnd"/>
-            <w:r>
-              <w:rPr>
-                <w:color w:val="00B050"/>
-                <w:sz w:val="22"/>
-                <w:szCs w:val="22"/>
-                <w:lang w:val="en-US"/>
-              </w:rPr>
-              <w:t xml:space="preserve"> </w:t>
+              <w:t xml:space="preserve">xx </w:t>
             </w:r>
             <w:r>
               <w:rPr>
@@ -3299,24 +3172,24 @@
         </w:tc>
         <w:tc>
           <w:tcPr>
-            <w:tcW w:w="2269" w:type="dxa"/>
-            <w:tcBorders>
-              <w:top w:val="single" w:sz="4" w:space="0" w:color="000000"/>
-              <w:left w:val="single" w:sz="4" w:space="0" w:color="000000"/>
-              <w:bottom w:val="single" w:sz="4" w:space="0" w:color="000000"/>
-              <w:right w:val="single" w:sz="4" w:space="0" w:color="000000"/>
-            </w:tcBorders>
-          </w:tcPr>
-          <w:p>
-            <w:pPr>
-              <w:widowControl w:val="0"/>
-              <w:rPr>
-                <w:sz w:val="22"/>
-                <w:szCs w:val="22"/>
-                <w:lang w:val="en-US"/>
-              </w:rPr>
-            </w:pPr>
-            <w:proofErr w:type="gramStart"/>
+            <w:tcW w:w="2270" w:type="dxa"/>
+            <w:tcBorders>
+              <w:top w:val="single" w:sz="4" w:space="0" w:color="000000"/>
+              <w:left w:val="single" w:sz="4" w:space="0" w:color="000000"/>
+              <w:bottom w:val="single" w:sz="4" w:space="0" w:color="000000"/>
+              <w:right w:val="single" w:sz="4" w:space="0" w:color="000000"/>
+            </w:tcBorders>
+          </w:tcPr>
+          <w:p>
+            <w:pPr>
+              <w:pStyle w:val="Normal"/>
+              <w:widowControl w:val="false"/>
+              <w:rPr>
+                <w:sz w:val="22"/>
+                <w:szCs w:val="22"/>
+                <w:lang w:val="en-US"/>
+              </w:rPr>
+            </w:pPr>
             <w:r>
               <w:rPr>
                 <w:sz w:val="22"/>
@@ -3334,7 +3207,6 @@
               </w:rPr>
               <w:t>yy</w:t>
             </w:r>
-            <w:proofErr w:type="gramEnd"/>
           </w:p>
         </w:tc>
         <w:tc>
@@ -3349,7 +3221,8 @@
           </w:tcPr>
           <w:p>
             <w:pPr>
-              <w:widowControl w:val="0"/>
+              <w:pStyle w:val="Normal"/>
+              <w:widowControl w:val="false"/>
               <w:rPr>
                 <w:sz w:val="22"/>
                 <w:szCs w:val="22"/>
@@ -3386,21 +3259,22 @@
       </w:tr>
       <w:tr>
         <w:trPr>
-          <w:trHeight w:val="240"/>
+          <w:trHeight w:val="240" w:hRule="atLeast"/>
         </w:trPr>
         <w:tc>
           <w:tcPr>
-            <w:tcW w:w="2438" w:type="dxa"/>
-            <w:tcBorders>
-              <w:top w:val="single" w:sz="4" w:space="0" w:color="000000"/>
-              <w:left w:val="single" w:sz="4" w:space="0" w:color="000000"/>
-              <w:bottom w:val="single" w:sz="4" w:space="0" w:color="000000"/>
-              <w:right w:val="single" w:sz="4" w:space="0" w:color="000000"/>
-            </w:tcBorders>
-          </w:tcPr>
-          <w:p>
-            <w:pPr>
-              <w:widowControl w:val="0"/>
+            <w:tcW w:w="2437" w:type="dxa"/>
+            <w:tcBorders>
+              <w:top w:val="single" w:sz="4" w:space="0" w:color="000000"/>
+              <w:left w:val="single" w:sz="4" w:space="0" w:color="000000"/>
+              <w:bottom w:val="single" w:sz="4" w:space="0" w:color="000000"/>
+              <w:right w:val="single" w:sz="4" w:space="0" w:color="000000"/>
+            </w:tcBorders>
+          </w:tcPr>
+          <w:p>
+            <w:pPr>
+              <w:pStyle w:val="Normal"/>
+              <w:widowControl w:val="false"/>
               <w:rPr>
                 <w:color w:val="000000" w:themeColor="text1"/>
                 <w:sz w:val="22"/>
@@ -3408,8 +3282,6 @@
                 <w:lang w:val="en-US"/>
               </w:rPr>
             </w:pPr>
-            <w:proofErr w:type="spellStart"/>
-            <w:proofErr w:type="gramStart"/>
             <w:r>
               <w:rPr>
                 <w:sz w:val="22"/>
@@ -3442,18 +3314,7 @@
                 <w:szCs w:val="22"/>
                 <w:lang w:val="en-US"/>
               </w:rPr>
-              <w:t>yy</w:t>
-            </w:r>
-            <w:proofErr w:type="spellEnd"/>
-            <w:proofErr w:type="gramEnd"/>
-            <w:r>
-              <w:rPr>
-                <w:color w:val="00B050"/>
-                <w:sz w:val="22"/>
-                <w:szCs w:val="22"/>
-                <w:lang w:val="en-US"/>
-              </w:rPr>
-              <w:t xml:space="preserve"> </w:t>
+              <w:t xml:space="preserve">yy </w:t>
             </w:r>
             <w:r>
               <w:rPr>
@@ -3462,45 +3323,24 @@
                 <w:szCs w:val="22"/>
                 <w:lang w:val="en-US"/>
               </w:rPr>
-              <w:t>(</w:t>
-            </w:r>
-            <w:proofErr w:type="spellStart"/>
-            <w:proofErr w:type="gramStart"/>
-            <w:r>
-              <w:rPr>
-                <w:color w:val="000000" w:themeColor="text1"/>
-                <w:sz w:val="22"/>
-                <w:szCs w:val="22"/>
-                <w:lang w:val="en-US"/>
-              </w:rPr>
-              <w:t>hex:hex</w:t>
-            </w:r>
-            <w:proofErr w:type="spellEnd"/>
-            <w:proofErr w:type="gramEnd"/>
-            <w:r>
-              <w:rPr>
-                <w:color w:val="000000" w:themeColor="text1"/>
-                <w:sz w:val="22"/>
-                <w:szCs w:val="22"/>
-                <w:lang w:val="en-US"/>
-              </w:rPr>
-              <w:t>)</w:t>
-            </w:r>
-          </w:p>
-        </w:tc>
-        <w:tc>
-          <w:tcPr>
-            <w:tcW w:w="2269" w:type="dxa"/>
-            <w:tcBorders>
-              <w:top w:val="single" w:sz="4" w:space="0" w:color="000000"/>
-              <w:left w:val="single" w:sz="4" w:space="0" w:color="000000"/>
-              <w:bottom w:val="single" w:sz="4" w:space="0" w:color="000000"/>
-              <w:right w:val="single" w:sz="4" w:space="0" w:color="000000"/>
-            </w:tcBorders>
-          </w:tcPr>
-          <w:p>
-            <w:pPr>
-              <w:widowControl w:val="0"/>
+              <w:t>(hex:hex)</w:t>
+            </w:r>
+          </w:p>
+        </w:tc>
+        <w:tc>
+          <w:tcPr>
+            <w:tcW w:w="2270" w:type="dxa"/>
+            <w:tcBorders>
+              <w:top w:val="single" w:sz="4" w:space="0" w:color="000000"/>
+              <w:left w:val="single" w:sz="4" w:space="0" w:color="000000"/>
+              <w:bottom w:val="single" w:sz="4" w:space="0" w:color="000000"/>
+              <w:right w:val="single" w:sz="4" w:space="0" w:color="000000"/>
+            </w:tcBorders>
+          </w:tcPr>
+          <w:p>
+            <w:pPr>
+              <w:pStyle w:val="Normal"/>
+              <w:widowControl w:val="false"/>
               <w:rPr>
                 <w:sz w:val="22"/>
                 <w:szCs w:val="22"/>
@@ -3529,7 +3369,8 @@
           </w:tcPr>
           <w:p>
             <w:pPr>
-              <w:widowControl w:val="0"/>
+              <w:pStyle w:val="Normal"/>
+              <w:widowControl w:val="false"/>
               <w:rPr>
                 <w:color w:val="00B050"/>
                 <w:sz w:val="22"/>
@@ -3584,7 +3425,7 @@
       </w:tr>
       <w:tr>
         <w:trPr>
-          <w:trHeight w:val="240"/>
+          <w:trHeight w:val="240" w:hRule="atLeast"/>
         </w:trPr>
         <w:tc>
           <w:tcPr>
@@ -3596,11 +3437,12 @@
               <w:bottom w:val="single" w:sz="4" w:space="0" w:color="000000"/>
               <w:right w:val="single" w:sz="4" w:space="0" w:color="000000"/>
             </w:tcBorders>
-            <w:shd w:val="clear" w:color="auto" w:fill="D9D9D9" w:themeFill="background1" w:themeFillShade="D9"/>
-          </w:tcPr>
-          <w:p>
-            <w:pPr>
-              <w:widowControl w:val="0"/>
+            <w:shd w:color="auto" w:fill="D9D9D9" w:themeFill="background1" w:themeFillShade="d9" w:val="clear"/>
+          </w:tcPr>
+          <w:p>
+            <w:pPr>
+              <w:pStyle w:val="Normal"/>
+              <w:widowControl w:val="false"/>
               <w:jc w:val="center"/>
               <w:rPr>
                 <w:b/>
@@ -3625,21 +3467,22 @@
       </w:tr>
       <w:tr>
         <w:trPr>
-          <w:trHeight w:val="240"/>
+          <w:trHeight w:val="240" w:hRule="atLeast"/>
         </w:trPr>
         <w:tc>
           <w:tcPr>
-            <w:tcW w:w="2438" w:type="dxa"/>
-            <w:tcBorders>
-              <w:top w:val="single" w:sz="4" w:space="0" w:color="000000"/>
-              <w:left w:val="single" w:sz="4" w:space="0" w:color="000000"/>
-              <w:bottom w:val="single" w:sz="4" w:space="0" w:color="000000"/>
-              <w:right w:val="single" w:sz="4" w:space="0" w:color="000000"/>
-            </w:tcBorders>
-          </w:tcPr>
-          <w:p>
-            <w:pPr>
-              <w:widowControl w:val="0"/>
+            <w:tcW w:w="2437" w:type="dxa"/>
+            <w:tcBorders>
+              <w:top w:val="single" w:sz="4" w:space="0" w:color="000000"/>
+              <w:left w:val="single" w:sz="4" w:space="0" w:color="000000"/>
+              <w:bottom w:val="single" w:sz="4" w:space="0" w:color="000000"/>
+              <w:right w:val="single" w:sz="4" w:space="0" w:color="000000"/>
+            </w:tcBorders>
+          </w:tcPr>
+          <w:p>
+            <w:pPr>
+              <w:pStyle w:val="Normal"/>
+              <w:widowControl w:val="false"/>
               <w:rPr>
                 <w:sz w:val="22"/>
                 <w:szCs w:val="22"/>
@@ -3658,17 +3501,18 @@
         </w:tc>
         <w:tc>
           <w:tcPr>
-            <w:tcW w:w="2269" w:type="dxa"/>
-            <w:tcBorders>
-              <w:top w:val="single" w:sz="4" w:space="0" w:color="000000"/>
-              <w:left w:val="single" w:sz="4" w:space="0" w:color="000000"/>
-              <w:bottom w:val="single" w:sz="4" w:space="0" w:color="000000"/>
-              <w:right w:val="single" w:sz="4" w:space="0" w:color="000000"/>
-            </w:tcBorders>
-          </w:tcPr>
-          <w:p>
-            <w:pPr>
-              <w:widowControl w:val="0"/>
+            <w:tcW w:w="2270" w:type="dxa"/>
+            <w:tcBorders>
+              <w:top w:val="single" w:sz="4" w:space="0" w:color="000000"/>
+              <w:left w:val="single" w:sz="4" w:space="0" w:color="000000"/>
+              <w:bottom w:val="single" w:sz="4" w:space="0" w:color="000000"/>
+              <w:right w:val="single" w:sz="4" w:space="0" w:color="000000"/>
+            </w:tcBorders>
+          </w:tcPr>
+          <w:p>
+            <w:pPr>
+              <w:pStyle w:val="Normal"/>
+              <w:widowControl w:val="false"/>
               <w:rPr>
                 <w:sz w:val="22"/>
                 <w:szCs w:val="22"/>
@@ -3697,7 +3541,8 @@
           </w:tcPr>
           <w:p>
             <w:pPr>
-              <w:widowControl w:val="0"/>
+              <w:pStyle w:val="Normal"/>
+              <w:widowControl w:val="false"/>
               <w:rPr>
                 <w:bCs/>
                 <w:sz w:val="22"/>
@@ -3719,28 +3564,28 @@
       </w:tr>
       <w:tr>
         <w:trPr>
-          <w:trHeight w:val="240"/>
+          <w:trHeight w:val="240" w:hRule="atLeast"/>
         </w:trPr>
         <w:tc>
           <w:tcPr>
-            <w:tcW w:w="2438" w:type="dxa"/>
-            <w:tcBorders>
-              <w:top w:val="single" w:sz="4" w:space="0" w:color="000000"/>
-              <w:left w:val="single" w:sz="4" w:space="0" w:color="000000"/>
-              <w:bottom w:val="single" w:sz="4" w:space="0" w:color="000000"/>
-              <w:right w:val="single" w:sz="4" w:space="0" w:color="000000"/>
-            </w:tcBorders>
-          </w:tcPr>
-          <w:p>
-            <w:pPr>
-              <w:widowControl w:val="0"/>
-              <w:rPr>
-                <w:sz w:val="22"/>
-                <w:szCs w:val="22"/>
-                <w:lang w:val="en-US"/>
-              </w:rPr>
-            </w:pPr>
-            <w:proofErr w:type="spellStart"/>
+            <w:tcW w:w="2437" w:type="dxa"/>
+            <w:tcBorders>
+              <w:top w:val="single" w:sz="4" w:space="0" w:color="000000"/>
+              <w:left w:val="single" w:sz="4" w:space="0" w:color="000000"/>
+              <w:bottom w:val="single" w:sz="4" w:space="0" w:color="000000"/>
+              <w:right w:val="single" w:sz="4" w:space="0" w:color="000000"/>
+            </w:tcBorders>
+          </w:tcPr>
+          <w:p>
+            <w:pPr>
+              <w:pStyle w:val="Normal"/>
+              <w:widowControl w:val="false"/>
+              <w:rPr>
+                <w:sz w:val="22"/>
+                <w:szCs w:val="22"/>
+                <w:lang w:val="en-US"/>
+              </w:rPr>
+            </w:pPr>
             <w:r>
               <w:rPr>
                 <w:sz w:val="22"/>
@@ -3756,17 +3601,7 @@
                 <w:szCs w:val="22"/>
                 <w:lang w:val="en-US"/>
               </w:rPr>
-              <w:t>xx.x</w:t>
-            </w:r>
-            <w:proofErr w:type="spellEnd"/>
-            <w:r>
-              <w:rPr>
-                <w:color w:val="00B050"/>
-                <w:sz w:val="22"/>
-                <w:szCs w:val="22"/>
-                <w:lang w:val="en-US"/>
-              </w:rPr>
-              <w:t xml:space="preserve"> </w:t>
+              <w:t xml:space="preserve">xx.x </w:t>
             </w:r>
             <w:r>
               <w:rPr>
@@ -3781,17 +3616,18 @@
         </w:tc>
         <w:tc>
           <w:tcPr>
-            <w:tcW w:w="2269" w:type="dxa"/>
-            <w:tcBorders>
-              <w:top w:val="single" w:sz="4" w:space="0" w:color="000000"/>
-              <w:left w:val="single" w:sz="4" w:space="0" w:color="000000"/>
-              <w:bottom w:val="single" w:sz="4" w:space="0" w:color="000000"/>
-              <w:right w:val="single" w:sz="4" w:space="0" w:color="000000"/>
-            </w:tcBorders>
-          </w:tcPr>
-          <w:p>
-            <w:pPr>
-              <w:widowControl w:val="0"/>
+            <w:tcW w:w="2270" w:type="dxa"/>
+            <w:tcBorders>
+              <w:top w:val="single" w:sz="4" w:space="0" w:color="000000"/>
+              <w:left w:val="single" w:sz="4" w:space="0" w:color="000000"/>
+              <w:bottom w:val="single" w:sz="4" w:space="0" w:color="000000"/>
+              <w:right w:val="single" w:sz="4" w:space="0" w:color="000000"/>
+            </w:tcBorders>
+          </w:tcPr>
+          <w:p>
+            <w:pPr>
+              <w:pStyle w:val="Normal"/>
+              <w:widowControl w:val="false"/>
               <w:rPr>
                 <w:sz w:val="22"/>
                 <w:szCs w:val="22"/>
@@ -3820,7 +3656,8 @@
           </w:tcPr>
           <w:p>
             <w:pPr>
-              <w:widowControl w:val="0"/>
+              <w:pStyle w:val="Normal"/>
+              <w:widowControl w:val="false"/>
               <w:rPr>
                 <w:bCs/>
                 <w:sz w:val="22"/>
@@ -3842,7 +3679,7 @@
       </w:tr>
       <w:tr>
         <w:trPr>
-          <w:trHeight w:val="240"/>
+          <w:trHeight w:val="240" w:hRule="atLeast"/>
         </w:trPr>
         <w:tc>
           <w:tcPr>
@@ -3854,11 +3691,12 @@
               <w:bottom w:val="single" w:sz="4" w:space="0" w:color="000000"/>
               <w:right w:val="single" w:sz="4" w:space="0" w:color="000000"/>
             </w:tcBorders>
-            <w:shd w:val="clear" w:color="auto" w:fill="D9D9D9" w:themeFill="background1" w:themeFillShade="D9"/>
-          </w:tcPr>
-          <w:p>
-            <w:pPr>
-              <w:widowControl w:val="0"/>
+            <w:shd w:color="auto" w:fill="D9D9D9" w:themeFill="background1" w:themeFillShade="d9" w:val="clear"/>
+          </w:tcPr>
+          <w:p>
+            <w:pPr>
+              <w:pStyle w:val="Normal"/>
+              <w:widowControl w:val="false"/>
               <w:jc w:val="center"/>
               <w:rPr>
                 <w:b/>
@@ -3881,28 +3719,28 @@
       </w:tr>
       <w:tr>
         <w:trPr>
-          <w:trHeight w:val="240"/>
+          <w:trHeight w:val="240" w:hRule="atLeast"/>
         </w:trPr>
         <w:tc>
           <w:tcPr>
-            <w:tcW w:w="2438" w:type="dxa"/>
-            <w:tcBorders>
-              <w:top w:val="single" w:sz="4" w:space="0" w:color="000000"/>
-              <w:left w:val="single" w:sz="4" w:space="0" w:color="000000"/>
-              <w:bottom w:val="single" w:sz="4" w:space="0" w:color="000000"/>
-              <w:right w:val="single" w:sz="4" w:space="0" w:color="000000"/>
-            </w:tcBorders>
-          </w:tcPr>
-          <w:p>
-            <w:pPr>
-              <w:widowControl w:val="0"/>
-              <w:rPr>
-                <w:sz w:val="22"/>
-                <w:szCs w:val="22"/>
-                <w:lang w:val="en-US"/>
-              </w:rPr>
-            </w:pPr>
-            <w:proofErr w:type="spellStart"/>
+            <w:tcW w:w="2437" w:type="dxa"/>
+            <w:tcBorders>
+              <w:top w:val="single" w:sz="4" w:space="0" w:color="000000"/>
+              <w:left w:val="single" w:sz="4" w:space="0" w:color="000000"/>
+              <w:bottom w:val="single" w:sz="4" w:space="0" w:color="000000"/>
+              <w:right w:val="single" w:sz="4" w:space="0" w:color="000000"/>
+            </w:tcBorders>
+          </w:tcPr>
+          <w:p>
+            <w:pPr>
+              <w:pStyle w:val="Normal"/>
+              <w:widowControl w:val="false"/>
+              <w:rPr>
+                <w:sz w:val="22"/>
+                <w:szCs w:val="22"/>
+                <w:lang w:val="en-US"/>
+              </w:rPr>
+            </w:pPr>
             <w:r>
               <w:rPr>
                 <w:sz w:val="22"/>
@@ -3918,17 +3756,7 @@
                 <w:szCs w:val="22"/>
                 <w:lang w:val="en-US"/>
               </w:rPr>
-              <w:t>x</w:t>
-            </w:r>
-            <w:proofErr w:type="spellEnd"/>
-            <w:r>
-              <w:rPr>
-                <w:color w:val="00B050"/>
-                <w:sz w:val="22"/>
-                <w:szCs w:val="22"/>
-                <w:lang w:val="en-US"/>
-              </w:rPr>
-              <w:t xml:space="preserve"> </w:t>
+              <w:t xml:space="preserve">x </w:t>
             </w:r>
             <w:r>
               <w:rPr>
@@ -3943,17 +3771,18 @@
         </w:tc>
         <w:tc>
           <w:tcPr>
-            <w:tcW w:w="2269" w:type="dxa"/>
-            <w:tcBorders>
-              <w:top w:val="single" w:sz="4" w:space="0" w:color="000000"/>
-              <w:left w:val="single" w:sz="4" w:space="0" w:color="000000"/>
-              <w:bottom w:val="single" w:sz="4" w:space="0" w:color="000000"/>
-              <w:right w:val="single" w:sz="4" w:space="0" w:color="000000"/>
-            </w:tcBorders>
-          </w:tcPr>
-          <w:p>
-            <w:pPr>
-              <w:widowControl w:val="0"/>
+            <w:tcW w:w="2270" w:type="dxa"/>
+            <w:tcBorders>
+              <w:top w:val="single" w:sz="4" w:space="0" w:color="000000"/>
+              <w:left w:val="single" w:sz="4" w:space="0" w:color="000000"/>
+              <w:bottom w:val="single" w:sz="4" w:space="0" w:color="000000"/>
+              <w:right w:val="single" w:sz="4" w:space="0" w:color="000000"/>
+            </w:tcBorders>
+          </w:tcPr>
+          <w:p>
+            <w:pPr>
+              <w:pStyle w:val="Normal"/>
+              <w:widowControl w:val="false"/>
               <w:rPr>
                 <w:sz w:val="22"/>
                 <w:szCs w:val="22"/>
@@ -3982,7 +3811,8 @@
           </w:tcPr>
           <w:p>
             <w:pPr>
-              <w:widowControl w:val="0"/>
+              <w:pStyle w:val="Normal"/>
+              <w:widowControl w:val="false"/>
               <w:rPr>
                 <w:sz w:val="22"/>
                 <w:szCs w:val="22"/>
@@ -4002,28 +3832,28 @@
       </w:tr>
       <w:tr>
         <w:trPr>
-          <w:trHeight w:val="240"/>
+          <w:trHeight w:val="240" w:hRule="atLeast"/>
         </w:trPr>
         <w:tc>
           <w:tcPr>
-            <w:tcW w:w="2438" w:type="dxa"/>
-            <w:tcBorders>
-              <w:top w:val="single" w:sz="4" w:space="0" w:color="000000"/>
-              <w:left w:val="single" w:sz="4" w:space="0" w:color="000000"/>
-              <w:bottom w:val="single" w:sz="4" w:space="0" w:color="000000"/>
-              <w:right w:val="single" w:sz="4" w:space="0" w:color="000000"/>
-            </w:tcBorders>
-          </w:tcPr>
-          <w:p>
-            <w:pPr>
-              <w:widowControl w:val="0"/>
-              <w:rPr>
-                <w:sz w:val="22"/>
-                <w:szCs w:val="22"/>
-                <w:lang w:val="en-US"/>
-              </w:rPr>
-            </w:pPr>
-            <w:proofErr w:type="spellStart"/>
+            <w:tcW w:w="2437" w:type="dxa"/>
+            <w:tcBorders>
+              <w:top w:val="single" w:sz="4" w:space="0" w:color="000000"/>
+              <w:left w:val="single" w:sz="4" w:space="0" w:color="000000"/>
+              <w:bottom w:val="single" w:sz="4" w:space="0" w:color="000000"/>
+              <w:right w:val="single" w:sz="4" w:space="0" w:color="000000"/>
+            </w:tcBorders>
+          </w:tcPr>
+          <w:p>
+            <w:pPr>
+              <w:pStyle w:val="Normal"/>
+              <w:widowControl w:val="false"/>
+              <w:rPr>
+                <w:sz w:val="22"/>
+                <w:szCs w:val="22"/>
+                <w:lang w:val="en-US"/>
+              </w:rPr>
+            </w:pPr>
             <w:r>
               <w:rPr>
                 <w:sz w:val="22"/>
@@ -4041,29 +3871,28 @@
               </w:rPr>
               <w:t>xxxxxxxx</w:t>
             </w:r>
-            <w:proofErr w:type="spellEnd"/>
-          </w:p>
-        </w:tc>
-        <w:tc>
-          <w:tcPr>
-            <w:tcW w:w="2269" w:type="dxa"/>
-            <w:tcBorders>
-              <w:top w:val="single" w:sz="4" w:space="0" w:color="000000"/>
-              <w:left w:val="single" w:sz="4" w:space="0" w:color="000000"/>
-              <w:bottom w:val="single" w:sz="4" w:space="0" w:color="000000"/>
-              <w:right w:val="single" w:sz="4" w:space="0" w:color="000000"/>
-            </w:tcBorders>
-          </w:tcPr>
-          <w:p>
-            <w:pPr>
-              <w:widowControl w:val="0"/>
-              <w:rPr>
-                <w:sz w:val="22"/>
-                <w:szCs w:val="22"/>
-                <w:lang w:val="en-US"/>
-              </w:rPr>
-            </w:pPr>
-            <w:proofErr w:type="spellStart"/>
+          </w:p>
+        </w:tc>
+        <w:tc>
+          <w:tcPr>
+            <w:tcW w:w="2270" w:type="dxa"/>
+            <w:tcBorders>
+              <w:top w:val="single" w:sz="4" w:space="0" w:color="000000"/>
+              <w:left w:val="single" w:sz="4" w:space="0" w:color="000000"/>
+              <w:bottom w:val="single" w:sz="4" w:space="0" w:color="000000"/>
+              <w:right w:val="single" w:sz="4" w:space="0" w:color="000000"/>
+            </w:tcBorders>
+          </w:tcPr>
+          <w:p>
+            <w:pPr>
+              <w:pStyle w:val="Normal"/>
+              <w:widowControl w:val="false"/>
+              <w:rPr>
+                <w:sz w:val="22"/>
+                <w:szCs w:val="22"/>
+                <w:lang w:val="en-US"/>
+              </w:rPr>
+            </w:pPr>
             <w:r>
               <w:rPr>
                 <w:color w:val="EE0000"/>
@@ -4073,7 +3902,6 @@
               </w:rPr>
               <w:t>yyyyyyyy</w:t>
             </w:r>
-            <w:proofErr w:type="spellEnd"/>
           </w:p>
         </w:tc>
         <w:tc>
@@ -4088,7 +3916,8 @@
           </w:tcPr>
           <w:p>
             <w:pPr>
-              <w:widowControl w:val="0"/>
+              <w:pStyle w:val="Normal"/>
+              <w:widowControl w:val="false"/>
               <w:rPr>
                 <w:sz w:val="22"/>
                 <w:szCs w:val="22"/>
@@ -4108,7 +3937,7 @@
       </w:tr>
       <w:tr>
         <w:trPr>
-          <w:trHeight w:val="240"/>
+          <w:trHeight w:val="240" w:hRule="atLeast"/>
         </w:trPr>
         <w:tc>
           <w:tcPr>
@@ -4120,11 +3949,12 @@
               <w:bottom w:val="single" w:sz="4" w:space="0" w:color="000000"/>
               <w:right w:val="single" w:sz="4" w:space="0" w:color="000000"/>
             </w:tcBorders>
-            <w:shd w:val="clear" w:color="auto" w:fill="D9D9D9" w:themeFill="background1" w:themeFillShade="D9"/>
-          </w:tcPr>
-          <w:p>
-            <w:pPr>
-              <w:widowControl w:val="0"/>
+            <w:shd w:color="auto" w:fill="D9D9D9" w:themeFill="background1" w:themeFillShade="d9" w:val="clear"/>
+          </w:tcPr>
+          <w:p>
+            <w:pPr>
+              <w:pStyle w:val="Normal"/>
+              <w:widowControl w:val="false"/>
               <w:jc w:val="center"/>
               <w:rPr>
                 <w:b/>
@@ -4149,28 +3979,28 @@
       </w:tr>
       <w:tr>
         <w:trPr>
-          <w:trHeight w:val="240"/>
+          <w:trHeight w:val="240" w:hRule="atLeast"/>
         </w:trPr>
         <w:tc>
           <w:tcPr>
-            <w:tcW w:w="2438" w:type="dxa"/>
-            <w:tcBorders>
-              <w:top w:val="single" w:sz="4" w:space="0" w:color="000000"/>
-              <w:left w:val="single" w:sz="4" w:space="0" w:color="000000"/>
-              <w:bottom w:val="single" w:sz="4" w:space="0" w:color="000000"/>
-              <w:right w:val="single" w:sz="4" w:space="0" w:color="000000"/>
-            </w:tcBorders>
-          </w:tcPr>
-          <w:p>
-            <w:pPr>
-              <w:widowControl w:val="0"/>
-              <w:rPr>
-                <w:sz w:val="22"/>
-                <w:szCs w:val="22"/>
-                <w:lang w:val="en-US"/>
-              </w:rPr>
-            </w:pPr>
-            <w:proofErr w:type="spellStart"/>
+            <w:tcW w:w="2437" w:type="dxa"/>
+            <w:tcBorders>
+              <w:top w:val="single" w:sz="4" w:space="0" w:color="000000"/>
+              <w:left w:val="single" w:sz="4" w:space="0" w:color="000000"/>
+              <w:bottom w:val="single" w:sz="4" w:space="0" w:color="000000"/>
+              <w:right w:val="single" w:sz="4" w:space="0" w:color="000000"/>
+            </w:tcBorders>
+          </w:tcPr>
+          <w:p>
+            <w:pPr>
+              <w:pStyle w:val="Normal"/>
+              <w:widowControl w:val="false"/>
+              <w:rPr>
+                <w:sz w:val="22"/>
+                <w:szCs w:val="22"/>
+                <w:lang w:val="en-US"/>
+              </w:rPr>
+            </w:pPr>
             <w:r>
               <w:rPr>
                 <w:sz w:val="22"/>
@@ -4186,17 +4016,7 @@
                 <w:szCs w:val="22"/>
                 <w:lang w:val="en-US"/>
               </w:rPr>
-              <w:t>x</w:t>
-            </w:r>
-            <w:proofErr w:type="spellEnd"/>
-            <w:r>
-              <w:rPr>
-                <w:color w:val="00B050"/>
-                <w:sz w:val="22"/>
-                <w:szCs w:val="22"/>
-                <w:lang w:val="en-US"/>
-              </w:rPr>
-              <w:t xml:space="preserve"> </w:t>
+              <w:t xml:space="preserve">x </w:t>
             </w:r>
             <w:r>
               <w:rPr>
@@ -4211,17 +4031,18 @@
         </w:tc>
         <w:tc>
           <w:tcPr>
-            <w:tcW w:w="2269" w:type="dxa"/>
-            <w:tcBorders>
-              <w:top w:val="single" w:sz="4" w:space="0" w:color="000000"/>
-              <w:left w:val="single" w:sz="4" w:space="0" w:color="000000"/>
-              <w:bottom w:val="single" w:sz="4" w:space="0" w:color="000000"/>
-              <w:right w:val="single" w:sz="4" w:space="0" w:color="000000"/>
-            </w:tcBorders>
-          </w:tcPr>
-          <w:p>
-            <w:pPr>
-              <w:widowControl w:val="0"/>
+            <w:tcW w:w="2270" w:type="dxa"/>
+            <w:tcBorders>
+              <w:top w:val="single" w:sz="4" w:space="0" w:color="000000"/>
+              <w:left w:val="single" w:sz="4" w:space="0" w:color="000000"/>
+              <w:bottom w:val="single" w:sz="4" w:space="0" w:color="000000"/>
+              <w:right w:val="single" w:sz="4" w:space="0" w:color="000000"/>
+            </w:tcBorders>
+          </w:tcPr>
+          <w:p>
+            <w:pPr>
+              <w:pStyle w:val="Normal"/>
+              <w:widowControl w:val="false"/>
               <w:rPr>
                 <w:sz w:val="22"/>
                 <w:szCs w:val="22"/>
@@ -4251,7 +4072,8 @@
           </w:tcPr>
           <w:p>
             <w:pPr>
-              <w:widowControl w:val="0"/>
+              <w:pStyle w:val="Normal"/>
+              <w:widowControl w:val="false"/>
               <w:rPr>
                 <w:sz w:val="22"/>
                 <w:szCs w:val="22"/>
@@ -4288,35 +4110,34 @@
       </w:tr>
       <w:tr>
         <w:trPr>
-          <w:trHeight w:val="240"/>
+          <w:trHeight w:val="240" w:hRule="atLeast"/>
         </w:trPr>
         <w:tc>
           <w:tcPr>
-            <w:tcW w:w="2438" w:type="dxa"/>
-            <w:tcBorders>
-              <w:top w:val="single" w:sz="4" w:space="0" w:color="000000"/>
-              <w:left w:val="single" w:sz="4" w:space="0" w:color="000000"/>
-              <w:bottom w:val="single" w:sz="4" w:space="0" w:color="000000"/>
-              <w:right w:val="single" w:sz="4" w:space="0" w:color="000000"/>
-            </w:tcBorders>
-          </w:tcPr>
-          <w:p>
-            <w:pPr>
-              <w:widowControl w:val="0"/>
-              <w:rPr>
-                <w:sz w:val="22"/>
-                <w:szCs w:val="22"/>
-                <w:lang w:val="en-US"/>
-              </w:rPr>
-            </w:pPr>
-            <w:proofErr w:type="spellStart"/>
-            <w:r>
-              <w:rPr>
-                <w:sz w:val="22"/>
-                <w:szCs w:val="22"/>
-                <w:lang w:val="en-US"/>
-              </w:rPr>
-              <w:lastRenderedPageBreak/>
+            <w:tcW w:w="2437" w:type="dxa"/>
+            <w:tcBorders>
+              <w:top w:val="single" w:sz="4" w:space="0" w:color="000000"/>
+              <w:left w:val="single" w:sz="4" w:space="0" w:color="000000"/>
+              <w:bottom w:val="single" w:sz="4" w:space="0" w:color="000000"/>
+              <w:right w:val="single" w:sz="4" w:space="0" w:color="000000"/>
+            </w:tcBorders>
+          </w:tcPr>
+          <w:p>
+            <w:pPr>
+              <w:pStyle w:val="Normal"/>
+              <w:widowControl w:val="false"/>
+              <w:rPr>
+                <w:sz w:val="22"/>
+                <w:szCs w:val="22"/>
+                <w:lang w:val="en-US"/>
+              </w:rPr>
+            </w:pPr>
+            <w:r>
+              <w:rPr>
+                <w:sz w:val="22"/>
+                <w:szCs w:val="22"/>
+                <w:lang w:val="en-US"/>
+              </w:rPr>
               <w:t>DAC</w:t>
             </w:r>
             <w:r>
@@ -4326,17 +4147,7 @@
                 <w:szCs w:val="22"/>
                 <w:lang w:val="en-US"/>
               </w:rPr>
-              <w:t>x</w:t>
-            </w:r>
-            <w:proofErr w:type="spellEnd"/>
-            <w:r>
-              <w:rPr>
-                <w:color w:val="00B050"/>
-                <w:sz w:val="22"/>
-                <w:szCs w:val="22"/>
-                <w:lang w:val="en-US"/>
-              </w:rPr>
-              <w:t xml:space="preserve"> </w:t>
+              <w:t xml:space="preserve">x </w:t>
             </w:r>
             <w:r>
               <w:rPr>
@@ -4351,17 +4162,18 @@
         </w:tc>
         <w:tc>
           <w:tcPr>
-            <w:tcW w:w="2269" w:type="dxa"/>
-            <w:tcBorders>
-              <w:top w:val="single" w:sz="4" w:space="0" w:color="000000"/>
-              <w:left w:val="single" w:sz="4" w:space="0" w:color="000000"/>
-              <w:bottom w:val="single" w:sz="4" w:space="0" w:color="000000"/>
-              <w:right w:val="single" w:sz="4" w:space="0" w:color="000000"/>
-            </w:tcBorders>
-          </w:tcPr>
-          <w:p>
-            <w:pPr>
-              <w:widowControl w:val="0"/>
+            <w:tcW w:w="2270" w:type="dxa"/>
+            <w:tcBorders>
+              <w:top w:val="single" w:sz="4" w:space="0" w:color="000000"/>
+              <w:left w:val="single" w:sz="4" w:space="0" w:color="000000"/>
+              <w:bottom w:val="single" w:sz="4" w:space="0" w:color="000000"/>
+              <w:right w:val="single" w:sz="4" w:space="0" w:color="000000"/>
+            </w:tcBorders>
+          </w:tcPr>
+          <w:p>
+            <w:pPr>
+              <w:pStyle w:val="Normal"/>
+              <w:widowControl w:val="false"/>
               <w:rPr>
                 <w:sz w:val="22"/>
                 <w:szCs w:val="22"/>
@@ -4390,7 +4202,8 @@
           </w:tcPr>
           <w:p>
             <w:pPr>
-              <w:widowControl w:val="0"/>
+              <w:pStyle w:val="Normal"/>
+              <w:widowControl w:val="false"/>
               <w:rPr>
                 <w:sz w:val="22"/>
                 <w:szCs w:val="22"/>
@@ -4410,29 +4223,28 @@
       </w:tr>
       <w:tr>
         <w:trPr>
-          <w:trHeight w:val="240"/>
+          <w:trHeight w:val="240" w:hRule="atLeast"/>
         </w:trPr>
         <w:tc>
           <w:tcPr>
-            <w:tcW w:w="2438" w:type="dxa"/>
-            <w:tcBorders>
-              <w:top w:val="single" w:sz="4" w:space="0" w:color="000000"/>
-              <w:left w:val="single" w:sz="4" w:space="0" w:color="000000"/>
-              <w:bottom w:val="single" w:sz="4" w:space="0" w:color="000000"/>
-              <w:right w:val="single" w:sz="4" w:space="0" w:color="000000"/>
-            </w:tcBorders>
-          </w:tcPr>
-          <w:p>
-            <w:pPr>
-              <w:widowControl w:val="0"/>
-              <w:rPr>
-                <w:sz w:val="22"/>
-                <w:szCs w:val="22"/>
-                <w:lang w:val="en-US"/>
-              </w:rPr>
-            </w:pPr>
-            <w:proofErr w:type="spellStart"/>
-            <w:proofErr w:type="gramStart"/>
+            <w:tcW w:w="2437" w:type="dxa"/>
+            <w:tcBorders>
+              <w:top w:val="single" w:sz="4" w:space="0" w:color="000000"/>
+              <w:left w:val="single" w:sz="4" w:space="0" w:color="000000"/>
+              <w:bottom w:val="single" w:sz="4" w:space="0" w:color="000000"/>
+              <w:right w:val="single" w:sz="4" w:space="0" w:color="000000"/>
+            </w:tcBorders>
+          </w:tcPr>
+          <w:p>
+            <w:pPr>
+              <w:pStyle w:val="Normal"/>
+              <w:widowControl w:val="false"/>
+              <w:rPr>
+                <w:sz w:val="22"/>
+                <w:szCs w:val="22"/>
+                <w:lang w:val="en-US"/>
+              </w:rPr>
+            </w:pPr>
             <w:r>
               <w:rPr>
                 <w:sz w:val="22"/>
@@ -4450,51 +4262,30 @@
               </w:rPr>
               <w:t>x:y</w:t>
             </w:r>
-            <w:proofErr w:type="spellEnd"/>
-            <w:proofErr w:type="gramEnd"/>
-            <w:r>
-              <w:rPr>
-                <w:sz w:val="22"/>
-                <w:szCs w:val="22"/>
-                <w:lang w:val="en-US"/>
-              </w:rPr>
-              <w:t xml:space="preserve"> (</w:t>
-            </w:r>
-            <w:proofErr w:type="spellStart"/>
-            <w:proofErr w:type="gramStart"/>
-            <w:r>
-              <w:rPr>
-                <w:sz w:val="22"/>
-                <w:szCs w:val="22"/>
-                <w:lang w:val="en-US"/>
-              </w:rPr>
-              <w:t>dec:dec</w:t>
-            </w:r>
-            <w:proofErr w:type="spellEnd"/>
-            <w:proofErr w:type="gramEnd"/>
-            <w:r>
-              <w:rPr>
-                <w:sz w:val="22"/>
-                <w:szCs w:val="22"/>
-                <w:lang w:val="en-US"/>
-              </w:rPr>
-              <w:t>)</w:t>
-            </w:r>
-          </w:p>
-        </w:tc>
-        <w:tc>
-          <w:tcPr>
-            <w:tcW w:w="2269" w:type="dxa"/>
-            <w:tcBorders>
-              <w:top w:val="single" w:sz="4" w:space="0" w:color="000000"/>
-              <w:left w:val="single" w:sz="4" w:space="0" w:color="000000"/>
-              <w:bottom w:val="single" w:sz="4" w:space="0" w:color="000000"/>
-              <w:right w:val="single" w:sz="4" w:space="0" w:color="000000"/>
-            </w:tcBorders>
-          </w:tcPr>
-          <w:p>
-            <w:pPr>
-              <w:widowControl w:val="0"/>
+            <w:r>
+              <w:rPr>
+                <w:sz w:val="22"/>
+                <w:szCs w:val="22"/>
+                <w:lang w:val="en-US"/>
+              </w:rPr>
+              <w:t xml:space="preserve"> (dec:dec)</w:t>
+            </w:r>
+          </w:p>
+        </w:tc>
+        <w:tc>
+          <w:tcPr>
+            <w:tcW w:w="2270" w:type="dxa"/>
+            <w:tcBorders>
+              <w:top w:val="single" w:sz="4" w:space="0" w:color="000000"/>
+              <w:left w:val="single" w:sz="4" w:space="0" w:color="000000"/>
+              <w:bottom w:val="single" w:sz="4" w:space="0" w:color="000000"/>
+              <w:right w:val="single" w:sz="4" w:space="0" w:color="000000"/>
+            </w:tcBorders>
+          </w:tcPr>
+          <w:p>
+            <w:pPr>
+              <w:pStyle w:val="Normal"/>
+              <w:widowControl w:val="false"/>
               <w:rPr>
                 <w:sz w:val="22"/>
                 <w:szCs w:val="22"/>
@@ -4523,7 +4314,8 @@
           </w:tcPr>
           <w:p>
             <w:pPr>
-              <w:widowControl w:val="0"/>
+              <w:pStyle w:val="Normal"/>
+              <w:widowControl w:val="false"/>
               <w:rPr>
                 <w:sz w:val="22"/>
                 <w:szCs w:val="22"/>
@@ -4543,28 +4335,28 @@
       </w:tr>
       <w:tr>
         <w:trPr>
-          <w:trHeight w:val="240"/>
+          <w:trHeight w:val="240" w:hRule="atLeast"/>
         </w:trPr>
         <w:tc>
           <w:tcPr>
-            <w:tcW w:w="2438" w:type="dxa"/>
-            <w:tcBorders>
-              <w:top w:val="single" w:sz="4" w:space="0" w:color="000000"/>
-              <w:left w:val="single" w:sz="4" w:space="0" w:color="000000"/>
-              <w:bottom w:val="single" w:sz="4" w:space="0" w:color="000000"/>
-              <w:right w:val="single" w:sz="4" w:space="0" w:color="000000"/>
-            </w:tcBorders>
-          </w:tcPr>
-          <w:p>
-            <w:pPr>
-              <w:widowControl w:val="0"/>
-              <w:rPr>
-                <w:sz w:val="22"/>
-                <w:szCs w:val="22"/>
-                <w:lang w:val="en-US"/>
-              </w:rPr>
-            </w:pPr>
-            <w:proofErr w:type="spellStart"/>
+            <w:tcW w:w="2437" w:type="dxa"/>
+            <w:tcBorders>
+              <w:top w:val="single" w:sz="4" w:space="0" w:color="000000"/>
+              <w:left w:val="single" w:sz="4" w:space="0" w:color="000000"/>
+              <w:bottom w:val="single" w:sz="4" w:space="0" w:color="000000"/>
+              <w:right w:val="single" w:sz="4" w:space="0" w:color="000000"/>
+            </w:tcBorders>
+          </w:tcPr>
+          <w:p>
+            <w:pPr>
+              <w:pStyle w:val="Normal"/>
+              <w:widowControl w:val="false"/>
+              <w:rPr>
+                <w:sz w:val="22"/>
+                <w:szCs w:val="22"/>
+                <w:lang w:val="en-US"/>
+              </w:rPr>
+            </w:pPr>
             <w:r>
               <w:rPr>
                 <w:sz w:val="22"/>
@@ -4580,17 +4372,7 @@
                 <w:szCs w:val="22"/>
                 <w:lang w:val="en-US"/>
               </w:rPr>
-              <w:t>x</w:t>
-            </w:r>
-            <w:proofErr w:type="spellEnd"/>
-            <w:r>
-              <w:rPr>
-                <w:color w:val="00B050"/>
-                <w:sz w:val="22"/>
-                <w:szCs w:val="22"/>
-                <w:lang w:val="en-US"/>
-              </w:rPr>
-              <w:t xml:space="preserve"> </w:t>
+              <w:t xml:space="preserve">x </w:t>
             </w:r>
             <w:r>
               <w:rPr>
@@ -4604,17 +4386,18 @@
         </w:tc>
         <w:tc>
           <w:tcPr>
-            <w:tcW w:w="2269" w:type="dxa"/>
-            <w:tcBorders>
-              <w:top w:val="single" w:sz="4" w:space="0" w:color="000000"/>
-              <w:left w:val="single" w:sz="4" w:space="0" w:color="000000"/>
-              <w:bottom w:val="single" w:sz="4" w:space="0" w:color="000000"/>
-              <w:right w:val="single" w:sz="4" w:space="0" w:color="000000"/>
-            </w:tcBorders>
-          </w:tcPr>
-          <w:p>
-            <w:pPr>
-              <w:widowControl w:val="0"/>
+            <w:tcW w:w="2270" w:type="dxa"/>
+            <w:tcBorders>
+              <w:top w:val="single" w:sz="4" w:space="0" w:color="000000"/>
+              <w:left w:val="single" w:sz="4" w:space="0" w:color="000000"/>
+              <w:bottom w:val="single" w:sz="4" w:space="0" w:color="000000"/>
+              <w:right w:val="single" w:sz="4" w:space="0" w:color="000000"/>
+            </w:tcBorders>
+          </w:tcPr>
+          <w:p>
+            <w:pPr>
+              <w:pStyle w:val="Normal"/>
+              <w:widowControl w:val="false"/>
               <w:rPr>
                 <w:sz w:val="22"/>
                 <w:szCs w:val="22"/>
@@ -4643,7 +4426,8 @@
           </w:tcPr>
           <w:p>
             <w:pPr>
-              <w:widowControl w:val="0"/>
+              <w:pStyle w:val="Normal"/>
+              <w:widowControl w:val="false"/>
               <w:rPr>
                 <w:sz w:val="22"/>
                 <w:szCs w:val="22"/>
@@ -4663,7 +4447,7 @@
       </w:tr>
       <w:tr>
         <w:trPr>
-          <w:trHeight w:val="240"/>
+          <w:trHeight w:val="240" w:hRule="atLeast"/>
         </w:trPr>
         <w:tc>
           <w:tcPr>
@@ -4675,11 +4459,12 @@
               <w:bottom w:val="single" w:sz="4" w:space="0" w:color="000000"/>
               <w:right w:val="single" w:sz="4" w:space="0" w:color="000000"/>
             </w:tcBorders>
-            <w:shd w:val="clear" w:color="auto" w:fill="D9D9D9" w:themeFill="background1" w:themeFillShade="D9"/>
-          </w:tcPr>
-          <w:p>
-            <w:pPr>
-              <w:widowControl w:val="0"/>
+            <w:shd w:color="auto" w:fill="D9D9D9" w:themeFill="background1" w:themeFillShade="d9" w:val="clear"/>
+          </w:tcPr>
+          <w:p>
+            <w:pPr>
+              <w:pStyle w:val="Normal"/>
+              <w:widowControl w:val="false"/>
               <w:jc w:val="center"/>
               <w:rPr>
                 <w:b/>
@@ -4704,21 +4489,22 @@
       </w:tr>
       <w:tr>
         <w:trPr>
-          <w:trHeight w:val="240"/>
+          <w:trHeight w:val="240" w:hRule="atLeast"/>
         </w:trPr>
         <w:tc>
           <w:tcPr>
-            <w:tcW w:w="2438" w:type="dxa"/>
-            <w:tcBorders>
-              <w:top w:val="single" w:sz="4" w:space="0" w:color="000000"/>
-              <w:left w:val="single" w:sz="4" w:space="0" w:color="000000"/>
-              <w:bottom w:val="single" w:sz="4" w:space="0" w:color="000000"/>
-              <w:right w:val="single" w:sz="4" w:space="0" w:color="000000"/>
-            </w:tcBorders>
-          </w:tcPr>
-          <w:p>
-            <w:pPr>
-              <w:widowControl w:val="0"/>
+            <w:tcW w:w="2437" w:type="dxa"/>
+            <w:tcBorders>
+              <w:top w:val="single" w:sz="4" w:space="0" w:color="000000"/>
+              <w:left w:val="single" w:sz="4" w:space="0" w:color="000000"/>
+              <w:bottom w:val="single" w:sz="4" w:space="0" w:color="000000"/>
+              <w:right w:val="single" w:sz="4" w:space="0" w:color="000000"/>
+            </w:tcBorders>
+          </w:tcPr>
+          <w:p>
+            <w:pPr>
+              <w:pStyle w:val="Normal"/>
+              <w:widowControl w:val="false"/>
               <w:rPr>
                 <w:sz w:val="22"/>
                 <w:szCs w:val="22"/>
@@ -4737,17 +4523,18 @@
         </w:tc>
         <w:tc>
           <w:tcPr>
-            <w:tcW w:w="2269" w:type="dxa"/>
-            <w:tcBorders>
-              <w:top w:val="single" w:sz="4" w:space="0" w:color="000000"/>
-              <w:left w:val="single" w:sz="4" w:space="0" w:color="000000"/>
-              <w:bottom w:val="single" w:sz="4" w:space="0" w:color="000000"/>
-              <w:right w:val="single" w:sz="4" w:space="0" w:color="000000"/>
-            </w:tcBorders>
-          </w:tcPr>
-          <w:p>
-            <w:pPr>
-              <w:widowControl w:val="0"/>
+            <w:tcW w:w="2270" w:type="dxa"/>
+            <w:tcBorders>
+              <w:top w:val="single" w:sz="4" w:space="0" w:color="000000"/>
+              <w:left w:val="single" w:sz="4" w:space="0" w:color="000000"/>
+              <w:bottom w:val="single" w:sz="4" w:space="0" w:color="000000"/>
+              <w:right w:val="single" w:sz="4" w:space="0" w:color="000000"/>
+            </w:tcBorders>
+          </w:tcPr>
+          <w:p>
+            <w:pPr>
+              <w:pStyle w:val="Normal"/>
+              <w:widowControl w:val="false"/>
               <w:rPr>
                 <w:sz w:val="22"/>
                 <w:szCs w:val="22"/>
@@ -4776,7 +4563,8 @@
           </w:tcPr>
           <w:p>
             <w:pPr>
-              <w:widowControl w:val="0"/>
+              <w:pStyle w:val="Normal"/>
+              <w:widowControl w:val="false"/>
               <w:rPr>
                 <w:sz w:val="22"/>
                 <w:szCs w:val="22"/>
@@ -4796,21 +4584,22 @@
       </w:tr>
       <w:tr>
         <w:trPr>
-          <w:trHeight w:val="240"/>
+          <w:trHeight w:val="240" w:hRule="atLeast"/>
         </w:trPr>
         <w:tc>
           <w:tcPr>
-            <w:tcW w:w="2438" w:type="dxa"/>
-            <w:tcBorders>
-              <w:top w:val="single" w:sz="4" w:space="0" w:color="000000"/>
-              <w:left w:val="single" w:sz="4" w:space="0" w:color="000000"/>
-              <w:bottom w:val="single" w:sz="4" w:space="0" w:color="000000"/>
-              <w:right w:val="single" w:sz="4" w:space="0" w:color="000000"/>
-            </w:tcBorders>
-          </w:tcPr>
-          <w:p>
-            <w:pPr>
-              <w:widowControl w:val="0"/>
+            <w:tcW w:w="2437" w:type="dxa"/>
+            <w:tcBorders>
+              <w:top w:val="single" w:sz="4" w:space="0" w:color="000000"/>
+              <w:left w:val="single" w:sz="4" w:space="0" w:color="000000"/>
+              <w:bottom w:val="single" w:sz="4" w:space="0" w:color="000000"/>
+              <w:right w:val="single" w:sz="4" w:space="0" w:color="000000"/>
+            </w:tcBorders>
+          </w:tcPr>
+          <w:p>
+            <w:pPr>
+              <w:pStyle w:val="Normal"/>
+              <w:widowControl w:val="false"/>
               <w:rPr>
                 <w:sz w:val="22"/>
                 <w:szCs w:val="22"/>
@@ -4829,17 +4618,18 @@
         </w:tc>
         <w:tc>
           <w:tcPr>
-            <w:tcW w:w="2269" w:type="dxa"/>
-            <w:tcBorders>
-              <w:top w:val="single" w:sz="4" w:space="0" w:color="000000"/>
-              <w:left w:val="single" w:sz="4" w:space="0" w:color="000000"/>
-              <w:bottom w:val="single" w:sz="4" w:space="0" w:color="000000"/>
-              <w:right w:val="single" w:sz="4" w:space="0" w:color="000000"/>
-            </w:tcBorders>
-          </w:tcPr>
-          <w:p>
-            <w:pPr>
-              <w:widowControl w:val="0"/>
+            <w:tcW w:w="2270" w:type="dxa"/>
+            <w:tcBorders>
+              <w:top w:val="single" w:sz="4" w:space="0" w:color="000000"/>
+              <w:left w:val="single" w:sz="4" w:space="0" w:color="000000"/>
+              <w:bottom w:val="single" w:sz="4" w:space="0" w:color="000000"/>
+              <w:right w:val="single" w:sz="4" w:space="0" w:color="000000"/>
+            </w:tcBorders>
+          </w:tcPr>
+          <w:p>
+            <w:pPr>
+              <w:pStyle w:val="Normal"/>
+              <w:widowControl w:val="false"/>
               <w:rPr>
                 <w:sz w:val="22"/>
                 <w:szCs w:val="22"/>
@@ -4868,7 +4658,8 @@
           </w:tcPr>
           <w:p>
             <w:pPr>
-              <w:widowControl w:val="0"/>
+              <w:pStyle w:val="Normal"/>
+              <w:widowControl w:val="false"/>
               <w:rPr>
                 <w:sz w:val="22"/>
                 <w:szCs w:val="22"/>
@@ -4888,28 +4679,28 @@
       </w:tr>
       <w:tr>
         <w:trPr>
-          <w:trHeight w:val="240"/>
+          <w:trHeight w:val="240" w:hRule="atLeast"/>
         </w:trPr>
         <w:tc>
           <w:tcPr>
-            <w:tcW w:w="2438" w:type="dxa"/>
-            <w:tcBorders>
-              <w:top w:val="single" w:sz="4" w:space="0" w:color="000000"/>
-              <w:left w:val="single" w:sz="4" w:space="0" w:color="000000"/>
-              <w:bottom w:val="single" w:sz="4" w:space="0" w:color="000000"/>
-              <w:right w:val="single" w:sz="4" w:space="0" w:color="000000"/>
-            </w:tcBorders>
-          </w:tcPr>
-          <w:p>
-            <w:pPr>
-              <w:widowControl w:val="0"/>
-              <w:rPr>
-                <w:sz w:val="22"/>
-                <w:szCs w:val="22"/>
-                <w:lang w:val="en-US"/>
-              </w:rPr>
-            </w:pPr>
-            <w:proofErr w:type="spellStart"/>
+            <w:tcW w:w="2437" w:type="dxa"/>
+            <w:tcBorders>
+              <w:top w:val="single" w:sz="4" w:space="0" w:color="000000"/>
+              <w:left w:val="single" w:sz="4" w:space="0" w:color="000000"/>
+              <w:bottom w:val="single" w:sz="4" w:space="0" w:color="000000"/>
+              <w:right w:val="single" w:sz="4" w:space="0" w:color="000000"/>
+            </w:tcBorders>
+          </w:tcPr>
+          <w:p>
+            <w:pPr>
+              <w:pStyle w:val="Normal"/>
+              <w:widowControl w:val="false"/>
+              <w:rPr>
+                <w:sz w:val="22"/>
+                <w:szCs w:val="22"/>
+                <w:lang w:val="en-US"/>
+              </w:rPr>
+            </w:pPr>
             <w:r>
               <w:rPr>
                 <w:sz w:val="22"/>
@@ -4927,7 +4718,6 @@
               </w:rPr>
               <w:t>x</w:t>
             </w:r>
-            <w:proofErr w:type="spellEnd"/>
             <w:r>
               <w:rPr>
                 <w:sz w:val="22"/>
@@ -4940,17 +4730,18 @@
         </w:tc>
         <w:tc>
           <w:tcPr>
-            <w:tcW w:w="2269" w:type="dxa"/>
-            <w:tcBorders>
-              <w:top w:val="single" w:sz="4" w:space="0" w:color="000000"/>
-              <w:left w:val="single" w:sz="4" w:space="0" w:color="000000"/>
-              <w:bottom w:val="single" w:sz="4" w:space="0" w:color="000000"/>
-              <w:right w:val="single" w:sz="4" w:space="0" w:color="000000"/>
-            </w:tcBorders>
-          </w:tcPr>
-          <w:p>
-            <w:pPr>
-              <w:widowControl w:val="0"/>
+            <w:tcW w:w="2270" w:type="dxa"/>
+            <w:tcBorders>
+              <w:top w:val="single" w:sz="4" w:space="0" w:color="000000"/>
+              <w:left w:val="single" w:sz="4" w:space="0" w:color="000000"/>
+              <w:bottom w:val="single" w:sz="4" w:space="0" w:color="000000"/>
+              <w:right w:val="single" w:sz="4" w:space="0" w:color="000000"/>
+            </w:tcBorders>
+          </w:tcPr>
+          <w:p>
+            <w:pPr>
+              <w:pStyle w:val="Normal"/>
+              <w:widowControl w:val="false"/>
               <w:rPr>
                 <w:sz w:val="22"/>
                 <w:szCs w:val="22"/>
@@ -4979,7 +4770,8 @@
           </w:tcPr>
           <w:p>
             <w:pPr>
-              <w:widowControl w:val="0"/>
+              <w:pStyle w:val="Normal"/>
+              <w:widowControl w:val="false"/>
               <w:rPr>
                 <w:sz w:val="22"/>
                 <w:szCs w:val="22"/>
@@ -4999,28 +4791,28 @@
       </w:tr>
       <w:tr>
         <w:trPr>
-          <w:trHeight w:val="240"/>
+          <w:trHeight w:val="240" w:hRule="atLeast"/>
         </w:trPr>
         <w:tc>
           <w:tcPr>
-            <w:tcW w:w="2438" w:type="dxa"/>
-            <w:tcBorders>
-              <w:top w:val="single" w:sz="4" w:space="0" w:color="000000"/>
-              <w:left w:val="single" w:sz="4" w:space="0" w:color="000000"/>
-              <w:bottom w:val="single" w:sz="4" w:space="0" w:color="000000"/>
-              <w:right w:val="single" w:sz="4" w:space="0" w:color="000000"/>
-            </w:tcBorders>
-          </w:tcPr>
-          <w:p>
-            <w:pPr>
-              <w:widowControl w:val="0"/>
-              <w:rPr>
-                <w:sz w:val="22"/>
-                <w:szCs w:val="22"/>
-                <w:lang w:val="en-US"/>
-              </w:rPr>
-            </w:pPr>
-            <w:proofErr w:type="spellStart"/>
+            <w:tcW w:w="2437" w:type="dxa"/>
+            <w:tcBorders>
+              <w:top w:val="single" w:sz="4" w:space="0" w:color="000000"/>
+              <w:left w:val="single" w:sz="4" w:space="0" w:color="000000"/>
+              <w:bottom w:val="single" w:sz="4" w:space="0" w:color="000000"/>
+              <w:right w:val="single" w:sz="4" w:space="0" w:color="000000"/>
+            </w:tcBorders>
+          </w:tcPr>
+          <w:p>
+            <w:pPr>
+              <w:pStyle w:val="Normal"/>
+              <w:widowControl w:val="false"/>
+              <w:rPr>
+                <w:sz w:val="22"/>
+                <w:szCs w:val="22"/>
+                <w:lang w:val="en-US"/>
+              </w:rPr>
+            </w:pPr>
             <w:r>
               <w:rPr>
                 <w:sz w:val="22"/>
@@ -5036,33 +4828,24 @@
                 <w:szCs w:val="22"/>
                 <w:lang w:val="en-US"/>
               </w:rPr>
-              <w:t>xx</w:t>
-            </w:r>
-            <w:proofErr w:type="spellEnd"/>
-            <w:r>
-              <w:rPr>
-                <w:color w:val="00B050"/>
-                <w:sz w:val="22"/>
-                <w:szCs w:val="22"/>
-                <w:lang w:val="en-US"/>
-              </w:rPr>
-              <w:t xml:space="preserve"> + data</w:t>
-            </w:r>
-          </w:p>
-        </w:tc>
-        <w:tc>
-          <w:tcPr>
-            <w:tcW w:w="2269" w:type="dxa"/>
-            <w:tcBorders>
-              <w:top w:val="single" w:sz="4" w:space="0" w:color="000000"/>
-              <w:left w:val="single" w:sz="4" w:space="0" w:color="000000"/>
-              <w:bottom w:val="single" w:sz="4" w:space="0" w:color="000000"/>
-              <w:right w:val="single" w:sz="4" w:space="0" w:color="000000"/>
-            </w:tcBorders>
-          </w:tcPr>
-          <w:p>
-            <w:pPr>
-              <w:widowControl w:val="0"/>
+              <w:t>xx + data</w:t>
+            </w:r>
+          </w:p>
+        </w:tc>
+        <w:tc>
+          <w:tcPr>
+            <w:tcW w:w="2270" w:type="dxa"/>
+            <w:tcBorders>
+              <w:top w:val="single" w:sz="4" w:space="0" w:color="000000"/>
+              <w:left w:val="single" w:sz="4" w:space="0" w:color="000000"/>
+              <w:bottom w:val="single" w:sz="4" w:space="0" w:color="000000"/>
+              <w:right w:val="single" w:sz="4" w:space="0" w:color="000000"/>
+            </w:tcBorders>
+          </w:tcPr>
+          <w:p>
+            <w:pPr>
+              <w:pStyle w:val="Normal"/>
+              <w:widowControl w:val="false"/>
               <w:rPr>
                 <w:sz w:val="22"/>
                 <w:szCs w:val="22"/>
@@ -5091,67 +4874,49 @@
           </w:tcPr>
           <w:p>
             <w:pPr>
-              <w:widowControl w:val="0"/>
-              <w:rPr>
-                <w:sz w:val="22"/>
-                <w:szCs w:val="22"/>
-                <w:lang w:val="en-US"/>
-              </w:rPr>
-            </w:pPr>
-            <w:r>
-              <w:rPr>
-                <w:sz w:val="22"/>
-                <w:szCs w:val="22"/>
-                <w:lang w:val="en-US"/>
-              </w:rPr>
-              <w:t>Write one page to servo flash memory (</w:t>
-            </w:r>
-            <w:proofErr w:type="spellStart"/>
-            <w:r>
-              <w:rPr>
-                <w:sz w:val="22"/>
-                <w:szCs w:val="22"/>
-                <w:lang w:val="en-US"/>
-              </w:rPr>
-              <w:t>BLFxx</w:t>
-            </w:r>
-            <w:proofErr w:type="spellEnd"/>
-            <w:r>
-              <w:rPr>
-                <w:sz w:val="22"/>
-                <w:szCs w:val="22"/>
-                <w:lang w:val="en-US"/>
-              </w:rPr>
-              <w:t>, xx - page number as HEX)</w:t>
+              <w:pStyle w:val="Normal"/>
+              <w:widowControl w:val="false"/>
+              <w:rPr>
+                <w:sz w:val="22"/>
+                <w:szCs w:val="22"/>
+                <w:lang w:val="en-US"/>
+              </w:rPr>
+            </w:pPr>
+            <w:r>
+              <w:rPr>
+                <w:sz w:val="22"/>
+                <w:szCs w:val="22"/>
+                <w:lang w:val="en-US"/>
+              </w:rPr>
+              <w:t>Write one page to servo flash memory (BLFxx, xx - page number as HEX)</w:t>
             </w:r>
           </w:p>
         </w:tc>
       </w:tr>
       <w:tr>
         <w:trPr>
-          <w:trHeight w:val="240"/>
+          <w:trHeight w:val="240" w:hRule="atLeast"/>
         </w:trPr>
         <w:tc>
           <w:tcPr>
-            <w:tcW w:w="2438" w:type="dxa"/>
-            <w:tcBorders>
-              <w:top w:val="single" w:sz="4" w:space="0" w:color="000000"/>
-              <w:left w:val="single" w:sz="4" w:space="0" w:color="000000"/>
-              <w:bottom w:val="single" w:sz="4" w:space="0" w:color="000000"/>
-              <w:right w:val="single" w:sz="4" w:space="0" w:color="000000"/>
-            </w:tcBorders>
-          </w:tcPr>
-          <w:p>
-            <w:pPr>
-              <w:widowControl w:val="0"/>
-              <w:rPr>
-                <w:sz w:val="22"/>
-                <w:szCs w:val="22"/>
-                <w:lang w:val="en-US"/>
-              </w:rPr>
-            </w:pPr>
-            <w:proofErr w:type="spellStart"/>
-            <w:proofErr w:type="gramStart"/>
+            <w:tcW w:w="2437" w:type="dxa"/>
+            <w:tcBorders>
+              <w:top w:val="single" w:sz="4" w:space="0" w:color="000000"/>
+              <w:left w:val="single" w:sz="4" w:space="0" w:color="000000"/>
+              <w:bottom w:val="single" w:sz="4" w:space="0" w:color="000000"/>
+              <w:right w:val="single" w:sz="4" w:space="0" w:color="000000"/>
+            </w:tcBorders>
+          </w:tcPr>
+          <w:p>
+            <w:pPr>
+              <w:pStyle w:val="Normal"/>
+              <w:widowControl w:val="false"/>
+              <w:rPr>
+                <w:sz w:val="22"/>
+                <w:szCs w:val="22"/>
+                <w:lang w:val="en-US"/>
+              </w:rPr>
+            </w:pPr>
             <w:r>
               <w:rPr>
                 <w:sz w:val="22"/>
@@ -5186,51 +4951,30 @@
               </w:rPr>
               <w:t>y</w:t>
             </w:r>
-            <w:proofErr w:type="spellEnd"/>
-            <w:proofErr w:type="gramEnd"/>
-            <w:r>
-              <w:rPr>
-                <w:sz w:val="22"/>
-                <w:szCs w:val="22"/>
-                <w:lang w:val="en-US"/>
-              </w:rPr>
-              <w:t xml:space="preserve"> (</w:t>
-            </w:r>
-            <w:proofErr w:type="spellStart"/>
-            <w:proofErr w:type="gramStart"/>
-            <w:r>
-              <w:rPr>
-                <w:sz w:val="22"/>
-                <w:szCs w:val="22"/>
-                <w:lang w:val="en-US"/>
-              </w:rPr>
-              <w:t>hex:hex</w:t>
-            </w:r>
-            <w:proofErr w:type="spellEnd"/>
-            <w:proofErr w:type="gramEnd"/>
-            <w:r>
-              <w:rPr>
-                <w:sz w:val="22"/>
-                <w:szCs w:val="22"/>
-                <w:lang w:val="en-US"/>
-              </w:rPr>
-              <w:t>)</w:t>
-            </w:r>
-          </w:p>
-        </w:tc>
-        <w:tc>
-          <w:tcPr>
-            <w:tcW w:w="2269" w:type="dxa"/>
-            <w:tcBorders>
-              <w:top w:val="single" w:sz="4" w:space="0" w:color="000000"/>
-              <w:left w:val="single" w:sz="4" w:space="0" w:color="000000"/>
-              <w:bottom w:val="single" w:sz="4" w:space="0" w:color="000000"/>
-              <w:right w:val="single" w:sz="4" w:space="0" w:color="000000"/>
-            </w:tcBorders>
-          </w:tcPr>
-          <w:p>
-            <w:pPr>
-              <w:widowControl w:val="0"/>
+            <w:r>
+              <w:rPr>
+                <w:sz w:val="22"/>
+                <w:szCs w:val="22"/>
+                <w:lang w:val="en-US"/>
+              </w:rPr>
+              <w:t xml:space="preserve"> (hex:hex)</w:t>
+            </w:r>
+          </w:p>
+        </w:tc>
+        <w:tc>
+          <w:tcPr>
+            <w:tcW w:w="2270" w:type="dxa"/>
+            <w:tcBorders>
+              <w:top w:val="single" w:sz="4" w:space="0" w:color="000000"/>
+              <w:left w:val="single" w:sz="4" w:space="0" w:color="000000"/>
+              <w:bottom w:val="single" w:sz="4" w:space="0" w:color="000000"/>
+              <w:right w:val="single" w:sz="4" w:space="0" w:color="000000"/>
+            </w:tcBorders>
+          </w:tcPr>
+          <w:p>
+            <w:pPr>
+              <w:pStyle w:val="Normal"/>
+              <w:widowControl w:val="false"/>
               <w:rPr>
                 <w:sz w:val="22"/>
                 <w:szCs w:val="22"/>
@@ -5259,87 +5003,49 @@
           </w:tcPr>
           <w:p>
             <w:pPr>
-              <w:widowControl w:val="0"/>
-              <w:rPr>
-                <w:sz w:val="22"/>
-                <w:szCs w:val="22"/>
-                <w:lang w:val="en-US"/>
-              </w:rPr>
-            </w:pPr>
-            <w:r>
-              <w:rPr>
-                <w:sz w:val="22"/>
-                <w:szCs w:val="22"/>
-                <w:lang w:val="en-US"/>
-              </w:rPr>
-              <w:t>Check Flash page (</w:t>
-            </w:r>
-            <w:proofErr w:type="spellStart"/>
-            <w:proofErr w:type="gramStart"/>
-            <w:r>
-              <w:rPr>
-                <w:sz w:val="22"/>
-                <w:szCs w:val="22"/>
-                <w:lang w:val="en-US"/>
-              </w:rPr>
-              <w:t>BLCxx:yyyy</w:t>
-            </w:r>
-            <w:proofErr w:type="spellEnd"/>
-            <w:proofErr w:type="gramEnd"/>
-            <w:r>
-              <w:rPr>
-                <w:sz w:val="22"/>
-                <w:szCs w:val="22"/>
-                <w:lang w:val="en-US"/>
-              </w:rPr>
-              <w:t xml:space="preserve">, xx - page number as HEX, </w:t>
-            </w:r>
-            <w:proofErr w:type="spellStart"/>
-            <w:r>
-              <w:rPr>
-                <w:sz w:val="22"/>
-                <w:szCs w:val="22"/>
-                <w:lang w:val="en-US"/>
-              </w:rPr>
-              <w:t>yyyy</w:t>
-            </w:r>
-            <w:proofErr w:type="spellEnd"/>
-            <w:r>
-              <w:rPr>
-                <w:sz w:val="22"/>
-                <w:szCs w:val="22"/>
-                <w:lang w:val="en-US"/>
-              </w:rPr>
-              <w:t xml:space="preserve"> - CRC16 as HEX)</w:t>
+              <w:pStyle w:val="Normal"/>
+              <w:widowControl w:val="false"/>
+              <w:rPr>
+                <w:sz w:val="22"/>
+                <w:szCs w:val="22"/>
+                <w:lang w:val="en-US"/>
+              </w:rPr>
+            </w:pPr>
+            <w:r>
+              <w:rPr>
+                <w:sz w:val="22"/>
+                <w:szCs w:val="22"/>
+                <w:lang w:val="en-US"/>
+              </w:rPr>
+              <w:t>Check Flash page (BLCxx:yyyy, xx - page number as HEX, yyyy - CRC16 as HEX)</w:t>
             </w:r>
           </w:p>
         </w:tc>
       </w:tr>
       <w:tr>
         <w:trPr>
-          <w:trHeight w:val="240"/>
+          <w:trHeight w:val="240" w:hRule="atLeast"/>
         </w:trPr>
         <w:tc>
           <w:tcPr>
-            <w:tcW w:w="2438" w:type="dxa"/>
-            <w:tcBorders>
-              <w:top w:val="single" w:sz="4" w:space="0" w:color="000000"/>
-              <w:left w:val="single" w:sz="4" w:space="0" w:color="000000"/>
-              <w:bottom w:val="single" w:sz="4" w:space="0" w:color="000000"/>
-              <w:right w:val="single" w:sz="4" w:space="0" w:color="000000"/>
-            </w:tcBorders>
-          </w:tcPr>
-          <w:p>
-            <w:pPr>
-              <w:widowControl w:val="0"/>
-              <w:rPr>
-                <w:sz w:val="22"/>
-                <w:szCs w:val="22"/>
-                <w:lang w:val="en-US"/>
-              </w:rPr>
-            </w:pPr>
-            <w:proofErr w:type="spellStart"/>
-            <w:proofErr w:type="gramStart"/>
+            <w:tcW w:w="2437" w:type="dxa"/>
+            <w:tcBorders>
+              <w:top w:val="single" w:sz="4" w:space="0" w:color="000000"/>
+              <w:left w:val="single" w:sz="4" w:space="0" w:color="000000"/>
+              <w:bottom w:val="single" w:sz="4" w:space="0" w:color="000000"/>
+              <w:right w:val="single" w:sz="4" w:space="0" w:color="000000"/>
+            </w:tcBorders>
+          </w:tcPr>
+          <w:p>
+            <w:pPr>
+              <w:pStyle w:val="Normal"/>
+              <w:widowControl w:val="false"/>
+              <w:rPr>
+                <w:sz w:val="22"/>
+                <w:szCs w:val="22"/>
+                <w:lang w:val="en-US"/>
+              </w:rPr>
+            </w:pPr>
             <w:r>
               <w:rPr>
                 <w:sz w:val="22"/>
@@ -5374,51 +5080,30 @@
               </w:rPr>
               <w:t>yy</w:t>
             </w:r>
-            <w:proofErr w:type="spellEnd"/>
-            <w:proofErr w:type="gramEnd"/>
-            <w:r>
-              <w:rPr>
-                <w:sz w:val="22"/>
-                <w:szCs w:val="22"/>
-                <w:lang w:val="en-US"/>
-              </w:rPr>
-              <w:t xml:space="preserve"> (</w:t>
-            </w:r>
-            <w:proofErr w:type="spellStart"/>
-            <w:proofErr w:type="gramStart"/>
-            <w:r>
-              <w:rPr>
-                <w:sz w:val="22"/>
-                <w:szCs w:val="22"/>
-                <w:lang w:val="en-US"/>
-              </w:rPr>
-              <w:t>hex:hex</w:t>
-            </w:r>
-            <w:proofErr w:type="spellEnd"/>
-            <w:proofErr w:type="gramEnd"/>
-            <w:r>
-              <w:rPr>
-                <w:sz w:val="22"/>
-                <w:szCs w:val="22"/>
-                <w:lang w:val="en-US"/>
-              </w:rPr>
-              <w:t>)</w:t>
-            </w:r>
-          </w:p>
-        </w:tc>
-        <w:tc>
-          <w:tcPr>
-            <w:tcW w:w="2269" w:type="dxa"/>
-            <w:tcBorders>
-              <w:top w:val="single" w:sz="4" w:space="0" w:color="000000"/>
-              <w:left w:val="single" w:sz="4" w:space="0" w:color="000000"/>
-              <w:bottom w:val="single" w:sz="4" w:space="0" w:color="000000"/>
-              <w:right w:val="single" w:sz="4" w:space="0" w:color="000000"/>
-            </w:tcBorders>
-          </w:tcPr>
-          <w:p>
-            <w:pPr>
-              <w:widowControl w:val="0"/>
+            <w:r>
+              <w:rPr>
+                <w:sz w:val="22"/>
+                <w:szCs w:val="22"/>
+                <w:lang w:val="en-US"/>
+              </w:rPr>
+              <w:t xml:space="preserve"> (hex:hex)</w:t>
+            </w:r>
+          </w:p>
+        </w:tc>
+        <w:tc>
+          <w:tcPr>
+            <w:tcW w:w="2270" w:type="dxa"/>
+            <w:tcBorders>
+              <w:top w:val="single" w:sz="4" w:space="0" w:color="000000"/>
+              <w:left w:val="single" w:sz="4" w:space="0" w:color="000000"/>
+              <w:bottom w:val="single" w:sz="4" w:space="0" w:color="000000"/>
+              <w:right w:val="single" w:sz="4" w:space="0" w:color="000000"/>
+            </w:tcBorders>
+          </w:tcPr>
+          <w:p>
+            <w:pPr>
+              <w:pStyle w:val="Normal"/>
+              <w:widowControl w:val="false"/>
               <w:rPr>
                 <w:sz w:val="22"/>
                 <w:szCs w:val="22"/>
@@ -5447,76 +5132,21 @@
           </w:tcPr>
           <w:p>
             <w:pPr>
-              <w:widowControl w:val="0"/>
-              <w:rPr>
-                <w:sz w:val="22"/>
-                <w:szCs w:val="22"/>
-                <w:lang w:val="en-US"/>
-              </w:rPr>
-            </w:pPr>
-            <w:r>
-              <w:rPr>
-                <w:sz w:val="22"/>
-                <w:szCs w:val="22"/>
-                <w:lang w:val="en-US"/>
-              </w:rPr>
-              <w:t>Write byte value to EEPROM (</w:t>
-            </w:r>
-            <w:proofErr w:type="spellStart"/>
-            <w:proofErr w:type="gramStart"/>
-            <w:r>
-              <w:rPr>
-                <w:sz w:val="22"/>
-                <w:szCs w:val="22"/>
-                <w:lang w:val="en-US"/>
-              </w:rPr>
-              <w:t>BLExxxx:yy</w:t>
-            </w:r>
-            <w:proofErr w:type="spellEnd"/>
-            <w:proofErr w:type="gramEnd"/>
-            <w:r>
-              <w:rPr>
-                <w:sz w:val="22"/>
-                <w:szCs w:val="22"/>
-                <w:lang w:val="en-US"/>
-              </w:rPr>
-              <w:t xml:space="preserve">, </w:t>
-            </w:r>
-            <w:proofErr w:type="spellStart"/>
-            <w:r>
-              <w:rPr>
-                <w:sz w:val="22"/>
-                <w:szCs w:val="22"/>
-                <w:lang w:val="en-US"/>
-              </w:rPr>
-              <w:t>xxxx</w:t>
-            </w:r>
-            <w:proofErr w:type="spellEnd"/>
-            <w:r>
-              <w:rPr>
-                <w:sz w:val="22"/>
-                <w:szCs w:val="22"/>
-                <w:lang w:val="en-US"/>
-              </w:rPr>
-              <w:t xml:space="preserve"> - address as HEX, </w:t>
-            </w:r>
-            <w:proofErr w:type="spellStart"/>
-            <w:r>
-              <w:rPr>
-                <w:sz w:val="22"/>
-                <w:szCs w:val="22"/>
-                <w:lang w:val="en-US"/>
-              </w:rPr>
-              <w:t>yy</w:t>
-            </w:r>
-            <w:proofErr w:type="spellEnd"/>
-            <w:r>
-              <w:rPr>
-                <w:sz w:val="22"/>
-                <w:szCs w:val="22"/>
-                <w:lang w:val="en-US"/>
-              </w:rPr>
-              <w:t xml:space="preserve"> - value as HEX)</w:t>
+              <w:pStyle w:val="Normal"/>
+              <w:widowControl w:val="false"/>
+              <w:rPr>
+                <w:sz w:val="22"/>
+                <w:szCs w:val="22"/>
+                <w:lang w:val="en-US"/>
+              </w:rPr>
+            </w:pPr>
+            <w:r>
+              <w:rPr>
+                <w:sz w:val="22"/>
+                <w:szCs w:val="22"/>
+                <w:lang w:val="en-US"/>
+              </w:rPr>
+              <w:t>Write byte value to EEPROM (BLExxxx:yy, xxxx - address as HEX, yy - value as HEX)</w:t>
             </w:r>
           </w:p>
         </w:tc>
@@ -5524,6 +5154,7 @@
     </w:tbl>
     <w:p>
       <w:pPr>
+        <w:pStyle w:val="Normal"/>
         <w:rPr>
           <w:b/>
           <w:bCs/>
@@ -5532,9 +5163,19 @@
           <w:lang w:val="en-US"/>
         </w:rPr>
       </w:pPr>
+      <w:r>
+        <w:rPr>
+          <w:b/>
+          <w:bCs/>
+          <w:sz w:val="28"/>
+          <w:szCs w:val="28"/>
+          <w:lang w:val="en-US"/>
+        </w:rPr>
+      </w:r>
     </w:p>
     <w:p>
       <w:pPr>
+        <w:pStyle w:val="Normal"/>
         <w:jc w:val="both"/>
         <w:rPr>
           <w:bCs/>
@@ -5551,6 +5192,7 @@
     </w:p>
     <w:p>
       <w:pPr>
+        <w:pStyle w:val="Normal"/>
         <w:rPr>
           <w:b/>
           <w:bCs/>
@@ -5559,10 +5201,20 @@
           <w:lang w:val="en-US"/>
         </w:rPr>
       </w:pPr>
+      <w:r>
+        <w:rPr>
+          <w:b/>
+          <w:bCs/>
+          <w:sz w:val="28"/>
+          <w:szCs w:val="28"/>
+          <w:lang w:val="en-US"/>
+        </w:rPr>
+      </w:r>
     </w:p>
     <w:p>
       <w:pPr>
-        <w:spacing w:after="120"/>
+        <w:pStyle w:val="Normal"/>
+        <w:spacing w:before="0" w:after="120"/>
         <w:rPr>
           <w:b/>
           <w:bCs/>
@@ -5584,6 +5236,7 @@
     </w:p>
     <w:p>
       <w:pPr>
+        <w:pStyle w:val="Normal"/>
         <w:rPr>
           <w:bCs/>
           <w:lang w:val="en-US"/>
@@ -5607,6 +5260,7 @@
     </w:p>
     <w:p>
       <w:pPr>
+        <w:pStyle w:val="Normal"/>
         <w:rPr>
           <w:bCs/>
           <w:lang w:val="en-US"/>
@@ -5630,6 +5284,7 @@
     </w:p>
     <w:p>
       <w:pPr>
+        <w:pStyle w:val="Normal"/>
         <w:rPr>
           <w:bCs/>
           <w:lang w:val="en-US"/>
@@ -5653,6 +5308,7 @@
     </w:p>
     <w:p>
       <w:pPr>
+        <w:pStyle w:val="Normal"/>
         <w:rPr>
           <w:bCs/>
           <w:lang w:val="en-US"/>
@@ -5676,6 +5332,7 @@
     </w:p>
     <w:p>
       <w:pPr>
+        <w:pStyle w:val="Normal"/>
         <w:rPr>
           <w:bCs/>
           <w:lang w:val="en-US"/>
@@ -5698,14 +5355,22 @@
     </w:p>
     <w:p>
       <w:pPr>
+        <w:pStyle w:val="Normal"/>
         <w:rPr>
           <w:bCs/>
           <w:lang w:val="en-US"/>
         </w:rPr>
       </w:pPr>
+      <w:r>
+        <w:rPr>
+          <w:bCs/>
+          <w:lang w:val="en-US"/>
+        </w:rPr>
+      </w:r>
     </w:p>
     <w:p>
       <w:pPr>
+        <w:pStyle w:val="Normal"/>
         <w:rPr>
           <w:b/>
           <w:sz w:val="28"/>
@@ -5727,21 +5392,35 @@
       <w:tblPr>
         <w:tblStyle w:val="Tabellenraster"/>
         <w:tblW w:w="9054" w:type="dxa"/>
+        <w:jc w:val="left"/>
+        <w:tblInd w:w="0" w:type="dxa"/>
         <w:tblLayout w:type="fixed"/>
-        <w:tblLook w:val="04A0" w:firstRow="1" w:lastRow="0" w:firstColumn="1" w:lastColumn="0" w:noHBand="0" w:noVBand="1"/>
+        <w:tblCellMar>
+          <w:top w:w="0" w:type="dxa"/>
+          <w:left w:w="108" w:type="dxa"/>
+          <w:bottom w:w="0" w:type="dxa"/>
+          <w:right w:w="108" w:type="dxa"/>
+        </w:tblCellMar>
+        <w:tblLook w:firstRow="1" w:noVBand="1" w:lastRow="0" w:firstColumn="1" w:lastColumn="0" w:noHBand="0" w:val="04a0"/>
       </w:tblPr>
       <w:tblGrid>
         <w:gridCol w:w="1980"/>
-        <w:gridCol w:w="7074"/>
+        <w:gridCol w:w="7073"/>
       </w:tblGrid>
       <w:tr>
+        <w:trPr/>
         <w:tc>
           <w:tcPr>
             <w:tcW w:w="1980" w:type="dxa"/>
-            <w:shd w:val="clear" w:color="auto" w:fill="D9D9D9" w:themeFill="background1" w:themeFillShade="D9"/>
-          </w:tcPr>
-          <w:p>
-            <w:pPr>
+            <w:tcBorders/>
+            <w:shd w:color="auto" w:fill="D9D9D9" w:themeFill="background1" w:themeFillShade="d9" w:val="clear"/>
+          </w:tcPr>
+          <w:p>
+            <w:pPr>
+              <w:pStyle w:val="Normal"/>
+              <w:widowControl/>
+              <w:suppressAutoHyphens w:val="true"/>
+              <w:spacing w:before="0" w:after="0"/>
               <w:jc w:val="center"/>
               <w:rPr>
                 <w:b/>
@@ -5751,7 +5430,10 @@
             <w:r>
               <w:rPr>
                 <w:b/>
-                <w:lang w:val="en-US"/>
+                <w:kern w:val="0"/>
+                <w:sz w:val="24"/>
+                <w:szCs w:val="24"/>
+                <w:lang w:val="en-US" w:eastAsia="de-DE" w:bidi="ar-SA"/>
               </w:rPr>
               <w:t>Bit</w:t>
             </w:r>
@@ -5760,10 +5442,15 @@
         <w:tc>
           <w:tcPr>
             <w:tcW w:w="7073" w:type="dxa"/>
-            <w:shd w:val="clear" w:color="auto" w:fill="D9D9D9" w:themeFill="background1" w:themeFillShade="D9"/>
-          </w:tcPr>
-          <w:p>
-            <w:pPr>
+            <w:tcBorders/>
+            <w:shd w:color="auto" w:fill="D9D9D9" w:themeFill="background1" w:themeFillShade="d9" w:val="clear"/>
+          </w:tcPr>
+          <w:p>
+            <w:pPr>
+              <w:pStyle w:val="Normal"/>
+              <w:widowControl/>
+              <w:suppressAutoHyphens w:val="true"/>
+              <w:spacing w:before="0" w:after="0"/>
               <w:jc w:val="center"/>
               <w:rPr>
                 <w:b/>
@@ -5773,7 +5460,10 @@
             <w:r>
               <w:rPr>
                 <w:b/>
-                <w:lang w:val="en-US"/>
+                <w:kern w:val="0"/>
+                <w:sz w:val="24"/>
+                <w:szCs w:val="24"/>
+                <w:lang w:val="en-US" w:eastAsia="de-DE" w:bidi="ar-SA"/>
               </w:rPr>
               <w:t>Description</w:t>
             </w:r>
@@ -5781,12 +5471,18 @@
         </w:tc>
       </w:tr>
       <w:tr>
+        <w:trPr/>
         <w:tc>
           <w:tcPr>
             <w:tcW w:w="1980" w:type="dxa"/>
-          </w:tcPr>
-          <w:p>
-            <w:pPr>
+            <w:tcBorders/>
+          </w:tcPr>
+          <w:p>
+            <w:pPr>
+              <w:pStyle w:val="Normal"/>
+              <w:widowControl/>
+              <w:suppressAutoHyphens w:val="true"/>
+              <w:spacing w:before="0" w:after="0"/>
               <w:jc w:val="center"/>
               <w:rPr>
                 <w:bCs/>
@@ -5796,7 +5492,10 @@
             <w:r>
               <w:rPr>
                 <w:bCs/>
-                <w:lang w:val="en-US"/>
+                <w:kern w:val="0"/>
+                <w:sz w:val="24"/>
+                <w:szCs w:val="24"/>
+                <w:lang w:val="en-US" w:eastAsia="de-DE" w:bidi="ar-SA"/>
               </w:rPr>
               <w:t>0</w:t>
             </w:r>
@@ -5805,9 +5504,15 @@
         <w:tc>
           <w:tcPr>
             <w:tcW w:w="7073" w:type="dxa"/>
-          </w:tcPr>
-          <w:p>
-            <w:pPr>
+            <w:tcBorders/>
+          </w:tcPr>
+          <w:p>
+            <w:pPr>
+              <w:pStyle w:val="Normal"/>
+              <w:widowControl/>
+              <w:suppressAutoHyphens w:val="true"/>
+              <w:spacing w:before="0" w:after="0"/>
+              <w:jc w:val="left"/>
               <w:rPr>
                 <w:bCs/>
                 <w:lang w:val="en-US"/>
@@ -5816,7 +5521,10 @@
             <w:r>
               <w:rPr>
                 <w:bCs/>
-                <w:lang w:val="en-US"/>
+                <w:kern w:val="0"/>
+                <w:sz w:val="24"/>
+                <w:szCs w:val="24"/>
+                <w:lang w:val="en-US" w:eastAsia="de-DE" w:bidi="ar-SA"/>
               </w:rPr>
               <w:t>Overcurrent detected</w:t>
             </w:r>
@@ -5824,12 +5532,18 @@
         </w:tc>
       </w:tr>
       <w:tr>
+        <w:trPr/>
         <w:tc>
           <w:tcPr>
             <w:tcW w:w="1980" w:type="dxa"/>
-          </w:tcPr>
-          <w:p>
-            <w:pPr>
+            <w:tcBorders/>
+          </w:tcPr>
+          <w:p>
+            <w:pPr>
+              <w:pStyle w:val="Normal"/>
+              <w:widowControl/>
+              <w:suppressAutoHyphens w:val="true"/>
+              <w:spacing w:before="0" w:after="0"/>
               <w:jc w:val="center"/>
               <w:rPr>
                 <w:bCs/>
@@ -5839,7 +5553,10 @@
             <w:r>
               <w:rPr>
                 <w:bCs/>
-                <w:lang w:val="en-US"/>
+                <w:kern w:val="0"/>
+                <w:sz w:val="24"/>
+                <w:szCs w:val="24"/>
+                <w:lang w:val="en-US" w:eastAsia="de-DE" w:bidi="ar-SA"/>
               </w:rPr>
               <w:t>…</w:t>
             </w:r>
@@ -5848,20 +5565,36 @@
         <w:tc>
           <w:tcPr>
             <w:tcW w:w="7073" w:type="dxa"/>
-          </w:tcPr>
-          <w:p>
-            <w:pPr>
+            <w:tcBorders/>
+          </w:tcPr>
+          <w:p>
+            <w:pPr>
+              <w:pStyle w:val="Normal"/>
+              <w:widowControl/>
+              <w:suppressAutoHyphens w:val="true"/>
+              <w:spacing w:before="0" w:after="0"/>
+              <w:jc w:val="left"/>
               <w:rPr>
                 <w:bCs/>
                 <w:lang w:val="en-US"/>
               </w:rPr>
             </w:pPr>
+            <w:r>
+              <w:rPr>
+                <w:bCs/>
+                <w:kern w:val="0"/>
+                <w:sz w:val="24"/>
+                <w:szCs w:val="24"/>
+                <w:lang w:val="en-US" w:eastAsia="de-DE" w:bidi="ar-SA"/>
+              </w:rPr>
+            </w:r>
           </w:p>
         </w:tc>
       </w:tr>
     </w:tbl>
     <w:p>
       <w:pPr>
+        <w:pStyle w:val="Normal"/>
         <w:rPr>
           <w:b/>
           <w:sz w:val="28"/>
@@ -5869,9 +5602,18 @@
           <w:lang w:val="en-US"/>
         </w:rPr>
       </w:pPr>
+      <w:r>
+        <w:rPr>
+          <w:b/>
+          <w:sz w:val="28"/>
+          <w:szCs w:val="28"/>
+          <w:lang w:val="en-US"/>
+        </w:rPr>
+      </w:r>
     </w:p>
     <w:p>
       <w:pPr>
+        <w:pStyle w:val="Normal"/>
         <w:rPr>
           <w:b/>
           <w:sz w:val="28"/>
@@ -5884,248 +5626,346 @@
           <w:sz w:val="28"/>
           <w:szCs w:val="28"/>
         </w:rPr>
-        <w:t xml:space="preserve">Interface Type (SI </w:t>
+        <w:t>Interface Type (SI command)</w:t>
       </w:r>
-      <w:proofErr w:type="spellStart"/>
+    </w:p>
+    <w:tbl>
+      <w:tblPr>
+        <w:tblStyle w:val="Tabellenraster"/>
+        <w:tblW w:w="9054" w:type="dxa"/>
+        <w:jc w:val="left"/>
+        <w:tblInd w:w="0" w:type="dxa"/>
+        <w:tblLayout w:type="fixed"/>
+        <w:tblCellMar>
+          <w:top w:w="0" w:type="dxa"/>
+          <w:left w:w="108" w:type="dxa"/>
+          <w:bottom w:w="0" w:type="dxa"/>
+          <w:right w:w="108" w:type="dxa"/>
+        </w:tblCellMar>
+        <w:tblLook w:firstRow="1" w:noVBand="1" w:lastRow="0" w:firstColumn="1" w:lastColumn="0" w:noHBand="0" w:val="04a0"/>
+      </w:tblPr>
+      <w:tblGrid>
+        <w:gridCol w:w="1980"/>
+        <w:gridCol w:w="7073"/>
+      </w:tblGrid>
+      <w:tr>
+        <w:trPr/>
+        <w:tc>
+          <w:tcPr>
+            <w:tcW w:w="1980" w:type="dxa"/>
+            <w:tcBorders/>
+            <w:shd w:color="auto" w:fill="D9D9D9" w:themeFill="background1" w:themeFillShade="d9" w:val="clear"/>
+          </w:tcPr>
+          <w:p>
+            <w:pPr>
+              <w:pStyle w:val="Normal"/>
+              <w:widowControl/>
+              <w:suppressAutoHyphens w:val="true"/>
+              <w:spacing w:before="0" w:after="0"/>
+              <w:jc w:val="center"/>
+              <w:rPr>
+                <w:b/>
+              </w:rPr>
+            </w:pPr>
+            <w:r>
+              <w:rPr>
+                <w:b/>
+                <w:kern w:val="0"/>
+                <w:sz w:val="24"/>
+                <w:szCs w:val="24"/>
+                <w:lang w:val="de-DE" w:eastAsia="de-DE" w:bidi="ar-SA"/>
+              </w:rPr>
+              <w:t>Interface ID</w:t>
+            </w:r>
+          </w:p>
+        </w:tc>
+        <w:tc>
+          <w:tcPr>
+            <w:tcW w:w="7073" w:type="dxa"/>
+            <w:tcBorders/>
+            <w:shd w:color="auto" w:fill="D9D9D9" w:themeFill="background1" w:themeFillShade="d9" w:val="clear"/>
+          </w:tcPr>
+          <w:p>
+            <w:pPr>
+              <w:pStyle w:val="Normal"/>
+              <w:widowControl/>
+              <w:suppressAutoHyphens w:val="true"/>
+              <w:spacing w:before="0" w:after="0"/>
+              <w:jc w:val="center"/>
+              <w:rPr>
+                <w:b/>
+              </w:rPr>
+            </w:pPr>
+            <w:r>
+              <w:rPr>
+                <w:b/>
+                <w:kern w:val="0"/>
+                <w:sz w:val="24"/>
+                <w:szCs w:val="24"/>
+                <w:lang w:val="de-DE" w:eastAsia="de-DE" w:bidi="ar-SA"/>
+              </w:rPr>
+              <w:t>Description</w:t>
+            </w:r>
+          </w:p>
+        </w:tc>
+      </w:tr>
+      <w:tr>
+        <w:trPr/>
+        <w:tc>
+          <w:tcPr>
+            <w:tcW w:w="1980" w:type="dxa"/>
+            <w:tcBorders/>
+          </w:tcPr>
+          <w:p>
+            <w:pPr>
+              <w:pStyle w:val="Normal"/>
+              <w:widowControl/>
+              <w:suppressAutoHyphens w:val="true"/>
+              <w:spacing w:before="0" w:after="0"/>
+              <w:jc w:val="center"/>
+              <w:rPr>
+                <w:bCs/>
+              </w:rPr>
+            </w:pPr>
+            <w:r>
+              <w:rPr>
+                <w:bCs/>
+                <w:kern w:val="0"/>
+                <w:sz w:val="24"/>
+                <w:szCs w:val="24"/>
+                <w:lang w:val="de-DE" w:eastAsia="de-DE" w:bidi="ar-SA"/>
+              </w:rPr>
+              <w:t>0</w:t>
+            </w:r>
+          </w:p>
+        </w:tc>
+        <w:tc>
+          <w:tcPr>
+            <w:tcW w:w="7073" w:type="dxa"/>
+            <w:tcBorders/>
+          </w:tcPr>
+          <w:p>
+            <w:pPr>
+              <w:pStyle w:val="Normal"/>
+              <w:widowControl/>
+              <w:suppressAutoHyphens w:val="true"/>
+              <w:spacing w:before="0" w:after="0"/>
+              <w:jc w:val="left"/>
+              <w:rPr>
+                <w:bCs/>
+              </w:rPr>
+            </w:pPr>
+            <w:r>
+              <w:rPr>
+                <w:bCs/>
+                <w:kern w:val="0"/>
+                <w:sz w:val="24"/>
+                <w:szCs w:val="24"/>
+                <w:lang w:val="de-DE" w:eastAsia="de-DE" w:bidi="ar-SA"/>
+              </w:rPr>
+              <w:t>OFF (disabled)</w:t>
+            </w:r>
+          </w:p>
+        </w:tc>
+      </w:tr>
+      <w:tr>
+        <w:trPr/>
+        <w:tc>
+          <w:tcPr>
+            <w:tcW w:w="1980" w:type="dxa"/>
+            <w:tcBorders/>
+          </w:tcPr>
+          <w:p>
+            <w:pPr>
+              <w:pStyle w:val="Normal"/>
+              <w:widowControl/>
+              <w:suppressAutoHyphens w:val="true"/>
+              <w:spacing w:before="0" w:after="0"/>
+              <w:jc w:val="center"/>
+              <w:rPr>
+                <w:bCs/>
+              </w:rPr>
+            </w:pPr>
+            <w:r>
+              <w:rPr>
+                <w:bCs/>
+                <w:kern w:val="0"/>
+                <w:sz w:val="24"/>
+                <w:szCs w:val="24"/>
+                <w:lang w:val="de-DE" w:eastAsia="de-DE" w:bidi="ar-SA"/>
+              </w:rPr>
+              <w:t>1</w:t>
+            </w:r>
+          </w:p>
+        </w:tc>
+        <w:tc>
+          <w:tcPr>
+            <w:tcW w:w="7073" w:type="dxa"/>
+            <w:tcBorders/>
+          </w:tcPr>
+          <w:p>
+            <w:pPr>
+              <w:pStyle w:val="Normal"/>
+              <w:widowControl/>
+              <w:suppressAutoHyphens w:val="true"/>
+              <w:spacing w:before="0" w:after="0"/>
+              <w:jc w:val="left"/>
+              <w:rPr>
+                <w:bCs/>
+              </w:rPr>
+            </w:pPr>
+            <w:r>
+              <w:rPr>
+                <w:bCs/>
+                <w:kern w:val="0"/>
+                <w:sz w:val="24"/>
+                <w:szCs w:val="24"/>
+                <w:lang w:val="de-DE" w:eastAsia="de-DE" w:bidi="ar-SA"/>
+              </w:rPr>
+              <w:t>PWM</w:t>
+            </w:r>
+          </w:p>
+        </w:tc>
+      </w:tr>
+      <w:tr>
+        <w:trPr/>
+        <w:tc>
+          <w:tcPr>
+            <w:tcW w:w="1980" w:type="dxa"/>
+            <w:tcBorders/>
+          </w:tcPr>
+          <w:p>
+            <w:pPr>
+              <w:pStyle w:val="Normal"/>
+              <w:widowControl/>
+              <w:suppressAutoHyphens w:val="true"/>
+              <w:spacing w:before="0" w:after="0"/>
+              <w:jc w:val="center"/>
+              <w:rPr>
+                <w:bCs/>
+              </w:rPr>
+            </w:pPr>
+            <w:r>
+              <w:rPr>
+                <w:bCs/>
+                <w:kern w:val="0"/>
+                <w:sz w:val="24"/>
+                <w:szCs w:val="24"/>
+                <w:lang w:val="de-DE" w:eastAsia="de-DE" w:bidi="ar-SA"/>
+              </w:rPr>
+              <w:t>2</w:t>
+            </w:r>
+          </w:p>
+        </w:tc>
+        <w:tc>
+          <w:tcPr>
+            <w:tcW w:w="7073" w:type="dxa"/>
+            <w:tcBorders/>
+          </w:tcPr>
+          <w:p>
+            <w:pPr>
+              <w:pStyle w:val="Normal"/>
+              <w:widowControl/>
+              <w:suppressAutoHyphens w:val="true"/>
+              <w:spacing w:before="0" w:after="0"/>
+              <w:jc w:val="left"/>
+              <w:rPr>
+                <w:bCs/>
+              </w:rPr>
+            </w:pPr>
+            <w:r>
+              <w:rPr>
+                <w:bCs/>
+                <w:kern w:val="0"/>
+                <w:sz w:val="24"/>
+                <w:szCs w:val="24"/>
+                <w:lang w:val="de-DE" w:eastAsia="de-DE" w:bidi="ar-SA"/>
+              </w:rPr>
+              <w:t>RS485</w:t>
+            </w:r>
+          </w:p>
+        </w:tc>
+      </w:tr>
+      <w:tr>
+        <w:trPr/>
+        <w:tc>
+          <w:tcPr>
+            <w:tcW w:w="1980" w:type="dxa"/>
+            <w:tcBorders/>
+          </w:tcPr>
+          <w:p>
+            <w:pPr>
+              <w:pStyle w:val="Normal"/>
+              <w:widowControl/>
+              <w:suppressAutoHyphens w:val="true"/>
+              <w:spacing w:before="0" w:after="0"/>
+              <w:jc w:val="center"/>
+              <w:rPr>
+                <w:bCs/>
+              </w:rPr>
+            </w:pPr>
+            <w:r>
+              <w:rPr>
+                <w:bCs/>
+                <w:kern w:val="0"/>
+                <w:sz w:val="24"/>
+                <w:szCs w:val="24"/>
+                <w:lang w:val="de-DE" w:eastAsia="de-DE" w:bidi="ar-SA"/>
+              </w:rPr>
+              <w:t>3</w:t>
+            </w:r>
+          </w:p>
+        </w:tc>
+        <w:tc>
+          <w:tcPr>
+            <w:tcW w:w="7073" w:type="dxa"/>
+            <w:tcBorders/>
+          </w:tcPr>
+          <w:p>
+            <w:pPr>
+              <w:pStyle w:val="Normal"/>
+              <w:widowControl/>
+              <w:suppressAutoHyphens w:val="true"/>
+              <w:spacing w:before="0" w:after="0"/>
+              <w:jc w:val="left"/>
+              <w:rPr>
+                <w:bCs/>
+              </w:rPr>
+            </w:pPr>
+            <w:r>
+              <w:rPr>
+                <w:bCs/>
+                <w:kern w:val="0"/>
+                <w:sz w:val="24"/>
+                <w:szCs w:val="24"/>
+                <w:lang w:val="de-DE" w:eastAsia="de-DE" w:bidi="ar-SA"/>
+              </w:rPr>
+              <w:t>CAN</w:t>
+            </w:r>
+          </w:p>
+        </w:tc>
+      </w:tr>
+    </w:tbl>
+    <w:p>
+      <w:pPr>
+        <w:pStyle w:val="Normal"/>
+        <w:rPr>
+          <w:b/>
+          <w:sz w:val="28"/>
+          <w:szCs w:val="28"/>
+        </w:rPr>
+      </w:pPr>
       <w:r>
         <w:rPr>
           <w:b/>
           <w:sz w:val="28"/>
           <w:szCs w:val="28"/>
         </w:rPr>
-        <w:t>command</w:t>
       </w:r>
-      <w:proofErr w:type="spellEnd"/>
-      <w:r>
-        <w:rPr>
-          <w:b/>
-          <w:sz w:val="28"/>
-          <w:szCs w:val="28"/>
-        </w:rPr>
-        <w:t>)</w:t>
-      </w:r>
-    </w:p>
-    <w:tbl>
-      <w:tblPr>
-        <w:tblStyle w:val="Tabellenraster"/>
-        <w:tblW w:w="9054" w:type="dxa"/>
-        <w:tblLayout w:type="fixed"/>
-        <w:tblLook w:val="04A0" w:firstRow="1" w:lastRow="0" w:firstColumn="1" w:lastColumn="0" w:noHBand="0" w:noVBand="1"/>
-      </w:tblPr>
-      <w:tblGrid>
-        <w:gridCol w:w="1980"/>
-        <w:gridCol w:w="7074"/>
-      </w:tblGrid>
-      <w:tr>
-        <w:tc>
-          <w:tcPr>
-            <w:tcW w:w="1980" w:type="dxa"/>
-            <w:shd w:val="clear" w:color="auto" w:fill="D9D9D9" w:themeFill="background1" w:themeFillShade="D9"/>
-          </w:tcPr>
-          <w:p>
-            <w:pPr>
-              <w:jc w:val="center"/>
-              <w:rPr>
-                <w:b/>
-              </w:rPr>
-            </w:pPr>
-            <w:r>
-              <w:rPr>
-                <w:b/>
-              </w:rPr>
-              <w:t>Interface ID</w:t>
-            </w:r>
-          </w:p>
-        </w:tc>
-        <w:tc>
-          <w:tcPr>
-            <w:tcW w:w="7074" w:type="dxa"/>
-            <w:shd w:val="clear" w:color="auto" w:fill="D9D9D9" w:themeFill="background1" w:themeFillShade="D9"/>
-          </w:tcPr>
-          <w:p>
-            <w:pPr>
-              <w:jc w:val="center"/>
-              <w:rPr>
-                <w:b/>
-              </w:rPr>
-            </w:pPr>
-            <w:r>
-              <w:rPr>
-                <w:b/>
-              </w:rPr>
-              <w:t>Description</w:t>
-            </w:r>
-          </w:p>
-        </w:tc>
-      </w:tr>
-      <w:tr>
-        <w:tc>
-          <w:tcPr>
-            <w:tcW w:w="1980" w:type="dxa"/>
-          </w:tcPr>
-          <w:p>
-            <w:pPr>
-              <w:jc w:val="center"/>
-              <w:rPr>
-                <w:bCs/>
-              </w:rPr>
-            </w:pPr>
-            <w:r>
-              <w:rPr>
-                <w:bCs/>
-              </w:rPr>
-              <w:t>0</w:t>
-            </w:r>
-          </w:p>
-        </w:tc>
-        <w:tc>
-          <w:tcPr>
-            <w:tcW w:w="7074" w:type="dxa"/>
-          </w:tcPr>
-          <w:p>
-            <w:pPr>
-              <w:rPr>
-                <w:bCs/>
-              </w:rPr>
-            </w:pPr>
-            <w:r>
-              <w:rPr>
-                <w:bCs/>
-              </w:rPr>
-              <w:t>OFF (disabled)</w:t>
-            </w:r>
-          </w:p>
-        </w:tc>
-      </w:tr>
-      <w:tr>
-        <w:tc>
-          <w:tcPr>
-            <w:tcW w:w="1980" w:type="dxa"/>
-          </w:tcPr>
-          <w:p>
-            <w:pPr>
-              <w:jc w:val="center"/>
-              <w:rPr>
-                <w:bCs/>
-              </w:rPr>
-            </w:pPr>
-            <w:r>
-              <w:rPr>
-                <w:bCs/>
-              </w:rPr>
-              <w:t>1</w:t>
-            </w:r>
-          </w:p>
-        </w:tc>
-        <w:tc>
-          <w:tcPr>
-            <w:tcW w:w="7074" w:type="dxa"/>
-          </w:tcPr>
-          <w:p>
-            <w:pPr>
-              <w:rPr>
-                <w:bCs/>
-              </w:rPr>
-            </w:pPr>
-            <w:r>
-              <w:rPr>
-                <w:bCs/>
-              </w:rPr>
-              <w:t>PWM</w:t>
-            </w:r>
-          </w:p>
-        </w:tc>
-      </w:tr>
-      <w:tr>
-        <w:tc>
-          <w:tcPr>
-            <w:tcW w:w="1980" w:type="dxa"/>
-          </w:tcPr>
-          <w:p>
-            <w:pPr>
-              <w:jc w:val="center"/>
-              <w:rPr>
-                <w:bCs/>
-              </w:rPr>
-            </w:pPr>
-            <w:r>
-              <w:rPr>
-                <w:bCs/>
-              </w:rPr>
-              <w:t>2</w:t>
-            </w:r>
-          </w:p>
-        </w:tc>
-        <w:tc>
-          <w:tcPr>
-            <w:tcW w:w="7074" w:type="dxa"/>
-          </w:tcPr>
-          <w:p>
-            <w:pPr>
-              <w:rPr>
-                <w:bCs/>
-              </w:rPr>
-            </w:pPr>
-            <w:r>
-              <w:rPr>
-                <w:bCs/>
-              </w:rPr>
-              <w:t>RS485</w:t>
-            </w:r>
-          </w:p>
-        </w:tc>
-      </w:tr>
-      <w:tr>
-        <w:tc>
-          <w:tcPr>
-            <w:tcW w:w="1980" w:type="dxa"/>
-          </w:tcPr>
-          <w:p>
-            <w:pPr>
-              <w:jc w:val="center"/>
-              <w:rPr>
-                <w:bCs/>
-              </w:rPr>
-            </w:pPr>
-            <w:r>
-              <w:rPr>
-                <w:bCs/>
-              </w:rPr>
-              <w:t>3</w:t>
-            </w:r>
-          </w:p>
-        </w:tc>
-        <w:tc>
-          <w:tcPr>
-            <w:tcW w:w="7074" w:type="dxa"/>
-          </w:tcPr>
-          <w:p>
-            <w:pPr>
-              <w:rPr>
-                <w:bCs/>
-              </w:rPr>
-            </w:pPr>
-            <w:r>
-              <w:rPr>
-                <w:bCs/>
-              </w:rPr>
-              <w:t>CAN</w:t>
-            </w:r>
-          </w:p>
-        </w:tc>
-      </w:tr>
-    </w:tbl>
-    <w:p>
-      <w:pPr>
-        <w:rPr>
-          <w:b/>
-          <w:sz w:val="28"/>
-          <w:szCs w:val="28"/>
-        </w:rPr>
-      </w:pPr>
     </w:p>
     <w:p>
       <w:pPr>
+        <w:pStyle w:val="Normal"/>
         <w:rPr>
           <w:b/>
           <w:sz w:val="28"/>
@@ -6147,21 +5987,35 @@
       <w:tblPr>
         <w:tblStyle w:val="Tabellenraster"/>
         <w:tblW w:w="9054" w:type="dxa"/>
+        <w:jc w:val="left"/>
+        <w:tblInd w:w="0" w:type="dxa"/>
         <w:tblLayout w:type="fixed"/>
-        <w:tblLook w:val="04A0" w:firstRow="1" w:lastRow="0" w:firstColumn="1" w:lastColumn="0" w:noHBand="0" w:noVBand="1"/>
+        <w:tblCellMar>
+          <w:top w:w="0" w:type="dxa"/>
+          <w:left w:w="108" w:type="dxa"/>
+          <w:bottom w:w="0" w:type="dxa"/>
+          <w:right w:w="108" w:type="dxa"/>
+        </w:tblCellMar>
+        <w:tblLook w:firstRow="1" w:noVBand="1" w:lastRow="0" w:firstColumn="1" w:lastColumn="0" w:noHBand="0" w:val="04a0"/>
       </w:tblPr>
       <w:tblGrid>
         <w:gridCol w:w="1980"/>
-        <w:gridCol w:w="7074"/>
+        <w:gridCol w:w="7073"/>
       </w:tblGrid>
       <w:tr>
+        <w:trPr/>
         <w:tc>
           <w:tcPr>
             <w:tcW w:w="1980" w:type="dxa"/>
-            <w:shd w:val="clear" w:color="auto" w:fill="D9D9D9" w:themeFill="background1" w:themeFillShade="D9"/>
-          </w:tcPr>
-          <w:p>
-            <w:pPr>
+            <w:tcBorders/>
+            <w:shd w:color="auto" w:fill="D9D9D9" w:themeFill="background1" w:themeFillShade="d9" w:val="clear"/>
+          </w:tcPr>
+          <w:p>
+            <w:pPr>
+              <w:pStyle w:val="Normal"/>
+              <w:widowControl/>
+              <w:suppressAutoHyphens w:val="true"/>
+              <w:spacing w:before="0" w:after="0"/>
               <w:jc w:val="center"/>
               <w:rPr>
                 <w:b/>
@@ -6172,6 +6026,10 @@
             <w:r>
               <w:rPr>
                 <w:b/>
+                <w:kern w:val="0"/>
+                <w:sz w:val="24"/>
+                <w:szCs w:val="24"/>
+                <w:lang w:val="de-DE" w:eastAsia="de-DE" w:bidi="ar-SA"/>
               </w:rPr>
               <w:t>Sub-Interface ID</w:t>
             </w:r>
@@ -6180,10 +6038,15 @@
         <w:tc>
           <w:tcPr>
             <w:tcW w:w="7073" w:type="dxa"/>
-            <w:shd w:val="clear" w:color="auto" w:fill="D9D9D9" w:themeFill="background1" w:themeFillShade="D9"/>
-          </w:tcPr>
-          <w:p>
-            <w:pPr>
+            <w:tcBorders/>
+            <w:shd w:color="auto" w:fill="D9D9D9" w:themeFill="background1" w:themeFillShade="d9" w:val="clear"/>
+          </w:tcPr>
+          <w:p>
+            <w:pPr>
+              <w:pStyle w:val="Normal"/>
+              <w:widowControl/>
+              <w:suppressAutoHyphens w:val="true"/>
+              <w:spacing w:before="0" w:after="0"/>
               <w:jc w:val="center"/>
               <w:rPr>
                 <w:b/>
@@ -6194,6 +6057,10 @@
             <w:r>
               <w:rPr>
                 <w:b/>
+                <w:kern w:val="0"/>
+                <w:sz w:val="24"/>
+                <w:szCs w:val="24"/>
+                <w:lang w:val="de-DE" w:eastAsia="de-DE" w:bidi="ar-SA"/>
               </w:rPr>
               <w:t>Description</w:t>
             </w:r>
@@ -6201,12 +6068,18 @@
         </w:tc>
       </w:tr>
       <w:tr>
+        <w:trPr/>
         <w:tc>
           <w:tcPr>
             <w:tcW w:w="1980" w:type="dxa"/>
-          </w:tcPr>
-          <w:p>
-            <w:pPr>
+            <w:tcBorders/>
+          </w:tcPr>
+          <w:p>
+            <w:pPr>
+              <w:pStyle w:val="Normal"/>
+              <w:widowControl/>
+              <w:suppressAutoHyphens w:val="true"/>
+              <w:spacing w:before="0" w:after="0"/>
               <w:jc w:val="center"/>
               <w:rPr>
                 <w:bCs/>
@@ -6215,6 +6088,10 @@
             <w:r>
               <w:rPr>
                 <w:bCs/>
+                <w:kern w:val="0"/>
+                <w:sz w:val="24"/>
+                <w:szCs w:val="24"/>
+                <w:lang w:val="de-DE" w:eastAsia="de-DE" w:bidi="ar-SA"/>
               </w:rPr>
               <w:t>0</w:t>
             </w:r>
@@ -6223,9 +6100,15 @@
         <w:tc>
           <w:tcPr>
             <w:tcW w:w="7073" w:type="dxa"/>
-          </w:tcPr>
-          <w:p>
-            <w:pPr>
+            <w:tcBorders/>
+          </w:tcPr>
+          <w:p>
+            <w:pPr>
+              <w:pStyle w:val="Normal"/>
+              <w:widowControl/>
+              <w:suppressAutoHyphens w:val="true"/>
+              <w:spacing w:before="0" w:after="0"/>
+              <w:jc w:val="left"/>
               <w:rPr>
                 <w:bCs/>
               </w:rPr>
@@ -6233,6 +6116,10 @@
             <w:r>
               <w:rPr>
                 <w:bCs/>
+                <w:kern w:val="0"/>
+                <w:sz w:val="24"/>
+                <w:szCs w:val="24"/>
+                <w:lang w:val="de-DE" w:eastAsia="de-DE" w:bidi="ar-SA"/>
               </w:rPr>
               <w:t>Standard RS485</w:t>
             </w:r>
@@ -6240,12 +6127,18 @@
         </w:tc>
       </w:tr>
       <w:tr>
+        <w:trPr/>
         <w:tc>
           <w:tcPr>
             <w:tcW w:w="1980" w:type="dxa"/>
-          </w:tcPr>
-          <w:p>
-            <w:pPr>
+            <w:tcBorders/>
+          </w:tcPr>
+          <w:p>
+            <w:pPr>
+              <w:pStyle w:val="Normal"/>
+              <w:widowControl/>
+              <w:suppressAutoHyphens w:val="true"/>
+              <w:spacing w:before="0" w:after="0"/>
               <w:jc w:val="center"/>
               <w:rPr>
                 <w:bCs/>
@@ -6254,6 +6147,10 @@
             <w:r>
               <w:rPr>
                 <w:bCs/>
+                <w:kern w:val="0"/>
+                <w:sz w:val="24"/>
+                <w:szCs w:val="24"/>
+                <w:lang w:val="de-DE" w:eastAsia="de-DE" w:bidi="ar-SA"/>
               </w:rPr>
               <w:t>1</w:t>
             </w:r>
@@ -6262,9 +6159,15 @@
         <w:tc>
           <w:tcPr>
             <w:tcW w:w="7073" w:type="dxa"/>
-          </w:tcPr>
-          <w:p>
-            <w:pPr>
+            <w:tcBorders/>
+          </w:tcPr>
+          <w:p>
+            <w:pPr>
+              <w:pStyle w:val="Normal"/>
+              <w:widowControl/>
+              <w:suppressAutoHyphens w:val="true"/>
+              <w:spacing w:before="0" w:after="0"/>
+              <w:jc w:val="left"/>
               <w:rPr>
                 <w:bCs/>
                 <w:lang w:val="en-US"/>
@@ -6273,7 +6176,10 @@
             <w:r>
               <w:rPr>
                 <w:bCs/>
-                <w:lang w:val="en-US"/>
+                <w:kern w:val="0"/>
+                <w:sz w:val="24"/>
+                <w:szCs w:val="24"/>
+                <w:lang w:val="en-US" w:eastAsia="de-DE" w:bidi="ar-SA"/>
               </w:rPr>
               <w:t>DA22 RS485</w:t>
             </w:r>
@@ -6281,12 +6187,18 @@
         </w:tc>
       </w:tr>
       <w:tr>
+        <w:trPr/>
         <w:tc>
           <w:tcPr>
             <w:tcW w:w="1980" w:type="dxa"/>
-          </w:tcPr>
-          <w:p>
-            <w:pPr>
+            <w:tcBorders/>
+          </w:tcPr>
+          <w:p>
+            <w:pPr>
+              <w:pStyle w:val="Normal"/>
+              <w:widowControl/>
+              <w:suppressAutoHyphens w:val="true"/>
+              <w:spacing w:before="0" w:after="0"/>
               <w:jc w:val="center"/>
               <w:rPr>
                 <w:bCs/>
@@ -6295,6 +6207,10 @@
             <w:r>
               <w:rPr>
                 <w:bCs/>
+                <w:kern w:val="0"/>
+                <w:sz w:val="24"/>
+                <w:szCs w:val="24"/>
+                <w:lang w:val="de-DE" w:eastAsia="de-DE" w:bidi="ar-SA"/>
               </w:rPr>
               <w:t>2</w:t>
             </w:r>
@@ -6303,9 +6219,15 @@
         <w:tc>
           <w:tcPr>
             <w:tcW w:w="7073" w:type="dxa"/>
-          </w:tcPr>
-          <w:p>
-            <w:pPr>
+            <w:tcBorders/>
+          </w:tcPr>
+          <w:p>
+            <w:pPr>
+              <w:pStyle w:val="Normal"/>
+              <w:widowControl/>
+              <w:suppressAutoHyphens w:val="true"/>
+              <w:spacing w:before="0" w:after="0"/>
+              <w:jc w:val="left"/>
               <w:rPr>
                 <w:bCs/>
               </w:rPr>
@@ -6313,7 +6235,10 @@
             <w:r>
               <w:rPr>
                 <w:bCs/>
-                <w:lang w:val="en-US"/>
+                <w:kern w:val="0"/>
+                <w:sz w:val="24"/>
+                <w:szCs w:val="24"/>
+                <w:lang w:val="en-US" w:eastAsia="de-DE" w:bidi="ar-SA"/>
               </w:rPr>
               <w:t>RS485 for big actuators</w:t>
             </w:r>
@@ -6321,12 +6246,18 @@
         </w:tc>
       </w:tr>
       <w:tr>
+        <w:trPr/>
         <w:tc>
           <w:tcPr>
             <w:tcW w:w="1980" w:type="dxa"/>
-          </w:tcPr>
-          <w:p>
-            <w:pPr>
+            <w:tcBorders/>
+          </w:tcPr>
+          <w:p>
+            <w:pPr>
+              <w:pStyle w:val="Normal"/>
+              <w:widowControl/>
+              <w:suppressAutoHyphens w:val="true"/>
+              <w:spacing w:before="0" w:after="0"/>
               <w:jc w:val="center"/>
               <w:rPr>
                 <w:bCs/>
@@ -6335,6 +6266,10 @@
             <w:r>
               <w:rPr>
                 <w:bCs/>
+                <w:kern w:val="0"/>
+                <w:sz w:val="24"/>
+                <w:szCs w:val="24"/>
+                <w:lang w:val="de-DE" w:eastAsia="de-DE" w:bidi="ar-SA"/>
               </w:rPr>
               <w:t>3</w:t>
             </w:r>
@@ -6343,9 +6278,15 @@
         <w:tc>
           <w:tcPr>
             <w:tcW w:w="7073" w:type="dxa"/>
-          </w:tcPr>
-          <w:p>
-            <w:pPr>
+            <w:tcBorders/>
+          </w:tcPr>
+          <w:p>
+            <w:pPr>
+              <w:pStyle w:val="Normal"/>
+              <w:widowControl/>
+              <w:suppressAutoHyphens w:val="true"/>
+              <w:spacing w:before="0" w:after="0"/>
+              <w:jc w:val="left"/>
               <w:rPr>
                 <w:bCs/>
               </w:rPr>
@@ -6353,55 +6294,29 @@
             <w:r>
               <w:rPr>
                 <w:bCs/>
-              </w:rPr>
-              <w:t xml:space="preserve">RS485 </w:t>
-            </w:r>
-            <w:proofErr w:type="spellStart"/>
-            <w:r>
-              <w:rPr>
-                <w:bCs/>
-              </w:rPr>
-              <w:t>for</w:t>
-            </w:r>
-            <w:proofErr w:type="spellEnd"/>
-            <w:r>
-              <w:rPr>
-                <w:bCs/>
-              </w:rPr>
-              <w:t xml:space="preserve"> </w:t>
-            </w:r>
-            <w:proofErr w:type="spellStart"/>
-            <w:r>
-              <w:rPr>
-                <w:bCs/>
-              </w:rPr>
-              <w:t>new</w:t>
-            </w:r>
-            <w:proofErr w:type="spellEnd"/>
-            <w:r>
-              <w:rPr>
-                <w:bCs/>
-              </w:rPr>
-              <w:t xml:space="preserve"> </w:t>
-            </w:r>
-            <w:proofErr w:type="spellStart"/>
-            <w:r>
-              <w:rPr>
-                <w:bCs/>
-              </w:rPr>
-              <w:t>actuators</w:t>
-            </w:r>
-            <w:proofErr w:type="spellEnd"/>
+                <w:kern w:val="0"/>
+                <w:sz w:val="24"/>
+                <w:szCs w:val="24"/>
+                <w:lang w:val="de-DE" w:eastAsia="de-DE" w:bidi="ar-SA"/>
+              </w:rPr>
+              <w:t>RS485 for new actuators</w:t>
+            </w:r>
           </w:p>
         </w:tc>
       </w:tr>
       <w:tr>
+        <w:trPr/>
         <w:tc>
           <w:tcPr>
             <w:tcW w:w="1980" w:type="dxa"/>
-          </w:tcPr>
-          <w:p>
-            <w:pPr>
+            <w:tcBorders/>
+          </w:tcPr>
+          <w:p>
+            <w:pPr>
+              <w:pStyle w:val="Normal"/>
+              <w:widowControl/>
+              <w:suppressAutoHyphens w:val="true"/>
+              <w:spacing w:before="0" w:after="0"/>
               <w:jc w:val="center"/>
               <w:rPr>
                 <w:bCs/>
@@ -6410,6 +6325,10 @@
             <w:r>
               <w:rPr>
                 <w:bCs/>
+                <w:kern w:val="0"/>
+                <w:sz w:val="24"/>
+                <w:szCs w:val="24"/>
+                <w:lang w:val="de-DE" w:eastAsia="de-DE" w:bidi="ar-SA"/>
               </w:rPr>
               <w:t>4</w:t>
             </w:r>
@@ -6418,9 +6337,15 @@
         <w:tc>
           <w:tcPr>
             <w:tcW w:w="7073" w:type="dxa"/>
-          </w:tcPr>
-          <w:p>
-            <w:pPr>
+            <w:tcBorders/>
+          </w:tcPr>
+          <w:p>
+            <w:pPr>
+              <w:pStyle w:val="Normal"/>
+              <w:widowControl/>
+              <w:suppressAutoHyphens w:val="true"/>
+              <w:spacing w:before="0" w:after="0"/>
+              <w:jc w:val="left"/>
               <w:rPr>
                 <w:bCs/>
               </w:rPr>
@@ -6428,6 +6353,10 @@
             <w:r>
               <w:rPr>
                 <w:bCs/>
+                <w:kern w:val="0"/>
+                <w:sz w:val="24"/>
+                <w:szCs w:val="24"/>
+                <w:lang w:val="de-DE" w:eastAsia="de-DE" w:bidi="ar-SA"/>
               </w:rPr>
               <w:t>Schiebel RS485</w:t>
             </w:r>
@@ -6437,73 +6366,66 @@
     </w:tbl>
     <w:p>
       <w:pPr>
+        <w:pStyle w:val="Normal"/>
         <w:rPr>
           <w:b/>
           <w:sz w:val="28"/>
           <w:szCs w:val="28"/>
         </w:rPr>
       </w:pPr>
+      <w:r>
+        <w:rPr/>
+      </w:r>
     </w:p>
     <w:sectPr>
-      <w:footerReference w:type="default" r:id="rId8"/>
+      <w:footerReference w:type="default" r:id="rId2"/>
+      <w:type w:val="nextPage"/>
       <w:pgSz w:w="11906" w:h="16838"/>
-      <w:pgMar w:top="567" w:right="1418" w:bottom="709" w:left="1418" w:header="0" w:footer="0" w:gutter="0"/>
-      <w:cols w:space="720"/>
-      <w:formProt w:val="0"/>
-      <w:docGrid w:linePitch="360"/>
+      <w:pgMar w:left="1418" w:right="1418" w:gutter="0" w:header="0" w:top="567" w:footer="0" w:bottom="709"/>
+      <w:pgNumType w:fmt="decimal"/>
+      <w:formProt w:val="false"/>
+      <w:textDirection w:val="lrTb"/>
+      <w:docGrid w:type="default" w:linePitch="360" w:charSpace="0"/>
     </w:sectPr>
   </w:body>
 </w:document>
 </file>
 
-<file path=word/endnotes.xml><?xml version="1.0" encoding="utf-8"?>
-<w:endnotes xmlns:wpc="http://schemas.microsoft.com/office/word/2010/wordprocessingCanvas" xmlns:cx="http://schemas.microsoft.com/office/drawing/2014/chartex" xmlns:cx1="http://schemas.microsoft.com/office/drawing/2015/9/8/chartex" xmlns:cx2="http://schemas.microsoft.com/office/drawing/2015/10/21/chartex" xmlns:cx3="http://schemas.microsoft.com/office/drawing/2016/5/9/chartex" xmlns:cx4="http://schemas.microsoft.com/office/drawing/2016/5/10/chartex" xmlns:cx5="http://schemas.microsoft.com/office/drawing/2016/5/11/chartex" xmlns:cx6="http://schemas.microsoft.com/office/drawing/2016/5/12/chartex" xmlns:cx7="http://schemas.microsoft.com/office/drawing/2016/5/13/chartex" xmlns:cx8="http://schemas.microsoft.com/office/drawing/2016/5/14/chartex" xmlns:mc="http://schemas.openxmlformats.org/markup-compatibility/2006" xmlns:aink="http://schemas.microsoft.com/office/drawing/2016/ink" xmlns:am3d="http://schemas.microsoft.com/office/drawing/2017/model3d" xmlns:o="urn:schemas-microsoft-com:office:office" xmlns:oel="http://schemas.microsoft.com/office/2019/extlst" xmlns:r="http://schemas.openxmlformats.org/officeDocument/2006/relationships" xmlns:m="http://schemas.openxmlformats.org/officeDocument/2006/math" xmlns:v="urn:schemas-microsoft-com:vml" xmlns:wp14="http://schemas.microsoft.com/office/word/2010/wordprocessingDrawing" xmlns:wp="http://schemas.openxmlformats.org/drawingml/2006/wordprocessingDrawing" xmlns:w10="urn:schemas-microsoft-com:office:word" xmlns:w="http://schemas.openxmlformats.org/wordprocessingml/2006/main" xmlns:w14="http://schemas.microsoft.com/office/word/2010/wordml" xmlns:w15="http://schemas.microsoft.com/office/word/2012/wordml" xmlns:w16cex="http://schemas.microsoft.com/office/word/2018/wordml/cex" xmlns:w16cid="http://schemas.microsoft.com/office/word/2016/wordml/cid" xmlns:w16="http://schemas.microsoft.com/office/word/2018/wordml" xmlns:w16du="http://schemas.microsoft.com/office/word/2023/wordml/word16du" xmlns:w16sdtdh="http://schemas.microsoft.com/office/word/2020/wordml/sdtdatahash" xmlns:w16sdtfl="http://schemas.microsoft.com/office/word/2024/wordml/sdtformatlock" xmlns:w16se="http://schemas.microsoft.com/office/word/2015/wordml/symex" xmlns:wpg="http://schemas.microsoft.com/office/word/2010/wordprocessingGroup" xmlns:wpi="http://schemas.microsoft.com/office/word/2010/wordprocessingInk" xmlns:wne="http://schemas.microsoft.com/office/word/2006/wordml" xmlns:wps="http://schemas.microsoft.com/office/word/2010/wordprocessingShape" mc:Ignorable="w14 w15 w16se w16cid w16 w16cex w16sdtdh w16sdtfl w16du wp14">
-  <w:endnote w:type="separator" w:id="-1">
-    <w:p>
-      <w:r>
-        <w:separator/>
-      </w:r>
-    </w:p>
-  </w:endnote>
-  <w:endnote w:type="continuationSeparator" w:id="0">
-    <w:p>
-      <w:r>
-        <w:continuationSeparator/>
-      </w:r>
-    </w:p>
-  </w:endnote>
-</w:endnotes>
-</file>
-
 <file path=word/footer1.xml><?xml version="1.0" encoding="utf-8"?>
-<w:ftr xmlns:wpc="http://schemas.microsoft.com/office/word/2010/wordprocessingCanvas" xmlns:cx="http://schemas.microsoft.com/office/drawing/2014/chartex" xmlns:cx1="http://schemas.microsoft.com/office/drawing/2015/9/8/chartex" xmlns:cx2="http://schemas.microsoft.com/office/drawing/2015/10/21/chartex" xmlns:cx3="http://schemas.microsoft.com/office/drawing/2016/5/9/chartex" xmlns:cx4="http://schemas.microsoft.com/office/drawing/2016/5/10/chartex" xmlns:cx5="http://schemas.microsoft.com/office/drawing/2016/5/11/chartex" xmlns:cx6="http://schemas.microsoft.com/office/drawing/2016/5/12/chartex" xmlns:cx7="http://schemas.microsoft.com/office/drawing/2016/5/13/chartex" xmlns:cx8="http://schemas.microsoft.com/office/drawing/2016/5/14/chartex" xmlns:mc="http://schemas.openxmlformats.org/markup-compatibility/2006" xmlns:aink="http://schemas.microsoft.com/office/drawing/2016/ink" xmlns:am3d="http://schemas.microsoft.com/office/drawing/2017/model3d" xmlns:o="urn:schemas-microsoft-com:office:office" xmlns:oel="http://schemas.microsoft.com/office/2019/extlst" xmlns:r="http://schemas.openxmlformats.org/officeDocument/2006/relationships" xmlns:m="http://schemas.openxmlformats.org/officeDocument/2006/math" xmlns:v="urn:schemas-microsoft-com:vml" xmlns:wp14="http://schemas.microsoft.com/office/word/2010/wordprocessingDrawing" xmlns:wp="http://schemas.openxmlformats.org/drawingml/2006/wordprocessingDrawing" xmlns:w10="urn:schemas-microsoft-com:office:word" xmlns:w="http://schemas.openxmlformats.org/wordprocessingml/2006/main" xmlns:w14="http://schemas.microsoft.com/office/word/2010/wordml" xmlns:w15="http://schemas.microsoft.com/office/word/2012/wordml" xmlns:w16cex="http://schemas.microsoft.com/office/word/2018/wordml/cex" xmlns:w16cid="http://schemas.microsoft.com/office/word/2016/wordml/cid" xmlns:w16="http://schemas.microsoft.com/office/word/2018/wordml" xmlns:w16du="http://schemas.microsoft.com/office/word/2023/wordml/word16du" xmlns:w16sdtdh="http://schemas.microsoft.com/office/word/2020/wordml/sdtdatahash" xmlns:w16sdtfl="http://schemas.microsoft.com/office/word/2024/wordml/sdtformatlock" xmlns:w16se="http://schemas.microsoft.com/office/word/2015/wordml/symex" xmlns:wpg="http://schemas.microsoft.com/office/word/2010/wordprocessingGroup" xmlns:wpi="http://schemas.microsoft.com/office/word/2010/wordprocessingInk" xmlns:wne="http://schemas.microsoft.com/office/word/2006/wordml" xmlns:wps="http://schemas.microsoft.com/office/word/2010/wordprocessingShape" mc:Ignorable="w14 w15 w16se w16cid w16 w16cex w16sdtdh w16sdtfl w16du wp14">
+<w:ftr xmlns:o="urn:schemas-microsoft-com:office:office" xmlns:r="http://schemas.openxmlformats.org/officeDocument/2006/relationships" xmlns:v="urn:schemas-microsoft-com:vml" xmlns:w="http://schemas.openxmlformats.org/wordprocessingml/2006/main" xmlns:w10="urn:schemas-microsoft-com:office:word" xmlns:wp="http://schemas.openxmlformats.org/drawingml/2006/wordprocessingDrawing" xmlns:wps="http://schemas.microsoft.com/office/word/2010/wordprocessingShape" xmlns:wpg="http://schemas.microsoft.com/office/word/2010/wordprocessingGroup" xmlns:mc="http://schemas.openxmlformats.org/markup-compatibility/2006" xmlns:wp14="http://schemas.microsoft.com/office/word/2010/wordprocessingDrawing" xmlns:w14="http://schemas.microsoft.com/office/word/2010/wordml" xmlns:w15="http://schemas.microsoft.com/office/word/2012/wordml" mc:Ignorable="w14 wp14 w15">
   <w:sdt>
     <w:sdtPr>
-      <w:id w:val="82609727"/>
       <w:docPartObj>
         <w:docPartGallery w:val="Page Numbers (Bottom of Page)"/>
-        <w:docPartUnique/>
+        <w:docPartUnique w:val="true"/>
       </w:docPartObj>
+      <w:id w:val="1298099110"/>
     </w:sdtPr>
     <w:sdtContent>
       <w:p>
         <w:pPr>
           <w:pStyle w:val="Fuzeile"/>
           <w:jc w:val="center"/>
+          <w:rPr/>
         </w:pPr>
         <w:r>
+          <w:rPr/>
           <w:fldChar w:fldCharType="begin"/>
         </w:r>
         <w:r>
+          <w:rPr/>
           <w:instrText xml:space="preserve"> PAGE </w:instrText>
         </w:r>
         <w:r>
+          <w:rPr/>
           <w:fldChar w:fldCharType="separate"/>
         </w:r>
         <w:r>
+          <w:rPr/>
           <w:t>2</w:t>
         </w:r>
         <w:r>
+          <w:rPr/>
           <w:fldChar w:fldCharType="end"/>
         </w:r>
       </w:p>
@@ -6512,36 +6434,18 @@
   <w:p>
     <w:pPr>
       <w:pStyle w:val="Fuzeile"/>
+      <w:rPr/>
     </w:pPr>
+    <w:r>
+      <w:rPr/>
+    </w:r>
   </w:p>
 </w:ftr>
 </file>
 
-<file path=word/footnotes.xml><?xml version="1.0" encoding="utf-8"?>
-<w:footnotes xmlns:wpc="http://schemas.microsoft.com/office/word/2010/wordprocessingCanvas" xmlns:cx="http://schemas.microsoft.com/office/drawing/2014/chartex" xmlns:cx1="http://schemas.microsoft.com/office/drawing/2015/9/8/chartex" xmlns:cx2="http://schemas.microsoft.com/office/drawing/2015/10/21/chartex" xmlns:cx3="http://schemas.microsoft.com/office/drawing/2016/5/9/chartex" xmlns:cx4="http://schemas.microsoft.com/office/drawing/2016/5/10/chartex" xmlns:cx5="http://schemas.microsoft.com/office/drawing/2016/5/11/chartex" xmlns:cx6="http://schemas.microsoft.com/office/drawing/2016/5/12/chartex" xmlns:cx7="http://schemas.microsoft.com/office/drawing/2016/5/13/chartex" xmlns:cx8="http://schemas.microsoft.com/office/drawing/2016/5/14/chartex" xmlns:mc="http://schemas.openxmlformats.org/markup-compatibility/2006" xmlns:aink="http://schemas.microsoft.com/office/drawing/2016/ink" xmlns:am3d="http://schemas.microsoft.com/office/drawing/2017/model3d" xmlns:o="urn:schemas-microsoft-com:office:office" xmlns:oel="http://schemas.microsoft.com/office/2019/extlst" xmlns:r="http://schemas.openxmlformats.org/officeDocument/2006/relationships" xmlns:m="http://schemas.openxmlformats.org/officeDocument/2006/math" xmlns:v="urn:schemas-microsoft-com:vml" xmlns:wp14="http://schemas.microsoft.com/office/word/2010/wordprocessingDrawing" xmlns:wp="http://schemas.openxmlformats.org/drawingml/2006/wordprocessingDrawing" xmlns:w10="urn:schemas-microsoft-com:office:word" xmlns:w="http://schemas.openxmlformats.org/wordprocessingml/2006/main" xmlns:w14="http://schemas.microsoft.com/office/word/2010/wordml" xmlns:w15="http://schemas.microsoft.com/office/word/2012/wordml" xmlns:w16cex="http://schemas.microsoft.com/office/word/2018/wordml/cex" xmlns:w16cid="http://schemas.microsoft.com/office/word/2016/wordml/cid" xmlns:w16="http://schemas.microsoft.com/office/word/2018/wordml" xmlns:w16du="http://schemas.microsoft.com/office/word/2023/wordml/word16du" xmlns:w16sdtdh="http://schemas.microsoft.com/office/word/2020/wordml/sdtdatahash" xmlns:w16sdtfl="http://schemas.microsoft.com/office/word/2024/wordml/sdtformatlock" xmlns:w16se="http://schemas.microsoft.com/office/word/2015/wordml/symex" xmlns:wpg="http://schemas.microsoft.com/office/word/2010/wordprocessingGroup" xmlns:wpi="http://schemas.microsoft.com/office/word/2010/wordprocessingInk" xmlns:wne="http://schemas.microsoft.com/office/word/2006/wordml" xmlns:wps="http://schemas.microsoft.com/office/word/2010/wordprocessingShape" mc:Ignorable="w14 w15 w16se w16cid w16 w16cex w16sdtdh w16sdtfl w16du wp14">
-  <w:footnote w:type="separator" w:id="-1">
-    <w:p>
-      <w:r>
-        <w:separator/>
-      </w:r>
-    </w:p>
-  </w:footnote>
-  <w:footnote w:type="continuationSeparator" w:id="0">
-    <w:p>
-      <w:r>
-        <w:continuationSeparator/>
-      </w:r>
-    </w:p>
-  </w:footnote>
-</w:footnotes>
-</file>
-
 <file path=word/numbering.xml><?xml version="1.0" encoding="utf-8"?>
-<w:numbering xmlns:wpc="http://schemas.microsoft.com/office/word/2010/wordprocessingCanvas" xmlns:cx="http://schemas.microsoft.com/office/drawing/2014/chartex" xmlns:cx1="http://schemas.microsoft.com/office/drawing/2015/9/8/chartex" xmlns:cx2="http://schemas.microsoft.com/office/drawing/2015/10/21/chartex" xmlns:cx3="http://schemas.microsoft.com/office/drawing/2016/5/9/chartex" xmlns:cx4="http://schemas.microsoft.com/office/drawing/2016/5/10/chartex" xmlns:cx5="http://schemas.microsoft.com/office/drawing/2016/5/11/chartex" xmlns:cx6="http://schemas.microsoft.com/office/drawing/2016/5/12/chartex" xmlns:cx7="http://schemas.microsoft.com/office/drawing/2016/5/13/chartex" xmlns:cx8="http://schemas.microsoft.com/office/drawing/2016/5/14/chartex" xmlns:mc="http://schemas.openxmlformats.org/markup-compatibility/2006" xmlns:aink="http://schemas.microsoft.com/office/drawing/2016/ink" xmlns:am3d="http://schemas.microsoft.com/office/drawing/2017/model3d" xmlns:o="urn:schemas-microsoft-com:office:office" xmlns:oel="http://schemas.microsoft.com/office/2019/extlst" xmlns:r="http://schemas.openxmlformats.org/officeDocument/2006/relationships" xmlns:m="http://schemas.openxmlformats.org/officeDocument/2006/math" xmlns:v="urn:schemas-microsoft-com:vml" xmlns:wp14="http://schemas.microsoft.com/office/word/2010/wordprocessingDrawing" xmlns:wp="http://schemas.openxmlformats.org/drawingml/2006/wordprocessingDrawing" xmlns:w10="urn:schemas-microsoft-com:office:word" xmlns:w="http://schemas.openxmlformats.org/wordprocessingml/2006/main" xmlns:w14="http://schemas.microsoft.com/office/word/2010/wordml" xmlns:w15="http://schemas.microsoft.com/office/word/2012/wordml" xmlns:w16cex="http://schemas.microsoft.com/office/word/2018/wordml/cex" xmlns:w16cid="http://schemas.microsoft.com/office/word/2016/wordml/cid" xmlns:w16="http://schemas.microsoft.com/office/word/2018/wordml" xmlns:w16du="http://schemas.microsoft.com/office/word/2023/wordml/word16du" xmlns:w16sdtdh="http://schemas.microsoft.com/office/word/2020/wordml/sdtdatahash" xmlns:w16sdtfl="http://schemas.microsoft.com/office/word/2024/wordml/sdtformatlock" xmlns:w16se="http://schemas.microsoft.com/office/word/2015/wordml/symex" xmlns:wpg="http://schemas.microsoft.com/office/word/2010/wordprocessingGroup" xmlns:wpi="http://schemas.microsoft.com/office/word/2010/wordprocessingInk" xmlns:wne="http://schemas.microsoft.com/office/word/2006/wordml" xmlns:wps="http://schemas.microsoft.com/office/word/2010/wordprocessingShape" mc:Ignorable="w14 w15 w16se w16cid w16 w16cex w16sdtdh w16sdtfl w16du wp14">
-  <w:abstractNum w:abstractNumId="0" w15:restartNumberingAfterBreak="0">
-    <w:nsid w:val="2F7A0EED"/>
-    <w:multiLevelType w:val="multilevel"/>
-    <w:tmpl w:val="87182A44"/>
+<w:numbering xmlns:w="http://schemas.openxmlformats.org/wordprocessingml/2006/main" xmlns:o="urn:schemas-microsoft-com:office:office" xmlns:r="http://schemas.openxmlformats.org/officeDocument/2006/relationships" xmlns:v="urn:schemas-microsoft-com:vml" xmlns:mc="http://schemas.openxmlformats.org/markup-compatibility/2006" xmlns:w14="http://schemas.microsoft.com/office/word/2010/wordml" mc:Ignorable="w14">
+  <w:abstractNum w:abstractNumId="1">
     <w:lvl w:ilvl="0">
       <w:start w:val="1"/>
       <w:numFmt w:val="bullet"/>
@@ -6678,10 +6582,7 @@
       </w:rPr>
     </w:lvl>
   </w:abstractNum>
-  <w:abstractNum w:abstractNumId="1" w15:restartNumberingAfterBreak="0">
-    <w:nsid w:val="71C605CB"/>
-    <w:multiLevelType w:val="multilevel"/>
-    <w:tmpl w:val="DD2C7C68"/>
+  <w:abstractNum w:abstractNumId="2">
     <w:lvl w:ilvl="0">
       <w:start w:val="1"/>
       <w:numFmt w:val="none"/>
@@ -6692,7 +6593,7 @@
         <w:tabs>
           <w:tab w:val="num" w:pos="0"/>
         </w:tabs>
-        <w:ind w:left="0" w:firstLine="0"/>
+        <w:ind w:left="0" w:hanging="0"/>
       </w:pPr>
     </w:lvl>
     <w:lvl w:ilvl="1">
@@ -6705,7 +6606,7 @@
         <w:tabs>
           <w:tab w:val="num" w:pos="0"/>
         </w:tabs>
-        <w:ind w:left="0" w:firstLine="0"/>
+        <w:ind w:left="0" w:hanging="0"/>
       </w:pPr>
     </w:lvl>
     <w:lvl w:ilvl="2">
@@ -6718,7 +6619,7 @@
         <w:tabs>
           <w:tab w:val="num" w:pos="0"/>
         </w:tabs>
-        <w:ind w:left="0" w:firstLine="0"/>
+        <w:ind w:left="0" w:hanging="0"/>
       </w:pPr>
     </w:lvl>
     <w:lvl w:ilvl="3">
@@ -6731,7 +6632,7 @@
         <w:tabs>
           <w:tab w:val="num" w:pos="0"/>
         </w:tabs>
-        <w:ind w:left="0" w:firstLine="0"/>
+        <w:ind w:left="0" w:hanging="0"/>
       </w:pPr>
     </w:lvl>
     <w:lvl w:ilvl="4">
@@ -6744,7 +6645,7 @@
         <w:tabs>
           <w:tab w:val="num" w:pos="0"/>
         </w:tabs>
-        <w:ind w:left="0" w:firstLine="0"/>
+        <w:ind w:left="0" w:hanging="0"/>
       </w:pPr>
     </w:lvl>
     <w:lvl w:ilvl="5">
@@ -6757,7 +6658,7 @@
         <w:tabs>
           <w:tab w:val="num" w:pos="0"/>
         </w:tabs>
-        <w:ind w:left="0" w:firstLine="0"/>
+        <w:ind w:left="0" w:hanging="0"/>
       </w:pPr>
     </w:lvl>
     <w:lvl w:ilvl="6">
@@ -6770,7 +6671,7 @@
         <w:tabs>
           <w:tab w:val="num" w:pos="0"/>
         </w:tabs>
-        <w:ind w:left="0" w:firstLine="0"/>
+        <w:ind w:left="0" w:hanging="0"/>
       </w:pPr>
     </w:lvl>
     <w:lvl w:ilvl="7">
@@ -6783,7 +6684,7 @@
         <w:tabs>
           <w:tab w:val="num" w:pos="0"/>
         </w:tabs>
-        <w:ind w:left="0" w:firstLine="0"/>
+        <w:ind w:left="0" w:hanging="0"/>
       </w:pPr>
     </w:lvl>
     <w:lvl w:ilvl="8">
@@ -6796,25 +6697,25 @@
         <w:tabs>
           <w:tab w:val="num" w:pos="0"/>
         </w:tabs>
-        <w:ind w:left="0" w:firstLine="0"/>
+        <w:ind w:left="0" w:hanging="0"/>
       </w:pPr>
     </w:lvl>
   </w:abstractNum>
-  <w:num w:numId="1" w16cid:durableId="1253704723">
-    <w:abstractNumId w:val="0"/>
+  <w:num w:numId="1">
+    <w:abstractNumId w:val="1"/>
   </w:num>
-  <w:num w:numId="2" w16cid:durableId="2029716294">
-    <w:abstractNumId w:val="1"/>
+  <w:num w:numId="2">
+    <w:abstractNumId w:val="2"/>
   </w:num>
 </w:numbering>
 </file>
 
 <file path=word/styles.xml><?xml version="1.0" encoding="utf-8"?>
-<w:styles xmlns:mc="http://schemas.openxmlformats.org/markup-compatibility/2006" xmlns:r="http://schemas.openxmlformats.org/officeDocument/2006/relationships" xmlns:w="http://schemas.openxmlformats.org/wordprocessingml/2006/main" xmlns:w14="http://schemas.microsoft.com/office/word/2010/wordml" xmlns:w15="http://schemas.microsoft.com/office/word/2012/wordml" xmlns:w16cex="http://schemas.microsoft.com/office/word/2018/wordml/cex" xmlns:w16cid="http://schemas.microsoft.com/office/word/2016/wordml/cid" xmlns:w16="http://schemas.microsoft.com/office/word/2018/wordml" xmlns:w16du="http://schemas.microsoft.com/office/word/2023/wordml/word16du" xmlns:w16sdtdh="http://schemas.microsoft.com/office/word/2020/wordml/sdtdatahash" xmlns:w16sdtfl="http://schemas.microsoft.com/office/word/2024/wordml/sdtformatlock" xmlns:w16se="http://schemas.microsoft.com/office/word/2015/wordml/symex" mc:Ignorable="w14 w15 w16se w16cid w16 w16cex w16sdtdh w16sdtfl w16du">
+<w:styles xmlns:w="http://schemas.openxmlformats.org/wordprocessingml/2006/main" xmlns:w14="http://schemas.microsoft.com/office/word/2010/wordml" xmlns:mc="http://schemas.openxmlformats.org/markup-compatibility/2006" mc:Ignorable="w14">
   <w:docDefaults>
     <w:rPrDefault>
       <w:rPr>
-        <w:rFonts w:asciiTheme="minorHAnsi" w:eastAsiaTheme="minorEastAsia" w:hAnsiTheme="minorHAnsi" w:cstheme="minorBidi"/>
+        <w:rFonts w:ascii="Cambria" w:hAnsi="Cambria" w:eastAsia="ＭＳ 明朝" w:cs="" w:asciiTheme="minorHAnsi" w:cstheme="minorBidi" w:eastAsiaTheme="minorEastAsia" w:hAnsiTheme="minorHAnsi"/>
         <w:sz w:val="24"/>
         <w:szCs w:val="24"/>
         <w:lang w:val="de-DE" w:eastAsia="de-DE" w:bidi="ar-SA"/>
@@ -6822,21 +6723,21 @@
     </w:rPrDefault>
     <w:pPrDefault>
       <w:pPr>
-        <w:suppressAutoHyphens/>
+        <w:suppressAutoHyphens w:val="true"/>
       </w:pPr>
     </w:pPrDefault>
   </w:docDefaults>
   <w:latentStyles w:defLockedState="0" w:defUIPriority="99" w:defSemiHidden="0" w:defUnhideWhenUsed="0" w:defQFormat="0" w:count="376">
     <w:lsdException w:name="Normal" w:uiPriority="0" w:qFormat="1"/>
     <w:lsdException w:name="heading 1" w:uiPriority="9" w:qFormat="1"/>
-    <w:lsdException w:name="heading 2" w:semiHidden="1" w:uiPriority="9" w:unhideWhenUsed="1" w:qFormat="1"/>
-    <w:lsdException w:name="heading 3" w:semiHidden="1" w:uiPriority="9" w:unhideWhenUsed="1" w:qFormat="1"/>
-    <w:lsdException w:name="heading 4" w:semiHidden="1" w:uiPriority="9" w:unhideWhenUsed="1" w:qFormat="1"/>
-    <w:lsdException w:name="heading 5" w:semiHidden="1" w:uiPriority="9" w:unhideWhenUsed="1" w:qFormat="1"/>
-    <w:lsdException w:name="heading 6" w:semiHidden="1" w:uiPriority="0" w:unhideWhenUsed="1" w:qFormat="1"/>
-    <w:lsdException w:name="heading 7" w:semiHidden="1" w:uiPriority="9" w:unhideWhenUsed="1" w:qFormat="1"/>
-    <w:lsdException w:name="heading 8" w:semiHidden="1" w:uiPriority="9" w:unhideWhenUsed="1" w:qFormat="1"/>
-    <w:lsdException w:name="heading 9" w:semiHidden="1" w:uiPriority="9" w:unhideWhenUsed="1" w:qFormat="1"/>
+    <w:lsdException w:name="heading 2" w:uiPriority="9" w:semiHidden="1" w:unhideWhenUsed="1" w:qFormat="1"/>
+    <w:lsdException w:name="heading 3" w:uiPriority="9" w:semiHidden="1" w:unhideWhenUsed="1" w:qFormat="1"/>
+    <w:lsdException w:name="heading 4" w:uiPriority="9" w:semiHidden="1" w:unhideWhenUsed="1" w:qFormat="1"/>
+    <w:lsdException w:name="heading 5" w:uiPriority="9" w:semiHidden="1" w:unhideWhenUsed="1" w:qFormat="1"/>
+    <w:lsdException w:name="heading 6" w:uiPriority="0" w:semiHidden="1" w:unhideWhenUsed="1" w:qFormat="1"/>
+    <w:lsdException w:name="heading 7" w:uiPriority="9" w:semiHidden="1" w:unhideWhenUsed="1" w:qFormat="1"/>
+    <w:lsdException w:name="heading 8" w:uiPriority="9" w:semiHidden="1" w:unhideWhenUsed="1" w:qFormat="1"/>
+    <w:lsdException w:name="heading 9" w:uiPriority="9" w:semiHidden="1" w:unhideWhenUsed="1" w:qFormat="1"/>
     <w:lsdException w:name="index 1" w:semiHidden="1" w:unhideWhenUsed="1"/>
     <w:lsdException w:name="index 2" w:semiHidden="1" w:unhideWhenUsed="1"/>
     <w:lsdException w:name="index 3" w:semiHidden="1" w:unhideWhenUsed="1"/>
@@ -6846,22 +6747,22 @@
     <w:lsdException w:name="index 7" w:semiHidden="1" w:unhideWhenUsed="1"/>
     <w:lsdException w:name="index 8" w:semiHidden="1" w:unhideWhenUsed="1"/>
     <w:lsdException w:name="index 9" w:semiHidden="1" w:unhideWhenUsed="1"/>
-    <w:lsdException w:name="toc 1" w:semiHidden="1" w:uiPriority="39" w:unhideWhenUsed="1"/>
-    <w:lsdException w:name="toc 2" w:semiHidden="1" w:uiPriority="39" w:unhideWhenUsed="1"/>
-    <w:lsdException w:name="toc 3" w:semiHidden="1" w:uiPriority="39" w:unhideWhenUsed="1"/>
-    <w:lsdException w:name="toc 4" w:semiHidden="1" w:uiPriority="39" w:unhideWhenUsed="1"/>
-    <w:lsdException w:name="toc 5" w:semiHidden="1" w:uiPriority="39" w:unhideWhenUsed="1"/>
-    <w:lsdException w:name="toc 6" w:semiHidden="1" w:uiPriority="39" w:unhideWhenUsed="1"/>
-    <w:lsdException w:name="toc 7" w:semiHidden="1" w:uiPriority="39" w:unhideWhenUsed="1"/>
-    <w:lsdException w:name="toc 8" w:semiHidden="1" w:uiPriority="39" w:unhideWhenUsed="1"/>
-    <w:lsdException w:name="toc 9" w:semiHidden="1" w:uiPriority="39" w:unhideWhenUsed="1"/>
+    <w:lsdException w:name="toc 1" w:uiPriority="39" w:semiHidden="1" w:unhideWhenUsed="1"/>
+    <w:lsdException w:name="toc 2" w:uiPriority="39" w:semiHidden="1" w:unhideWhenUsed="1"/>
+    <w:lsdException w:name="toc 3" w:uiPriority="39" w:semiHidden="1" w:unhideWhenUsed="1"/>
+    <w:lsdException w:name="toc 4" w:uiPriority="39" w:semiHidden="1" w:unhideWhenUsed="1"/>
+    <w:lsdException w:name="toc 5" w:uiPriority="39" w:semiHidden="1" w:unhideWhenUsed="1"/>
+    <w:lsdException w:name="toc 6" w:uiPriority="39" w:semiHidden="1" w:unhideWhenUsed="1"/>
+    <w:lsdException w:name="toc 7" w:uiPriority="39" w:semiHidden="1" w:unhideWhenUsed="1"/>
+    <w:lsdException w:name="toc 8" w:uiPriority="39" w:semiHidden="1" w:unhideWhenUsed="1"/>
+    <w:lsdException w:name="toc 9" w:uiPriority="39" w:semiHidden="1" w:unhideWhenUsed="1"/>
     <w:lsdException w:name="Normal Indent" w:semiHidden="1" w:unhideWhenUsed="1"/>
     <w:lsdException w:name="footnote text" w:semiHidden="1" w:unhideWhenUsed="1"/>
     <w:lsdException w:name="annotation text" w:semiHidden="1" w:unhideWhenUsed="1"/>
     <w:lsdException w:name="header" w:semiHidden="1" w:unhideWhenUsed="1"/>
     <w:lsdException w:name="footer" w:semiHidden="1" w:unhideWhenUsed="1"/>
     <w:lsdException w:name="index heading" w:semiHidden="1" w:unhideWhenUsed="1"/>
-    <w:lsdException w:name="caption" w:semiHidden="1" w:uiPriority="35" w:unhideWhenUsed="1" w:qFormat="1"/>
+    <w:lsdException w:name="caption" w:uiPriority="35" w:semiHidden="1" w:unhideWhenUsed="1" w:qFormat="1"/>
     <w:lsdException w:name="table of figures" w:semiHidden="1" w:unhideWhenUsed="1"/>
     <w:lsdException w:name="envelope address" w:semiHidden="1" w:unhideWhenUsed="1"/>
     <w:lsdException w:name="envelope return" w:semiHidden="1" w:unhideWhenUsed="1"/>
@@ -6874,7 +6775,7 @@
     <w:lsdException w:name="table of authorities" w:semiHidden="1" w:unhideWhenUsed="1"/>
     <w:lsdException w:name="macro" w:semiHidden="1" w:unhideWhenUsed="1"/>
     <w:lsdException w:name="toa heading" w:semiHidden="1" w:unhideWhenUsed="1"/>
-    <w:lsdException w:name="List" w:semiHidden="1" w:uiPriority="0" w:unhideWhenUsed="1"/>
+    <w:lsdException w:name="List" w:uiPriority="0" w:semiHidden="1" w:unhideWhenUsed="1"/>
     <w:lsdException w:name="List Bullet" w:semiHidden="1" w:unhideWhenUsed="1"/>
     <w:lsdException w:name="List Number" w:semiHidden="1" w:unhideWhenUsed="1"/>
     <w:lsdException w:name="List 2" w:semiHidden="1" w:unhideWhenUsed="1"/>
@@ -6892,7 +6793,7 @@
     <w:lsdException w:name="Title" w:uiPriority="10" w:qFormat="1"/>
     <w:lsdException w:name="Closing" w:semiHidden="1" w:unhideWhenUsed="1"/>
     <w:lsdException w:name="Signature" w:semiHidden="1" w:unhideWhenUsed="1"/>
-    <w:lsdException w:name="Default Paragraph Font" w:semiHidden="1" w:uiPriority="1" w:unhideWhenUsed="1"/>
+    <w:lsdException w:name="Default Paragraph Font" w:uiPriority="1" w:semiHidden="1" w:unhideWhenUsed="1"/>
     <w:lsdException w:name="Body Text" w:semiHidden="1" w:unhideWhenUsed="1"/>
     <w:lsdException w:name="Body Text Indent" w:semiHidden="1" w:unhideWhenUsed="1"/>
     <w:lsdException w:name="List Continue" w:semiHidden="1" w:unhideWhenUsed="1"/>
@@ -7092,8 +6993,8 @@
     <w:lsdException w:name="Subtle Reference" w:uiPriority="31" w:qFormat="1"/>
     <w:lsdException w:name="Intense Reference" w:uiPriority="32" w:qFormat="1"/>
     <w:lsdException w:name="Book Title" w:uiPriority="33" w:qFormat="1"/>
-    <w:lsdException w:name="Bibliography" w:semiHidden="1" w:uiPriority="37" w:unhideWhenUsed="1"/>
-    <w:lsdException w:name="TOC Heading" w:semiHidden="1" w:uiPriority="39" w:unhideWhenUsed="1" w:qFormat="1"/>
+    <w:lsdException w:name="Bibliography" w:uiPriority="37" w:semiHidden="1" w:unhideWhenUsed="1"/>
+    <w:lsdException w:name="TOC Heading" w:uiPriority="39" w:semiHidden="1" w:unhideWhenUsed="1" w:qFormat="1"/>
     <w:lsdException w:name="Plain Table 1" w:uiPriority="41"/>
     <w:lsdException w:name="Plain Table 2" w:uiPriority="42"/>
     <w:lsdException w:name="Plain Table 3" w:uiPriority="43"/>
@@ -7204,31 +7105,44 @@
     <w:lsdException w:name="Unresolved Mention" w:semiHidden="1" w:unhideWhenUsed="1"/>
     <w:lsdException w:name="Smart Link" w:semiHidden="1" w:unhideWhenUsed="1"/>
   </w:latentStyles>
-  <w:style w:type="paragraph" w:default="1" w:styleId="Standard">
+  <w:style w:type="paragraph" w:styleId="Normal" w:default="1">
     <w:name w:val="Normal"/>
     <w:qFormat/>
-    <w:rsid w:val="00952F54"/>
+    <w:rsid w:val="00952f54"/>
+    <w:pPr>
+      <w:widowControl/>
+      <w:suppressAutoHyphens w:val="true"/>
+      <w:bidi w:val="0"/>
+      <w:spacing w:before="0" w:after="0"/>
+      <w:jc w:val="left"/>
+    </w:pPr>
     <w:rPr>
-      <w:rFonts w:ascii="Times New Roman" w:eastAsia="Times New Roman" w:hAnsi="Times New Roman" w:cs="Times New Roman"/>
+      <w:rFonts w:ascii="Times New Roman" w:hAnsi="Times New Roman" w:eastAsia="Times New Roman" w:cs="Times New Roman"/>
+      <w:color w:val="auto"/>
+      <w:kern w:val="0"/>
+      <w:sz w:val="24"/>
+      <w:szCs w:val="24"/>
+      <w:lang w:val="de-DE" w:eastAsia="de-DE" w:bidi="ar-SA"/>
     </w:rPr>
   </w:style>
-  <w:style w:type="paragraph" w:styleId="berschrift6">
-    <w:name w:val="heading 6"/>
-    <w:basedOn w:val="Standard"/>
-    <w:link w:val="berschrift6Zchn"/>
+  <w:style w:type="paragraph" w:styleId="Berschrift6">
+    <w:name w:val="Heading 6"/>
+    <w:basedOn w:val="Normal"/>
+    <w:link w:val="Berschrift6Zchn"/>
     <w:qFormat/>
     <w:rsid w:val="00524032"/>
     <w:pPr>
-      <w:widowControl w:val="0"/>
+      <w:widowControl w:val="false"/>
       <w:tabs>
-        <w:tab w:val="left" w:pos="709"/>
+        <w:tab w:val="clear" w:pos="708"/>
+        <w:tab w:val="left" w:pos="709" w:leader="none"/>
       </w:tabs>
-      <w:spacing w:before="240" w:after="60" w:line="276" w:lineRule="auto"/>
+      <w:spacing w:lineRule="auto" w:line="276" w:before="240" w:after="60"/>
       <w:jc w:val="both"/>
       <w:outlineLvl w:val="5"/>
     </w:pPr>
     <w:rPr>
-      <w:rFonts w:ascii="Arial" w:eastAsia="SimSun" w:hAnsi="Arial" w:cs="Arial"/>
+      <w:rFonts w:ascii="Arial" w:hAnsi="Arial" w:eastAsia="SimSun" w:cs="Arial"/>
       <w:b/>
       <w:bCs/>
       <w:sz w:val="22"/>
@@ -7236,63 +7150,42 @@
       <w:lang w:val="en-US" w:eastAsia="zh-CN" w:bidi="hi-IN"/>
     </w:rPr>
   </w:style>
-  <w:style w:type="character" w:default="1" w:styleId="Absatz-Standardschriftart">
+  <w:style w:type="character" w:styleId="DefaultParagraphFont" w:default="1">
     <w:name w:val="Default Paragraph Font"/>
     <w:uiPriority w:val="1"/>
     <w:semiHidden/>
     <w:unhideWhenUsed/>
+    <w:qFormat/>
+    <w:rPr/>
   </w:style>
-  <w:style w:type="table" w:default="1" w:styleId="NormaleTabelle">
-    <w:name w:val="Normal Table"/>
-    <w:uiPriority w:val="99"/>
-    <w:semiHidden/>
-    <w:unhideWhenUsed/>
-    <w:tblPr>
-      <w:tblInd w:w="0" w:type="dxa"/>
-      <w:tblCellMar>
-        <w:top w:w="0" w:type="dxa"/>
-        <w:left w:w="108" w:type="dxa"/>
-        <w:bottom w:w="0" w:type="dxa"/>
-        <w:right w:w="108" w:type="dxa"/>
-      </w:tblCellMar>
-    </w:tblPr>
-  </w:style>
-  <w:style w:type="numbering" w:default="1" w:styleId="KeineListe">
-    <w:name w:val="No List"/>
-    <w:uiPriority w:val="99"/>
-    <w:semiHidden/>
-    <w:unhideWhenUsed/>
-  </w:style>
-  <w:style w:type="character" w:customStyle="1" w:styleId="KopfzeileZchn">
+  <w:style w:type="character" w:styleId="KopfzeileZchn" w:customStyle="1">
     <w:name w:val="Kopfzeile Zchn"/>
-    <w:basedOn w:val="Absatz-Standardschriftart"/>
-    <w:link w:val="Kopfzeile"/>
+    <w:basedOn w:val="DefaultParagraphFont"/>
     <w:uiPriority w:val="99"/>
     <w:qFormat/>
-    <w:rsid w:val="006B09EF"/>
+    <w:rsid w:val="006b09ef"/>
     <w:rPr>
       <w:lang w:val="en-US"/>
     </w:rPr>
   </w:style>
-  <w:style w:type="character" w:customStyle="1" w:styleId="FuzeileZchn">
+  <w:style w:type="character" w:styleId="FuzeileZchn" w:customStyle="1">
     <w:name w:val="Fußzeile Zchn"/>
-    <w:basedOn w:val="Absatz-Standardschriftart"/>
-    <w:link w:val="Fuzeile"/>
+    <w:basedOn w:val="DefaultParagraphFont"/>
     <w:uiPriority w:val="99"/>
     <w:qFormat/>
-    <w:rsid w:val="006B09EF"/>
+    <w:rsid w:val="006b09ef"/>
     <w:rPr>
       <w:lang w:val="en-US"/>
     </w:rPr>
   </w:style>
-  <w:style w:type="character" w:customStyle="1" w:styleId="SprechblasentextZchn">
+  <w:style w:type="character" w:styleId="SprechblasentextZchn" w:customStyle="1">
     <w:name w:val="Sprechblasentext Zchn"/>
-    <w:basedOn w:val="Absatz-Standardschriftart"/>
-    <w:link w:val="Sprechblasentext"/>
+    <w:basedOn w:val="DefaultParagraphFont"/>
+    <w:link w:val="BalloonText"/>
     <w:uiPriority w:val="99"/>
     <w:semiHidden/>
     <w:qFormat/>
-    <w:rsid w:val="006B09EF"/>
+    <w:rsid w:val="006b09ef"/>
     <w:rPr>
       <w:rFonts w:ascii="Lucida Grande" w:hAnsi="Lucida Grande" w:cs="Lucida Grande"/>
       <w:sz w:val="18"/>
@@ -7300,57 +7193,55 @@
       <w:lang w:val="en-US"/>
     </w:rPr>
   </w:style>
-  <w:style w:type="character" w:styleId="Hyperlink">
+  <w:style w:type="character" w:styleId="Internetverknpfung">
     <w:name w:val="Hyperlink"/>
-    <w:basedOn w:val="Absatz-Standardschriftart"/>
+    <w:basedOn w:val="DefaultParagraphFont"/>
     <w:uiPriority w:val="99"/>
     <w:unhideWhenUsed/>
-    <w:rsid w:val="006B09EF"/>
+    <w:rsid w:val="006b09ef"/>
     <w:rPr>
       <w:color w:val="0000FF" w:themeColor="hyperlink"/>
       <w:u w:val="single"/>
     </w:rPr>
   </w:style>
-  <w:style w:type="character" w:customStyle="1" w:styleId="FormatvorlageArial">
+  <w:style w:type="character" w:styleId="FormatvorlageArial" w:customStyle="1">
     <w:name w:val="Formatvorlage Arial"/>
     <w:qFormat/>
-    <w:rsid w:val="00952F54"/>
+    <w:rsid w:val="00952f54"/>
     <w:rPr>
       <w:rFonts w:ascii="Arial" w:hAnsi="Arial" w:cs="Times New Roman"/>
       <w:sz w:val="24"/>
     </w:rPr>
   </w:style>
-  <w:style w:type="character" w:customStyle="1" w:styleId="TextkrperZchn">
+  <w:style w:type="character" w:styleId="TextkrperZchn" w:customStyle="1">
     <w:name w:val="Textkörper Zchn"/>
-    <w:basedOn w:val="Absatz-Standardschriftart"/>
-    <w:link w:val="Textkrper"/>
+    <w:basedOn w:val="DefaultParagraphFont"/>
     <w:uiPriority w:val="99"/>
     <w:semiHidden/>
     <w:qFormat/>
-    <w:rsid w:val="006F7910"/>
+    <w:rsid w:val="006f7910"/>
     <w:rPr>
-      <w:rFonts w:ascii="Times New Roman" w:eastAsia="Times New Roman" w:hAnsi="Times New Roman" w:cs="Times New Roman"/>
+      <w:rFonts w:ascii="Times New Roman" w:hAnsi="Times New Roman" w:eastAsia="Times New Roman" w:cs="Times New Roman"/>
     </w:rPr>
   </w:style>
-  <w:style w:type="character" w:styleId="Fett">
+  <w:style w:type="character" w:styleId="Strong">
     <w:name w:val="Strong"/>
-    <w:basedOn w:val="Absatz-Standardschriftart"/>
+    <w:basedOn w:val="DefaultParagraphFont"/>
     <w:uiPriority w:val="22"/>
     <w:qFormat/>
-    <w:rsid w:val="001D0773"/>
+    <w:rsid w:val="001d0773"/>
     <w:rPr>
       <w:b/>
       <w:bCs/>
     </w:rPr>
   </w:style>
-  <w:style w:type="character" w:customStyle="1" w:styleId="berschrift6Zchn">
+  <w:style w:type="character" w:styleId="Berschrift6Zchn" w:customStyle="1">
     <w:name w:val="Überschrift 6 Zchn"/>
-    <w:basedOn w:val="Absatz-Standardschriftart"/>
-    <w:link w:val="berschrift6"/>
+    <w:basedOn w:val="DefaultParagraphFont"/>
     <w:qFormat/>
     <w:rsid w:val="00524032"/>
     <w:rPr>
-      <w:rFonts w:ascii="Arial" w:eastAsia="SimSun" w:hAnsi="Arial" w:cs="Arial"/>
+      <w:rFonts w:ascii="Arial" w:hAnsi="Arial" w:eastAsia="SimSun" w:cs="Arial"/>
       <w:b/>
       <w:bCs/>
       <w:sz w:val="22"/>
@@ -7358,7 +7249,7 @@
       <w:lang w:val="en-US" w:eastAsia="zh-CN" w:bidi="hi-IN"/>
     </w:rPr>
   </w:style>
-  <w:style w:type="character" w:customStyle="1" w:styleId="Heading6CharChar">
+  <w:style w:type="character" w:styleId="Heading6CharChar" w:customStyle="1">
     <w:name w:val="Heading 6 Char Char"/>
     <w:qFormat/>
     <w:rsid w:val="00524032"/>
@@ -7371,60 +7262,68 @@
       <w:lang w:val="en-US" w:bidi="ar-SA"/>
     </w:rPr>
   </w:style>
-  <w:style w:type="character" w:customStyle="1" w:styleId="EndnotentextZchn">
+  <w:style w:type="character" w:styleId="EndnotentextZchn" w:customStyle="1">
     <w:name w:val="Endnotentext Zchn"/>
-    <w:basedOn w:val="Absatz-Standardschriftart"/>
-    <w:link w:val="Endnotentext"/>
+    <w:basedOn w:val="DefaultParagraphFont"/>
+    <w:link w:val="Endnote"/>
     <w:uiPriority w:val="99"/>
     <w:semiHidden/>
     <w:qFormat/>
-    <w:rsid w:val="008838D2"/>
+    <w:rsid w:val="008838d2"/>
     <w:rPr>
-      <w:rFonts w:ascii="Times New Roman" w:eastAsia="Times New Roman" w:hAnsi="Times New Roman" w:cs="Times New Roman"/>
+      <w:rFonts w:ascii="Times New Roman" w:hAnsi="Times New Roman" w:eastAsia="Times New Roman" w:cs="Times New Roman"/>
       <w:sz w:val="20"/>
       <w:szCs w:val="20"/>
     </w:rPr>
   </w:style>
   <w:style w:type="character" w:styleId="Endnotenzeichen">
-    <w:name w:val="endnote reference"/>
+    <w:name w:val="Endnotenzeichen"/>
+    <w:qFormat/>
     <w:rPr>
       <w:vertAlign w:val="superscript"/>
     </w:rPr>
   </w:style>
-  <w:style w:type="paragraph" w:customStyle="1" w:styleId="berschrift">
+  <w:style w:type="character" w:styleId="Endnotenanker">
+    <w:name w:val="Endnote Reference"/>
+    <w:rPr>
+      <w:vertAlign w:val="superscript"/>
+    </w:rPr>
+  </w:style>
+  <w:style w:type="paragraph" w:styleId="Berschrift" w:customStyle="1">
     <w:name w:val="Überschrift"/>
-    <w:basedOn w:val="Standard"/>
+    <w:basedOn w:val="Normal"/>
     <w:next w:val="Textkrper"/>
     <w:qFormat/>
     <w:pPr>
-      <w:keepNext/>
+      <w:keepNext w:val="true"/>
       <w:spacing w:before="240" w:after="120"/>
     </w:pPr>
     <w:rPr>
-      <w:rFonts w:ascii="Liberation Sans" w:eastAsia="Microsoft YaHei" w:hAnsi="Liberation Sans" w:cs="Arial"/>
+      <w:rFonts w:ascii="Liberation Sans" w:hAnsi="Liberation Sans" w:eastAsia="Microsoft YaHei" w:cs="Arial"/>
       <w:sz w:val="28"/>
       <w:szCs w:val="28"/>
     </w:rPr>
   </w:style>
   <w:style w:type="paragraph" w:styleId="Textkrper">
     <w:name w:val="Body Text"/>
-    <w:basedOn w:val="Standard"/>
+    <w:basedOn w:val="Normal"/>
     <w:link w:val="TextkrperZchn"/>
     <w:uiPriority w:val="99"/>
     <w:semiHidden/>
     <w:unhideWhenUsed/>
-    <w:rsid w:val="006F7910"/>
+    <w:rsid w:val="006f7910"/>
     <w:pPr>
-      <w:spacing w:after="120"/>
+      <w:spacing w:before="0" w:after="120"/>
     </w:pPr>
+    <w:rPr/>
   </w:style>
-  <w:style w:type="paragraph" w:styleId="Liste">
+  <w:style w:type="paragraph" w:styleId="Aufzhlung">
     <w:name w:val="List"/>
     <w:basedOn w:val="Textkrper"/>
-    <w:rsid w:val="006F7910"/>
+    <w:rsid w:val="006f7910"/>
     <w:pPr>
-      <w:widowControl w:val="0"/>
-      <w:spacing w:line="276" w:lineRule="auto"/>
+      <w:widowControl w:val="false"/>
+      <w:spacing w:lineRule="auto" w:line="276"/>
     </w:pPr>
     <w:rPr>
       <w:rFonts w:eastAsia="SimSun" w:cs="Mangal"/>
@@ -7432,8 +7331,35 @@
     </w:rPr>
   </w:style>
   <w:style w:type="paragraph" w:styleId="Beschriftung">
+    <w:name w:val="Caption"/>
+    <w:basedOn w:val="Normal"/>
+    <w:qFormat/>
+    <w:pPr>
+      <w:suppressLineNumbers/>
+      <w:spacing w:before="120" w:after="120"/>
+    </w:pPr>
+    <w:rPr>
+      <w:rFonts w:cs="Arial"/>
+      <w:i/>
+      <w:iCs/>
+      <w:sz w:val="24"/>
+      <w:szCs w:val="24"/>
+    </w:rPr>
+  </w:style>
+  <w:style w:type="paragraph" w:styleId="Verzeichnis" w:customStyle="1">
+    <w:name w:val="Verzeichnis"/>
+    <w:basedOn w:val="Normal"/>
+    <w:qFormat/>
+    <w:pPr>
+      <w:suppressLineNumbers/>
+    </w:pPr>
+    <w:rPr>
+      <w:rFonts w:cs="Arial"/>
+    </w:rPr>
+  </w:style>
+  <w:style w:type="paragraph" w:styleId="Caption">
     <w:name w:val="caption"/>
-    <w:basedOn w:val="Standard"/>
+    <w:basedOn w:val="Normal"/>
     <w:qFormat/>
     <w:pPr>
       <w:suppressLineNumbers/>
@@ -7445,84 +7371,78 @@
       <w:iCs/>
     </w:rPr>
   </w:style>
-  <w:style w:type="paragraph" w:customStyle="1" w:styleId="Verzeichnis">
-    <w:name w:val="Verzeichnis"/>
-    <w:basedOn w:val="Standard"/>
+  <w:style w:type="paragraph" w:styleId="Kopf-undFuzeile" w:customStyle="1">
+    <w:name w:val="Kopf- und Fußzeile"/>
+    <w:basedOn w:val="Normal"/>
     <w:qFormat/>
-    <w:pPr>
-      <w:suppressLineNumbers/>
-    </w:pPr>
-    <w:rPr>
-      <w:rFonts w:cs="Arial"/>
-    </w:rPr>
-  </w:style>
-  <w:style w:type="paragraph" w:customStyle="1" w:styleId="Kopf-undFuzeile">
-    <w:name w:val="Kopf- und Fußzeile"/>
-    <w:basedOn w:val="Standard"/>
-    <w:qFormat/>
+    <w:pPr/>
+    <w:rPr/>
   </w:style>
   <w:style w:type="paragraph" w:styleId="Kopfzeile">
-    <w:name w:val="header"/>
-    <w:basedOn w:val="Standard"/>
+    <w:name w:val="Header"/>
+    <w:basedOn w:val="Normal"/>
     <w:link w:val="KopfzeileZchn"/>
     <w:uiPriority w:val="99"/>
     <w:unhideWhenUsed/>
-    <w:rsid w:val="006B09EF"/>
+    <w:rsid w:val="006b09ef"/>
     <w:pPr>
       <w:tabs>
-        <w:tab w:val="center" w:pos="4536"/>
-        <w:tab w:val="right" w:pos="9072"/>
+        <w:tab w:val="clear" w:pos="708"/>
+        <w:tab w:val="center" w:pos="4536" w:leader="none"/>
+        <w:tab w:val="right" w:pos="9072" w:leader="none"/>
       </w:tabs>
     </w:pPr>
     <w:rPr>
-      <w:rFonts w:asciiTheme="minorHAnsi" w:eastAsiaTheme="minorEastAsia" w:hAnsiTheme="minorHAnsi" w:cstheme="minorBidi"/>
+      <w:rFonts w:ascii="Cambria" w:hAnsi="Cambria" w:eastAsia="ＭＳ 明朝" w:cs="" w:asciiTheme="minorHAnsi" w:cstheme="minorBidi" w:eastAsiaTheme="minorEastAsia" w:hAnsiTheme="minorHAnsi"/>
       <w:lang w:val="en-US"/>
     </w:rPr>
   </w:style>
   <w:style w:type="paragraph" w:styleId="Fuzeile">
-    <w:name w:val="footer"/>
-    <w:basedOn w:val="Standard"/>
+    <w:name w:val="Footer"/>
+    <w:basedOn w:val="Normal"/>
     <w:link w:val="FuzeileZchn"/>
     <w:uiPriority w:val="99"/>
     <w:unhideWhenUsed/>
-    <w:rsid w:val="006B09EF"/>
+    <w:rsid w:val="006b09ef"/>
     <w:pPr>
       <w:tabs>
-        <w:tab w:val="center" w:pos="4536"/>
-        <w:tab w:val="right" w:pos="9072"/>
+        <w:tab w:val="clear" w:pos="708"/>
+        <w:tab w:val="center" w:pos="4536" w:leader="none"/>
+        <w:tab w:val="right" w:pos="9072" w:leader="none"/>
       </w:tabs>
     </w:pPr>
     <w:rPr>
-      <w:rFonts w:asciiTheme="minorHAnsi" w:eastAsiaTheme="minorEastAsia" w:hAnsiTheme="minorHAnsi" w:cstheme="minorBidi"/>
+      <w:rFonts w:ascii="Cambria" w:hAnsi="Cambria" w:eastAsia="ＭＳ 明朝" w:cs="" w:asciiTheme="minorHAnsi" w:cstheme="minorBidi" w:eastAsiaTheme="minorEastAsia" w:hAnsiTheme="minorHAnsi"/>
       <w:lang w:val="en-US"/>
     </w:rPr>
   </w:style>
-  <w:style w:type="paragraph" w:styleId="Sprechblasentext">
+  <w:style w:type="paragraph" w:styleId="BalloonText">
     <w:name w:val="Balloon Text"/>
-    <w:basedOn w:val="Standard"/>
+    <w:basedOn w:val="Normal"/>
     <w:link w:val="SprechblasentextZchn"/>
     <w:uiPriority w:val="99"/>
     <w:semiHidden/>
     <w:unhideWhenUsed/>
     <w:qFormat/>
-    <w:rsid w:val="006B09EF"/>
+    <w:rsid w:val="006b09ef"/>
+    <w:pPr/>
     <w:rPr>
-      <w:rFonts w:ascii="Lucida Grande" w:eastAsiaTheme="minorEastAsia" w:hAnsi="Lucida Grande" w:cs="Lucida Grande"/>
+      <w:rFonts w:ascii="Lucida Grande" w:hAnsi="Lucida Grande" w:eastAsia="ＭＳ 明朝" w:cs="Lucida Grande" w:eastAsiaTheme="minorEastAsia"/>
       <w:sz w:val="18"/>
       <w:szCs w:val="18"/>
       <w:lang w:val="en-US"/>
     </w:rPr>
   </w:style>
-  <w:style w:type="paragraph" w:styleId="Listenabsatz">
+  <w:style w:type="paragraph" w:styleId="ListParagraph">
     <w:name w:val="List Paragraph"/>
-    <w:basedOn w:val="Standard"/>
+    <w:basedOn w:val="Normal"/>
     <w:uiPriority w:val="34"/>
     <w:qFormat/>
-    <w:rsid w:val="001D0773"/>
+    <w:rsid w:val="001d0773"/>
     <w:pPr>
-      <w:widowControl w:val="0"/>
-      <w:spacing w:after="200" w:line="276" w:lineRule="auto"/>
-      <w:ind w:left="720"/>
+      <w:widowControl w:val="false"/>
+      <w:spacing w:lineRule="auto" w:line="276" w:before="0" w:after="200"/>
+      <w:ind w:left="720" w:hanging="0"/>
       <w:contextualSpacing/>
     </w:pPr>
     <w:rPr>
@@ -7531,38 +7451,40 @@
       <w:lang w:eastAsia="zh-CN" w:bidi="hi-IN"/>
     </w:rPr>
   </w:style>
-  <w:style w:type="paragraph" w:customStyle="1" w:styleId="a">
+  <w:style w:type="paragraph" w:styleId="Style13" w:customStyle="1">
     <w:name w:val="Нумерований список"/>
-    <w:basedOn w:val="Standard"/>
+    <w:basedOn w:val="Normal"/>
     <w:qFormat/>
     <w:rsid w:val="00524032"/>
     <w:pPr>
-      <w:widowControl w:val="0"/>
+      <w:widowControl w:val="false"/>
       <w:tabs>
-        <w:tab w:val="left" w:pos="360"/>
-        <w:tab w:val="left" w:pos="709"/>
+        <w:tab w:val="clear" w:pos="708"/>
+        <w:tab w:val="left" w:pos="360" w:leader="none"/>
+        <w:tab w:val="left" w:pos="709" w:leader="none"/>
       </w:tabs>
-      <w:spacing w:after="200" w:line="276" w:lineRule="auto"/>
+      <w:spacing w:lineRule="auto" w:line="276" w:before="0" w:after="200"/>
       <w:ind w:left="360" w:hanging="360"/>
       <w:jc w:val="both"/>
     </w:pPr>
     <w:rPr>
-      <w:rFonts w:ascii="Arial" w:eastAsia="SimSun" w:hAnsi="Arial" w:cs="Arial"/>
+      <w:rFonts w:ascii="Arial" w:hAnsi="Arial" w:eastAsia="SimSun" w:cs="Arial"/>
       <w:lang w:val="en-US" w:eastAsia="zh-CN" w:bidi="hi-IN"/>
     </w:rPr>
   </w:style>
-  <w:style w:type="paragraph" w:customStyle="1" w:styleId="3">
+  <w:style w:type="paragraph" w:styleId="3" w:customStyle="1">
     <w:name w:val="Маркований список 3"/>
-    <w:basedOn w:val="Standard"/>
+    <w:basedOn w:val="Normal"/>
     <w:qFormat/>
     <w:rsid w:val="00524032"/>
     <w:pPr>
-      <w:widowControl w:val="0"/>
+      <w:widowControl w:val="false"/>
       <w:tabs>
-        <w:tab w:val="left" w:pos="709"/>
-        <w:tab w:val="left" w:pos="1080"/>
+        <w:tab w:val="clear" w:pos="708"/>
+        <w:tab w:val="left" w:pos="709" w:leader="none"/>
+        <w:tab w:val="left" w:pos="1080" w:leader="none"/>
       </w:tabs>
-      <w:spacing w:after="200" w:line="276" w:lineRule="auto"/>
+      <w:spacing w:lineRule="auto" w:line="276" w:before="0" w:after="200"/>
       <w:ind w:left="1080" w:hanging="360"/>
     </w:pPr>
     <w:rPr>
@@ -7570,31 +7492,53 @@
       <w:lang w:val="en-US" w:eastAsia="zh-CN" w:bidi="hi-IN"/>
     </w:rPr>
   </w:style>
-  <w:style w:type="paragraph" w:styleId="Endnotentext">
-    <w:name w:val="endnote text"/>
-    <w:basedOn w:val="Standard"/>
+  <w:style w:type="paragraph" w:styleId="Endnote">
+    <w:name w:val="Endnote Text"/>
+    <w:basedOn w:val="Normal"/>
     <w:link w:val="EndnotentextZchn"/>
     <w:uiPriority w:val="99"/>
     <w:semiHidden/>
     <w:unhideWhenUsed/>
-    <w:rsid w:val="008838D2"/>
+    <w:rsid w:val="008838d2"/>
+    <w:pPr/>
     <w:rPr>
       <w:sz w:val="20"/>
       <w:szCs w:val="20"/>
     </w:rPr>
   </w:style>
+  <w:style w:type="numbering" w:styleId="NoList" w:default="1">
+    <w:name w:val="No List"/>
+    <w:uiPriority w:val="99"/>
+    <w:semiHidden/>
+    <w:unhideWhenUsed/>
+    <w:qFormat/>
+  </w:style>
+  <w:style w:type="table" w:default="1" w:styleId="NormaleTabelle">
+    <w:name w:val="Normal Table"/>
+    <w:uiPriority w:val="99"/>
+    <w:semiHidden/>
+    <w:unhideWhenUsed/>
+    <w:tblPr>
+      <w:tblCellMar>
+        <w:top w:w="0" w:type="dxa"/>
+        <w:left w:w="108" w:type="dxa"/>
+        <w:bottom w:w="0" w:type="dxa"/>
+        <w:right w:w="108" w:type="dxa"/>
+      </w:tblCellMar>
+    </w:tblPr>
+  </w:style>
   <w:style w:type="table" w:styleId="Tabellenraster">
     <w:name w:val="Table Grid"/>
     <w:basedOn w:val="NormaleTabelle"/>
-    <w:rsid w:val="006B09EF"/>
+    <w:rsid w:val="006b09ef"/>
     <w:tblPr>
       <w:tblBorders>
-        <w:top w:val="single" w:sz="4" w:space="0" w:color="auto"/>
-        <w:left w:val="single" w:sz="4" w:space="0" w:color="auto"/>
-        <w:bottom w:val="single" w:sz="4" w:space="0" w:color="auto"/>
-        <w:right w:val="single" w:sz="4" w:space="0" w:color="auto"/>
-        <w:insideH w:val="single" w:sz="4" w:space="0" w:color="auto"/>
-        <w:insideV w:val="single" w:sz="4" w:space="0" w:color="auto"/>
+        <w:top w:val="single" w:color="auto" w:sz="4" w:space="0"/>
+        <w:left w:val="single" w:color="auto" w:sz="4" w:space="0"/>
+        <w:bottom w:val="single" w:color="auto" w:sz="4" w:space="0"/>
+        <w:right w:val="single" w:color="auto" w:sz="4" w:space="0"/>
+        <w:insideH w:val="single" w:color="auto" w:sz="4" w:space="0"/>
+        <w:insideV w:val="single" w:color="auto" w:sz="4" w:space="0"/>
       </w:tblBorders>
     </w:tblPr>
   </w:style>
